--- a/index.docx
+++ b/index.docx
@@ -197,7 +197,7 @@
         <w:t xml:space="preserve">alone explaining 57% of the variance, whereas STP models showed no predictive power. We conclude that while traditional STPs remain adequate for short-term within-field fertility, kinetic parameters serve as a vastly superior functional proxy for assessing the long-term P status and sustainability of agricultural soils.</w:t>
       </w:r>
     </w:p>
-    <w:bookmarkStart w:id="13" w:name="introduction"/>
+    <w:bookmarkStart w:id="14" w:name="introduction"/>
     <w:p>
       <w:pPr>
         <w:pStyle w:val="Heading1"/>
@@ -206,13 +206,13 @@
         <w:t xml:space="preserve">1. Introduction</w:t>
       </w:r>
     </w:p>
-    <w:bookmarkStart w:id="9" w:name="the-complexity-of-phosphorus"/>
+    <w:bookmarkStart w:id="9" w:name="the-agronomic-dilemma-of-phosphorus"/>
     <w:p>
       <w:pPr>
         <w:pStyle w:val="Heading2"/>
       </w:pPr>
       <w:r>
-        <w:t xml:space="preserve">1.1 The Complexity of Phosphorus</w:t>
+        <w:t xml:space="preserve">1.1 The Agronomic Dilemma of Phosphorus</w:t>
       </w:r>
     </w:p>
     <w:p>
@@ -220,47 +220,7 @@
         <w:pStyle w:val="FirstParagraph"/>
       </w:pPr>
       <w:r>
-        <w:t xml:space="preserve">Phosphorus (P) is an essential macronutrient for all known life, forming a critical part of DNA and energy-transfer molecules</w:t>
-      </w:r>
-      <w:r>
-        <w:t xml:space="preserve"> </w:t>
-      </w:r>
-      <w:r>
-        <w:t xml:space="preserve">(Berg et al., 2019; National Institutes of Health, Office of Dietary Supplements, 2023; Nelson et al., 2021)</w:t>
-      </w:r>
-      <w:r>
-        <w:t xml:space="preserve">. In soils—where organic, mineral, and aqueous phases interface—its behavior is complex. In the presence of oxygen, P exists almost exclusively as orthophosphate (</w:t>
-      </w:r>
-      <m:oMath>
-        <m:r>
-          <m:t>P</m:t>
-        </m:r>
-        <m:sSubSup>
-          <m:e>
-            <m:r>
-              <m:t>O</m:t>
-            </m:r>
-          </m:e>
-          <m:sub>
-            <m:r>
-              <m:t>4</m:t>
-            </m:r>
-          </m:sub>
-          <m:sup>
-            <m:r>
-              <m:t>3</m:t>
-            </m:r>
-            <m:r>
-              <m:rPr>
-                <m:sty m:val="p"/>
-              </m:rPr>
-              <m:t>−</m:t>
-            </m:r>
-          </m:sup>
-        </m:sSubSup>
-      </m:oMath>
-      <w:r>
-        <w:t xml:space="preserve">) and its protonated forms (</w:t>
+        <w:t xml:space="preserve">Phosphorus (P) is an essential macronutrient for all life, yet its management in agricultural systems presents a profound dilemma. In the soil solution, P exists almost exclusively as highly reactive orthophosphate anions (</w:t>
       </w:r>
       <m:oMath>
         <m:r>
@@ -340,88 +300,170 @@
         </m:sSubSup>
       </m:oMath>
       <w:r>
-        <w:t xml:space="preserve">), depending on the soil pH</w:t>
-      </w:r>
-      <w:r>
-        <w:t xml:space="preserve"> </w:t>
-      </w:r>
-      <w:r>
-        <w:t xml:space="preserve">(Brady &amp; Weil, 2016; Sparks, 2003)</w:t>
-      </w:r>
-      <w:r>
-        <w:t xml:space="preserve">. These dissolved phosphate species are highly reactive; they are subject to adsorption onto the surfaces of clays and oxides and can precipitate with cations like calcium, iron, and aluminum to form minerals with low solubility</w:t>
-      </w:r>
-      <w:r>
-        <w:t xml:space="preserve"> </w:t>
-      </w:r>
-      <w:r>
-        <w:t xml:space="preserve">(Bohn et al., 2002; Hinsinger, 2001; Sposito, 2008)</w:t>
-      </w:r>
-      <w:r>
-        <w:t xml:space="preserve">. Consequently, while total soil P concentrations can be substantial, often ranging from 200 to 3000 mg kg⁻¹, the concentration of orthophosphate in the soil solution—the form directly acquired by plant roots—is typically minuscule, often in the range of 0.001 to 1 mg L⁻¹. This vast difference between the total phosphorus stock and the infinitesimally small plant-available pool represents a central challenge for global agricultural productivity</w:t>
-      </w:r>
-      <w:r>
-        <w:t xml:space="preserve"> </w:t>
-      </w:r>
-      <w:r>
-        <w:t xml:space="preserve">(Brady &amp; Weil, 2016; Holford, 1997; Sposito, 2008)</w:t>
-      </w:r>
-      <w:r>
-        <w:t xml:space="preserve">. This creates a profound agronomic and environmental dilemma: while the majority of applied P fertilizer is rapidly immobilized in the soil and remains unavailable to crops, the fraction that is lost from fields via runoff and erosion becomes a potent environmental pollutant. This fugitive P is a primary driver of eutrophication in freshwater ecosystems, which are often naturally P-limited</w:t>
-      </w:r>
-      <w:r>
-        <w:t xml:space="preserve"> </w:t>
-      </w:r>
-      <w:r>
-        <w:t xml:space="preserve">Sharpley et al. (2003)</w:t>
-      </w:r>
-      <w:r>
-        <w:t xml:space="preserve">.</w:t>
+        <w:t xml:space="preserve">). These dissolved species are rapidly immobilized—either adsorbed onto the surfaces of clays and metal oxides or precipitated with cations like calcium, iron, and aluminum to form minerals of low solubility</w:t>
+      </w:r>
+      <w:r>
+        <w:t xml:space="preserve"> </w:t>
+      </w:r>
+      <w:r>
+        <w:t xml:space="preserve">(Brady &amp; Weil, 2016; Sposito, 2008)</w:t>
+      </w:r>
+      <w:r>
+        <w:t xml:space="preserve">. Consequently, the total soil P stock is vast, but the infinitesimally small fraction dissolved in the soil solution—the only form directly available to plant roots—is highly transient.</w:t>
+      </w:r>
+    </w:p>
+    <w:bookmarkEnd w:id="9"/>
+    <w:bookmarkStart w:id="11" w:name="X891fb8519b925108acbdb365f8a4ecd93eedf25"/>
+    <w:p>
+      <w:pPr>
+        <w:pStyle w:val="Heading2"/>
+      </w:pPr>
+      <w:r>
+        <w:t xml:space="preserve">1.2 Conceptual Frameworks vs. Operational Definitions</w:t>
       </w:r>
     </w:p>
     <w:p>
       <w:pPr>
-        <w:pStyle w:val="BodyText"/>
-      </w:pPr>
+        <w:pStyle w:val="FirstParagraph"/>
+      </w:pPr>
+      <w:r>
+        <w:t xml:space="preserve">To conceptualize plant P availability, soil science relies on three fundamental thermodynamic and mass-balance parameters</w:t>
+      </w:r>
+      <w:r>
+        <w:t xml:space="preserve"> </w:t>
+      </w:r>
+      <w:r>
+        <w:t xml:space="preserve">(Frossard et al., 2000)</w:t>
+      </w:r>
+      <w:r>
+        <w:t xml:space="preserve">:</w:t>
+      </w:r>
+      <w:r>
+        <w:t xml:space="preserve"> </w:t>
+      </w:r>
+      <w:r>
+        <w:t xml:space="preserve">1.</w:t>
+      </w:r>
+      <w:r>
+        <w:t xml:space="preserve"> </w:t>
+      </w:r>
       <w:r>
         <w:rPr>
           <w:b/>
           <w:bCs/>
         </w:rPr>
-        <w:t xml:space="preserve">Soil organic matter (SOM) adds another layer of complexity to these interactions.</w:t>
-      </w:r>
-      <w:r>
-        <w:t xml:space="preserve"> </w:t>
-      </w:r>
-      <w:r>
-        <w:t xml:space="preserve">Organic acids released during the decomposition of SOM can compete with phosphate for the same adsorption sites on mineral surfaces, which can increase P concentrations in the soil solution. Furthermore, humic substances can form stable complexes with cations like Al³⁺ and Fe³⁺, preventing them from precipitating phosphate and thereby enhancing its availability</w:t>
-      </w:r>
-      <w:r>
-        <w:t xml:space="preserve"> </w:t>
-      </w:r>
-      <w:r>
-        <w:t xml:space="preserve">(Gerke, 2010; Stevenson, 1994)</w:t>
-      </w:r>
-      <w:r>
-        <w:t xml:space="preserve">.</w:t>
-      </w:r>
-    </w:p>
-    <w:bookmarkEnd w:id="9"/>
-    <w:bookmarkStart w:id="10" w:name="X90347e8b4dc365a5eb8cb51b623f41ad652a9ff"/>
-    <w:p>
-      <w:pPr>
-        <w:pStyle w:val="Heading2"/>
-      </w:pPr>
-      <w:r>
-        <w:t xml:space="preserve">1.2 From Static Measurements to Dynamic Understanding</w:t>
+        <w:t xml:space="preserve">P-Intensity (</w:t>
+      </w:r>
+      <m:oMath>
+        <m:r>
+          <m:t>I</m:t>
+        </m:r>
+      </m:oMath>
+      <w:r>
+        <w:rPr>
+          <w:b/>
+          <w:bCs/>
+        </w:rPr>
+        <w:t xml:space="preserve">):</w:t>
+      </w:r>
+      <w:r>
+        <w:t xml:space="preserve"> </w:t>
+      </w:r>
+      <w:r>
+        <w:t xml:space="preserve">The concentration (or more accurately, the chemical activity) of P in the soil solution at any given moment.</w:t>
+      </w:r>
+      <w:r>
+        <w:t xml:space="preserve"> </w:t>
+      </w:r>
+      <w:r>
+        <w:t xml:space="preserve">2.</w:t>
+      </w:r>
+      <w:r>
+        <w:t xml:space="preserve"> </w:t>
+      </w:r>
+      <w:r>
+        <w:rPr>
+          <w:b/>
+          <w:bCs/>
+        </w:rPr>
+        <w:t xml:space="preserve">P-Quantity or Capacity (</w:t>
+      </w:r>
+      <m:oMath>
+        <m:r>
+          <m:t>Q</m:t>
+        </m:r>
+      </m:oMath>
+      <w:r>
+        <w:rPr>
+          <w:b/>
+          <w:bCs/>
+        </w:rPr>
+        <w:t xml:space="preserve">):</w:t>
+      </w:r>
+      <w:r>
+        <w:t xml:space="preserve"> </w:t>
+      </w:r>
+      <w:r>
+        <w:t xml:space="preserve">The pool of solid-phase P that is readily desorbable and can replenish the soil solution.</w:t>
+      </w:r>
+      <w:r>
+        <w:t xml:space="preserve"> </w:t>
+      </w:r>
+      <w:r>
+        <w:t xml:space="preserve">3.</w:t>
+      </w:r>
+      <w:r>
+        <w:t xml:space="preserve"> </w:t>
+      </w:r>
+      <w:r>
+        <w:rPr>
+          <w:b/>
+          <w:bCs/>
+        </w:rPr>
+        <w:t xml:space="preserve">Phosphorus Buffering Capacity (PBC):</w:t>
+      </w:r>
+      <w:r>
+        <w:t xml:space="preserve"> </w:t>
+      </w:r>
+      <w:r>
+        <w:t xml:space="preserve">The resistance of the soil to changes in P-Intensity, typically represented as the ratio of change in Quantity to change in Intensity (</w:t>
+      </w:r>
+      <m:oMath>
+        <m:r>
+          <m:rPr>
+            <m:sty m:val="p"/>
+          </m:rPr>
+          <m:t>Δ</m:t>
+        </m:r>
+        <m:r>
+          <m:t>Q</m:t>
+        </m:r>
+        <m:r>
+          <m:rPr>
+            <m:sty m:val="p"/>
+          </m:rPr>
+          <m:t>/</m:t>
+        </m:r>
+        <m:r>
+          <m:rPr>
+            <m:sty m:val="p"/>
+          </m:rPr>
+          <m:t>Δ</m:t>
+        </m:r>
+        <m:r>
+          <m:t>I</m:t>
+        </m:r>
+      </m:oMath>
+      <w:r>
+        <w:t xml:space="preserve">).</w:t>
       </w:r>
     </w:p>
     <w:p>
       <w:pPr>
-        <w:pStyle w:val="FirstParagraph"/>
-      </w:pPr>
-      <w:r>
-        <w:t xml:space="preserve">To manage this challenge, soil testing methods were developed to estimate plant-available phosphorus. These tests are designed to measure two key components of P availability: the</w:t>
+        <w:pStyle w:val="BodyText"/>
+      </w:pPr>
+      <w:r>
+        <w:t xml:space="preserve">While these concepts are theoretically elegant, measuring them in natural soils is notoriously difficult. In practice, agronomic soil tests do not measure absolute thermodynamic states; rather, they rely on</w:t>
       </w:r>
       <w:r>
         <w:t xml:space="preserve"> </w:t>
@@ -431,254 +473,263 @@
           <w:b/>
           <w:bCs/>
         </w:rPr>
-        <w:t xml:space="preserve">intensity factor</w:t>
-      </w:r>
-      <w:r>
-        <w:t xml:space="preserve">, which is the concentration of P in the soil solution at a given moment, and the</w:t>
-      </w:r>
-      <w:r>
-        <w:t xml:space="preserve"> </w:t>
-      </w:r>
+        <w:t xml:space="preserve">operational definitions</w:t>
+      </w:r>
+      <w:r>
+        <w:t xml:space="preserve">. A soil test value is strictly defined by the specific chemical extractant used, the extraction time, and the soil-to-solution ratio.</w:t>
+      </w:r>
+    </w:p>
+    <w:bookmarkStart w:id="10" w:name="Xadea79f775ad1302a3396acc6c902ba41dc5333"/>
+    <w:p>
+      <w:pPr>
+        <w:pStyle w:val="Heading3"/>
+      </w:pPr>
+      <w:r>
+        <w:t xml:space="preserve">1.2.1 Extraction Mechanisms of Standard Soil Tests</w:t>
+      </w:r>
+    </w:p>
+    <w:p>
+      <w:pPr>
+        <w:pStyle w:val="FirstParagraph"/>
+      </w:pPr>
+      <w:r>
+        <w:t xml:space="preserve">Different standard methods target different physicochemical pools of P by employing distinct extraction mechanisms:</w:t>
+      </w:r>
+    </w:p>
+    <w:p>
+      <w:pPr>
+        <w:pStyle w:val="Compact"/>
+        <w:numPr>
+          <w:ilvl w:val="0"/>
+          <w:numId w:val="1001"/>
+        </w:numPr>
+      </w:pPr>
       <w:r>
         <w:rPr>
           <w:b/>
           <w:bCs/>
         </w:rPr>
-        <w:t xml:space="preserve">capacity factor</w:t>
-      </w:r>
-      <w:r>
-        <w:t xml:space="preserve">, which represents the pool of weakly adsorbed P that can readily replenish the soil solution</w:t>
-      </w:r>
-      <w:r>
-        <w:t xml:space="preserve"> </w:t>
-      </w:r>
-      <w:r>
-        <w:t xml:space="preserve">(Frossard et al., 2000)</w:t>
-      </w:r>
-      <w:r>
-        <w:t xml:space="preserve">. Traditional methods used in Switzerland and the surrounding DACH region, which are standardized by organizations like the</w:t>
-      </w:r>
-      <w:r>
-        <w:t xml:space="preserve"> </w:t>
-      </w:r>
+        <w:t xml:space="preserve">Olsen P (</w:t>
+      </w:r>
+      <m:oMath>
+        <m:r>
+          <m:t>N</m:t>
+        </m:r>
+        <m:r>
+          <m:t>a</m:t>
+        </m:r>
+        <m:r>
+          <m:t>H</m:t>
+        </m:r>
+        <m:r>
+          <m:t>C</m:t>
+        </m:r>
+        <m:sSub>
+          <m:e>
+            <m:r>
+              <m:t>O</m:t>
+            </m:r>
+          </m:e>
+          <m:sub>
+            <m:r>
+              <m:t>3</m:t>
+            </m:r>
+          </m:sub>
+        </m:sSub>
+      </m:oMath>
       <w:r>
         <w:rPr>
           <w:b/>
           <w:bCs/>
         </w:rPr>
-        <w:t xml:space="preserve">VDLUFA</w:t>
-      </w:r>
-      <w:r>
-        <w:t xml:space="preserve"> </w:t>
-      </w:r>
-      <w:r>
-        <w:t xml:space="preserve">(Verband Deutscher Landwirtschaftlicher Untersuchungs- und Forschungsanstalten) and form the basis of Swiss fertilization guidelines (</w:t>
+        <w:t xml:space="preserve">, pH 8.5):</w:t>
+      </w:r>
+      <w:r>
+        <w:t xml:space="preserve"> </w:t>
+      </w:r>
+      <w:r>
+        <w:t xml:space="preserve">This method primarily measures desorbable P. The high concentration of bicarbonate ions (</w:t>
+      </w:r>
+      <m:oMath>
+        <m:r>
+          <m:t>H</m:t>
+        </m:r>
+        <m:r>
+          <m:t>C</m:t>
+        </m:r>
+        <m:sSubSup>
+          <m:e>
+            <m:r>
+              <m:t>O</m:t>
+            </m:r>
+          </m:e>
+          <m:sub>
+            <m:r>
+              <m:t>3</m:t>
+            </m:r>
+          </m:sub>
+          <m:sup>
+            <m:r>
+              <m:rPr>
+                <m:sty m:val="p"/>
+              </m:rPr>
+              <m:t>−</m:t>
+            </m:r>
+          </m:sup>
+        </m:sSubSup>
+      </m:oMath>
+      <w:r>
+        <w:t xml:space="preserve">) outcompetes orthophosphate for adsorption sites on soil surfaces, effectively exchanging and releasing sorbed P into the solution</w:t>
+      </w:r>
+      <w:r>
+        <w:t xml:space="preserve"> </w:t>
+      </w:r>
+      <w:r>
+        <w:t xml:space="preserve">(</w:t>
       </w:r>
       <w:r>
         <w:rPr>
           <w:b/>
           <w:bCs/>
         </w:rPr>
-        <w:t xml:space="preserve">GRUD</w:t>
-      </w:r>
-      <w:r>
-        <w:t xml:space="preserve">; Grundlagen für die Düngung), often employ a dual-method approach. This strategy is designed to assess both the P-intensity and P-capacity factors separately by using a combination of weak and strong extractants. Weak extractants, such as CO₂-saturated water, are intended to measure the readily available P in the soil solution (intensity). In contrast, stronger, often chelate-based extractants like ammonium acetate EDTA (AAE10) or calcium-acetate-lactate (CAL) are used to estimate the more tightly bound, resupply pool of phosphorus (capacity)</w:t>
-      </w:r>
-      <w:r>
-        <w:t xml:space="preserve"> </w:t>
-      </w:r>
-      <w:r>
-        <w:t xml:space="preserve">(Forschungsanstalt für Agrarökologie und Landbau (FAL), 1996; Verband Deutscher Landwirtschaftlicher Untersuchungs- und Forschungsanstalten (VDLUFA), 2000)</w:t>
-      </w:r>
-      <w:r>
-        <w:t xml:space="preserve">. While this dual approach is logical, other international standards, such as the widely used Olsen-P method, rely on a single extraction to provide an index of plant-available P</w:t>
-      </w:r>
-      <w:r>
-        <w:t xml:space="preserve"> </w:t>
-      </w:r>
-      <w:r>
-        <w:t xml:space="preserve">(</w:t>
-      </w:r>
+        <w:t xml:space="preserve">Olsen1954?</w:t>
+      </w:r>
+      <w:r>
+        <w:t xml:space="preserve">)</w:t>
+      </w:r>
+      <w:r>
+        <w:t xml:space="preserve">.</w:t>
+      </w:r>
+    </w:p>
+    <w:p>
+      <w:pPr>
+        <w:pStyle w:val="Compact"/>
+        <w:numPr>
+          <w:ilvl w:val="0"/>
+          <w:numId w:val="1001"/>
+        </w:numPr>
+      </w:pPr>
       <w:r>
         <w:rPr>
           <w:b/>
           <w:bCs/>
         </w:rPr>
-        <w:t xml:space="preserve">Olsen1954?</w:t>
-      </w:r>
-      <w:r>
-        <w:t xml:space="preserve">)</w:t>
-      </w:r>
-      <w:r>
-        <w:t xml:space="preserve">. Although these static tests are invaluable for basic fertility assessment, they do not capture the dynamic nature of P supply. A crucial missing piece of information is the rate at which P is replenished into the soil solution from the solid phase after being taken up by plant roots. This replenishment rate, or</w:t>
-      </w:r>
-      <w:r>
-        <w:t xml:space="preserve"> </w:t>
-      </w:r>
+        <w:t xml:space="preserve">P-AAE10 (Ammonium Acetate EDTA, pH 4.65):</w:t>
+      </w:r>
+      <w:r>
+        <w:t xml:space="preserve"> </w:t>
+      </w:r>
+      <w:r>
+        <w:t xml:space="preserve">This stronger extractant attacks both sorbed and precipitated P forms. The EDTA acts as a powerful chelating agent, binding cations (</w:t>
+      </w:r>
+      <m:oMath>
+        <m:r>
+          <m:t>C</m:t>
+        </m:r>
+        <m:sSup>
+          <m:e>
+            <m:r>
+              <m:t>a</m:t>
+            </m:r>
+          </m:e>
+          <m:sup>
+            <m:r>
+              <m:t>2</m:t>
+            </m:r>
+            <m:r>
+              <m:rPr>
+                <m:sty m:val="p"/>
+              </m:rPr>
+              <m:t>+</m:t>
+            </m:r>
+          </m:sup>
+        </m:sSup>
+      </m:oMath>
+      <w:r>
+        <w:t xml:space="preserve">,</w:t>
+      </w:r>
+      <w:r>
+        <w:t xml:space="preserve"> </w:t>
+      </w:r>
+      <m:oMath>
+        <m:r>
+          <m:t>F</m:t>
+        </m:r>
+        <m:sSup>
+          <m:e>
+            <m:r>
+              <m:t>e</m:t>
+            </m:r>
+          </m:e>
+          <m:sup>
+            <m:r>
+              <m:t>3</m:t>
+            </m:r>
+            <m:r>
+              <m:rPr>
+                <m:sty m:val="p"/>
+              </m:rPr>
+              <m:t>+</m:t>
+            </m:r>
+          </m:sup>
+        </m:sSup>
+      </m:oMath>
+      <w:r>
+        <w:t xml:space="preserve">,</w:t>
+      </w:r>
+      <w:r>
+        <w:t xml:space="preserve"> </w:t>
+      </w:r>
+      <m:oMath>
+        <m:r>
+          <m:t>A</m:t>
+        </m:r>
+        <m:sSup>
+          <m:e>
+            <m:r>
+              <m:t>l</m:t>
+            </m:r>
+          </m:e>
+          <m:sup>
+            <m:r>
+              <m:t>3</m:t>
+            </m:r>
+            <m:r>
+              <m:rPr>
+                <m:sty m:val="p"/>
+              </m:rPr>
+              <m:t>+</m:t>
+            </m:r>
+          </m:sup>
+        </m:sSup>
+      </m:oMath>
+      <w:r>
+        <w:t xml:space="preserve">) and thereby actively dissolving apatites and other P-bearing salts. Simultaneously, the acetate buffer facilitates the desorption of surface-bound P</w:t>
+      </w:r>
+      <w:r>
+        <w:t xml:space="preserve"> </w:t>
+      </w:r>
+      <w:r>
+        <w:t xml:space="preserve">(Forschungsanstalt für Agrarökologie und Landbau (FAL), 1996)</w:t>
+      </w:r>
+      <w:r>
+        <w:t xml:space="preserve">.</w:t>
+      </w:r>
+    </w:p>
+    <w:p>
+      <w:pPr>
+        <w:pStyle w:val="Compact"/>
+        <w:numPr>
+          <w:ilvl w:val="0"/>
+          <w:numId w:val="1001"/>
+        </w:numPr>
+      </w:pPr>
       <w:r>
         <w:rPr>
           <w:b/>
           <w:bCs/>
         </w:rPr>
-        <w:t xml:space="preserve">“kinetic factor”</w:t>
-      </w:r>
-      <w:r>
-        <w:t xml:space="preserve">, is vital for sustaining crop growth, especially during periods of high demand</w:t>
-      </w:r>
-      <w:r>
-        <w:t xml:space="preserve"> </w:t>
-      </w:r>
-      <w:r>
-        <w:t xml:space="preserve">Frossard et al. (2000)</w:t>
-      </w:r>
-      <w:r>
-        <w:t xml:space="preserve">.</w:t>
-      </w:r>
-    </w:p>
-    <w:p>
-      <w:pPr>
-        <w:pStyle w:val="BodyText"/>
-      </w:pPr>
-      <w:r>
-        <w:t xml:space="preserve">The importance of these dynamics is not a new concept. As early as 1982,</w:t>
-      </w:r>
-      <w:r>
-        <w:t xml:space="preserve"> </w:t>
-      </w:r>
-      <w:r>
-        <w:rPr>
-          <w:b/>
-          <w:bCs/>
-        </w:rPr>
-        <w:t xml:space="preserve">Flossmann and Richter</w:t>
-      </w:r>
-      <w:r>
-        <w:t xml:space="preserve"> </w:t>
-      </w:r>
-      <w:r>
-        <w:t xml:space="preserve">argued that characterizing the kinetics of P release was essential for refining fertilizer recommendations beyond what static tests alone could offer</w:t>
-      </w:r>
-      <w:r>
-        <w:t xml:space="preserve"> </w:t>
-      </w:r>
-      <w:r>
-        <w:t xml:space="preserve">(Flossmann &amp; Richter, 1982)</w:t>
-      </w:r>
-      <w:r>
-        <w:t xml:space="preserve">. Modern research has reinforced this view, showing that fertilization strategies based solely on maintaining a critical soil test P (STP) concentration can be inefficient</w:t>
-      </w:r>
-      <w:r>
-        <w:t xml:space="preserve"> </w:t>
-      </w:r>
-      <w:r>
-        <w:t xml:space="preserve">(McDowell &amp; Sharpley, 2001; Rowe et al., 2016)</w:t>
-      </w:r>
-      <w:r>
-        <w:t xml:space="preserve">. In Switzerland, this has led to the accumulation of</w:t>
-      </w:r>
-      <w:r>
-        <w:t xml:space="preserve"> </w:t>
-      </w:r>
-      <w:r>
-        <w:t xml:space="preserve">“legacy P”</w:t>
-      </w:r>
-      <w:r>
-        <w:t xml:space="preserve"> </w:t>
-      </w:r>
-      <w:r>
-        <w:t xml:space="preserve">in many agricultural soils. Additionally, understanding the release kinetics of this legacy P is key to both improving nutrient use efficiency and protecting water ecosystems and reserves</w:t>
-      </w:r>
-      <w:r>
-        <w:t xml:space="preserve"> </w:t>
-      </w:r>
-      <w:r>
-        <w:t xml:space="preserve">(Hirte et al., 2018)</w:t>
-      </w:r>
-      <w:r>
-        <w:t xml:space="preserve">. Furthermore, critical STP levels are not constant; they are influenced by pedoclimatic factors like soil texture and temperature, making a</w:t>
-      </w:r>
-      <w:r>
-        <w:t xml:space="preserve"> </w:t>
-      </w:r>
-      <w:r>
-        <w:t xml:space="preserve">“one-size-fits-all”</w:t>
-      </w:r>
-      <w:r>
-        <w:t xml:space="preserve"> </w:t>
-      </w:r>
-      <w:r>
-        <w:t xml:space="preserve">approach to fertilization suboptimal</w:t>
-      </w:r>
-      <w:r>
-        <w:t xml:space="preserve"> </w:t>
-      </w:r>
-      <w:r>
-        <w:t xml:space="preserve">(Bell et al., 2013; Hirte, Richner, et al., 2021; Sims &amp; Sharpley, 2005)</w:t>
-      </w:r>
-      <w:r>
-        <w:t xml:space="preserve">.</w:t>
-      </w:r>
-    </w:p>
-    <w:bookmarkEnd w:id="10"/>
-    <w:bookmarkStart w:id="12" w:name="objectives-and-research-questions"/>
-    <w:p>
-      <w:pPr>
-        <w:pStyle w:val="Heading2"/>
-      </w:pPr>
-      <w:r>
-        <w:t xml:space="preserve">1.3 Objectives and Research Questions</w:t>
-      </w:r>
-    </w:p>
-    <w:p>
-      <w:pPr>
-        <w:pStyle w:val="FirstParagraph"/>
-      </w:pPr>
-      <w:r>
-        <w:t xml:space="preserve">An ideal set of parameters for phosphorus (P) management must move beyond simple agronomic sufficiency to encompass both environmental stewardship and the biophysical realities of nutrient acquisition by plants. To be truly effective, such parameters must: (1) be sensitive to changes in the soil P status resulting from fertilizer inputs and crop removal (the P balance)</w:t>
-      </w:r>
-      <w:r>
-        <w:t xml:space="preserve"> </w:t>
-      </w:r>
-      <w:r>
-        <w:t xml:space="preserve">(Frossard et al., 2000; Johnston et al., 2001)</w:t>
-      </w:r>
-      <w:r>
-        <w:t xml:space="preserve">; (2) correlate with the risk of P loss to the environment (P export)</w:t>
-      </w:r>
-      <w:r>
-        <w:t xml:space="preserve"> </w:t>
-      </w:r>
-      <w:r>
-        <w:t xml:space="preserve">(Sharpley et al., 2000)</w:t>
-      </w:r>
-      <w:r>
-        <w:t xml:space="preserve">; and (3), most critically, reflect the kinetic nature of P supply to plant roots, which is governed by the slow diffusion of phosphate in the soil solution</w:t>
-      </w:r>
-      <w:r>
-        <w:t xml:space="preserve"> </w:t>
-      </w:r>
-      <w:r>
-        <w:t xml:space="preserve">(Kuang et al., 2012; Nye &amp; Tinker, 2000)</w:t>
-      </w:r>
-      <w:r>
-        <w:t xml:space="preserve">.</w:t>
-      </w:r>
-    </w:p>
-    <w:p>
-      <w:pPr>
-        <w:pStyle w:val="BodyText"/>
-      </w:pPr>
-      <w:r>
-        <w:t xml:space="preserve">This thesis hypothesizes that kinetic parameters describing P desorption, derived from a simple laboratory extraction, can serve as effective predictors for agronomic outcomes. To test this, soils were sourced from the long-term Swiss agricultural experiment STYCS</w:t>
-      </w:r>
-      <w:r>
-        <w:t xml:space="preserve"> </w:t>
-      </w:r>
-      <w:r>
-        <w:t xml:space="preserve">(Hirte, Stüssel, et al., 2021)</w:t>
-      </w:r>
-      <w:r>
-        <w:t xml:space="preserve">. The experiment’s multi-decade history has established stable P equilibria across a wide and deliberately created gradient of P availability (from 0% to 167% of recommended fertilization), allowing for robust modeling of crop responses. Furthermore, the trial encompasses six sites with diverse pedoclimatic conditions, ensuring that any findings have broad applicability across different Swiss agricultural landscapes. This study employs a modified version of the Flossmann &amp; Richter kinetic test to derive the desorption rate (k) and the desorbable P pool (</w:t>
+        <w:t xml:space="preserve">Water Extractions (</w:t>
       </w:r>
       <m:oMath>
         <m:sSub>
@@ -688,29 +739,44 @@
             </m:r>
           </m:e>
           <m:sub>
-            <m:r>
-              <m:t>d</m:t>
-            </m:r>
-            <m:r>
-              <m:t>e</m:t>
-            </m:r>
-            <m:r>
-              <m:t>s</m:t>
-            </m:r>
-            <m:r>
-              <m:t>o</m:t>
-            </m:r>
-            <m:r>
-              <m:t>r</m:t>
-            </m:r>
-            <m:r>
-              <m:t>b</m:t>
+            <m:sSub>
+              <m:e>
+                <m:r>
+                  <m:t>H</m:t>
+                </m:r>
+              </m:e>
+              <m:sub>
+                <m:r>
+                  <m:t>2</m:t>
+                </m:r>
+              </m:sub>
+            </m:sSub>
+            <m:r>
+              <m:t>O</m:t>
             </m:r>
           </m:sub>
         </m:sSub>
       </m:oMath>
       <w:r>
-        <w:t xml:space="preserve">). The performance of these new kinetic parameters will be compared against standard STP methods (</w:t>
+        <w:rPr>
+          <w:b/>
+          <w:bCs/>
+        </w:rPr>
+        <w:t xml:space="preserve"> </w:t>
+      </w:r>
+      <w:r>
+        <w:rPr>
+          <w:b/>
+          <w:bCs/>
+        </w:rPr>
+        <w:t xml:space="preserve">and</w:t>
+      </w:r>
+      <w:r>
+        <w:rPr>
+          <w:b/>
+          <w:bCs/>
+        </w:rPr>
+        <w:t xml:space="preserve"> </w:t>
       </w:r>
       <m:oMath>
         <m:sSub>
@@ -739,10 +805,136 @@
         </m:sSub>
       </m:oMath>
       <w:r>
-        <w:t xml:space="preserve"> </w:t>
-      </w:r>
-      <w:r>
-        <w:t xml:space="preserve">and</w:t>
+        <w:rPr>
+          <w:b/>
+          <w:bCs/>
+        </w:rPr>
+        <w:t xml:space="preserve">):</w:t>
+      </w:r>
+      <w:r>
+        <w:t xml:space="preserve"> </w:t>
+      </w:r>
+      <w:r>
+        <w:t xml:space="preserve">Weak extractions using distilled or</w:t>
+      </w:r>
+      <w:r>
+        <w:t xml:space="preserve"> </w:t>
+      </w:r>
+      <m:oMath>
+        <m:r>
+          <m:t>C</m:t>
+        </m:r>
+        <m:sSub>
+          <m:e>
+            <m:r>
+              <m:t>O</m:t>
+            </m:r>
+          </m:e>
+          <m:sub>
+            <m:r>
+              <m:t>2</m:t>
+            </m:r>
+          </m:sub>
+        </m:sSub>
+      </m:oMath>
+      <w:r>
+        <w:t xml:space="preserve">-saturated water exert minimal chemical force, attempting to extract readily soluble forms from both the intensity and weakly-bound capacity pools without fundamentally altering the native soil matrix.</w:t>
+      </w:r>
+    </w:p>
+    <w:bookmarkEnd w:id="10"/>
+    <w:bookmarkEnd w:id="11"/>
+    <w:bookmarkStart w:id="12" w:name="Xf311a33316cda38c92bf0088837b82ace5b3445"/>
+    <w:p>
+      <w:pPr>
+        <w:pStyle w:val="Heading2"/>
+      </w:pPr>
+      <w:r>
+        <w:t xml:space="preserve">1.3 The Problem of Ionic Strength and Activity</w:t>
+      </w:r>
+    </w:p>
+    <w:p>
+      <w:pPr>
+        <w:pStyle w:val="FirstParagraph"/>
+      </w:pPr>
+      <w:r>
+        <w:t xml:space="preserve">The reliance on operational definitions introduces a critical analytical flaw when interpreting these tests, fundamentally tied to the principles of physical chemistry. Standard colorimetric P quantification (e.g., the molybdenum blue method) relies on calibration curves prepared in distilled water, where the ionic strength (</w:t>
+      </w:r>
+      <m:oMath>
+        <m:r>
+          <m:t>I</m:t>
+        </m:r>
+      </m:oMath>
+      <w:r>
+        <w:t xml:space="preserve">) is effectively zero.</w:t>
+      </w:r>
+    </w:p>
+    <w:p>
+      <w:pPr>
+        <w:pStyle w:val="BodyText"/>
+      </w:pPr>
+      <w:r>
+        <w:t xml:space="preserve">However, in soil extracts, we measure the chemical</w:t>
+      </w:r>
+      <w:r>
+        <w:t xml:space="preserve"> </w:t>
+      </w:r>
+      <w:r>
+        <w:rPr>
+          <w:b/>
+          <w:bCs/>
+        </w:rPr>
+        <w:t xml:space="preserve">activity</w:t>
+      </w:r>
+      <w:r>
+        <w:t xml:space="preserve"> </w:t>
+      </w:r>
+      <w:r>
+        <w:t xml:space="preserve">of the ions, not their true stoichiometric concentration. Because the activity coefficient of an ion decreases as the ionic strength of the solution increases, the background matrix of the extractant drastically alters the measurement.</w:t>
+      </w:r>
+    </w:p>
+    <w:p>
+      <w:pPr>
+        <w:pStyle w:val="BodyText"/>
+      </w:pPr>
+      <w:r>
+        <w:t xml:space="preserve">For strong extractants like</w:t>
+      </w:r>
+      <w:r>
+        <w:t xml:space="preserve"> </w:t>
+      </w:r>
+      <w:r>
+        <w:rPr>
+          <w:b/>
+          <w:bCs/>
+        </w:rPr>
+        <w:t xml:space="preserve">Olsen, P-CAL, and P-AAE10</w:t>
+      </w:r>
+      <w:r>
+        <w:t xml:space="preserve">, the extractant solution itself has an overwhelmingly high ionic strength. This swamps the native ionic strength of the soil, ensuring that all samples—regardless of their origin—have an identical background matrix. Consequently, while these methods do not yield absolute thermodynamic values, they permit valid</w:t>
+      </w:r>
+      <w:r>
+        <w:t xml:space="preserve"> </w:t>
+      </w:r>
+      <w:r>
+        <w:rPr>
+          <w:b/>
+          <w:bCs/>
+        </w:rPr>
+        <w:t xml:space="preserve">relative comparisons</w:t>
+      </w:r>
+      <w:r>
+        <w:t xml:space="preserve"> </w:t>
+      </w:r>
+      <w:r>
+        <w:t xml:space="preserve">of P concentrations between different soils.</w:t>
+      </w:r>
+    </w:p>
+    <w:p>
+      <w:pPr>
+        <w:pStyle w:val="BodyText"/>
+      </w:pPr>
+      <w:r>
+        <w:t xml:space="preserve">Conversely, water extractions like</w:t>
       </w:r>
       <w:r>
         <w:t xml:space="preserve"> </w:t>
@@ -755,61 +947,44 @@
             </m:r>
           </m:e>
           <m:sub>
-            <m:r>
-              <m:t>A</m:t>
-            </m:r>
-            <m:r>
-              <m:t>A</m:t>
-            </m:r>
-            <m:r>
-              <m:t>E</m:t>
-            </m:r>
-            <m:r>
-              <m:t>10</m:t>
+            <m:sSub>
+              <m:e>
+                <m:r>
+                  <m:t>H</m:t>
+                </m:r>
+              </m:e>
+              <m:sub>
+                <m:r>
+                  <m:t>2</m:t>
+                </m:r>
+              </m:sub>
+            </m:sSub>
+            <m:r>
+              <m:t>O</m:t>
             </m:r>
           </m:sub>
         </m:sSub>
       </m:oMath>
       <w:r>
-        <w:t xml:space="preserve">) by addressing the following research questions:</w:t>
-      </w:r>
-    </w:p>
-    <w:bookmarkStart w:id="11" w:name="research-questions-and-hypotheses"/>
-    <w:p>
-      <w:pPr>
-        <w:pStyle w:val="Heading3"/>
-      </w:pPr>
-      <w:r>
-        <w:t xml:space="preserve">1.3.1 Research Questions and Hypotheses</w:t>
-      </w:r>
-    </w:p>
-    <w:p>
-      <w:pPr>
-        <w:pStyle w:val="FirstParagraph"/>
-      </w:pPr>
-      <w:r>
-        <w:t xml:space="preserve">Research Question 1: How well do standard soil test P (STP) methods predict agronomic outcomes and how do they relate to fundamental soil properties?</w:t>
-      </w:r>
-    </w:p>
-    <w:p>
-      <w:pPr>
-        <w:numPr>
-          <w:ilvl w:val="0"/>
-          <w:numId w:val="1001"/>
-        </w:numPr>
-      </w:pPr>
-      <w:r>
         <w:rPr>
           <w:b/>
           <w:bCs/>
         </w:rPr>
-        <w:t xml:space="preserve">Hypothesis 1a (Agronomic Performance):</w:t>
-      </w:r>
-      <w:r>
-        <w:t xml:space="preserve"> </w:t>
-      </w:r>
-      <w:r>
-        <w:t xml:space="preserve">The standard STP methods (</w:t>
+        <w:t xml:space="preserve"> </w:t>
+      </w:r>
+      <w:r>
+        <w:rPr>
+          <w:b/>
+          <w:bCs/>
+        </w:rPr>
+        <w:t xml:space="preserve">and</w:t>
+      </w:r>
+      <w:r>
+        <w:rPr>
+          <w:b/>
+          <w:bCs/>
+        </w:rPr>
+        <w:t xml:space="preserve"> </w:t>
       </w:r>
       <m:oMath>
         <m:sSub>
@@ -841,241 +1016,176 @@
         <w:t xml:space="preserve"> </w:t>
       </w:r>
       <w:r>
-        <w:t xml:space="preserve">and</w:t>
-      </w:r>
-      <w:r>
-        <w:t xml:space="preserve"> </w:t>
-      </w:r>
-      <m:oMath>
-        <m:sSub>
-          <m:e>
-            <m:r>
-              <m:t>P</m:t>
-            </m:r>
-          </m:e>
-          <m:sub>
-            <m:r>
-              <m:t>A</m:t>
-            </m:r>
-            <m:r>
-              <m:t>A</m:t>
-            </m:r>
-            <m:r>
-              <m:t>E</m:t>
-            </m:r>
-            <m:r>
-              <m:t>10</m:t>
-            </m:r>
-          </m:sub>
-        </m:sSub>
-      </m:oMath>
-      <w:r>
-        <w:t xml:space="preserve">), which measure the P</w:t>
-      </w:r>
-      <w:r>
-        <w:t xml:space="preserve"> </w:t>
-      </w:r>
-      <w:r>
-        <w:rPr>
-          <w:i/>
-          <w:iCs/>
-        </w:rPr>
-        <w:t xml:space="preserve">capacity</w:t>
-      </w:r>
-      <w:r>
-        <w:t xml:space="preserve"> </w:t>
-      </w:r>
-      <w:r>
-        <w:t xml:space="preserve">(the size of the readily available pool), will show a significant correlation with the P-Balance, as this is directly influenced by P inputs</w:t>
-      </w:r>
-      <w:r>
-        <w:t xml:space="preserve"> </w:t>
-      </w:r>
-      <w:r>
-        <w:t xml:space="preserve">(Johnston et al., 2001)</w:t>
-      </w:r>
-      <w:r>
-        <w:t xml:space="preserve">. However, they will be weak predictors of relative crop yield and P-uptake, as these agronomic outcomes are more dependent on the</w:t>
-      </w:r>
-      <w:r>
-        <w:t xml:space="preserve"> </w:t>
-      </w:r>
-      <w:r>
-        <w:rPr>
-          <w:i/>
-          <w:iCs/>
-        </w:rPr>
-        <w:t xml:space="preserve">rate</w:t>
-      </w:r>
-      <w:r>
-        <w:t xml:space="preserve"> </w:t>
-      </w:r>
-      <w:r>
-        <w:t xml:space="preserve">of P supply throughout the growing season</w:t>
-      </w:r>
-      <w:r>
-        <w:t xml:space="preserve"> </w:t>
-      </w:r>
-      <w:r>
-        <w:t xml:space="preserve">(Hirte, Stüssel, et al., 2021)</w:t>
-      </w:r>
-      <w:r>
-        <w:t xml:space="preserve">.</w:t>
-      </w:r>
-    </w:p>
-    <w:p>
-      <w:pPr>
-        <w:numPr>
-          <w:ilvl w:val="0"/>
-          <w:numId w:val="1001"/>
-        </w:numPr>
-      </w:pPr>
-      <w:r>
-        <w:rPr>
-          <w:b/>
-          <w:bCs/>
-        </w:rPr>
-        <w:t xml:space="preserve">Hypothesis 1b (Relation to Soil Properties):</w:t>
-      </w:r>
-      <w:r>
-        <w:t xml:space="preserve"> </w:t>
-      </w:r>
-      <w:r>
-        <w:t xml:space="preserve">The measured STP values will be positively correlated with soil clay and organic carbon content, reflecting the greater number of sorption sites in these soils</w:t>
-      </w:r>
-      <w:r>
-        <w:t xml:space="preserve"> </w:t>
-      </w:r>
-      <w:r>
-        <w:t xml:space="preserve">(Brady &amp; Weil, 2016)</w:t>
-      </w:r>
-      <w:r>
-        <w:t xml:space="preserve">. Conversely, the P_AAE10 measurement will be negatively correlated with soil pH, particularly in soils with a</w:t>
+        <w:t xml:space="preserve">take on the native, highly variable ionic strength of the specific soil being tested. Reading the activity of these variable soil solutions against an</w:t>
       </w:r>
       <w:r>
         <w:t xml:space="preserve"> </w:t>
       </w:r>
       <m:oMath>
         <m:r>
-          <m:t>p</m:t>
-        </m:r>
-        <m:r>
-          <m:t>H</m:t>
+          <m:t>I</m:t>
         </m:r>
         <m:r>
           <m:rPr>
             <m:sty m:val="p"/>
           </m:rPr>
-          <m:t>&gt;</m:t>
+          <m:t>=</m:t>
         </m:r>
         <m:r>
-          <m:t>6.8</m:t>
+          <m:t>0</m:t>
         </m:r>
       </m:oMath>
       <w:r>
-        <w:t xml:space="preserve">, due to the chelation of</w:t>
-      </w:r>
-      <w:r>
-        <w:t xml:space="preserve"> </w:t>
+        <w:t xml:space="preserve"> </w:t>
+      </w:r>
+      <w:r>
+        <w:t xml:space="preserve">calibration curve renders the absolute values mathematically incomparable across different pedoclimatic sites.</w:t>
+      </w:r>
+    </w:p>
+    <w:p>
+      <w:pPr>
+        <w:pStyle w:val="BodyText"/>
+      </w:pPr>
+      <w:r>
+        <w:t xml:space="preserve">To utilize</w:t>
+      </w:r>
+      <w:r>
+        <w:t xml:space="preserve"> </w:t>
+      </w:r>
+      <m:oMath>
+        <m:sSub>
+          <m:e>
+            <m:r>
+              <m:t>P</m:t>
+            </m:r>
+          </m:e>
+          <m:sub>
+            <m:sSub>
+              <m:e>
+                <m:r>
+                  <m:t>H</m:t>
+                </m:r>
+              </m:e>
+              <m:sub>
+                <m:r>
+                  <m:t>2</m:t>
+                </m:r>
+              </m:sub>
+            </m:sSub>
+            <m:r>
+              <m:t>O</m:t>
+            </m:r>
+          </m:sub>
+        </m:sSub>
+      </m:oMath>
+      <w:r>
+        <w:t xml:space="preserve"> </w:t>
+      </w:r>
+      <w:r>
+        <w:t xml:space="preserve">as a true measure of theoretical P-Intensity, complex thermodynamic corrections—such as applying the</w:t>
+      </w:r>
+      <w:r>
+        <w:t xml:space="preserve"> </w:t>
+      </w:r>
+      <w:r>
+        <w:rPr>
+          <w:b/>
+          <w:bCs/>
+        </w:rPr>
+        <w:t xml:space="preserve">Pitzer equations</w:t>
+      </w:r>
+      <w:r>
+        <w:t xml:space="preserve"> </w:t>
+      </w:r>
+      <w:r>
+        <w:t xml:space="preserve">to calculate precise activity coefficients based on the specific ionic composition of each soil extract—would be required. Currently, such corrections are rarely applied in standard agronomic testing.</w:t>
+      </w:r>
+    </w:p>
+    <w:bookmarkEnd w:id="12"/>
+    <w:bookmarkStart w:id="13" w:name="from-static-tests-to-kinetic-parameters"/>
+    <w:p>
+      <w:pPr>
+        <w:pStyle w:val="Heading2"/>
+      </w:pPr>
+      <w:r>
+        <w:t xml:space="preserve">1.4 From Static Tests to Kinetic Parameters</w:t>
+      </w:r>
+    </w:p>
+    <w:p>
+      <w:pPr>
+        <w:pStyle w:val="FirstParagraph"/>
+      </w:pPr>
+      <w:r>
+        <w:t xml:space="preserve">Given the analytical limitations of static operational tests and their failure to account for the dynamic replenishment rate of P during the growing season, an alternative approach is required</w:t>
+      </w:r>
+      <w:r>
+        <w:t xml:space="preserve"> </w:t>
+      </w:r>
+      <w:r>
+        <w:t xml:space="preserve">(Flossmann &amp; Richter, 1982; Nye &amp; Tinker, 2000)</w:t>
+      </w:r>
+      <w:r>
+        <w:t xml:space="preserve">.</w:t>
+      </w:r>
+    </w:p>
+    <w:p>
+      <w:pPr>
+        <w:pStyle w:val="BodyText"/>
+      </w:pPr>
+      <w:r>
+        <w:t xml:space="preserve">This thesis hypothesizes that kinetic parameters describing P desorption, derived from a time-series laboratory extraction, can bypass the limitations of static capacity measurements and serve as a more effective, functional proxy for agronomic P availability. By characterizing the desorption rate constant (</w:t>
       </w:r>
       <m:oMath>
         <m:r>
-          <m:t>C</m:t>
+          <m:t>k</m:t>
         </m:r>
-        <m:sSup>
+      </m:oMath>
+      <w:r>
+        <w:t xml:space="preserve">) and the maximum desorbable P pool (</w:t>
+      </w:r>
+      <m:oMath>
+        <m:sSub>
           <m:e>
             <m:r>
-              <m:t>a</m:t>
+              <m:t>P</m:t>
             </m:r>
           </m:e>
-          <m:sup>
-            <m:r>
-              <m:t>2</m:t>
-            </m:r>
-            <m:r>
-              <m:rPr>
-                <m:sty m:val="p"/>
-              </m:rPr>
-              <m:t>+</m:t>
-            </m:r>
-          </m:sup>
-        </m:sSup>
+          <m:sub>
+            <m:r>
+              <m:t>d</m:t>
+            </m:r>
+            <m:r>
+              <m:t>e</m:t>
+            </m:r>
+            <m:r>
+              <m:t>s</m:t>
+            </m:r>
+            <m:r>
+              <m:t>o</m:t>
+            </m:r>
+            <m:r>
+              <m:t>r</m:t>
+            </m:r>
+            <m:r>
+              <m:t>b</m:t>
+            </m:r>
+          </m:sub>
+        </m:sSub>
       </m:oMath>
       <w:r>
-        <w:t xml:space="preserve"> </w:t>
-      </w:r>
-      <w:r>
-        <w:t xml:space="preserve">and</w:t>
-      </w:r>
-      <w:r>
-        <w:t xml:space="preserve"> </w:t>
-      </w:r>
-      <m:oMath>
-        <m:r>
-          <m:t>M</m:t>
-        </m:r>
-        <m:sSup>
-          <m:e>
-            <m:r>
-              <m:t>g</m:t>
-            </m:r>
-          </m:e>
-          <m:sup>
-            <m:r>
-              <m:t>2</m:t>
-            </m:r>
-            <m:r>
-              <m:rPr>
-                <m:sty m:val="p"/>
-              </m:rPr>
-              <m:t>+</m:t>
-            </m:r>
-          </m:sup>
-        </m:sSup>
-      </m:oMath>
-      <w:r>
-        <w:t xml:space="preserve"> </w:t>
-      </w:r>
-      <w:r>
-        <w:t xml:space="preserve">by the EDTA in the extractant, which reduces its effectiveness</w:t>
-      </w:r>
-      <w:r>
-        <w:t xml:space="preserve"> </w:t>
-      </w:r>
-      <w:r>
-        <w:t xml:space="preserve">(Forschungsanstalt für Agrarökologie und Landbau (FAL), 1996)</w:t>
-      </w:r>
-      <w:r>
-        <w:t xml:space="preserve">.</w:t>
+        <w:t xml:space="preserve">) using soils from the long-term Swiss agricultural experiment STYCS, this study aims to answer the following research questions:</w:t>
       </w:r>
     </w:p>
     <w:p>
       <w:pPr>
-        <w:pStyle w:val="FirstParagraph"/>
-      </w:pPr>
-      <w:r>
-        <w:t xml:space="preserve">Research Question 2: Can P desorption kinetics be reliably characterized for the diverse soils of the STYCS trial, and how do the derived kinetic parameters relate to soil properties?</w:t>
-      </w:r>
-    </w:p>
-    <w:p>
-      <w:pPr>
+        <w:pStyle w:val="Compact"/>
         <w:numPr>
           <w:ilvl w:val="0"/>
           <w:numId w:val="1002"/>
         </w:numPr>
       </w:pPr>
       <w:r>
-        <w:rPr>
-          <w:b/>
-          <w:bCs/>
-        </w:rPr>
-        <w:t xml:space="preserve">Hypothesis 2a (Methodological Feasibility):</w:t>
-      </w:r>
-      <w:r>
-        <w:t xml:space="preserve"> </w:t>
-      </w:r>
-      <w:r>
-        <w:t xml:space="preserve">The P desorption process in the STYCS soils will follow a first-order kinetic model. However, the original linear estimation method proposed by Flossmann &amp; Richter (1982) may be inaccurate because it relies on a potentially overestimated desorbable P pool (</w:t>
+        <w:t xml:space="preserve">How well do standard, operationally defined soil tests (</w:t>
       </w:r>
       <m:oMath>
         <m:sSub>
@@ -1086,38 +1196,31 @@
           </m:e>
           <m:sub>
             <m:r>
-              <m:t>d</m:t>
-            </m:r>
-            <m:r>
-              <m:t>e</m:t>
-            </m:r>
-            <m:r>
-              <m:t>s</m:t>
-            </m:r>
-            <m:r>
-              <m:t>o</m:t>
-            </m:r>
-            <m:r>
-              <m:t>r</m:t>
-            </m:r>
-            <m:r>
-              <m:t>b</m:t>
-            </m:r>
+              <m:t>C</m:t>
+            </m:r>
+            <m:sSub>
+              <m:e>
+                <m:r>
+                  <m:t>O</m:t>
+                </m:r>
+              </m:e>
+              <m:sub>
+                <m:r>
+                  <m:t>2</m:t>
+                </m:r>
+              </m:sub>
+            </m:sSub>
           </m:sub>
         </m:sSub>
       </m:oMath>
       <w:r>
-        <w:t xml:space="preserve">). A non-linear modeling approach will provide more robust and replicable estimates of both the desorption rate constant (</w:t>
-      </w:r>
-      <w:r>
-        <w:rPr>
-          <w:i/>
-          <w:iCs/>
-        </w:rPr>
-        <w:t xml:space="preserve">k</w:t>
-      </w:r>
-      <w:r>
-        <w:t xml:space="preserve">) and the desorbable P pool (</w:t>
+        <w:t xml:space="preserve"> </w:t>
+      </w:r>
+      <w:r>
+        <w:t xml:space="preserve">and</w:t>
+      </w:r>
+      <w:r>
+        <w:t xml:space="preserve"> </w:t>
       </w:r>
       <m:oMath>
         <m:sSub>
@@ -1128,117 +1231,34 @@
           </m:e>
           <m:sub>
             <m:r>
-              <m:t>d</m:t>
-            </m:r>
-            <m:r>
-              <m:t>e</m:t>
-            </m:r>
-            <m:r>
-              <m:t>s</m:t>
-            </m:r>
-            <m:r>
-              <m:t>o</m:t>
-            </m:r>
-            <m:r>
-              <m:t>r</m:t>
-            </m:r>
-            <m:r>
-              <m:t>b</m:t>
+              <m:t>A</m:t>
+            </m:r>
+            <m:r>
+              <m:t>A</m:t>
+            </m:r>
+            <m:r>
+              <m:t>E</m:t>
+            </m:r>
+            <m:r>
+              <m:t>10</m:t>
             </m:r>
           </m:sub>
         </m:sSub>
       </m:oMath>
       <w:r>
-        <w:t xml:space="preserve">)</w:t>
-      </w:r>
-      <w:r>
-        <w:t xml:space="preserve"> </w:t>
-      </w:r>
-      <w:r>
-        <w:t xml:space="preserve">(Kuang et al., 2012)</w:t>
-      </w:r>
-      <w:r>
-        <w:t xml:space="preserve">.</w:t>
+        <w:t xml:space="preserve">) predict agronomic outcomes, and how are they influenced by overarching soil properties?</w:t>
       </w:r>
     </w:p>
     <w:p>
       <w:pPr>
+        <w:pStyle w:val="Compact"/>
         <w:numPr>
           <w:ilvl w:val="0"/>
           <w:numId w:val="1002"/>
         </w:numPr>
       </w:pPr>
       <w:r>
-        <w:rPr>
-          <w:b/>
-          <w:bCs/>
-        </w:rPr>
-        <w:t xml:space="preserve">Hypothesis 2b (Relation to Soil Properties):</w:t>
-      </w:r>
-      <w:r>
-        <w:t xml:space="preserve"> </w:t>
-      </w:r>
-      <w:r>
-        <w:t xml:space="preserve">The kinetic parameters will be significantly influenced by soil composition. The desorbable P pool (</w:t>
-      </w:r>
-      <m:oMath>
-        <m:sSub>
-          <m:e>
-            <m:r>
-              <m:t>P</m:t>
-            </m:r>
-          </m:e>
-          <m:sub>
-            <m:r>
-              <m:t>d</m:t>
-            </m:r>
-            <m:r>
-              <m:t>e</m:t>
-            </m:r>
-            <m:r>
-              <m:t>s</m:t>
-            </m:r>
-            <m:r>
-              <m:t>o</m:t>
-            </m:r>
-            <m:r>
-              <m:t>r</m:t>
-            </m:r>
-            <m:r>
-              <m:t>b</m:t>
-            </m:r>
-          </m:sub>
-        </m:sSub>
-      </m:oMath>
-      <w:r>
-        <w:t xml:space="preserve">) is expected to correlate positively with clay and organic matter content, which provide sorption surfaces. The rate constant (</w:t>
-      </w:r>
-      <w:r>
-        <w:rPr>
-          <w:i/>
-          <w:iCs/>
-        </w:rPr>
-        <w:t xml:space="preserve">k</w:t>
-      </w:r>
-      <w:r>
-        <w:t xml:space="preserve">) is expected to be influenced by pH, as the speciation of orthophosphate changes, affecting its interaction with mineral surfaces and its mobility</w:t>
-      </w:r>
-      <w:r>
-        <w:t xml:space="preserve"> </w:t>
-      </w:r>
-      <w:r>
-        <w:t xml:space="preserve">(Sparks, 2003)</w:t>
-      </w:r>
-      <w:r>
-        <w:t xml:space="preserve">.</w:t>
-      </w:r>
-    </w:p>
-    <w:p>
-      <w:pPr>
-        <w:pStyle w:val="FirstParagraph"/>
-      </w:pPr>
-      <w:r>
-        <w:t xml:space="preserve">Research Question 3: Can kinetic parameters significantly improve the prediction of agronomic outcomes compared to standard static STP methods?</w:t>
+        <w:t xml:space="preserve">Can non-linear modeling of P desorption kinetics provide a robust characterization of the P-Quantity and replenishment rate across diverse Swiss soils?</w:t>
       </w:r>
     </w:p>
     <w:p>
@@ -1246,158 +1266,81 @@
         <w:pStyle w:val="Compact"/>
         <w:numPr>
           <w:ilvl w:val="0"/>
-          <w:numId w:val="1003"/>
+          <w:numId w:val="1002"/>
         </w:numPr>
       </w:pPr>
+      <w:r>
+        <w:t xml:space="preserve">Do these dynamic kinetic parameters significantly improve the prediction of key agronomic outcomes (yield, P-uptake, and long-term P-balance) compared to traditional static methods?</w:t>
+      </w:r>
+    </w:p>
+    <w:p>
+      <w:r>
+        <w:br w:type="page"/>
+      </w:r>
+    </w:p>
+    <w:bookmarkEnd w:id="13"/>
+    <w:bookmarkEnd w:id="14"/>
+    <w:bookmarkStart w:id="29" w:name="sec-materials-and-methods"/>
+    <w:p>
+      <w:pPr>
+        <w:pStyle w:val="Heading1"/>
+      </w:pPr>
+      <w:r>
+        <w:t xml:space="preserve">2. Materials and Methods</w:t>
+      </w:r>
+    </w:p>
+    <w:bookmarkStart w:id="15" w:name="X2a96c2427ceb6b998508f67b3ec6e8131f2af39"/>
+    <w:p>
+      <w:pPr>
+        <w:pStyle w:val="Heading2"/>
+      </w:pPr>
+      <w:r>
+        <w:t xml:space="preserve">2.1 The Long-Term Phosphorus Fertilization Experiment</w:t>
+      </w:r>
+    </w:p>
+    <w:p>
+      <w:pPr>
+        <w:pStyle w:val="FirstParagraph"/>
+      </w:pPr>
+      <w:r>
+        <w:t xml:space="preserve">The soil samples for this thesis originate from a set of six long-term field trials in Switzerland, established by Agroscope between 1989 and 1992. The primary objective of these experiments was to validate and re-evaluate Swiss phosphorus (P) fertilization guidelines by assessing long-term crop yield responses to varying P inputs across different pedoclimatic conditions. A detailed description of the experimental design and site characteristics can be found in</w:t>
+      </w:r>
+      <w:r>
+        <w:t xml:space="preserve"> </w:t>
+      </w:r>
+      <w:r>
+        <w:t xml:space="preserve">Hirte, Richner, et al. (2021)</w:t>
+      </w:r>
+      <w:r>
+        <w:t xml:space="preserve">.</w:t>
+      </w:r>
+    </w:p>
+    <w:p>
+      <w:pPr>
+        <w:pStyle w:val="BodyText"/>
+      </w:pPr>
+      <w:r>
+        <w:t xml:space="preserve">The experiment was set up as a</w:t>
+      </w:r>
+      <w:r>
+        <w:t xml:space="preserve"> </w:t>
+      </w:r>
       <w:r>
         <w:rPr>
           <w:b/>
           <w:bCs/>
         </w:rPr>
-        <w:t xml:space="preserve">Hypothesis 3 (Improved Predictive Power):</w:t>
-      </w:r>
-      <w:r>
-        <w:t xml:space="preserve"> </w:t>
-      </w:r>
-      <w:r>
-        <w:t xml:space="preserve">Because plant P uptake is fundamentally limited by the slow diffusion of phosphate to the root surface, a dynamic measure is required for accurate prediction</w:t>
-      </w:r>
-      <w:r>
-        <w:t xml:space="preserve"> </w:t>
-      </w:r>
-      <w:r>
-        <w:t xml:space="preserve">(Nye &amp; Tinker, 2000)</w:t>
-      </w:r>
-      <w:r>
-        <w:t xml:space="preserve">. Therefore, a model incorporating the kinetic parameters (</w:t>
-      </w:r>
-      <w:r>
-        <w:rPr>
-          <w:i/>
-          <w:iCs/>
-        </w:rPr>
-        <w:t xml:space="preserve">k</w:t>
-      </w:r>
-      <w:r>
-        <w:t xml:space="preserve"> </w:t>
-      </w:r>
-      <w:r>
-        <w:t xml:space="preserve">and</w:t>
-      </w:r>
-      <w:r>
-        <w:t xml:space="preserve"> </w:t>
-      </w:r>
-      <m:oMath>
-        <m:sSub>
-          <m:e>
-            <m:r>
-              <m:t>P</m:t>
-            </m:r>
-          </m:e>
-          <m:sub>
-            <m:r>
-              <m:t>d</m:t>
-            </m:r>
-            <m:r>
-              <m:t>e</m:t>
-            </m:r>
-            <m:r>
-              <m:t>s</m:t>
-            </m:r>
-            <m:r>
-              <m:t>o</m:t>
-            </m:r>
-            <m:r>
-              <m:t>r</m:t>
-            </m:r>
-            <m:r>
-              <m:t>b</m:t>
-            </m:r>
-          </m:sub>
-        </m:sSub>
-      </m:oMath>
-      <w:r>
-        <w:t xml:space="preserve">), which together describe the replenishment rate of the soil solution, will explain a significantly greater proportion of the variance in relative yield and P-uptake compared to models based solely on the static STP measurements</w:t>
-      </w:r>
-      <w:r>
-        <w:t xml:space="preserve"> </w:t>
-      </w:r>
-      <w:r>
-        <w:t xml:space="preserve">(Fardeau et al., 1991; Frossard et al., 2000)</w:t>
-      </w:r>
-      <w:r>
-        <w:t xml:space="preserve">.</w:t>
+        <w:t xml:space="preserve">completely randomized block design</w:t>
+      </w:r>
+      <w:r>
+        <w:t xml:space="preserve"> </w:t>
+      </w:r>
+      <w:r>
+        <w:t xml:space="preserve">with four field replications at each site. The core of the experiment consists of six fixed-plot treatments representing different P fertilization levels, which were applied annually as superphosphate before tillage and sowing. These levels were based on percentages of the officially recommended P inputs: 0% (Zero), 33% (Deficit), 67% (Reduced), 100% (Norm), 133% (Elevated), and 167% (Surplus).</w:t>
       </w:r>
     </w:p>
-    <w:p>
-      <w:r>
-        <w:br w:type="page"/>
-      </w:r>
-    </w:p>
-    <w:bookmarkEnd w:id="11"/>
-    <w:bookmarkEnd w:id="12"/>
-    <w:bookmarkEnd w:id="13"/>
-    <w:bookmarkStart w:id="28" w:name="sec-materials-and-methods"/>
-    <w:p>
-      <w:pPr>
-        <w:pStyle w:val="Heading1"/>
-      </w:pPr>
-      <w:r>
-        <w:t xml:space="preserve">2. Materials and Methods</w:t>
-      </w:r>
-    </w:p>
-    <w:bookmarkStart w:id="14" w:name="X2a96c2427ceb6b998508f67b3ec6e8131f2af39"/>
-    <w:p>
-      <w:pPr>
-        <w:pStyle w:val="Heading2"/>
-      </w:pPr>
-      <w:r>
-        <w:t xml:space="preserve">2.1 The Long-Term Phosphorus Fertilization Experiment</w:t>
-      </w:r>
-    </w:p>
-    <w:p>
-      <w:pPr>
-        <w:pStyle w:val="FirstParagraph"/>
-      </w:pPr>
-      <w:r>
-        <w:t xml:space="preserve">The soil samples for this thesis originate from a set of six long-term field trials in Switzerland, established by Agroscope between 1989 and 1992. The primary objective of these experiments was to validate and re-evaluate Swiss phosphorus (P) fertilization guidelines by assessing long-term crop yield responses to varying P inputs across different pedoclimatic conditions. A detailed description of the experimental design and site characteristics can be found in</w:t>
-      </w:r>
-      <w:r>
-        <w:t xml:space="preserve"> </w:t>
-      </w:r>
-      <w:r>
-        <w:t xml:space="preserve">Hirte, Richner, et al. (2021)</w:t>
-      </w:r>
-      <w:r>
-        <w:t xml:space="preserve">.</w:t>
-      </w:r>
-    </w:p>
-    <w:p>
-      <w:pPr>
-        <w:pStyle w:val="BodyText"/>
-      </w:pPr>
-      <w:r>
-        <w:t xml:space="preserve">The experiment was set up as a</w:t>
-      </w:r>
-      <w:r>
-        <w:t xml:space="preserve"> </w:t>
-      </w:r>
-      <w:r>
-        <w:rPr>
-          <w:b/>
-          <w:bCs/>
-        </w:rPr>
-        <w:t xml:space="preserve">completely randomized block design</w:t>
-      </w:r>
-      <w:r>
-        <w:t xml:space="preserve"> </w:t>
-      </w:r>
-      <w:r>
-        <w:t xml:space="preserve">with four field replications at each site. The core of the experiment consists of six fixed-plot treatments representing different P fertilization levels, which were applied annually as superphosphate before tillage and sowing. These levels were based on percentages of the officially recommended P inputs: 0% (Zero), 33% (Deficit), 67% (Reduced), 100% (Norm), 133% (Elevated), and 167% (Surplus).</w:t>
-      </w:r>
-    </w:p>
-    <w:bookmarkEnd w:id="14"/>
-    <w:bookmarkStart w:id="16" w:name="sec-experimental-sites"/>
+    <w:bookmarkEnd w:id="15"/>
+    <w:bookmarkStart w:id="17" w:name="sec-experimental-sites"/>
     <w:p>
       <w:pPr>
         <w:pStyle w:val="Heading2"/>
@@ -2356,7 +2299,7 @@
       <w:tr>
         <w:tc>
           <w:tcPr/>
-          <w:bookmarkStart w:id="15" w:name="tbl-sites-corrected"/>
+          <w:bookmarkStart w:id="16" w:name="tbl-sites-corrected"/>
           <w:p>
             <w:pPr>
               <w:jc w:val="center"/>
@@ -2949,7 +2892,7 @@
               </w:tc>
             </w:tr>
           </w:tbl>
-          <w:bookmarkEnd w:id="15"/>
+          <w:bookmarkEnd w:id="16"/>
           <w:p/>
         </w:tc>
       </w:tr>
@@ -2962,8 +2905,8 @@
         <w:t xml:space="preserve">Soil samples for this thesis were collected in the year 2022 from the topsoil layer (0-20 cm).</w:t>
       </w:r>
     </w:p>
-    <w:bookmarkEnd w:id="16"/>
-    <w:bookmarkStart w:id="19" w:name="sec-phosphorus-desorption-kinetics"/>
+    <w:bookmarkEnd w:id="17"/>
+    <w:bookmarkStart w:id="20" w:name="sec-phosphorus-desorption-kinetics"/>
     <w:p>
       <w:pPr>
         <w:pStyle w:val="Heading2"/>
@@ -2989,7 +2932,7 @@
         <w:t xml:space="preserve">. The original method is described below, followed by the specific protocol adapted for this study.</w:t>
       </w:r>
     </w:p>
-    <w:bookmarkStart w:id="17" w:name="original-method-of-flossmann-and-richter"/>
+    <w:bookmarkStart w:id="18" w:name="original-method-of-flossmann-and-richter"/>
     <w:p>
       <w:pPr>
         <w:pStyle w:val="Heading3"/>
@@ -3009,6 +2952,80 @@
     <w:p>
       <w:pPr>
         <w:pStyle w:val="Compact"/>
+        <w:numPr>
+          <w:ilvl w:val="0"/>
+          <w:numId w:val="1003"/>
+        </w:numPr>
+      </w:pPr>
+      <w:r>
+        <w:rPr>
+          <w:b/>
+          <w:bCs/>
+        </w:rPr>
+        <w:t xml:space="preserve">Removal of Soluble P</w:t>
+      </w:r>
+      <w:r>
+        <w:t xml:space="preserve">: 17.5 g of air-dried soil is shaken with 350 ml of deionized water for one hour at 120 Hz in a horizontal soil-shaker. The suspension is centrifuged at 4000 rpm for 15 minutes and the supernatant is decanted to remove the readily soluble P fraction.</w:t>
+      </w:r>
+    </w:p>
+    <w:p>
+      <w:pPr>
+        <w:pStyle w:val="Compact"/>
+        <w:numPr>
+          <w:ilvl w:val="0"/>
+          <w:numId w:val="1003"/>
+        </w:numPr>
+      </w:pPr>
+      <w:r>
+        <w:rPr>
+          <w:b/>
+          <w:bCs/>
+        </w:rPr>
+        <w:t xml:space="preserve">Kinetic Extraction</w:t>
+      </w:r>
+      <w:r>
+        <w:t xml:space="preserve">: The remaining soil pellet is resuspended with another 350 ml of deionized water. Subsamples of the suspension are taken at specific time intervals (e.g., 10, 30, and 120 minutes).</w:t>
+      </w:r>
+    </w:p>
+    <w:p>
+      <w:pPr>
+        <w:pStyle w:val="Compact"/>
+        <w:numPr>
+          <w:ilvl w:val="0"/>
+          <w:numId w:val="1003"/>
+        </w:numPr>
+      </w:pPr>
+      <w:r>
+        <w:rPr>
+          <w:b/>
+          <w:bCs/>
+        </w:rPr>
+        <w:t xml:space="preserve">Analysis</w:t>
+      </w:r>
+      <w:r>
+        <w:t xml:space="preserve">: The P concentration in the subsamples is determined colorimetrically.</w:t>
+      </w:r>
+    </w:p>
+    <w:bookmarkEnd w:id="18"/>
+    <w:bookmarkStart w:id="19" w:name="Xbd6c1e5704c75ae9a98b5e8f17a138b0c980a04"/>
+    <w:p>
+      <w:pPr>
+        <w:pStyle w:val="Heading3"/>
+      </w:pPr>
+      <w:r>
+        <w:t xml:space="preserve">2.3.2 Adapted Kinetic Protocol for This Study</w:t>
+      </w:r>
+    </w:p>
+    <w:p>
+      <w:pPr>
+        <w:pStyle w:val="FirstParagraph"/>
+      </w:pPr>
+      <w:r>
+        <w:t xml:space="preserve">For this thesis, the original method was modified to capture the desorption process with a higher temporal resolution.</w:t>
+      </w:r>
+    </w:p>
+    <w:p>
+      <w:pPr>
         <w:numPr>
           <w:ilvl w:val="0"/>
           <w:numId w:val="1004"/>
@@ -3019,15 +3036,14 @@
           <w:b/>
           <w:bCs/>
         </w:rPr>
-        <w:t xml:space="preserve">Removal of Soluble P</w:t>
-      </w:r>
-      <w:r>
-        <w:t xml:space="preserve">: 17.5 g of air-dried soil is shaken with 350 ml of deionized water for one hour at 120 Hz in a horizontal soil-shaker. The suspension is centrifuged at 4000 rpm for 15 minutes and the supernatant is decanted to remove the readily soluble P fraction.</w:t>
+        <w:t xml:space="preserve">Pre-washing to Remove Soluble P</w:t>
+      </w:r>
+      <w:r>
+        <w:t xml:space="preserve">: A pre-washing step was performed to remove the readily soluble P fraction. 10 g of air-dried soil was suspended in 200 ml of deionized water and shaken for 60 minutes at 120 Hz. The suspension was then centrifuged for 15 minutes at 4000 rpm, and the supernatant containing the soluble P was discarded.</w:t>
       </w:r>
     </w:p>
     <w:p>
       <w:pPr>
-        <w:pStyle w:val="Compact"/>
         <w:numPr>
           <w:ilvl w:val="0"/>
           <w:numId w:val="1004"/>
@@ -3041,12 +3057,24 @@
         <w:t xml:space="preserve">Kinetic Extraction</w:t>
       </w:r>
       <w:r>
-        <w:t xml:space="preserve">: The remaining soil pellet is resuspended with another 350 ml of deionized water. Subsamples of the suspension are taken at specific time intervals (e.g., 10, 30, and 120 minutes).</w:t>
+        <w:t xml:space="preserve">: The remaining soil pellet was resuspended in 200 ml of fresh deionized water. The suspension was shaken continuously, and subsamples were taken at eight time points to generate a detailed kinetic curve:</w:t>
+      </w:r>
+      <w:r>
+        <w:t xml:space="preserve"> </w:t>
+      </w:r>
+      <w:r>
+        <w:rPr>
+          <w:b/>
+          <w:bCs/>
+        </w:rPr>
+        <w:t xml:space="preserve">2, 4, 10, 15, 20, 30, 45, and 60 minutes</w:t>
+      </w:r>
+      <w:r>
+        <w:t xml:space="preserve">.</w:t>
       </w:r>
     </w:p>
     <w:p>
       <w:pPr>
-        <w:pStyle w:val="Compact"/>
         <w:numPr>
           <w:ilvl w:val="0"/>
           <w:numId w:val="1004"/>
@@ -3060,17 +3088,46 @@
         <w:t xml:space="preserve">Analysis</w:t>
       </w:r>
       <w:r>
-        <w:t xml:space="preserve">: The P concentration in the subsamples is determined colorimetrically.</w:t>
+        <w:t xml:space="preserve">: Each subsample was immediately filtered. The concentration of orthophosphate in the filtered extracts was determined colorimetrically using the</w:t>
+      </w:r>
+      <w:r>
+        <w:t xml:space="preserve"> </w:t>
+      </w:r>
+      <w:r>
+        <w:rPr>
+          <w:b/>
+          <w:bCs/>
+        </w:rPr>
+        <w:t xml:space="preserve">malachite green method</w:t>
+      </w:r>
+      <w:r>
+        <w:t xml:space="preserve"> </w:t>
+      </w:r>
+      <w:r>
+        <w:t xml:space="preserve">(Van Veldhoven &amp; Mannaerts, 1987)</w:t>
+      </w:r>
+      <w:r>
+        <w:t xml:space="preserve">.</w:t>
       </w:r>
     </w:p>
-    <w:bookmarkEnd w:id="17"/>
-    <w:bookmarkStart w:id="18" w:name="Xbd6c1e5704c75ae9a98b5e8f17a138b0c980a04"/>
+    <w:bookmarkEnd w:id="19"/>
+    <w:bookmarkEnd w:id="20"/>
+    <w:bookmarkStart w:id="28" w:name="sec-statistical-analysis"/>
     <w:p>
       <w:pPr>
+        <w:pStyle w:val="Heading2"/>
+      </w:pPr>
+      <w:r>
+        <w:t xml:space="preserve">2.4 Statistical Analysis</w:t>
+      </w:r>
+    </w:p>
+    <w:bookmarkStart w:id="21" w:name="software-and-statistical-environment"/>
+    <w:p>
+      <w:pPr>
         <w:pStyle w:val="Heading3"/>
       </w:pPr>
       <w:r>
-        <w:t xml:space="preserve">2.3.2 Adapted Kinetic Protocol for This Study</w:t>
+        <w:t xml:space="preserve">2.4.1 Software and Statistical Environment</w:t>
       </w:r>
     </w:p>
     <w:p>
@@ -3078,218 +3135,104 @@
         <w:pStyle w:val="FirstParagraph"/>
       </w:pPr>
       <w:r>
-        <w:t xml:space="preserve">For this thesis, the original method was modified to capture the desorption process with a higher temporal resolution.</w:t>
+        <w:t xml:space="preserve">All data processing, statistical modeling, and visualization were conducted using the R programming language (v. 4.2.2)</w:t>
+      </w:r>
+      <w:r>
+        <w:t xml:space="preserve"> </w:t>
+      </w:r>
+      <w:r>
+        <w:t xml:space="preserve">(R Core Team, 2022)</w:t>
+      </w:r>
+      <w:r>
+        <w:t xml:space="preserve">. The primary packages used for the analysis were: -</w:t>
+      </w:r>
+      <w:r>
+        <w:t xml:space="preserve"> </w:t>
+      </w:r>
+      <w:r>
+        <w:rPr>
+          <w:rStyle w:val="VerbatimChar"/>
+        </w:rPr>
+        <w:t xml:space="preserve">nlme</w:t>
+      </w:r>
+      <w:r>
+        <w:t xml:space="preserve"> </w:t>
+      </w:r>
+      <w:r>
+        <w:t xml:space="preserve">(Pinheiro et al., 2022)</w:t>
+      </w:r>
+      <w:r>
+        <w:t xml:space="preserve"> </w:t>
+      </w:r>
+      <w:r>
+        <w:t xml:space="preserve">for fitting the non-linear mixed-effects models to the kinetic data. -</w:t>
+      </w:r>
+      <w:r>
+        <w:t xml:space="preserve"> </w:t>
+      </w:r>
+      <w:r>
+        <w:rPr>
+          <w:rStyle w:val="VerbatimChar"/>
+        </w:rPr>
+        <w:t xml:space="preserve">lme4</w:t>
+      </w:r>
+      <w:r>
+        <w:t xml:space="preserve"> </w:t>
+      </w:r>
+      <w:r>
+        <w:t xml:space="preserve">(Bates et al., 2015)</w:t>
+      </w:r>
+      <w:r>
+        <w:t xml:space="preserve"> </w:t>
+      </w:r>
+      <w:r>
+        <w:t xml:space="preserve">and</w:t>
+      </w:r>
+      <w:r>
+        <w:t xml:space="preserve"> </w:t>
+      </w:r>
+      <w:r>
+        <w:rPr>
+          <w:rStyle w:val="VerbatimChar"/>
+        </w:rPr>
+        <w:t xml:space="preserve">lmerTest</w:t>
+      </w:r>
+      <w:r>
+        <w:t xml:space="preserve"> </w:t>
+      </w:r>
+      <w:r>
+        <w:t xml:space="preserve">(Kuznetsova et al., 2017)</w:t>
+      </w:r>
+      <w:r>
+        <w:t xml:space="preserve"> </w:t>
+      </w:r>
+      <w:r>
+        <w:t xml:space="preserve">for fitting and testing the linear mixed-effects models for agronomic and soil property analyses. -</w:t>
+      </w:r>
+      <w:r>
+        <w:t xml:space="preserve"> </w:t>
+      </w:r>
+      <w:r>
+        <w:rPr>
+          <w:rStyle w:val="VerbatimChar"/>
+        </w:rPr>
+        <w:t xml:space="preserve">mlr3</w:t>
+      </w:r>
+      <w:r>
+        <w:t xml:space="preserve"> </w:t>
+      </w:r>
+      <w:r>
+        <w:t xml:space="preserve">(Lang et al., 2019)</w:t>
+      </w:r>
+      <w:r>
+        <w:t xml:space="preserve"> </w:t>
+      </w:r>
+      <w:r>
+        <w:t xml:space="preserve">for the systematic feature selection and model validation workflow.</w:t>
       </w:r>
     </w:p>
-    <w:p>
-      <w:pPr>
-        <w:numPr>
-          <w:ilvl w:val="0"/>
-          <w:numId w:val="1005"/>
-        </w:numPr>
-      </w:pPr>
-      <w:r>
-        <w:rPr>
-          <w:b/>
-          <w:bCs/>
-        </w:rPr>
-        <w:t xml:space="preserve">Pre-washing to Remove Soluble P</w:t>
-      </w:r>
-      <w:r>
-        <w:t xml:space="preserve">: A pre-washing step was performed to remove the readily soluble P fraction. 10 g of air-dried soil was suspended in 200 ml of deionized water and shaken for 60 minutes at 120 Hz. The suspension was then centrifuged for 15 minutes at 4000 rpm, and the supernatant containing the soluble P was discarded.</w:t>
-      </w:r>
-    </w:p>
-    <w:p>
-      <w:pPr>
-        <w:numPr>
-          <w:ilvl w:val="0"/>
-          <w:numId w:val="1005"/>
-        </w:numPr>
-      </w:pPr>
-      <w:r>
-        <w:rPr>
-          <w:b/>
-          <w:bCs/>
-        </w:rPr>
-        <w:t xml:space="preserve">Kinetic Extraction</w:t>
-      </w:r>
-      <w:r>
-        <w:t xml:space="preserve">: The remaining soil pellet was resuspended in 200 ml of fresh deionized water. The suspension was shaken continuously, and subsamples were taken at eight time points to generate a detailed kinetic curve:</w:t>
-      </w:r>
-      <w:r>
-        <w:t xml:space="preserve"> </w:t>
-      </w:r>
-      <w:r>
-        <w:rPr>
-          <w:b/>
-          <w:bCs/>
-        </w:rPr>
-        <w:t xml:space="preserve">2, 4, 10, 15, 20, 30, 45, and 60 minutes</w:t>
-      </w:r>
-      <w:r>
-        <w:t xml:space="preserve">.</w:t>
-      </w:r>
-    </w:p>
-    <w:p>
-      <w:pPr>
-        <w:numPr>
-          <w:ilvl w:val="0"/>
-          <w:numId w:val="1005"/>
-        </w:numPr>
-      </w:pPr>
-      <w:r>
-        <w:rPr>
-          <w:b/>
-          <w:bCs/>
-        </w:rPr>
-        <w:t xml:space="preserve">Analysis</w:t>
-      </w:r>
-      <w:r>
-        <w:t xml:space="preserve">: Each subsample was immediately filtered. The concentration of orthophosphate in the filtered extracts was determined colorimetrically using the</w:t>
-      </w:r>
-      <w:r>
-        <w:t xml:space="preserve"> </w:t>
-      </w:r>
-      <w:r>
-        <w:rPr>
-          <w:b/>
-          <w:bCs/>
-        </w:rPr>
-        <w:t xml:space="preserve">malachite green method</w:t>
-      </w:r>
-      <w:r>
-        <w:t xml:space="preserve"> </w:t>
-      </w:r>
-      <w:r>
-        <w:t xml:space="preserve">(Van Veldhoven &amp; Mannaerts, 1987)</w:t>
-      </w:r>
-      <w:r>
-        <w:t xml:space="preserve">.</w:t>
-      </w:r>
-    </w:p>
-    <w:bookmarkEnd w:id="18"/>
-    <w:bookmarkEnd w:id="19"/>
-    <w:bookmarkStart w:id="27" w:name="sec-statistical-analysis"/>
-    <w:p>
-      <w:pPr>
-        <w:pStyle w:val="Heading2"/>
-      </w:pPr>
-      <w:r>
-        <w:t xml:space="preserve">2.4 Statistical Analysis</w:t>
-      </w:r>
-    </w:p>
-    <w:bookmarkStart w:id="20" w:name="software-and-statistical-environment"/>
-    <w:p>
-      <w:pPr>
-        <w:pStyle w:val="Heading3"/>
-      </w:pPr>
-      <w:r>
-        <w:t xml:space="preserve">2.4.1 Software and Statistical Environment</w:t>
-      </w:r>
-    </w:p>
-    <w:p>
-      <w:pPr>
-        <w:pStyle w:val="FirstParagraph"/>
-      </w:pPr>
-      <w:r>
-        <w:t xml:space="preserve">All data processing, statistical modeling, and visualization were conducted using the R programming language (v. 4.2.2)</w:t>
-      </w:r>
-      <w:r>
-        <w:t xml:space="preserve"> </w:t>
-      </w:r>
-      <w:r>
-        <w:t xml:space="preserve">(R Core Team, 2022)</w:t>
-      </w:r>
-      <w:r>
-        <w:t xml:space="preserve">. The primary packages used for the analysis were: -</w:t>
-      </w:r>
-      <w:r>
-        <w:t xml:space="preserve"> </w:t>
-      </w:r>
-      <w:r>
-        <w:rPr>
-          <w:rStyle w:val="VerbatimChar"/>
-        </w:rPr>
-        <w:t xml:space="preserve">nlme</w:t>
-      </w:r>
-      <w:r>
-        <w:t xml:space="preserve"> </w:t>
-      </w:r>
-      <w:r>
-        <w:t xml:space="preserve">(Pinheiro et al., 2022)</w:t>
-      </w:r>
-      <w:r>
-        <w:t xml:space="preserve"> </w:t>
-      </w:r>
-      <w:r>
-        <w:t xml:space="preserve">for fitting the non-linear mixed-effects models to the kinetic data. -</w:t>
-      </w:r>
-      <w:r>
-        <w:t xml:space="preserve"> </w:t>
-      </w:r>
-      <w:r>
-        <w:rPr>
-          <w:rStyle w:val="VerbatimChar"/>
-        </w:rPr>
-        <w:t xml:space="preserve">lme4</w:t>
-      </w:r>
-      <w:r>
-        <w:t xml:space="preserve"> </w:t>
-      </w:r>
-      <w:r>
-        <w:t xml:space="preserve">(Bates et al., 2015)</w:t>
-      </w:r>
-      <w:r>
-        <w:t xml:space="preserve"> </w:t>
-      </w:r>
-      <w:r>
-        <w:t xml:space="preserve">and</w:t>
-      </w:r>
-      <w:r>
-        <w:t xml:space="preserve"> </w:t>
-      </w:r>
-      <w:r>
-        <w:rPr>
-          <w:rStyle w:val="VerbatimChar"/>
-        </w:rPr>
-        <w:t xml:space="preserve">lmerTest</w:t>
-      </w:r>
-      <w:r>
-        <w:t xml:space="preserve"> </w:t>
-      </w:r>
-      <w:r>
-        <w:t xml:space="preserve">(Kuznetsova et al., 2017)</w:t>
-      </w:r>
-      <w:r>
-        <w:t xml:space="preserve"> </w:t>
-      </w:r>
-      <w:r>
-        <w:t xml:space="preserve">for fitting and testing the linear mixed-effects models for agronomic and soil property analyses. -</w:t>
-      </w:r>
-      <w:r>
-        <w:t xml:space="preserve"> </w:t>
-      </w:r>
-      <w:r>
-        <w:rPr>
-          <w:rStyle w:val="VerbatimChar"/>
-        </w:rPr>
-        <w:t xml:space="preserve">mlr3</w:t>
-      </w:r>
-      <w:r>
-        <w:t xml:space="preserve"> </w:t>
-      </w:r>
-      <w:r>
-        <w:t xml:space="preserve">(Lang et al., 2019)</w:t>
-      </w:r>
-      <w:r>
-        <w:t xml:space="preserve"> </w:t>
-      </w:r>
-      <w:r>
-        <w:t xml:space="preserve">for the systematic feature selection and model validation workflow.</w:t>
-      </w:r>
-    </w:p>
-    <w:bookmarkEnd w:id="20"/>
-    <w:bookmarkStart w:id="21" w:name="sec-modeling-of-desorption-kinetics"/>
+    <w:bookmarkEnd w:id="21"/>
+    <w:bookmarkStart w:id="22" w:name="sec-modeling-of-desorption-kinetics"/>
     <w:p>
       <w:pPr>
         <w:pStyle w:val="Heading3"/>
@@ -3675,8 +3618,8 @@
         <w:t xml:space="preserve">to capture the unique desorption characteristics of each individual soil sample.</w:t>
       </w:r>
     </w:p>
-    <w:bookmarkEnd w:id="21"/>
-    <w:bookmarkStart w:id="23" w:name="X7948ef6b44c07ffe5eee7eadbac8c6481287b2f"/>
+    <w:bookmarkEnd w:id="22"/>
+    <w:bookmarkStart w:id="24" w:name="X7948ef6b44c07ffe5eee7eadbac8c6481287b2f"/>
     <w:p>
       <w:pPr>
         <w:pStyle w:val="Heading3"/>
@@ -4647,7 +4590,7 @@
       <w:tr>
         <w:tc>
           <w:tcPr/>
-          <w:bookmarkStart w:id="22" w:name="tbl-variables"/>
+          <w:bookmarkStart w:id="23" w:name="tbl-variables"/>
           <w:p>
             <w:pPr>
               <w:jc w:val="center"/>
@@ -5583,13 +5526,13 @@
               </w:tc>
             </w:tr>
           </w:tbl>
-          <w:bookmarkEnd w:id="22"/>
+          <w:bookmarkEnd w:id="23"/>
           <w:p/>
         </w:tc>
       </w:tr>
     </w:tbl>
-    <w:bookmarkEnd w:id="23"/>
-    <w:bookmarkStart w:id="26" w:name="model-assumptions-and-diagnostics"/>
+    <w:bookmarkEnd w:id="24"/>
+    <w:bookmarkStart w:id="27" w:name="model-assumptions-and-diagnostics"/>
     <w:p>
       <w:pPr>
         <w:pStyle w:val="Heading3"/>
@@ -5728,7 +5671,7 @@
         <w:t xml:space="preserve">was used as a fixed effect in all subsequent agronomic models to ensure the statistical validity of the results.</w:t>
       </w:r>
     </w:p>
-    <w:bookmarkStart w:id="24" w:name="Xa8a482f2a6a3ad912fccf7e6dc90aeedf0c36d0"/>
+    <w:bookmarkStart w:id="25" w:name="Xa8a482f2a6a3ad912fccf7e6dc90aeedf0c36d0"/>
     <w:p>
       <w:pPr>
         <w:pStyle w:val="Heading4"/>
@@ -5750,7 +5693,7 @@
         <w:pStyle w:val="Compact"/>
         <w:numPr>
           <w:ilvl w:val="0"/>
-          <w:numId w:val="1006"/>
+          <w:numId w:val="1005"/>
         </w:numPr>
       </w:pPr>
       <w:r>
@@ -5812,6 +5755,102 @@
         <w:pStyle w:val="Compact"/>
         <w:numPr>
           <w:ilvl w:val="0"/>
+          <w:numId w:val="1005"/>
+        </w:numPr>
+      </w:pPr>
+      <w:r>
+        <w:rPr>
+          <w:b/>
+          <w:bCs/>
+        </w:rPr>
+        <w:t xml:space="preserve">Random Effects Structure:</w:t>
+      </w:r>
+      <w:r>
+        <w:t xml:space="preserve"> </w:t>
+      </w:r>
+      <w:r>
+        <w:t xml:space="preserve">The random effects structure accounted for the nested design of the STYCS experiment, with random intercepts for</w:t>
+      </w:r>
+      <w:r>
+        <w:t xml:space="preserve"> </w:t>
+      </w:r>
+      <w:r>
+        <w:rPr>
+          <w:rStyle w:val="VerbatimChar"/>
+        </w:rPr>
+        <w:t xml:space="preserve">year</w:t>
+      </w:r>
+      <w:r>
+        <w:t xml:space="preserve">,</w:t>
+      </w:r>
+      <w:r>
+        <w:t xml:space="preserve"> </w:t>
+      </w:r>
+      <w:r>
+        <w:rPr>
+          <w:rStyle w:val="VerbatimChar"/>
+        </w:rPr>
+        <w:t xml:space="preserve">Site</w:t>
+      </w:r>
+      <w:r>
+        <w:t xml:space="preserve">,</w:t>
+      </w:r>
+      <w:r>
+        <w:t xml:space="preserve"> </w:t>
+      </w:r>
+      <w:r>
+        <w:rPr>
+          <w:rStyle w:val="VerbatimChar"/>
+        </w:rPr>
+        <w:t xml:space="preserve">Site:block</w:t>
+      </w:r>
+      <w:r>
+        <w:t xml:space="preserve">, and</w:t>
+      </w:r>
+      <w:r>
+        <w:t xml:space="preserve"> </w:t>
+      </w:r>
+      <w:r>
+        <w:rPr>
+          <w:rStyle w:val="VerbatimChar"/>
+        </w:rPr>
+        <w:t xml:space="preserve">Site:Treatment</w:t>
+      </w:r>
+      <w:r>
+        <w:t xml:space="preserve">.</w:t>
+      </w:r>
+    </w:p>
+    <w:bookmarkEnd w:id="25"/>
+    <w:bookmarkStart w:id="26" w:name="comparative-models-of-agronomic-outcomes"/>
+    <w:p>
+      <w:pPr>
+        <w:pStyle w:val="Heading4"/>
+      </w:pPr>
+      <w:r>
+        <w:t xml:space="preserve">2.4.4.2 Comparative Models of Agronomic Outcomes</w:t>
+      </w:r>
+    </w:p>
+    <w:p>
+      <w:pPr>
+        <w:pStyle w:val="FirstParagraph"/>
+      </w:pPr>
+      <w:r>
+        <w:t xml:space="preserve">Second, the predictive power of the kinetic parameters was directly compared against that of the standard STP methods (</w:t>
+      </w:r>
+      <w:r>
+        <w:t xml:space="preserve">“GRUD”</w:t>
+      </w:r>
+      <w:r>
+        <w:t xml:space="preserve"> </w:t>
+      </w:r>
+      <w:r>
+        <w:t xml:space="preserve">system). For each agronomic response variable (Normalized Yield, P Uptake, and P Balance), two competing models were built. These models shared an identical random effects structure to ensure a fair comparison, differing only in their fixed effects.</w:t>
+      </w:r>
+    </w:p>
+    <w:p>
+      <w:pPr>
+        <w:numPr>
+          <w:ilvl w:val="0"/>
           <w:numId w:val="1006"/>
         </w:numPr>
       </w:pPr>
@@ -5820,13 +5859,13 @@
           <w:b/>
           <w:bCs/>
         </w:rPr>
-        <w:t xml:space="preserve">Random Effects Structure:</w:t>
-      </w:r>
-      <w:r>
-        <w:t xml:space="preserve"> </w:t>
-      </w:r>
-      <w:r>
-        <w:t xml:space="preserve">The random effects structure accounted for the nested design of the STYCS experiment, with random intercepts for</w:t>
+        <w:t xml:space="preserve">Random Effects Structure (for all agronomic models):</w:t>
+      </w:r>
+      <w:r>
+        <w:t xml:space="preserve"> </w:t>
+      </w:r>
+      <w:r>
+        <w:t xml:space="preserve">The structure</w:t>
       </w:r>
       <w:r>
         <w:t xml:space="preserve"> </w:t>
@@ -5835,80 +5874,103 @@
         <w:rPr>
           <w:rStyle w:val="VerbatimChar"/>
         </w:rPr>
-        <w:t xml:space="preserve">year</w:t>
-      </w:r>
-      <w:r>
-        <w:t xml:space="preserve">,</w:t>
-      </w:r>
-      <w:r>
-        <w:t xml:space="preserve"> </w:t>
-      </w:r>
-      <w:r>
-        <w:rPr>
-          <w:rStyle w:val="VerbatimChar"/>
-        </w:rPr>
-        <w:t xml:space="preserve">Site</w:t>
-      </w:r>
-      <w:r>
-        <w:t xml:space="preserve">,</w:t>
-      </w:r>
-      <w:r>
-        <w:t xml:space="preserve"> </w:t>
-      </w:r>
-      <w:r>
-        <w:rPr>
-          <w:rStyle w:val="VerbatimChar"/>
-        </w:rPr>
-        <w:t xml:space="preserve">Site:block</w:t>
-      </w:r>
-      <w:r>
-        <w:t xml:space="preserve">, and</w:t>
-      </w:r>
-      <w:r>
-        <w:t xml:space="preserve"> </w:t>
-      </w:r>
-      <w:r>
-        <w:rPr>
-          <w:rStyle w:val="VerbatimChar"/>
-        </w:rPr>
-        <w:t xml:space="preserve">Site:Treatment</w:t>
-      </w:r>
-      <w:r>
-        <w:t xml:space="preserve">.</w:t>
-      </w:r>
-    </w:p>
-    <w:bookmarkEnd w:id="24"/>
-    <w:bookmarkStart w:id="25" w:name="comparative-models-of-agronomic-outcomes"/>
-    <w:p>
-      <w:pPr>
-        <w:pStyle w:val="Heading4"/>
-      </w:pPr>
-      <w:r>
-        <w:t xml:space="preserve">2.4.4.2 Comparative Models of Agronomic Outcomes</w:t>
+        <w:t xml:space="preserve">(1|year) + (1|Site) + (1|Site:block)</w:t>
+      </w:r>
+      <w:r>
+        <w:t xml:space="preserve"> </w:t>
+      </w:r>
+      <w:r>
+        <w:t xml:space="preserve">was used to control for variations due to the growing season, location, and in-field spatial differences.</w:t>
       </w:r>
     </w:p>
     <w:p>
       <w:pPr>
-        <w:pStyle w:val="FirstParagraph"/>
-      </w:pPr>
-      <w:r>
-        <w:t xml:space="preserve">Second, the predictive power of the kinetic parameters was directly compared against that of the standard STP methods (</w:t>
-      </w:r>
-      <w:r>
-        <w:t xml:space="preserve">“GRUD”</w:t>
-      </w:r>
-      <w:r>
-        <w:t xml:space="preserve"> </w:t>
-      </w:r>
-      <w:r>
-        <w:t xml:space="preserve">system). For each agronomic response variable (Normalized Yield, P Uptake, and P Balance), two competing models were built. These models shared an identical random effects structure to ensure a fair comparison, differing only in their fixed effects.</w:t>
+        <w:numPr>
+          <w:ilvl w:val="0"/>
+          <w:numId w:val="1006"/>
+        </w:numPr>
+      </w:pPr>
+      <w:r>
+        <w:rPr>
+          <w:b/>
+          <w:bCs/>
+        </w:rPr>
+        <w:t xml:space="preserve">Model 1: The Kinetic Approach</w:t>
       </w:r>
     </w:p>
     <w:p>
       <w:pPr>
+        <w:pStyle w:val="Compact"/>
+        <w:numPr>
+          <w:ilvl w:val="1"/>
+          <w:numId w:val="1007"/>
+        </w:numPr>
+      </w:pPr>
+      <w:r>
+        <w:rPr>
+          <w:b/>
+          <w:bCs/>
+        </w:rPr>
+        <w:t xml:space="preserve">Fixed Effects:</w:t>
+      </w:r>
+      <w:r>
+        <w:t xml:space="preserve"> </w:t>
+      </w:r>
+      <w:r>
+        <w:t xml:space="preserve">This model used the kinetic parameters and their interaction:</w:t>
+      </w:r>
+      <w:r>
+        <w:t xml:space="preserve"> </w:t>
+      </w:r>
+      <w:r>
+        <w:rPr>
+          <w:rStyle w:val="VerbatimChar"/>
+        </w:rPr>
+        <w:t xml:space="preserve">k * log(PS)</w:t>
+      </w:r>
+      <w:r>
+        <w:t xml:space="preserve">. The interaction term tests the hypothesis that the benefit of a large desorbable P pool (</w:t>
+      </w:r>
+      <w:r>
+        <w:rPr>
+          <w:rStyle w:val="VerbatimChar"/>
+        </w:rPr>
+        <w:t xml:space="preserve">PS</w:t>
+      </w:r>
+      <w:r>
+        <w:t xml:space="preserve">) depends on the</w:t>
+      </w:r>
+      <w:r>
+        <w:t xml:space="preserve"> </w:t>
+      </w:r>
+      <w:r>
+        <w:rPr>
+          <w:i/>
+          <w:iCs/>
+        </w:rPr>
+        <w:t xml:space="preserve">rate</w:t>
+      </w:r>
+      <w:r>
+        <w:t xml:space="preserve"> </w:t>
+      </w:r>
+      <w:r>
+        <w:t xml:space="preserve">(</w:t>
+      </w:r>
+      <w:r>
+        <w:rPr>
+          <w:rStyle w:val="VerbatimChar"/>
+        </w:rPr>
+        <w:t xml:space="preserve">k</w:t>
+      </w:r>
+      <w:r>
+        <w:t xml:space="preserve">) at which it can be accessed.</w:t>
+      </w:r>
+    </w:p>
+    <w:p>
+      <w:pPr>
         <w:numPr>
           <w:ilvl w:val="0"/>
-          <w:numId w:val="1007"/>
+          <w:numId w:val="1006"/>
         </w:numPr>
       </w:pPr>
       <w:r>
@@ -5916,43 +5978,7 @@
           <w:b/>
           <w:bCs/>
         </w:rPr>
-        <w:t xml:space="preserve">Random Effects Structure (for all agronomic models):</w:t>
-      </w:r>
-      <w:r>
-        <w:t xml:space="preserve"> </w:t>
-      </w:r>
-      <w:r>
-        <w:t xml:space="preserve">The structure</w:t>
-      </w:r>
-      <w:r>
-        <w:t xml:space="preserve"> </w:t>
-      </w:r>
-      <w:r>
-        <w:rPr>
-          <w:rStyle w:val="VerbatimChar"/>
-        </w:rPr>
-        <w:t xml:space="preserve">(1|year) + (1|Site) + (1|Site:block)</w:t>
-      </w:r>
-      <w:r>
-        <w:t xml:space="preserve"> </w:t>
-      </w:r>
-      <w:r>
-        <w:t xml:space="preserve">was used to control for variations due to the growing season, location, and in-field spatial differences.</w:t>
-      </w:r>
-    </w:p>
-    <w:p>
-      <w:pPr>
-        <w:numPr>
-          <w:ilvl w:val="0"/>
-          <w:numId w:val="1007"/>
-        </w:numPr>
-      </w:pPr>
-      <w:r>
-        <w:rPr>
-          <w:b/>
-          <w:bCs/>
-        </w:rPr>
-        <w:t xml:space="preserve">Model 1: The Kinetic Approach</w:t>
+        <w:t xml:space="preserve">Model 2: The Standard STP (GRUD) Approach</w:t>
       </w:r>
     </w:p>
     <w:p>
@@ -5974,7 +6000,7 @@
         <w:t xml:space="preserve"> </w:t>
       </w:r>
       <w:r>
-        <w:t xml:space="preserve">This model used the kinetic parameters and their interaction:</w:t>
+        <w:t xml:space="preserve">This model used the two standard Swiss soil tests and their interaction:</w:t>
       </w:r>
       <w:r>
         <w:t xml:space="preserve"> </w:t>
@@ -5983,150 +6009,67 @@
         <w:rPr>
           <w:rStyle w:val="VerbatimChar"/>
         </w:rPr>
-        <w:t xml:space="preserve">k * log(PS)</w:t>
-      </w:r>
-      <w:r>
-        <w:t xml:space="preserve">. The interaction term tests the hypothesis that the benefit of a large desorbable P pool (</w:t>
-      </w:r>
-      <w:r>
-        <w:rPr>
-          <w:rStyle w:val="VerbatimChar"/>
-        </w:rPr>
-        <w:t xml:space="preserve">PS</w:t>
-      </w:r>
-      <w:r>
-        <w:t xml:space="preserve">) depends on the</w:t>
-      </w:r>
-      <w:r>
-        <w:t xml:space="preserve"> </w:t>
-      </w:r>
-      <w:r>
-        <w:rPr>
-          <w:i/>
-          <w:iCs/>
-        </w:rPr>
-        <w:t xml:space="preserve">rate</w:t>
-      </w:r>
-      <w:r>
-        <w:t xml:space="preserve"> </w:t>
-      </w:r>
-      <w:r>
-        <w:t xml:space="preserve">(</w:t>
-      </w:r>
-      <w:r>
-        <w:rPr>
-          <w:rStyle w:val="VerbatimChar"/>
-        </w:rPr>
-        <w:t xml:space="preserve">k</w:t>
-      </w:r>
-      <w:r>
-        <w:t xml:space="preserve">) at which it can be accessed.</w:t>
+        <w:t xml:space="preserve">P_CO2 * P_AAE10</w:t>
+      </w:r>
+      <w:r>
+        <w:t xml:space="preserve">.</w:t>
       </w:r>
     </w:p>
     <w:p>
       <w:pPr>
-        <w:numPr>
-          <w:ilvl w:val="0"/>
-          <w:numId w:val="1007"/>
-        </w:numPr>
-      </w:pPr>
+        <w:pStyle w:val="FirstParagraph"/>
+      </w:pPr>
+      <w:r>
+        <w:t xml:space="preserve">The relative performance of these two sets of models was then evaluated to determine whether the kinetic parameters provided a significant improvement in predictive power for key agronomic outcomes. Further the relative performance of these two approaches, along with other combinations of predictor sets, was rigorously evaluated using a machine learning benchmark workflow implemented in the</w:t>
+      </w:r>
+      <w:r>
+        <w:t xml:space="preserve"> </w:t>
+      </w:r>
+      <w:r>
+        <w:rPr>
+          <w:rStyle w:val="VerbatimChar"/>
+        </w:rPr>
+        <w:t xml:space="preserve">mlr3</w:t>
+      </w:r>
+      <w:r>
+        <w:t xml:space="preserve"> </w:t>
+      </w:r>
+      <w:r>
+        <w:t xml:space="preserve">package</w:t>
+      </w:r>
+      <w:r>
+        <w:t xml:space="preserve"> </w:t>
+      </w:r>
+      <w:r>
+        <w:t xml:space="preserve">(Lang et al., 2019)</w:t>
+      </w:r>
+      <w:r>
+        <w:t xml:space="preserve">. The predictive power of each predictor set was quantified using</w:t>
+      </w:r>
+      <w:r>
+        <w:t xml:space="preserve"> </w:t>
+      </w:r>
       <w:r>
         <w:rPr>
           <w:b/>
           <w:bCs/>
         </w:rPr>
-        <w:t xml:space="preserve">Model 2: The Standard STP (GRUD) Approach</w:t>
+        <w:t xml:space="preserve">5-fold cross-validation</w:t>
+      </w:r>
+      <w:r>
+        <w:t xml:space="preserve">. Performance was measured as the percentage of explained variance on the hold-out data (1 - MSE / Var(y)), providing a robust and unbiased estimate of how well each model would generalize to new data. This benchmark allowed for a direct comparison of the information content provided by the kinetic parameters versus the standard soil tests for predicting key agronomic outcomes.</w:t>
       </w:r>
     </w:p>
     <w:p>
-      <w:pPr>
-        <w:pStyle w:val="Compact"/>
-        <w:numPr>
-          <w:ilvl w:val="1"/>
-          <w:numId w:val="1009"/>
-        </w:numPr>
-      </w:pPr>
-      <w:r>
-        <w:rPr>
-          <w:b/>
-          <w:bCs/>
-        </w:rPr>
-        <w:t xml:space="preserve">Fixed Effects:</w:t>
-      </w:r>
-      <w:r>
-        <w:t xml:space="preserve"> </w:t>
-      </w:r>
-      <w:r>
-        <w:t xml:space="preserve">This model used the two standard Swiss soil tests and their interaction:</w:t>
-      </w:r>
-      <w:r>
-        <w:t xml:space="preserve"> </w:t>
-      </w:r>
-      <w:r>
-        <w:rPr>
-          <w:rStyle w:val="VerbatimChar"/>
-        </w:rPr>
-        <w:t xml:space="preserve">P_CO2 * P_AAE10</w:t>
-      </w:r>
-      <w:r>
-        <w:t xml:space="preserve">.</w:t>
+      <w:r>
+        <w:br w:type="page"/>
       </w:r>
     </w:p>
-    <w:p>
-      <w:pPr>
-        <w:pStyle w:val="FirstParagraph"/>
-      </w:pPr>
-      <w:r>
-        <w:t xml:space="preserve">The relative performance of these two sets of models was then evaluated to determine whether the kinetic parameters provided a significant improvement in predictive power for key agronomic outcomes. Further the relative performance of these two approaches, along with other combinations of predictor sets, was rigorously evaluated using a machine learning benchmark workflow implemented in the</w:t>
-      </w:r>
-      <w:r>
-        <w:t xml:space="preserve"> </w:t>
-      </w:r>
-      <w:r>
-        <w:rPr>
-          <w:rStyle w:val="VerbatimChar"/>
-        </w:rPr>
-        <w:t xml:space="preserve">mlr3</w:t>
-      </w:r>
-      <w:r>
-        <w:t xml:space="preserve"> </w:t>
-      </w:r>
-      <w:r>
-        <w:t xml:space="preserve">package</w:t>
-      </w:r>
-      <w:r>
-        <w:t xml:space="preserve"> </w:t>
-      </w:r>
-      <w:r>
-        <w:t xml:space="preserve">(Lang et al., 2019)</w:t>
-      </w:r>
-      <w:r>
-        <w:t xml:space="preserve">. The predictive power of each predictor set was quantified using</w:t>
-      </w:r>
-      <w:r>
-        <w:t xml:space="preserve"> </w:t>
-      </w:r>
-      <w:r>
-        <w:rPr>
-          <w:b/>
-          <w:bCs/>
-        </w:rPr>
-        <w:t xml:space="preserve">5-fold cross-validation</w:t>
-      </w:r>
-      <w:r>
-        <w:t xml:space="preserve">. Performance was measured as the percentage of explained variance on the hold-out data (1 - MSE / Var(y)), providing a robust and unbiased estimate of how well each model would generalize to new data. This benchmark allowed for a direct comparison of the information content provided by the kinetic parameters versus the standard soil tests for predicting key agronomic outcomes.</w:t>
-      </w:r>
-    </w:p>
-    <w:p>
-      <w:r>
-        <w:br w:type="page"/>
-      </w:r>
-    </w:p>
-    <w:bookmarkEnd w:id="25"/>
     <w:bookmarkEnd w:id="26"/>
     <w:bookmarkEnd w:id="27"/>
     <w:bookmarkEnd w:id="28"/>
-    <w:bookmarkStart w:id="82" w:name="results"/>
+    <w:bookmarkEnd w:id="29"/>
+    <w:bookmarkStart w:id="83" w:name="results"/>
     <w:p>
       <w:pPr>
         <w:pStyle w:val="Heading1"/>
@@ -8854,7 +8797,7 @@
         <w:t xml:space="preserve">The results of this study are presented in two main parts. First, the development and validation of the phosphorus (P) desorption kinetic model are detailed, justifying the final modeling approach. Second, the descriptive trends of both agronomic outcomes and soil P parameters in response to long-term fertilization and site differences are explored visually. Finally, the predictive power of the kinetic and standard P parameters is formally evaluated using linear mixed-effects models.</w:t>
       </w:r>
     </w:p>
-    <w:bookmarkStart w:id="39" w:name="X623e521be83114432db2f1c7d18ba665d67bdd5"/>
+    <w:bookmarkStart w:id="40" w:name="X623e521be83114432db2f1c7d18ba665d67bdd5"/>
     <w:p>
       <w:pPr>
         <w:pStyle w:val="Heading2"/>
@@ -8911,7 +8854,7 @@
         <w:t xml:space="preserve">). The analysis proceeded in two stages: an initial test of a linearized model, followed by the implementation of a more robust non-linear model.</w:t>
       </w:r>
     </w:p>
-    <w:bookmarkStart w:id="33" w:name="Xc5152bc0d8277c92f5b5561836317bc1f747dd2"/>
+    <w:bookmarkStart w:id="34" w:name="Xc5152bc0d8277c92f5b5561836317bc1f747dd2"/>
     <w:p>
       <w:pPr>
         <w:pStyle w:val="Heading3"/>
@@ -8958,7 +8901,7 @@
       <w:tr>
         <w:tc>
           <w:tcPr/>
-          <w:bookmarkStart w:id="32" w:name="fig-linearized-model"/>
+          <w:bookmarkStart w:id="33" w:name="fig-linearized-model"/>
           <w:p>
             <w:pPr>
               <w:pStyle w:val="Compact"/>
@@ -8969,18 +8912,18 @@
                 <wp:inline>
                   <wp:extent cx="4620126" cy="4620126"/>
                   <wp:effectExtent b="0" l="0" r="0" t="0"/>
-                  <wp:docPr descr="" title="" id="30" name="Picture"/>
+                  <wp:docPr descr="" title="" id="31" name="Picture"/>
                   <a:graphic>
                     <a:graphicData uri="http://schemas.openxmlformats.org/drawingml/2006/picture">
                       <pic:pic>
                         <pic:nvPicPr>
-                          <pic:cNvPr descr="index_files/figure-docx/fig-linearized-model-1.png" id="31" name="Picture"/>
+                          <pic:cNvPr descr="index_files/figure-docx/fig-linearized-model-1.png" id="32" name="Picture"/>
                           <pic:cNvPicPr>
                             <a:picLocks noChangeArrowheads="1" noChangeAspect="1"/>
                           </pic:cNvPicPr>
                         </pic:nvPicPr>
                         <pic:blipFill>
-                          <a:blip r:embed="rId29"/>
+                          <a:blip r:embed="rId30"/>
                           <a:stretch>
                             <a:fillRect/>
                           </a:stretch>
@@ -9020,12 +8963,12 @@
               <w:t xml:space="preserve">Figure 1: Test of the linearized first-order kinetic model. The plot visually supports the statistical finding that many intercepts are not zero.</w:t>
             </w:r>
           </w:p>
-          <w:bookmarkEnd w:id="32"/>
+          <w:bookmarkEnd w:id="33"/>
         </w:tc>
       </w:tr>
     </w:tbl>
-    <w:bookmarkEnd w:id="33"/>
-    <w:bookmarkStart w:id="38" w:name="Xa1f48741cc3a88a20671852547ba1fa19b477bc"/>
+    <w:bookmarkEnd w:id="34"/>
+    <w:bookmarkStart w:id="39" w:name="Xa1f48741cc3a88a20671852547ba1fa19b477bc"/>
     <w:p>
       <w:pPr>
         <w:pStyle w:val="Heading3"/>
@@ -9159,7 +9102,7 @@
       <w:tr>
         <w:tc>
           <w:tcPr/>
-          <w:bookmarkStart w:id="37" w:name="fig-nonlinear-model"/>
+          <w:bookmarkStart w:id="38" w:name="fig-nonlinear-model"/>
           <w:p>
             <w:pPr>
               <w:pStyle w:val="Compact"/>
@@ -9170,18 +9113,18 @@
                 <wp:inline>
                   <wp:extent cx="4620126" cy="5544151"/>
                   <wp:effectExtent b="0" l="0" r="0" t="0"/>
-                  <wp:docPr descr="" title="" id="35" name="Picture"/>
+                  <wp:docPr descr="" title="" id="36" name="Picture"/>
                   <a:graphic>
                     <a:graphicData uri="http://schemas.openxmlformats.org/drawingml/2006/picture">
                       <pic:pic>
                         <pic:nvPicPr>
-                          <pic:cNvPr descr="index_files/figure-docx/fig-nonlinear-model-1.png" id="36" name="Picture"/>
+                          <pic:cNvPr descr="index_files/figure-docx/fig-nonlinear-model-1.png" id="37" name="Picture"/>
                           <pic:cNvPicPr>
                             <a:picLocks noChangeArrowheads="1" noChangeAspect="1"/>
                           </pic:cNvPicPr>
                         </pic:nvPicPr>
                         <pic:blipFill>
-                          <a:blip r:embed="rId34"/>
+                          <a:blip r:embed="rId35"/>
                           <a:stretch>
                             <a:fillRect/>
                           </a:stretch>
@@ -9221,13 +9164,13 @@
               <w:t xml:space="preserve">Figure 2: Non-linear first-order kinetic model fits for P desorption over time. Points represent measured data and solid lines represent the fitted model for each replicate.</w:t>
             </w:r>
           </w:p>
-          <w:bookmarkEnd w:id="37"/>
+          <w:bookmarkEnd w:id="38"/>
         </w:tc>
       </w:tr>
     </w:tbl>
-    <w:bookmarkEnd w:id="38"/>
     <w:bookmarkEnd w:id="39"/>
-    <w:bookmarkStart w:id="49" w:name="X57c0e16474e0112c1b66bc31d7fcfca02c450f3"/>
+    <w:bookmarkEnd w:id="40"/>
+    <w:bookmarkStart w:id="50" w:name="X57c0e16474e0112c1b66bc31d7fcfca02c450f3"/>
     <w:p>
       <w:pPr>
         <w:pStyle w:val="Heading2"/>
@@ -9372,7 +9315,7 @@
         <w:t xml:space="preserve">). Spearman’s rank correlation was used to robustly test for monotonic trends between the different methods.</w:t>
       </w:r>
     </w:p>
-    <w:bookmarkStart w:id="48" w:name="fig-iek-comparison"/>
+    <w:bookmarkStart w:id="49" w:name="fig-iek-comparison"/>
     <w:tbl>
       <w:tblPr>
         <w:tblStyle w:val="Table"/>
@@ -9400,7 +9343,7 @@
             <w:tr>
               <w:tc>
                 <w:tcPr/>
-                <w:bookmarkStart w:id="43" w:name="fig-iek-comparison-1"/>
+                <w:bookmarkStart w:id="44" w:name="fig-iek-comparison-1"/>
                 <w:p>
                   <w:pPr>
                     <w:pStyle w:val="Compact"/>
@@ -9412,18 +9355,18 @@
                       <wp:inline>
                         <wp:extent cx="2971800" cy="2377440"/>
                         <wp:effectExtent b="0" l="0" r="0" t="0"/>
-                        <wp:docPr descr="" title="" id="41" name="Picture"/>
+                        <wp:docPr descr="" title="" id="42" name="Picture"/>
                         <a:graphic>
                           <a:graphicData uri="http://schemas.openxmlformats.org/drawingml/2006/picture">
                             <pic:pic>
                               <pic:nvPicPr>
-                                <pic:cNvPr descr="index_files/figure-docx/fig-iek-comparison-1.png" id="42" name="Picture"/>
+                                <pic:cNvPr descr="index_files/figure-docx/fig-iek-comparison-1.png" id="43" name="Picture"/>
                                 <pic:cNvPicPr>
                                   <a:picLocks noChangeArrowheads="1" noChangeAspect="1"/>
                                 </pic:cNvPicPr>
                               </pic:nvPicPr>
                               <pic:blipFill>
-                                <a:blip r:embed="rId40"/>
+                                <a:blip r:embed="rId41"/>
                                 <a:stretch>
                                   <a:fillRect/>
                                 </a:stretch>
@@ -9512,7 +9455,7 @@
                     </m:sSub>
                   </m:oMath>
                 </w:p>
-                <w:bookmarkEnd w:id="43"/>
+                <w:bookmarkEnd w:id="44"/>
               </w:tc>
             </w:tr>
           </w:tbl>
@@ -9533,7 +9476,7 @@
             <w:tr>
               <w:tc>
                 <w:tcPr/>
-                <w:bookmarkStart w:id="47" w:name="fig-iek-comparison-2"/>
+                <w:bookmarkStart w:id="48" w:name="fig-iek-comparison-2"/>
                 <w:p>
                   <w:pPr>
                     <w:pStyle w:val="Compact"/>
@@ -9545,18 +9488,18 @@
                       <wp:inline>
                         <wp:extent cx="2971800" cy="2377440"/>
                         <wp:effectExtent b="0" l="0" r="0" t="0"/>
-                        <wp:docPr descr="" title="" id="45" name="Picture"/>
+                        <wp:docPr descr="" title="" id="46" name="Picture"/>
                         <a:graphic>
                           <a:graphicData uri="http://schemas.openxmlformats.org/drawingml/2006/picture">
                             <pic:pic>
                               <pic:nvPicPr>
-                                <pic:cNvPr descr="index_files/figure-docx/fig-iek-comparison-2.png" id="46" name="Picture"/>
+                                <pic:cNvPr descr="index_files/figure-docx/fig-iek-comparison-2.png" id="47" name="Picture"/>
                                 <pic:cNvPicPr>
                                   <a:picLocks noChangeArrowheads="1" noChangeAspect="1"/>
                                 </pic:cNvPicPr>
                               </pic:nvPicPr>
                               <pic:blipFill>
-                                <a:blip r:embed="rId44"/>
+                                <a:blip r:embed="rId45"/>
                                 <a:stretch>
                                   <a:fillRect/>
                                 </a:stretch>
@@ -9618,7 +9561,7 @@
                     </m:sSub>
                   </m:oMath>
                 </w:p>
-                <w:bookmarkEnd w:id="47"/>
+                <w:bookmarkEnd w:id="48"/>
               </w:tc>
             </w:tr>
           </w:tbl>
@@ -9709,7 +9652,7 @@
         <w:t xml:space="preserve">).</w:t>
       </w:r>
     </w:p>
-    <w:bookmarkEnd w:id="48"/>
+    <w:bookmarkEnd w:id="49"/>
     <w:p>
       <w:pPr>
         <w:pStyle w:val="BodyText"/>
@@ -9869,8 +9812,8 @@
         <w:t xml:space="preserve">.</w:t>
       </w:r>
     </w:p>
-    <w:bookmarkEnd w:id="49"/>
-    <w:bookmarkStart w:id="60" w:name="Xecaf9e4ead9471844934973fdc01e77ea889a2e"/>
+    <w:bookmarkEnd w:id="50"/>
+    <w:bookmarkStart w:id="61" w:name="Xecaf9e4ead9471844934973fdc01e77ea889a2e"/>
     <w:p>
       <w:pPr>
         <w:pStyle w:val="Heading2"/>
@@ -9887,7 +9830,7 @@
         <w:t xml:space="preserve">Having established a robust method to determine the kinetic parameters, the next step was to explore the effects of the long-term P fertilization treatments on both the agronomic outcomes and the soil P test parameters.</w:t>
       </w:r>
     </w:p>
-    <w:bookmarkStart w:id="54" w:name="X7766650a521c07025d9048e5b46ef5cbb460559"/>
+    <w:bookmarkStart w:id="55" w:name="X7766650a521c07025d9048e5b46ef5cbb460559"/>
     <w:p>
       <w:pPr>
         <w:pStyle w:val="Heading3"/>
@@ -9971,7 +9914,7 @@
       <w:tr>
         <w:tc>
           <w:tcPr/>
-          <w:bookmarkStart w:id="53" w:name="fig-agronomic-responses"/>
+          <w:bookmarkStart w:id="54" w:name="fig-agronomic-responses"/>
           <w:p>
             <w:pPr>
               <w:pStyle w:val="Compact"/>
@@ -9982,18 +9925,18 @@
                 <wp:inline>
                   <wp:extent cx="4620126" cy="6468176"/>
                   <wp:effectExtent b="0" l="0" r="0" t="0"/>
-                  <wp:docPr descr="" title="" id="51" name="Picture"/>
+                  <wp:docPr descr="" title="" id="52" name="Picture"/>
                   <a:graphic>
                     <a:graphicData uri="http://schemas.openxmlformats.org/drawingml/2006/picture">
                       <pic:pic>
                         <pic:nvPicPr>
-                          <pic:cNvPr descr="index_files/figure-docx/fig-agronomic-responses-1.png" id="52" name="Picture"/>
+                          <pic:cNvPr descr="index_files/figure-docx/fig-agronomic-responses-1.png" id="53" name="Picture"/>
                           <pic:cNvPicPr>
                             <a:picLocks noChangeArrowheads="1" noChangeAspect="1"/>
                           </pic:cNvPicPr>
                         </pic:nvPicPr>
                         <pic:blipFill>
-                          <a:blip r:embed="rId50"/>
+                          <a:blip r:embed="rId51"/>
                           <a:stretch>
                             <a:fillRect/>
                           </a:stretch>
@@ -10033,7 +9976,7 @@
               <w:t xml:space="preserve">Figure 4: Agronomic response variables across six P fertilization treatments and six experimental sites. Data from 2017-2022.</w:t>
             </w:r>
           </w:p>
-          <w:bookmarkEnd w:id="53"/>
+          <w:bookmarkEnd w:id="54"/>
         </w:tc>
       </w:tr>
     </w:tbl>
@@ -10220,8 +10163,8 @@
         <w:t xml:space="preserve">): The P balance showed a strong, linear relationship with fertilization. The Zero and Deficit treatments resulted in a negative balance (mining soil P), while the Elevated and Surplus treatments led to a significant P surplus.</w:t>
       </w:r>
     </w:p>
-    <w:bookmarkEnd w:id="54"/>
-    <w:bookmarkStart w:id="59" w:name="Xf1b1c7e5b0bdd9bd952a6bec2c8d4ca508e5273"/>
+    <w:bookmarkEnd w:id="55"/>
+    <w:bookmarkStart w:id="60" w:name="Xf1b1c7e5b0bdd9bd952a6bec2c8d4ca508e5273"/>
     <w:p>
       <w:pPr>
         <w:pStyle w:val="Heading3"/>
@@ -10262,7 +10205,7 @@
       <w:tr>
         <w:tc>
           <w:tcPr/>
-          <w:bookmarkStart w:id="58" w:name="fig-soil-parameters"/>
+          <w:bookmarkStart w:id="59" w:name="fig-soil-parameters"/>
           <w:p>
             <w:pPr>
               <w:pStyle w:val="Compact"/>
@@ -10273,18 +10216,18 @@
                 <wp:inline>
                   <wp:extent cx="4620126" cy="6468176"/>
                   <wp:effectExtent b="0" l="0" r="0" t="0"/>
-                  <wp:docPr descr="" title="" id="56" name="Picture"/>
+                  <wp:docPr descr="" title="" id="57" name="Picture"/>
                   <a:graphic>
                     <a:graphicData uri="http://schemas.openxmlformats.org/drawingml/2006/picture">
                       <pic:pic>
                         <pic:nvPicPr>
-                          <pic:cNvPr descr="index_files/figure-docx/fig-soil-parameters-1.png" id="57" name="Picture"/>
+                          <pic:cNvPr descr="index_files/figure-docx/fig-soil-parameters-1.png" id="58" name="Picture"/>
                           <pic:cNvPicPr>
                             <a:picLocks noChangeArrowheads="1" noChangeAspect="1"/>
                           </pic:cNvPicPr>
                         </pic:nvPicPr>
                         <pic:blipFill>
-                          <a:blip r:embed="rId55"/>
+                          <a:blip r:embed="rId56"/>
                           <a:stretch>
                             <a:fillRect/>
                           </a:stretch>
@@ -10324,7 +10267,7 @@
               <w:t xml:space="preserve">Figure 5: Soil P parameters across six P fertilization treatments and six experimental sites.</w:t>
             </w:r>
           </w:p>
-          <w:bookmarkEnd w:id="58"/>
+          <w:bookmarkEnd w:id="59"/>
         </w:tc>
       </w:tr>
     </w:tbl>
@@ -10707,9 +10650,9 @@
         <w:t xml:space="preserve">, may provide unique information about the soil’s P dynamics not captured by the static tests P-CO2 and P-AAE10 alone. The next section will use formal statistical models to test these relationships.</w:t>
       </w:r>
     </w:p>
-    <w:bookmarkEnd w:id="59"/>
     <w:bookmarkEnd w:id="60"/>
-    <w:bookmarkStart w:id="62" w:name="sec-p-params-soil-props"/>
+    <w:bookmarkEnd w:id="61"/>
+    <w:bookmarkStart w:id="63" w:name="sec-p-params-soil-props"/>
     <w:p>
       <w:pPr>
         <w:pStyle w:val="Heading2"/>
@@ -10829,7 +10772,7 @@
       <w:tr>
         <w:tc>
           <w:tcPr/>
-          <w:bookmarkStart w:id="61" w:name="tbl-soil-prop-models"/>
+          <w:bookmarkStart w:id="62" w:name="tbl-soil-prop-models"/>
           <w:p>
             <w:pPr>
               <w:jc w:val="center"/>
@@ -11866,7 +11809,7 @@
               </w:tc>
             </w:tr>
           </w:tbl>
-          <w:bookmarkEnd w:id="61"/>
+          <w:bookmarkEnd w:id="62"/>
           <w:p/>
         </w:tc>
       </w:tr>
@@ -12294,8 +12237,8 @@
         <w:t xml:space="preserve">.</w:t>
       </w:r>
     </w:p>
-    <w:bookmarkEnd w:id="62"/>
-    <w:bookmarkStart w:id="81" w:name="sec-agronomic-modeling"/>
+    <w:bookmarkEnd w:id="63"/>
+    <w:bookmarkStart w:id="82" w:name="sec-agronomic-modeling"/>
     <w:p>
       <w:pPr>
         <w:pStyle w:val="Heading2"/>
@@ -12638,7 +12581,7 @@
         <w:t xml:space="preserve">The performance of these models for each agronomic outcome is presented in the following sections.</w:t>
       </w:r>
     </w:p>
-    <w:bookmarkStart w:id="71" w:name="anomaly-in-the-cadenazzo-yield-data"/>
+    <w:bookmarkStart w:id="72" w:name="anomaly-in-the-cadenazzo-yield-data"/>
     <w:p>
       <w:pPr>
         <w:pStyle w:val="Heading3"/>
@@ -12860,7 +12803,7 @@
       <w:tr>
         <w:tc>
           <w:tcPr/>
-          <w:bookmarkStart w:id="66" w:name="fig-yield-comparison"/>
+          <w:bookmarkStart w:id="67" w:name="fig-yield-comparison"/>
           <w:p>
             <w:pPr>
               <w:pStyle w:val="Compact"/>
@@ -12871,18 +12814,18 @@
                 <wp:inline>
                   <wp:extent cx="4620126" cy="3696101"/>
                   <wp:effectExtent b="0" l="0" r="0" t="0"/>
-                  <wp:docPr descr="" title="" id="64" name="Picture"/>
+                  <wp:docPr descr="" title="" id="65" name="Picture"/>
                   <a:graphic>
                     <a:graphicData uri="http://schemas.openxmlformats.org/drawingml/2006/picture">
                       <pic:pic>
                         <pic:nvPicPr>
-                          <pic:cNvPr descr="index_files/figure-docx/fig-yield-comparison-1.png" id="65" name="Picture"/>
+                          <pic:cNvPr descr="index_files/figure-docx/fig-yield-comparison-1.png" id="66" name="Picture"/>
                           <pic:cNvPicPr>
                             <a:picLocks noChangeArrowheads="1" noChangeAspect="1"/>
                           </pic:cNvPicPr>
                         </pic:nvPicPr>
                         <pic:blipFill>
-                          <a:blip r:embed="rId63"/>
+                          <a:blip r:embed="rId64"/>
                           <a:stretch>
                             <a:fillRect/>
                           </a:stretch>
@@ -12922,7 +12865,7 @@
               <w:t xml:space="preserve">Figure 6: Annual dry matter yield across P fertilization treatments, faceted by experimental site, highlighting the anomalous pattern at Cadenazzo (CAD).</w:t>
             </w:r>
           </w:p>
-          <w:bookmarkEnd w:id="66"/>
+          <w:bookmarkEnd w:id="67"/>
         </w:tc>
       </w:tr>
     </w:tbl>
@@ -12939,7 +12882,7 @@
       <w:tr>
         <w:tc>
           <w:tcPr/>
-          <w:bookmarkStart w:id="70" w:name="fig-yield-cadenazzo-fix"/>
+          <w:bookmarkStart w:id="71" w:name="fig-yield-cadenazzo-fix"/>
           <w:p>
             <w:pPr>
               <w:pStyle w:val="Compact"/>
@@ -12950,18 +12893,18 @@
                 <wp:inline>
                   <wp:extent cx="4620126" cy="3696101"/>
                   <wp:effectExtent b="0" l="0" r="0" t="0"/>
-                  <wp:docPr descr="" title="" id="68" name="Picture"/>
+                  <wp:docPr descr="" title="" id="69" name="Picture"/>
                   <a:graphic>
                     <a:graphicData uri="http://schemas.openxmlformats.org/drawingml/2006/picture">
                       <pic:pic>
                         <pic:nvPicPr>
-                          <pic:cNvPr descr="index_files/figure-docx/fig-yield-cadenazzo-fix-1.png" id="69" name="Picture"/>
+                          <pic:cNvPr descr="index_files/figure-docx/fig-yield-cadenazzo-fix-1.png" id="70" name="Picture"/>
                           <pic:cNvPicPr>
                             <a:picLocks noChangeArrowheads="1" noChangeAspect="1"/>
                           </pic:cNvPicPr>
                         </pic:nvPicPr>
                         <pic:blipFill>
-                          <a:blip r:embed="rId67"/>
+                          <a:blip r:embed="rId68"/>
                           <a:stretch>
                             <a:fillRect/>
                           </a:stretch>
@@ -13001,12 +12944,12 @@
               <w:t xml:space="preserve">Figure 7: Comparison of Cadenazzo yields with original and swapped (P0 &lt;&gt; P166) treatment labels.</w:t>
             </w:r>
           </w:p>
-          <w:bookmarkEnd w:id="70"/>
+          <w:bookmarkEnd w:id="71"/>
         </w:tc>
       </w:tr>
     </w:tbl>
-    <w:bookmarkEnd w:id="71"/>
-    <w:bookmarkStart w:id="73" w:name="predicting-site-normalized-yield-y_norm"/>
+    <w:bookmarkEnd w:id="72"/>
+    <w:bookmarkStart w:id="74" w:name="predicting-site-normalized-yield-y_norm"/>
     <w:p>
       <w:pPr>
         <w:pStyle w:val="Heading3"/>
@@ -13076,7 +13019,7 @@
       <w:tr>
         <w:tc>
           <w:tcPr/>
-          <w:bookmarkStart w:id="72" w:name="tbl-ynorm-models"/>
+          <w:bookmarkStart w:id="73" w:name="tbl-ynorm-models"/>
           <w:p>
             <w:pPr>
               <w:jc w:val="center"/>
@@ -13931,7 +13874,7 @@
               </w:tc>
             </w:tr>
           </w:tbl>
-          <w:bookmarkEnd w:id="72"/>
+          <w:bookmarkEnd w:id="73"/>
           <w:p/>
         </w:tc>
       </w:tr>
@@ -13974,8 +13917,8 @@
         <w:t xml:space="preserve">models had highly significant coefficients and explained 21.8% and 19.8% of the variance, respectively. The combined STP-interaction model performed best, explaining 22% of the variance. In contrast, the kinetic model had a marginal R² of only 1.4%, and none of its parameters were statistically significant.</w:t>
       </w:r>
     </w:p>
-    <w:bookmarkEnd w:id="73"/>
-    <w:bookmarkStart w:id="76" w:name="Xe0b402b7183f6a3d6df8442ac2834a5544132c5"/>
+    <w:bookmarkEnd w:id="74"/>
+    <w:bookmarkStart w:id="77" w:name="Xe0b402b7183f6a3d6df8442ac2834a5544132c5"/>
     <w:p>
       <w:pPr>
         <w:pStyle w:val="Heading3"/>
@@ -14051,7 +13994,7 @@
       <w:tr>
         <w:tc>
           <w:tcPr/>
-          <w:bookmarkStart w:id="74" w:name="tbl-yrel-models"/>
+          <w:bookmarkStart w:id="75" w:name="tbl-yrel-models"/>
           <w:p>
             <w:pPr>
               <w:jc w:val="center"/>
@@ -14903,12 +14846,12 @@
               </w:tc>
             </w:tr>
           </w:tbl>
-          <w:bookmarkEnd w:id="74"/>
+          <w:bookmarkEnd w:id="75"/>
           <w:p/>
         </w:tc>
       </w:tr>
     </w:tbl>
-    <w:bookmarkStart w:id="75" w:name="performance-of-standard-stp-methods"/>
+    <w:bookmarkStart w:id="76" w:name="performance-of-standard-stp-methods"/>
     <w:p>
       <w:pPr>
         <w:pStyle w:val="Heading4"/>
@@ -14996,9 +14939,9 @@
         <w:t xml:space="preserve">). For instance, in the best-performing STP model, the marginal R² is only 0.078, but the conditional R² is 0.596.</w:t>
       </w:r>
     </w:p>
-    <w:bookmarkEnd w:id="75"/>
     <w:bookmarkEnd w:id="76"/>
-    <w:bookmarkStart w:id="78" w:name="predicting-p-uptake-p_up"/>
+    <w:bookmarkEnd w:id="77"/>
+    <w:bookmarkStart w:id="79" w:name="predicting-p-uptake-p_up"/>
     <w:p>
       <w:pPr>
         <w:pStyle w:val="Heading3"/>
@@ -15048,7 +14991,7 @@
       <w:tr>
         <w:tc>
           <w:tcPr/>
-          <w:bookmarkStart w:id="77" w:name="tbl-pexport-models"/>
+          <w:bookmarkStart w:id="78" w:name="tbl-pexport-models"/>
           <w:p>
             <w:pPr>
               <w:jc w:val="center"/>
@@ -15897,7 +15840,7 @@
               </w:tc>
             </w:tr>
           </w:tbl>
-          <w:bookmarkEnd w:id="77"/>
+          <w:bookmarkEnd w:id="78"/>
           <w:p/>
         </w:tc>
       </w:tr>
@@ -15974,8 +15917,8 @@
         <w:t xml:space="preserve">, were significant positive predictors, explaining 6.4% and 7.3% of the variance, respectively. The interaction model did not improve the explained variance. The kinetic model performed on par with the standard individual tests, explaining 6.4% of the variance, though none of its parameters were individually significant. As with yield, a large difference between the marginal and conditional R² values was observed across all models.</w:t>
       </w:r>
     </w:p>
-    <w:bookmarkEnd w:id="78"/>
-    <w:bookmarkStart w:id="80" w:name="predicting-p-balance-p_bal"/>
+    <w:bookmarkEnd w:id="79"/>
+    <w:bookmarkStart w:id="81" w:name="predicting-p-balance-p_bal"/>
     <w:p>
       <w:pPr>
         <w:pStyle w:val="Heading3"/>
@@ -16051,7 +15994,7 @@
       <w:tr>
         <w:tc>
           <w:tcPr/>
-          <w:bookmarkStart w:id="79" w:name="tbl-pbalance-models"/>
+          <w:bookmarkStart w:id="80" w:name="tbl-pbalance-models"/>
           <w:p>
             <w:pPr>
               <w:jc w:val="center"/>
@@ -16903,7 +16846,7 @@
               </w:tc>
             </w:tr>
           </w:tbl>
-          <w:bookmarkEnd w:id="79"/>
+          <w:bookmarkEnd w:id="80"/>
           <w:p/>
         </w:tc>
       </w:tr>
@@ -16953,10 +16896,10 @@
         <w:br w:type="page"/>
       </w:r>
     </w:p>
-    <w:bookmarkEnd w:id="80"/>
     <w:bookmarkEnd w:id="81"/>
     <w:bookmarkEnd w:id="82"/>
-    <w:bookmarkStart w:id="91" w:name="discussion"/>
+    <w:bookmarkEnd w:id="83"/>
+    <w:bookmarkStart w:id="92" w:name="discussion"/>
     <w:p>
       <w:pPr>
         <w:pStyle w:val="Heading1"/>
@@ -17127,7 +17070,7 @@
         <w:t xml:space="preserve">Therefore, a marginal R² of around 8% for a model predicting national-normalized yield based on a single soil P metric should not be considered low. In fact, it is arguably higher than expected, demonstrating that despite the overwhelming influence of climate and the general P-sufficiency of the soils, both static and kinetic P tests can still capture a statistically significant, albeit small, portion of the variance in crop productivity. With this context established, we can proceed to a detailed evaluation of the specific hypotheses.</w:t>
       </w:r>
     </w:p>
-    <w:bookmarkStart w:id="83" w:name="X2be6dfad3d423d878672cb793cc807af4a34ac3"/>
+    <w:bookmarkStart w:id="84" w:name="X2be6dfad3d423d878672cb793cc807af4a34ac3"/>
     <w:p>
       <w:pPr>
         <w:pStyle w:val="Heading2"/>
@@ -17752,7 +17695,7 @@
         <w:pStyle w:val="Compact"/>
         <w:numPr>
           <w:ilvl w:val="0"/>
-          <w:numId w:val="1010"/>
+          <w:numId w:val="1009"/>
         </w:numPr>
       </w:pPr>
       <w:r>
@@ -17844,7 +17787,7 @@
         <w:pStyle w:val="Compact"/>
         <w:numPr>
           <w:ilvl w:val="0"/>
-          <w:numId w:val="1010"/>
+          <w:numId w:val="1009"/>
         </w:numPr>
       </w:pPr>
       <w:r>
@@ -17901,8 +17844,8 @@
         <w:t xml:space="preserve">can underestimate plant-available P in calcareous soils and supports our finding of a significant pH-dependence. It underscores that the choice of an appropriate soil test must take into account the fundamental chemistry of the soil matrix itself.</w:t>
       </w:r>
     </w:p>
-    <w:bookmarkEnd w:id="83"/>
-    <w:bookmarkStart w:id="88" w:name="X1b4f439ca95cf2ff1d299d4f1dc1937990b01b8"/>
+    <w:bookmarkEnd w:id="84"/>
+    <w:bookmarkStart w:id="89" w:name="X1b4f439ca95cf2ff1d299d4f1dc1937990b01b8"/>
     <w:p>
       <w:pPr>
         <w:pStyle w:val="Heading2"/>
@@ -18421,7 +18364,7 @@
       <w:tr>
         <w:tc>
           <w:tcPr/>
-          <w:bookmarkStart w:id="87" w:name="fig-ell-outlier-check-dual-axis"/>
+          <w:bookmarkStart w:id="88" w:name="fig-ell-outlier-check-dual-axis"/>
           <w:p>
             <w:pPr>
               <w:pStyle w:val="Compact"/>
@@ -18432,18 +18375,18 @@
                 <wp:inline>
                   <wp:extent cx="4620126" cy="3696101"/>
                   <wp:effectExtent b="0" l="0" r="0" t="0"/>
-                  <wp:docPr descr="" title="" id="85" name="Picture"/>
+                  <wp:docPr descr="" title="" id="86" name="Picture"/>
                   <a:graphic>
                     <a:graphicData uri="http://schemas.openxmlformats.org/drawingml/2006/picture">
                       <pic:pic>
                         <pic:nvPicPr>
-                          <pic:cNvPr descr="index_files/figure-docx/fig-ell-outlier-check-dual-axis-1.png" id="86" name="Picture"/>
+                          <pic:cNvPr descr="index_files/figure-docx/fig-ell-outlier-check-dual-axis-1.png" id="87" name="Picture"/>
                           <pic:cNvPicPr>
                             <a:picLocks noChangeArrowheads="1" noChangeAspect="1"/>
                           </pic:cNvPicPr>
                         </pic:nvPicPr>
                         <pic:blipFill>
-                          <a:blip r:embed="rId84"/>
+                          <a:blip r:embed="rId85"/>
                           <a:stretch>
                             <a:fillRect/>
                           </a:stretch>
@@ -18537,7 +18480,7 @@
               <w:t xml:space="preserve">(right axis) for all replicates at the Ellighausen (ELL) site, faceted by P fertilization treatment.</w:t>
             </w:r>
           </w:p>
-          <w:bookmarkEnd w:id="87"/>
+          <w:bookmarkEnd w:id="88"/>
         </w:tc>
       </w:tr>
     </w:tbl>
@@ -18690,8 +18633,8 @@
         <w:t xml:space="preserve">are not redundant parameters; they represent fundamentally different aspects of P availability—the size of the pool and the rate of access to it—which are governed by different soil-chemical and physical properties.</w:t>
       </w:r>
     </w:p>
-    <w:bookmarkEnd w:id="88"/>
-    <w:bookmarkStart w:id="90" w:name="X2bcc4bfc211ba9abec9a74e664b2fca0cf81079"/>
+    <w:bookmarkEnd w:id="89"/>
+    <w:bookmarkStart w:id="91" w:name="X2bcc4bfc211ba9abec9a74e664b2fca0cf81079"/>
     <w:p>
       <w:pPr>
         <w:pStyle w:val="Heading2"/>
@@ -19024,7 +18967,7 @@
         <w:br w:type="page"/>
       </w:r>
     </w:p>
-    <w:bookmarkStart w:id="89" w:name="conclusion-and-outlook"/>
+    <w:bookmarkStart w:id="90" w:name="conclusion-and-outlook"/>
     <w:p>
       <w:pPr>
         <w:pStyle w:val="Heading3"/>
@@ -19489,10 +19432,10 @@
         <w:br w:type="page"/>
       </w:r>
     </w:p>
-    <w:bookmarkEnd w:id="89"/>
     <w:bookmarkEnd w:id="90"/>
     <w:bookmarkEnd w:id="91"/>
-    <w:bookmarkStart w:id="92" w:name="acknowledgments"/>
+    <w:bookmarkEnd w:id="92"/>
+    <w:bookmarkStart w:id="93" w:name="acknowledgments"/>
     <w:p>
       <w:pPr>
         <w:pStyle w:val="Heading1"/>
@@ -19523,8 +19466,8 @@
         <w:br w:type="page"/>
       </w:r>
     </w:p>
-    <w:bookmarkEnd w:id="92"/>
-    <w:bookmarkStart w:id="167" w:name="references"/>
+    <w:bookmarkEnd w:id="93"/>
+    <w:bookmarkStart w:id="138" w:name="references"/>
     <w:p>
       <w:pPr>
         <w:pStyle w:val="Heading1"/>
@@ -19533,14 +19476,23 @@
         <w:t xml:space="preserve">6. References</w:t>
       </w:r>
     </w:p>
-    <w:bookmarkStart w:id="166" w:name="refs"/>
-    <w:bookmarkStart w:id="94" w:name="ref-Abelson1999Dilemma"/>
+    <w:bookmarkStart w:id="137" w:name="refs"/>
+    <w:bookmarkStart w:id="95" w:name="ref-R-lme4"/>
     <w:p>
       <w:pPr>
         <w:pStyle w:val="Bibliography"/>
       </w:pPr>
       <w:r>
-        <w:t xml:space="preserve">Abelson, P. H. (1999). The global phosphorus dilemma: A new insight into an old problem.</w:t>
+        <w:t xml:space="preserve">Bates, D., Mächler, M., Bolker, B., &amp; Walker, S. (2015). Fitting linear mixed-effects models using</w:t>
+      </w:r>
+      <w:r>
+        <w:t xml:space="preserve"> </w:t>
+      </w:r>
+      <w:r>
+        <w:t xml:space="preserve">lme4</w:t>
+      </w:r>
+      <w:r>
+        <w:t xml:space="preserve">.</w:t>
       </w:r>
       <w:r>
         <w:t xml:space="preserve"> </w:t>
@@ -19550,7 +19502,7 @@
           <w:i/>
           <w:iCs/>
         </w:rPr>
-        <w:t xml:space="preserve">Science</w:t>
+        <w:t xml:space="preserve">Journal of Statistical Software</w:t>
       </w:r>
       <w:r>
         <w:t xml:space="preserve">,</w:t>
@@ -19563,62 +19515,6 @@
           <w:i/>
           <w:iCs/>
         </w:rPr>
-        <w:t xml:space="preserve">283</w:t>
-      </w:r>
-      <w:r>
-        <w:t xml:space="preserve">(5410), 2015.</w:t>
-      </w:r>
-      <w:r>
-        <w:t xml:space="preserve"> </w:t>
-      </w:r>
-      <w:hyperlink r:id="rId93">
-        <w:r>
-          <w:rPr>
-            <w:rStyle w:val="Hyperlink"/>
-          </w:rPr>
-          <w:t xml:space="preserve">https://doi.org/10.1126/science.283.5410.2015</w:t>
-        </w:r>
-      </w:hyperlink>
-    </w:p>
-    <w:bookmarkEnd w:id="94"/>
-    <w:bookmarkStart w:id="96" w:name="ref-R-lme4"/>
-    <w:p>
-      <w:pPr>
-        <w:pStyle w:val="Bibliography"/>
-      </w:pPr>
-      <w:r>
-        <w:t xml:space="preserve">Bates, D., Mächler, M., Bolker, B., &amp; Walker, S. (2015). Fitting linear mixed-effects models using</w:t>
-      </w:r>
-      <w:r>
-        <w:t xml:space="preserve"> </w:t>
-      </w:r>
-      <w:r>
-        <w:t xml:space="preserve">lme4</w:t>
-      </w:r>
-      <w:r>
-        <w:t xml:space="preserve">.</w:t>
-      </w:r>
-      <w:r>
-        <w:t xml:space="preserve"> </w:t>
-      </w:r>
-      <w:r>
-        <w:rPr>
-          <w:i/>
-          <w:iCs/>
-        </w:rPr>
-        <w:t xml:space="preserve">Journal of Statistical Software</w:t>
-      </w:r>
-      <w:r>
-        <w:t xml:space="preserve">,</w:t>
-      </w:r>
-      <w:r>
-        <w:t xml:space="preserve"> </w:t>
-      </w:r>
-      <w:r>
-        <w:rPr>
-          <w:i/>
-          <w:iCs/>
-        </w:rPr>
         <w:t xml:space="preserve">67</w:t>
       </w:r>
       <w:r>
@@ -19627,7 +19523,7 @@
       <w:r>
         <w:t xml:space="preserve"> </w:t>
       </w:r>
-      <w:hyperlink r:id="rId95">
+      <w:hyperlink r:id="rId94">
         <w:r>
           <w:rPr>
             <w:rStyle w:val="Hyperlink"/>
@@ -19636,14 +19532,14 @@
         </w:r>
       </w:hyperlink>
     </w:p>
-    <w:bookmarkEnd w:id="96"/>
-    <w:bookmarkStart w:id="98" w:name="ref-Bell2013Factors"/>
+    <w:bookmarkEnd w:id="95"/>
+    <w:bookmarkStart w:id="96" w:name="ref-Brady2016Soils"/>
     <w:p>
       <w:pPr>
         <w:pStyle w:val="Bibliography"/>
       </w:pPr>
       <w:r>
-        <w:t xml:space="preserve">Bell, R. W., Bell, M. J., &amp; M. Tavora, W. J. G. de. (2013). Factors influencing the soil test calibration for colwell p and wheat under winter-dominant rainfall.</w:t>
+        <w:t xml:space="preserve">Brady, N. C., &amp; Weil, R. R. (2016).</w:t>
       </w:r>
       <w:r>
         <w:t xml:space="preserve"> </w:t>
@@ -19653,10 +19549,56 @@
           <w:i/>
           <w:iCs/>
         </w:rPr>
-        <w:t xml:space="preserve">Crop and Pasture Science</w:t>
-      </w:r>
-      <w:r>
-        <w:t xml:space="preserve">,</w:t>
+        <w:t xml:space="preserve">The nature and properties of soils</w:t>
+      </w:r>
+      <w:r>
+        <w:t xml:space="preserve"> </w:t>
+      </w:r>
+      <w:r>
+        <w:t xml:space="preserve">(15th ed.). Pearson.</w:t>
+      </w:r>
+    </w:p>
+    <w:bookmarkEnd w:id="96"/>
+    <w:bookmarkStart w:id="98" w:name="ref-demariaSoilPropertiesPhosphorus2013"/>
+    <w:p>
+      <w:pPr>
+        <w:pStyle w:val="Bibliography"/>
+      </w:pPr>
+      <w:r>
+        <w:t xml:space="preserve">Demaria, P., Sinaj, S., Flisch, R., &amp; Frossard, E. (2013). Soil</w:t>
+      </w:r>
+      <w:r>
+        <w:t xml:space="preserve"> </w:t>
+      </w:r>
+      <w:r>
+        <w:t xml:space="preserve">Properties</w:t>
+      </w:r>
+      <w:r>
+        <w:t xml:space="preserve"> </w:t>
+      </w:r>
+      <w:r>
+        <w:t xml:space="preserve">and</w:t>
+      </w:r>
+      <w:r>
+        <w:t xml:space="preserve"> </w:t>
+      </w:r>
+      <w:r>
+        <w:t xml:space="preserve">Phosphorus Isotopic Exchangeability</w:t>
+      </w:r>
+      <w:r>
+        <w:t xml:space="preserve"> </w:t>
+      </w:r>
+      <w:r>
+        <w:t xml:space="preserve">in</w:t>
+      </w:r>
+      <w:r>
+        <w:t xml:space="preserve"> </w:t>
+      </w:r>
+      <w:r>
+        <w:t xml:space="preserve">Cropped Temperate Soils</w:t>
+      </w:r>
+      <w:r>
+        <w:t xml:space="preserve">.</w:t>
       </w:r>
       <w:r>
         <w:t xml:space="preserve"> </w:t>
@@ -19666,31 +19608,10 @@
           <w:i/>
           <w:iCs/>
         </w:rPr>
-        <w:t xml:space="preserve">64</w:t>
-      </w:r>
-      <w:r>
-        <w:t xml:space="preserve">(5), 489–501.</w:t>
-      </w:r>
-      <w:r>
-        <w:t xml:space="preserve"> </w:t>
-      </w:r>
-      <w:hyperlink r:id="rId97">
-        <w:r>
-          <w:rPr>
-            <w:rStyle w:val="Hyperlink"/>
-          </w:rPr>
-          <w:t xml:space="preserve">https://doi.org/10.1071/CP13019</w:t>
-        </w:r>
-      </w:hyperlink>
-    </w:p>
-    <w:bookmarkEnd w:id="98"/>
-    <w:bookmarkStart w:id="99" w:name="ref-Berg2019Biochemistry"/>
-    <w:p>
-      <w:pPr>
-        <w:pStyle w:val="Bibliography"/>
-      </w:pPr>
-      <w:r>
-        <w:t xml:space="preserve">Berg, J. M., Tymoczko, J. L., Jr., G. J. G., &amp; Stryer, L. (2019).</w:t>
+        <w:t xml:space="preserve">Communications in Soil Science and Plant Analysis</w:t>
+      </w:r>
+      <w:r>
+        <w:t xml:space="preserve">,</w:t>
       </w:r>
       <w:r>
         <w:t xml:space="preserve"> </w:t>
@@ -19700,130 +19621,6 @@
           <w:i/>
           <w:iCs/>
         </w:rPr>
-        <w:t xml:space="preserve">Biochemistry</w:t>
-      </w:r>
-      <w:r>
-        <w:t xml:space="preserve"> </w:t>
-      </w:r>
-      <w:r>
-        <w:t xml:space="preserve">(9th ed.). W. H. Freeman; Company.</w:t>
-      </w:r>
-    </w:p>
-    <w:bookmarkEnd w:id="99"/>
-    <w:bookmarkStart w:id="100" w:name="ref-Bohn2002SoilWater"/>
-    <w:p>
-      <w:pPr>
-        <w:pStyle w:val="Bibliography"/>
-      </w:pPr>
-      <w:r>
-        <w:t xml:space="preserve">Bohn, H. L., Myer, R. A., &amp; O’Connor, G. A. (2002).</w:t>
-      </w:r>
-      <w:r>
-        <w:t xml:space="preserve"> </w:t>
-      </w:r>
-      <w:r>
-        <w:rPr>
-          <w:i/>
-          <w:iCs/>
-        </w:rPr>
-        <w:t xml:space="preserve">Soil and water chemistry: An integrative approach</w:t>
-      </w:r>
-      <w:r>
-        <w:t xml:space="preserve"> </w:t>
-      </w:r>
-      <w:r>
-        <w:t xml:space="preserve">(3rd ed.). John Wiley &amp; Sons.</w:t>
-      </w:r>
-    </w:p>
-    <w:bookmarkEnd w:id="100"/>
-    <w:bookmarkStart w:id="101" w:name="ref-Brady2016Soils"/>
-    <w:p>
-      <w:pPr>
-        <w:pStyle w:val="Bibliography"/>
-      </w:pPr>
-      <w:r>
-        <w:t xml:space="preserve">Brady, N. C., &amp; Weil, R. R. (2016).</w:t>
-      </w:r>
-      <w:r>
-        <w:t xml:space="preserve"> </w:t>
-      </w:r>
-      <w:r>
-        <w:rPr>
-          <w:i/>
-          <w:iCs/>
-        </w:rPr>
-        <w:t xml:space="preserve">The nature and properties of soils</w:t>
-      </w:r>
-      <w:r>
-        <w:t xml:space="preserve"> </w:t>
-      </w:r>
-      <w:r>
-        <w:t xml:space="preserve">(15th ed.). Pearson.</w:t>
-      </w:r>
-    </w:p>
-    <w:bookmarkEnd w:id="101"/>
-    <w:bookmarkStart w:id="103" w:name="ref-demariaSoilPropertiesPhosphorus2013"/>
-    <w:p>
-      <w:pPr>
-        <w:pStyle w:val="Bibliography"/>
-      </w:pPr>
-      <w:r>
-        <w:t xml:space="preserve">Demaria, P., Sinaj, S., Flisch, R., &amp; Frossard, E. (2013). Soil</w:t>
-      </w:r>
-      <w:r>
-        <w:t xml:space="preserve"> </w:t>
-      </w:r>
-      <w:r>
-        <w:t xml:space="preserve">Properties</w:t>
-      </w:r>
-      <w:r>
-        <w:t xml:space="preserve"> </w:t>
-      </w:r>
-      <w:r>
-        <w:t xml:space="preserve">and</w:t>
-      </w:r>
-      <w:r>
-        <w:t xml:space="preserve"> </w:t>
-      </w:r>
-      <w:r>
-        <w:t xml:space="preserve">Phosphorus Isotopic Exchangeability</w:t>
-      </w:r>
-      <w:r>
-        <w:t xml:space="preserve"> </w:t>
-      </w:r>
-      <w:r>
-        <w:t xml:space="preserve">in</w:t>
-      </w:r>
-      <w:r>
-        <w:t xml:space="preserve"> </w:t>
-      </w:r>
-      <w:r>
-        <w:t xml:space="preserve">Cropped Temperate Soils</w:t>
-      </w:r>
-      <w:r>
-        <w:t xml:space="preserve">.</w:t>
-      </w:r>
-      <w:r>
-        <w:t xml:space="preserve"> </w:t>
-      </w:r>
-      <w:r>
-        <w:rPr>
-          <w:i/>
-          <w:iCs/>
-        </w:rPr>
-        <w:t xml:space="preserve">Communications in Soil Science and Plant Analysis</w:t>
-      </w:r>
-      <w:r>
-        <w:t xml:space="preserve">,</w:t>
-      </w:r>
-      <w:r>
-        <w:t xml:space="preserve"> </w:t>
-      </w:r>
-      <w:r>
-        <w:rPr>
-          <w:i/>
-          <w:iCs/>
-        </w:rPr>
         <w:t xml:space="preserve">44</w:t>
       </w:r>
       <w:r>
@@ -19832,7 +19629,7 @@
       <w:r>
         <w:t xml:space="preserve"> </w:t>
       </w:r>
-      <w:hyperlink r:id="rId102">
+      <w:hyperlink r:id="rId97">
         <w:r>
           <w:rPr>
             <w:rStyle w:val="Hyperlink"/>
@@ -19841,14 +19638,14 @@
         </w:r>
       </w:hyperlink>
     </w:p>
-    <w:bookmarkEnd w:id="103"/>
-    <w:bookmarkStart w:id="105" w:name="ref-Fardeau1991Phosphate"/>
+    <w:bookmarkEnd w:id="98"/>
+    <w:bookmarkStart w:id="99" w:name="ref-Fisher1925"/>
     <w:p>
       <w:pPr>
         <w:pStyle w:val="Bibliography"/>
       </w:pPr>
       <w:r>
-        <w:t xml:space="preserve">Fardeau, J. C., Morel, C., &amp; Boniface, R. (1991). Phosphate ion transfer from soil to soil solution: Kinetic parameters.</w:t>
+        <w:t xml:space="preserve">Fisher, R. A. (1925).</w:t>
       </w:r>
       <w:r>
         <w:t xml:space="preserve"> </w:t>
@@ -19858,10 +19655,20 @@
           <w:i/>
           <w:iCs/>
         </w:rPr>
-        <w:t xml:space="preserve">Agronomie</w:t>
-      </w:r>
-      <w:r>
-        <w:t xml:space="preserve">,</w:t>
+        <w:t xml:space="preserve">Statistical methods for research workers</w:t>
+      </w:r>
+      <w:r>
+        <w:t xml:space="preserve">. Oliver; Boyd.</w:t>
+      </w:r>
+    </w:p>
+    <w:bookmarkEnd w:id="99"/>
+    <w:bookmarkStart w:id="101" w:name="ref-Fixen1993"/>
+    <w:p>
+      <w:pPr>
+        <w:pStyle w:val="Bibliography"/>
+      </w:pPr>
+      <w:r>
+        <w:t xml:space="preserve">Fixen, P. E., &amp; Grove, J. H. (1993). Testing soils for phosphorus.</w:t>
       </w:r>
       <w:r>
         <w:t xml:space="preserve"> </w:t>
@@ -19871,31 +19678,10 @@
           <w:i/>
           <w:iCs/>
         </w:rPr>
-        <w:t xml:space="preserve">11</w:t>
-      </w:r>
-      <w:r>
-        <w:t xml:space="preserve">(9), 787–797.</w:t>
-      </w:r>
-      <w:r>
-        <w:t xml:space="preserve"> </w:t>
-      </w:r>
-      <w:hyperlink r:id="rId104">
-        <w:r>
-          <w:rPr>
-            <w:rStyle w:val="Hyperlink"/>
-          </w:rPr>
-          <w:t xml:space="preserve">https://doi.org/10.1051/agro:19910908</w:t>
-        </w:r>
-      </w:hyperlink>
-    </w:p>
-    <w:bookmarkEnd w:id="105"/>
-    <w:bookmarkStart w:id="106" w:name="ref-Fisher1925"/>
-    <w:p>
-      <w:pPr>
-        <w:pStyle w:val="Bibliography"/>
-      </w:pPr>
-      <w:r>
-        <w:t xml:space="preserve">Fisher, R. A. (1925).</w:t>
+        <w:t xml:space="preserve">Soil Science Society of America Book Series</w:t>
+      </w:r>
+      <w:r>
+        <w:t xml:space="preserve">,</w:t>
       </w:r>
       <w:r>
         <w:t xml:space="preserve"> </w:t>
@@ -19905,42 +19691,6 @@
           <w:i/>
           <w:iCs/>
         </w:rPr>
-        <w:t xml:space="preserve">Statistical methods for research workers</w:t>
-      </w:r>
-      <w:r>
-        <w:t xml:space="preserve">. Oliver; Boyd.</w:t>
-      </w:r>
-    </w:p>
-    <w:bookmarkEnd w:id="106"/>
-    <w:bookmarkStart w:id="108" w:name="ref-Fixen1993"/>
-    <w:p>
-      <w:pPr>
-        <w:pStyle w:val="Bibliography"/>
-      </w:pPr>
-      <w:r>
-        <w:t xml:space="preserve">Fixen, P. E., &amp; Grove, J. H. (1993). Testing soils for phosphorus.</w:t>
-      </w:r>
-      <w:r>
-        <w:t xml:space="preserve"> </w:t>
-      </w:r>
-      <w:r>
-        <w:rPr>
-          <w:i/>
-          <w:iCs/>
-        </w:rPr>
-        <w:t xml:space="preserve">Soil Science Society of America Book Series</w:t>
-      </w:r>
-      <w:r>
-        <w:t xml:space="preserve">,</w:t>
-      </w:r>
-      <w:r>
-        <w:t xml:space="preserve"> </w:t>
-      </w:r>
-      <w:r>
-        <w:rPr>
-          <w:i/>
-          <w:iCs/>
-        </w:rPr>
         <w:t xml:space="preserve">3</w:t>
       </w:r>
       <w:r>
@@ -19949,7 +19699,7 @@
       <w:r>
         <w:t xml:space="preserve"> </w:t>
       </w:r>
-      <w:hyperlink r:id="rId107">
+      <w:hyperlink r:id="rId100">
         <w:r>
           <w:rPr>
             <w:rStyle w:val="Hyperlink"/>
@@ -19958,8 +19708,8 @@
         </w:r>
       </w:hyperlink>
     </w:p>
-    <w:bookmarkEnd w:id="108"/>
-    <w:bookmarkStart w:id="109" w:name="X8e448a35b024827f6325a509cd0871d88df6696"/>
+    <w:bookmarkEnd w:id="101"/>
+    <w:bookmarkStart w:id="102" w:name="X8e448a35b024827f6325a509cd0871d88df6696"/>
     <w:p>
       <w:pPr>
         <w:pStyle w:val="Bibliography"/>
@@ -19978,8 +19728,8 @@
         <w:t xml:space="preserve">Extraction method for characterizing the kinetics of phosphorus release from solid soil to soil solution.</w:t>
       </w:r>
     </w:p>
-    <w:bookmarkEnd w:id="109"/>
-    <w:bookmarkStart w:id="110" w:name="ref-FAL1996Methodenbuch"/>
+    <w:bookmarkEnd w:id="102"/>
+    <w:bookmarkStart w:id="103" w:name="ref-FAL1996Methodenbuch"/>
     <w:p>
       <w:pPr>
         <w:pStyle w:val="Bibliography"/>
@@ -20001,8 +19751,8 @@
         <w:t xml:space="preserve">. FAL.</w:t>
       </w:r>
     </w:p>
-    <w:bookmarkEnd w:id="110"/>
-    <w:bookmarkStart w:id="112" w:name="ref-Frossard2000Processes"/>
+    <w:bookmarkEnd w:id="103"/>
+    <w:bookmarkStart w:id="105" w:name="ref-Frossard2000Processes"/>
     <w:p>
       <w:pPr>
         <w:pStyle w:val="Bibliography"/>
@@ -20039,7 +19789,7 @@
       <w:r>
         <w:t xml:space="preserve"> </w:t>
       </w:r>
-      <w:hyperlink r:id="rId111">
+      <w:hyperlink r:id="rId104">
         <w:r>
           <w:rPr>
             <w:rStyle w:val="Hyperlink"/>
@@ -20048,14 +19798,14 @@
         </w:r>
       </w:hyperlink>
     </w:p>
-    <w:bookmarkEnd w:id="112"/>
-    <w:bookmarkStart w:id="114" w:name="ref-Gerke2010Humic"/>
+    <w:bookmarkEnd w:id="105"/>
+    <w:bookmarkStart w:id="107" w:name="ref-Hirte2018Relationship"/>
     <w:p>
       <w:pPr>
         <w:pStyle w:val="Bibliography"/>
       </w:pPr>
       <w:r>
-        <w:t xml:space="preserve">Gerke, J. (2010). Humic (organic matter)-al(fe)-phosphate complexes: An underestimated phosphate form in soils and source of plant-available phosphate.</w:t>
+        <w:t xml:space="preserve">Hirte, J., Leifeld, J., Laggoun-Défarge, A., Mayer, P., &amp; Gubler, J. M. (2018). Relationship between soil phosphorus, phosphorus budget, and soil properties in swiss agricultural soils.</w:t>
       </w:r>
       <w:r>
         <w:t xml:space="preserve"> </w:t>
@@ -20065,7 +19815,7 @@
           <w:i/>
           <w:iCs/>
         </w:rPr>
-        <w:t xml:space="preserve">Soil Science</w:t>
+        <w:t xml:space="preserve">Ambio</w:t>
       </w:r>
       <w:r>
         <w:t xml:space="preserve">,</w:t>
@@ -20078,100 +19828,6 @@
           <w:i/>
           <w:iCs/>
         </w:rPr>
-        <w:t xml:space="preserve">175</w:t>
-      </w:r>
-      <w:r>
-        <w:t xml:space="preserve">(9), 417–425.</w:t>
-      </w:r>
-      <w:r>
-        <w:t xml:space="preserve"> </w:t>
-      </w:r>
-      <w:hyperlink r:id="rId113">
-        <w:r>
-          <w:rPr>
-            <w:rStyle w:val="Hyperlink"/>
-          </w:rPr>
-          <w:t xml:space="preserve">https://doi.org/10.1097/SS.0b013e3181f26a1d</w:t>
-        </w:r>
-      </w:hyperlink>
-    </w:p>
-    <w:bookmarkEnd w:id="114"/>
-    <w:bookmarkStart w:id="116" w:name="ref-Hinsinger2001Phosphorus"/>
-    <w:p>
-      <w:pPr>
-        <w:pStyle w:val="Bibliography"/>
-      </w:pPr>
-      <w:r>
-        <w:t xml:space="preserve">Hinsinger, P. (2001). Phosphorus dynamics in the soil-plant continuum: A review.</w:t>
-      </w:r>
-      <w:r>
-        <w:t xml:space="preserve"> </w:t>
-      </w:r>
-      <w:r>
-        <w:rPr>
-          <w:i/>
-          <w:iCs/>
-        </w:rPr>
-        <w:t xml:space="preserve">Plant and Soil</w:t>
-      </w:r>
-      <w:r>
-        <w:t xml:space="preserve">,</w:t>
-      </w:r>
-      <w:r>
-        <w:t xml:space="preserve"> </w:t>
-      </w:r>
-      <w:r>
-        <w:rPr>
-          <w:i/>
-          <w:iCs/>
-        </w:rPr>
-        <w:t xml:space="preserve">237</w:t>
-      </w:r>
-      <w:r>
-        <w:t xml:space="preserve">(2), 167–191.</w:t>
-      </w:r>
-      <w:r>
-        <w:t xml:space="preserve"> </w:t>
-      </w:r>
-      <w:hyperlink r:id="rId115">
-        <w:r>
-          <w:rPr>
-            <w:rStyle w:val="Hyperlink"/>
-          </w:rPr>
-          <w:t xml:space="preserve">https://doi.org/10.1023/A:1013339317511</w:t>
-        </w:r>
-      </w:hyperlink>
-    </w:p>
-    <w:bookmarkEnd w:id="116"/>
-    <w:bookmarkStart w:id="118" w:name="ref-Hirte2018Relationship"/>
-    <w:p>
-      <w:pPr>
-        <w:pStyle w:val="Bibliography"/>
-      </w:pPr>
-      <w:r>
-        <w:t xml:space="preserve">Hirte, J., Leifeld, J., Laggoun-Défarge, A., Mayer, P., &amp; Gubler, J. M. (2018). Relationship between soil phosphorus, phosphorus budget, and soil properties in swiss agricultural soils.</w:t>
-      </w:r>
-      <w:r>
-        <w:t xml:space="preserve"> </w:t>
-      </w:r>
-      <w:r>
-        <w:rPr>
-          <w:i/>
-          <w:iCs/>
-        </w:rPr>
-        <w:t xml:space="preserve">Ambio</w:t>
-      </w:r>
-      <w:r>
-        <w:t xml:space="preserve">,</w:t>
-      </w:r>
-      <w:r>
-        <w:t xml:space="preserve"> </w:t>
-      </w:r>
-      <w:r>
-        <w:rPr>
-          <w:i/>
-          <w:iCs/>
-        </w:rPr>
         <w:t xml:space="preserve">47</w:t>
       </w:r>
       <w:r>
@@ -20180,7 +19836,7 @@
       <w:r>
         <w:t xml:space="preserve"> </w:t>
       </w:r>
-      <w:hyperlink r:id="rId117">
+      <w:hyperlink r:id="rId106">
         <w:r>
           <w:rPr>
             <w:rStyle w:val="Hyperlink"/>
@@ -20189,8 +19845,8 @@
         </w:r>
       </w:hyperlink>
     </w:p>
-    <w:bookmarkEnd w:id="118"/>
-    <w:bookmarkStart w:id="120" w:name="ref-hirteYieldResponseSoil2021"/>
+    <w:bookmarkEnd w:id="107"/>
+    <w:bookmarkStart w:id="109" w:name="ref-hirteYieldResponseSoil2021"/>
     <w:p>
       <w:pPr>
         <w:pStyle w:val="Bibliography"/>
@@ -20248,7 +19904,7 @@
       <w:r>
         <w:t xml:space="preserve"> </w:t>
       </w:r>
-      <w:hyperlink r:id="rId119">
+      <w:hyperlink r:id="rId108">
         <w:r>
           <w:rPr>
             <w:rStyle w:val="Hyperlink"/>
@@ -20257,8 +19913,8 @@
         </w:r>
       </w:hyperlink>
     </w:p>
-    <w:bookmarkEnd w:id="120"/>
-    <w:bookmarkStart w:id="122" w:name="ref-Hirte2021Yield"/>
+    <w:bookmarkEnd w:id="109"/>
+    <w:bookmarkStart w:id="111" w:name="ref-Hirte2021Yield"/>
     <w:p>
       <w:pPr>
         <w:pStyle w:val="Bibliography"/>
@@ -20295,7 +19951,7 @@
       <w:r>
         <w:t xml:space="preserve"> </w:t>
       </w:r>
-      <w:hyperlink r:id="rId121">
+      <w:hyperlink r:id="rId110">
         <w:r>
           <w:rPr>
             <w:rStyle w:val="Hyperlink"/>
@@ -20304,14 +19960,14 @@
         </w:r>
       </w:hyperlink>
     </w:p>
-    <w:bookmarkEnd w:id="122"/>
-    <w:bookmarkStart w:id="124" w:name="ref-Holford1997SoilP"/>
+    <w:bookmarkEnd w:id="111"/>
+    <w:bookmarkStart w:id="113" w:name="ref-Kuang2012Phosphorus"/>
     <w:p>
       <w:pPr>
         <w:pStyle w:val="Bibliography"/>
       </w:pPr>
       <w:r>
-        <w:t xml:space="preserve">Holford, I. C. R. (1997). Soil phosphorus: Its measurement, and its uptake by plants.</w:t>
+        <w:t xml:space="preserve">Kuang, W., Wang, W. J., Liu, X. J., Cui, Y. F., Chen, Z. H., Wang, B. R., &amp; Lin, X. Y. (2012). Phosphorus desorption kinetics in soils with different long-term fertilization: A comparison of kinetic models.</w:t>
       </w:r>
       <w:r>
         <w:t xml:space="preserve"> </w:t>
@@ -20321,7 +19977,7 @@
           <w:i/>
           <w:iCs/>
         </w:rPr>
-        <w:t xml:space="preserve">Australian Journal of Soil Research</w:t>
+        <w:t xml:space="preserve">Journal of Soils and Sediments</w:t>
       </w:r>
       <w:r>
         <w:t xml:space="preserve">,</w:t>
@@ -20334,100 +19990,6 @@
           <w:i/>
           <w:iCs/>
         </w:rPr>
-        <w:t xml:space="preserve">35</w:t>
-      </w:r>
-      <w:r>
-        <w:t xml:space="preserve">(2), 227–239.</w:t>
-      </w:r>
-      <w:r>
-        <w:t xml:space="preserve"> </w:t>
-      </w:r>
-      <w:hyperlink r:id="rId123">
-        <w:r>
-          <w:rPr>
-            <w:rStyle w:val="Hyperlink"/>
-          </w:rPr>
-          <w:t xml:space="preserve">https://doi.org/10.1071/S96047</w:t>
-        </w:r>
-      </w:hyperlink>
-    </w:p>
-    <w:bookmarkEnd w:id="124"/>
-    <w:bookmarkStart w:id="126" w:name="ref-Johnston2001Phosphorus"/>
-    <w:p>
-      <w:pPr>
-        <w:pStyle w:val="Bibliography"/>
-      </w:pPr>
-      <w:r>
-        <w:t xml:space="preserve">Johnston, A. E., Poulton, P. R., &amp; Goulding, K. W. T. (2001). Phosphorus in soils, crop production and water quality.</w:t>
-      </w:r>
-      <w:r>
-        <w:t xml:space="preserve"> </w:t>
-      </w:r>
-      <w:r>
-        <w:rPr>
-          <w:i/>
-          <w:iCs/>
-        </w:rPr>
-        <w:t xml:space="preserve">The Scientific World Journal</w:t>
-      </w:r>
-      <w:r>
-        <w:t xml:space="preserve">,</w:t>
-      </w:r>
-      <w:r>
-        <w:t xml:space="preserve"> </w:t>
-      </w:r>
-      <w:r>
-        <w:rPr>
-          <w:i/>
-          <w:iCs/>
-        </w:rPr>
-        <w:t xml:space="preserve">1</w:t>
-      </w:r>
-      <w:r>
-        <w:t xml:space="preserve">, 304–311.</w:t>
-      </w:r>
-      <w:r>
-        <w:t xml:space="preserve"> </w:t>
-      </w:r>
-      <w:hyperlink r:id="rId125">
-        <w:r>
-          <w:rPr>
-            <w:rStyle w:val="Hyperlink"/>
-          </w:rPr>
-          <w:t xml:space="preserve">https://doi.org/10.1100/tsw.2001.272</w:t>
-        </w:r>
-      </w:hyperlink>
-    </w:p>
-    <w:bookmarkEnd w:id="126"/>
-    <w:bookmarkStart w:id="128" w:name="ref-Kuang2012Phosphorus"/>
-    <w:p>
-      <w:pPr>
-        <w:pStyle w:val="Bibliography"/>
-      </w:pPr>
-      <w:r>
-        <w:t xml:space="preserve">Kuang, W., Wang, W. J., Liu, X. J., Cui, Y. F., Chen, Z. H., Wang, B. R., &amp; Lin, X. Y. (2012). Phosphorus desorption kinetics in soils with different long-term fertilization: A comparison of kinetic models.</w:t>
-      </w:r>
-      <w:r>
-        <w:t xml:space="preserve"> </w:t>
-      </w:r>
-      <w:r>
-        <w:rPr>
-          <w:i/>
-          <w:iCs/>
-        </w:rPr>
-        <w:t xml:space="preserve">Journal of Soils and Sediments</w:t>
-      </w:r>
-      <w:r>
-        <w:t xml:space="preserve">,</w:t>
-      </w:r>
-      <w:r>
-        <w:t xml:space="preserve"> </w:t>
-      </w:r>
-      <w:r>
-        <w:rPr>
-          <w:i/>
-          <w:iCs/>
-        </w:rPr>
         <w:t xml:space="preserve">12</w:t>
       </w:r>
       <w:r>
@@ -20436,7 +19998,7 @@
       <w:r>
         <w:t xml:space="preserve"> </w:t>
       </w:r>
-      <w:hyperlink r:id="rId127">
+      <w:hyperlink r:id="rId112">
         <w:r>
           <w:rPr>
             <w:rStyle w:val="Hyperlink"/>
@@ -20445,8 +20007,8 @@
         </w:r>
       </w:hyperlink>
     </w:p>
-    <w:bookmarkEnd w:id="128"/>
-    <w:bookmarkStart w:id="130" w:name="ref-R-lmerTest"/>
+    <w:bookmarkEnd w:id="113"/>
+    <w:bookmarkStart w:id="115" w:name="ref-R-lmerTest"/>
     <w:p>
       <w:pPr>
         <w:pStyle w:val="Bibliography"/>
@@ -20483,7 +20045,7 @@
       <w:r>
         <w:t xml:space="preserve"> </w:t>
       </w:r>
-      <w:hyperlink r:id="rId129">
+      <w:hyperlink r:id="rId114">
         <w:r>
           <w:rPr>
             <w:rStyle w:val="Hyperlink"/>
@@ -20492,8 +20054,8 @@
         </w:r>
       </w:hyperlink>
     </w:p>
-    <w:bookmarkEnd w:id="130"/>
-    <w:bookmarkStart w:id="132" w:name="ref-R-mlr3"/>
+    <w:bookmarkEnd w:id="115"/>
+    <w:bookmarkStart w:id="117" w:name="ref-R-mlr3"/>
     <w:p>
       <w:pPr>
         <w:pStyle w:val="Bibliography"/>
@@ -20548,7 +20110,7 @@
       <w:r>
         <w:t xml:space="preserve"> </w:t>
       </w:r>
-      <w:hyperlink r:id="rId131">
+      <w:hyperlink r:id="rId116">
         <w:r>
           <w:rPr>
             <w:rStyle w:val="Hyperlink"/>
@@ -20557,14 +20119,14 @@
         </w:r>
       </w:hyperlink>
     </w:p>
-    <w:bookmarkEnd w:id="132"/>
-    <w:bookmarkStart w:id="134" w:name="ref-McDowell2001Approximating"/>
+    <w:bookmarkEnd w:id="117"/>
+    <w:bookmarkStart w:id="118" w:name="ref-Mehra1960Iron"/>
     <w:p>
       <w:pPr>
         <w:pStyle w:val="Bibliography"/>
       </w:pPr>
       <w:r>
-        <w:t xml:space="preserve">McDowell, R. W., &amp; Sharpley, A. N. (2001). Approximating phosphorus release from soils to surface runoff and subsurface drainage.</w:t>
+        <w:t xml:space="preserve">Mehra, O. P., &amp; Jackson, M. L. (1960). Iron oxide removal from soils and clays by a dithionite-citrate system buffered with sodium bicarbonate.</w:t>
       </w:r>
       <w:r>
         <w:t xml:space="preserve"> </w:t>
@@ -20574,7 +20136,7 @@
           <w:i/>
           <w:iCs/>
         </w:rPr>
-        <w:t xml:space="preserve">Journal of Environmental Quality</w:t>
+        <w:t xml:space="preserve">Clays and Clay Minerals</w:t>
       </w:r>
       <w:r>
         <w:t xml:space="preserve">,</w:t>
@@ -20587,31 +20149,20 @@
           <w:i/>
           <w:iCs/>
         </w:rPr>
-        <w:t xml:space="preserve">30</w:t>
-      </w:r>
-      <w:r>
-        <w:t xml:space="preserve">(2), 508–520.</w:t>
-      </w:r>
-      <w:r>
-        <w:t xml:space="preserve"> </w:t>
-      </w:r>
-      <w:hyperlink r:id="rId133">
-        <w:r>
-          <w:rPr>
-            <w:rStyle w:val="Hyperlink"/>
-          </w:rPr>
-          <w:t xml:space="preserve">https://doi.org/10.2134/jeq2001.302508x</w:t>
-        </w:r>
-      </w:hyperlink>
+        <w:t xml:space="preserve">7</w:t>
+      </w:r>
+      <w:r>
+        <w:t xml:space="preserve">, 317–327.</w:t>
+      </w:r>
     </w:p>
-    <w:bookmarkEnd w:id="134"/>
-    <w:bookmarkStart w:id="135" w:name="ref-Mehra1960Iron"/>
+    <w:bookmarkEnd w:id="118"/>
+    <w:bookmarkStart w:id="119" w:name="ref-Nye2000Solute"/>
     <w:p>
       <w:pPr>
         <w:pStyle w:val="Bibliography"/>
       </w:pPr>
       <w:r>
-        <w:t xml:space="preserve">Mehra, O. P., &amp; Jackson, M. L. (1960). Iron oxide removal from soils and clays by a dithionite-citrate system buffered with sodium bicarbonate.</w:t>
+        <w:t xml:space="preserve">Nye, P. H., &amp; Tinker, P. B. (2000).</w:t>
       </w:r>
       <w:r>
         <w:t xml:space="preserve"> </w:t>
@@ -20621,10 +20172,20 @@
           <w:i/>
           <w:iCs/>
         </w:rPr>
-        <w:t xml:space="preserve">Clays and Clay Minerals</w:t>
-      </w:r>
-      <w:r>
-        <w:t xml:space="preserve">,</w:t>
+        <w:t xml:space="preserve">Solute movement in the rhizosphere</w:t>
+      </w:r>
+      <w:r>
+        <w:t xml:space="preserve">. Oxford University Press.</w:t>
+      </w:r>
+    </w:p>
+    <w:bookmarkEnd w:id="119"/>
+    <w:bookmarkStart w:id="121" w:name="ref-R-nlme"/>
+    <w:p>
+      <w:pPr>
+        <w:pStyle w:val="Bibliography"/>
+      </w:pPr>
+      <w:r>
+        <w:t xml:space="preserve">Pinheiro, J., Bates, D., DebRoy, S., Sarkar, D., &amp; R Core Team. (2022).</w:t>
       </w:r>
       <w:r>
         <w:t xml:space="preserve"> </w:t>
@@ -20634,30 +20195,7 @@
           <w:i/>
           <w:iCs/>
         </w:rPr>
-        <w:t xml:space="preserve">7</w:t>
-      </w:r>
-      <w:r>
-        <w:t xml:space="preserve">, 317–327.</w:t>
-      </w:r>
-    </w:p>
-    <w:bookmarkEnd w:id="135"/>
-    <w:bookmarkStart w:id="137" w:name="ref-NIH2023Phosphorus"/>
-    <w:p>
-      <w:pPr>
-        <w:pStyle w:val="Bibliography"/>
-      </w:pPr>
-      <w:r>
-        <w:t xml:space="preserve">National Institutes of Health, Office of Dietary Supplements. (2023).</w:t>
-      </w:r>
-      <w:r>
-        <w:t xml:space="preserve"> </w:t>
-      </w:r>
-      <w:r>
-        <w:rPr>
-          <w:i/>
-          <w:iCs/>
-        </w:rPr>
-        <w:t xml:space="preserve">Phosphorus: Fact sheet for health professionals</w:t>
+        <w:t xml:space="preserve">Nlme: Linear and nonlinear mixed effects models</w:t>
       </w:r>
       <w:r>
         <w:t xml:space="preserve">.</w:t>
@@ -20665,90 +20203,7 @@
       <w:r>
         <w:t xml:space="preserve"> </w:t>
       </w:r>
-      <w:hyperlink r:id="rId136">
-        <w:r>
-          <w:rPr>
-            <w:rStyle w:val="Hyperlink"/>
-          </w:rPr>
-          <w:t xml:space="preserve">https://ods.od.nih.gov/factsheets/Phosphorus-HealthProfessional/</w:t>
-        </w:r>
-      </w:hyperlink>
-    </w:p>
-    <w:bookmarkEnd w:id="137"/>
-    <w:bookmarkStart w:id="138" w:name="ref-Nelson2021Lehninger"/>
-    <w:p>
-      <w:pPr>
-        <w:pStyle w:val="Bibliography"/>
-      </w:pPr>
-      <w:r>
-        <w:t xml:space="preserve">Nelson, D. L., Cox, M. M., &amp; Hoskins, A. A. (2021).</w:t>
-      </w:r>
-      <w:r>
-        <w:t xml:space="preserve"> </w:t>
-      </w:r>
-      <w:r>
-        <w:rPr>
-          <w:i/>
-          <w:iCs/>
-        </w:rPr>
-        <w:t xml:space="preserve">Lehninger principles of biochemistry</w:t>
-      </w:r>
-      <w:r>
-        <w:t xml:space="preserve"> </w:t>
-      </w:r>
-      <w:r>
-        <w:t xml:space="preserve">(8th ed.). Macmillan Learning.</w:t>
-      </w:r>
-    </w:p>
-    <w:bookmarkEnd w:id="138"/>
-    <w:bookmarkStart w:id="139" w:name="ref-Nye2000Solute"/>
-    <w:p>
-      <w:pPr>
-        <w:pStyle w:val="Bibliography"/>
-      </w:pPr>
-      <w:r>
-        <w:t xml:space="preserve">Nye, P. H., &amp; Tinker, P. B. (2000).</w:t>
-      </w:r>
-      <w:r>
-        <w:t xml:space="preserve"> </w:t>
-      </w:r>
-      <w:r>
-        <w:rPr>
-          <w:i/>
-          <w:iCs/>
-        </w:rPr>
-        <w:t xml:space="preserve">Solute movement in the rhizosphere</w:t>
-      </w:r>
-      <w:r>
-        <w:t xml:space="preserve">. Oxford University Press.</w:t>
-      </w:r>
-    </w:p>
-    <w:bookmarkEnd w:id="139"/>
-    <w:bookmarkStart w:id="141" w:name="ref-R-nlme"/>
-    <w:p>
-      <w:pPr>
-        <w:pStyle w:val="Bibliography"/>
-      </w:pPr>
-      <w:r>
-        <w:t xml:space="preserve">Pinheiro, J., Bates, D., DebRoy, S., Sarkar, D., &amp; R Core Team. (2022).</w:t>
-      </w:r>
-      <w:r>
-        <w:t xml:space="preserve"> </w:t>
-      </w:r>
-      <w:r>
-        <w:rPr>
-          <w:i/>
-          <w:iCs/>
-        </w:rPr>
-        <w:t xml:space="preserve">Nlme: Linear and nonlinear mixed effects models</w:t>
-      </w:r>
-      <w:r>
-        <w:t xml:space="preserve">.</w:t>
-      </w:r>
-      <w:r>
-        <w:t xml:space="preserve"> </w:t>
-      </w:r>
-      <w:hyperlink r:id="rId140">
+      <w:hyperlink r:id="rId120">
         <w:r>
           <w:rPr>
             <w:rStyle w:val="Hyperlink"/>
@@ -20757,8 +20212,8 @@
         </w:r>
       </w:hyperlink>
     </w:p>
-    <w:bookmarkEnd w:id="141"/>
-    <w:bookmarkStart w:id="143" w:name="ref-R-base"/>
+    <w:bookmarkEnd w:id="121"/>
+    <w:bookmarkStart w:id="123" w:name="ref-R-base"/>
     <w:p>
       <w:pPr>
         <w:pStyle w:val="Bibliography"/>
@@ -20782,7 +20237,7 @@
       <w:r>
         <w:t xml:space="preserve"> </w:t>
       </w:r>
-      <w:hyperlink r:id="rId142">
+      <w:hyperlink r:id="rId122">
         <w:r>
           <w:rPr>
             <w:rStyle w:val="Hyperlink"/>
@@ -20791,14 +20246,14 @@
         </w:r>
       </w:hyperlink>
     </w:p>
-    <w:bookmarkEnd w:id="143"/>
-    <w:bookmarkStart w:id="144" w:name="ref-Rast1996Eutrophication"/>
+    <w:bookmarkEnd w:id="123"/>
+    <w:bookmarkStart w:id="125" w:name="ref-Rowe2016LegacyP"/>
     <w:p>
       <w:pPr>
         <w:pStyle w:val="Bibliography"/>
       </w:pPr>
       <w:r>
-        <w:t xml:space="preserve">Rast, W., &amp; Thornton, J. A. (1996). A eutrophication of waters: Control and management. In G. E. Likens (Ed.),</w:t>
+        <w:t xml:space="preserve">Rowe, H., Withers, P. J. A., Baas, P., Chan, N. I., Doody, D., Holiman, J., Jacobs, B., Li, H., MacDonald, G. K., McDowell, R., Sharpley, A. N., Shen, J., Salm, C. van der, &amp; Weigelt, A. (2016). Integrating legacy phosphorus into sustainable nutrient management strategies for future food, bioenergy and water security.</w:t>
       </w:r>
       <w:r>
         <w:t xml:space="preserve"> </w:t>
@@ -20808,23 +20263,10 @@
           <w:i/>
           <w:iCs/>
         </w:rPr>
-        <w:t xml:space="preserve">Limnology and oceanography</w:t>
-      </w:r>
-      <w:r>
-        <w:t xml:space="preserve"> </w:t>
-      </w:r>
-      <w:r>
-        <w:t xml:space="preserve">(pp. 253–289). Chapman &amp; Hall.</w:t>
-      </w:r>
-    </w:p>
-    <w:bookmarkEnd w:id="144"/>
-    <w:bookmarkStart w:id="146" w:name="ref-Rowe2016LegacyP"/>
-    <w:p>
-      <w:pPr>
-        <w:pStyle w:val="Bibliography"/>
-      </w:pPr>
-      <w:r>
-        <w:t xml:space="preserve">Rowe, H., Withers, P. J. A., Baas, P., Chan, N. I., Doody, D., Holiman, J., Jacobs, B., Li, H., MacDonald, G. K., McDowell, R., Sharpley, A. N., Shen, J., Salm, C. van der, &amp; Weigelt, A. (2016). Integrating legacy phosphorus into sustainable nutrient management strategies for future food, bioenergy and water security.</w:t>
+        <w:t xml:space="preserve">Nutrient Cycling in Agroecosystems</w:t>
+      </w:r>
+      <w:r>
+        <w:t xml:space="preserve">,</w:t>
       </w:r>
       <w:r>
         <w:t xml:space="preserve"> </w:t>
@@ -20834,19 +20276,6 @@
           <w:i/>
           <w:iCs/>
         </w:rPr>
-        <w:t xml:space="preserve">Nutrient Cycling in Agroecosystems</w:t>
-      </w:r>
-      <w:r>
-        <w:t xml:space="preserve">,</w:t>
-      </w:r>
-      <w:r>
-        <w:t xml:space="preserve"> </w:t>
-      </w:r>
-      <w:r>
-        <w:rPr>
-          <w:i/>
-          <w:iCs/>
-        </w:rPr>
         <w:t xml:space="preserve">104</w:t>
       </w:r>
       <w:r>
@@ -20855,7 +20284,7 @@
       <w:r>
         <w:t xml:space="preserve"> </w:t>
       </w:r>
-      <w:hyperlink r:id="rId145">
+      <w:hyperlink r:id="rId124">
         <w:r>
           <w:rPr>
             <w:rStyle w:val="Hyperlink"/>
@@ -20864,8 +20293,8 @@
         </w:r>
       </w:hyperlink>
     </w:p>
-    <w:bookmarkEnd w:id="146"/>
-    <w:bookmarkStart w:id="148" w:name="ref-Sadras2002"/>
+    <w:bookmarkEnd w:id="125"/>
+    <w:bookmarkStart w:id="127" w:name="ref-Sadras2002"/>
     <w:p>
       <w:pPr>
         <w:pStyle w:val="Bibliography"/>
@@ -20902,7 +20331,7 @@
       <w:r>
         <w:t xml:space="preserve"> </w:t>
       </w:r>
-      <w:hyperlink r:id="rId147">
+      <w:hyperlink r:id="rId126">
         <w:r>
           <w:rPr>
             <w:rStyle w:val="Hyperlink"/>
@@ -20911,8 +20340,8 @@
         </w:r>
       </w:hyperlink>
     </w:p>
-    <w:bookmarkEnd w:id="148"/>
-    <w:bookmarkStart w:id="149" w:name="ref-Schlesinger2009"/>
+    <w:bookmarkEnd w:id="127"/>
+    <w:bookmarkStart w:id="128" w:name="ref-Schlesinger2009"/>
     <w:p>
       <w:pPr>
         <w:pStyle w:val="Bibliography"/>
@@ -20937,14 +20366,14 @@
         <w:t xml:space="preserve">(2nd ed.). Academic Press.</w:t>
       </w:r>
     </w:p>
-    <w:bookmarkEnd w:id="149"/>
-    <w:bookmarkStart w:id="151" w:name="ref-Sharpley2000Phosphorus"/>
+    <w:bookmarkEnd w:id="128"/>
+    <w:bookmarkStart w:id="130" w:name="ref-Sinclair1998"/>
     <w:p>
       <w:pPr>
         <w:pStyle w:val="Bibliography"/>
       </w:pPr>
       <w:r>
-        <w:t xml:space="preserve">Sharpley, A. N., Daniel, T. C., Sims, J. T., Lemunyon, J. L., Stevens, R. G., &amp; Parry, R. W. (2000). Agricultural phosphorus and eutrophication.</w:t>
+        <w:t xml:space="preserve">Sinclair, T. R. (1998). Historical changes in harvest index and crop nitrogen accumulation.</w:t>
       </w:r>
       <w:r>
         <w:t xml:space="preserve"> </w:t>
@@ -20954,7 +20383,7 @@
           <w:i/>
           <w:iCs/>
         </w:rPr>
-        <w:t xml:space="preserve">Journal of Environmental Quality</w:t>
+        <w:t xml:space="preserve">Crop Science</w:t>
       </w:r>
       <w:r>
         <w:t xml:space="preserve">,</w:t>
@@ -20967,134 +20396,6 @@
           <w:i/>
           <w:iCs/>
         </w:rPr>
-        <w:t xml:space="preserve">29</w:t>
-      </w:r>
-      <w:r>
-        <w:t xml:space="preserve">(1), 1–9.</w:t>
-      </w:r>
-      <w:r>
-        <w:t xml:space="preserve"> </w:t>
-      </w:r>
-      <w:hyperlink r:id="rId150">
-        <w:r>
-          <w:rPr>
-            <w:rStyle w:val="Hyperlink"/>
-          </w:rPr>
-          <w:t xml:space="preserve">https://doi.org/10.2134/jeq2000.00472425002900010001x</w:t>
-        </w:r>
-      </w:hyperlink>
-    </w:p>
-    <w:bookmarkEnd w:id="151"/>
-    <w:bookmarkStart w:id="153" w:name="ref-Sharpley2003Water"/>
-    <w:p>
-      <w:pPr>
-        <w:pStyle w:val="Bibliography"/>
-      </w:pPr>
-      <w:r>
-        <w:t xml:space="preserve">Sharpley, A. N., Duiker, S. W., &amp; Feyereisen, G. W. (2003). Improving the agricultural water quality in the u.s.</w:t>
-      </w:r>
-      <w:r>
-        <w:t xml:space="preserve"> </w:t>
-      </w:r>
-      <w:r>
-        <w:rPr>
-          <w:i/>
-          <w:iCs/>
-        </w:rPr>
-        <w:t xml:space="preserve">Journal of Environmental Quality</w:t>
-      </w:r>
-      <w:r>
-        <w:t xml:space="preserve">,</w:t>
-      </w:r>
-      <w:r>
-        <w:t xml:space="preserve"> </w:t>
-      </w:r>
-      <w:r>
-        <w:rPr>
-          <w:i/>
-          <w:iCs/>
-        </w:rPr>
-        <w:t xml:space="preserve">32</w:t>
-      </w:r>
-      <w:r>
-        <w:t xml:space="preserve">(2), 421–439.</w:t>
-      </w:r>
-      <w:r>
-        <w:t xml:space="preserve"> </w:t>
-      </w:r>
-      <w:hyperlink r:id="rId152">
-        <w:r>
-          <w:rPr>
-            <w:rStyle w:val="Hyperlink"/>
-          </w:rPr>
-          <w:t xml:space="preserve">https://doi.org/10.2134/jeq2003.4210</w:t>
-        </w:r>
-      </w:hyperlink>
-    </w:p>
-    <w:bookmarkEnd w:id="153"/>
-    <w:bookmarkStart w:id="155" w:name="ref-Sims2005Phosphorus"/>
-    <w:p>
-      <w:pPr>
-        <w:pStyle w:val="Bibliography"/>
-      </w:pPr>
-      <w:r>
-        <w:t xml:space="preserve">Sims, J. T., &amp; Sharpley, A. N. (Eds.). (2005).</w:t>
-      </w:r>
-      <w:r>
-        <w:t xml:space="preserve"> </w:t>
-      </w:r>
-      <w:r>
-        <w:rPr>
-          <w:i/>
-          <w:iCs/>
-        </w:rPr>
-        <w:t xml:space="preserve">Phosphorus: Agriculture and the environment</w:t>
-      </w:r>
-      <w:r>
-        <w:t xml:space="preserve">. American Society of Agronomy, Crop Science Society of America, Soil Science Society of America.</w:t>
-      </w:r>
-      <w:r>
-        <w:t xml:space="preserve"> </w:t>
-      </w:r>
-      <w:hyperlink r:id="rId154">
-        <w:r>
-          <w:rPr>
-            <w:rStyle w:val="Hyperlink"/>
-          </w:rPr>
-          <w:t xml:space="preserve">https://doi.org/10.2134/agronmonogr46</w:t>
-        </w:r>
-      </w:hyperlink>
-    </w:p>
-    <w:bookmarkEnd w:id="155"/>
-    <w:bookmarkStart w:id="157" w:name="ref-Sinclair1998"/>
-    <w:p>
-      <w:pPr>
-        <w:pStyle w:val="Bibliography"/>
-      </w:pPr>
-      <w:r>
-        <w:t xml:space="preserve">Sinclair, T. R. (1998). Historical changes in harvest index and crop nitrogen accumulation.</w:t>
-      </w:r>
-      <w:r>
-        <w:t xml:space="preserve"> </w:t>
-      </w:r>
-      <w:r>
-        <w:rPr>
-          <w:i/>
-          <w:iCs/>
-        </w:rPr>
-        <w:t xml:space="preserve">Crop Science</w:t>
-      </w:r>
-      <w:r>
-        <w:t xml:space="preserve">,</w:t>
-      </w:r>
-      <w:r>
-        <w:t xml:space="preserve"> </w:t>
-      </w:r>
-      <w:r>
-        <w:rPr>
-          <w:i/>
-          <w:iCs/>
-        </w:rPr>
         <w:t xml:space="preserve">38</w:t>
       </w:r>
       <w:r>
@@ -21103,7 +20404,7 @@
       <w:r>
         <w:t xml:space="preserve"> </w:t>
       </w:r>
-      <w:hyperlink r:id="rId156">
+      <w:hyperlink r:id="rId129">
         <w:r>
           <w:rPr>
             <w:rStyle w:val="Hyperlink"/>
@@ -21112,8 +20413,8 @@
         </w:r>
       </w:hyperlink>
     </w:p>
-    <w:bookmarkEnd w:id="157"/>
-    <w:bookmarkStart w:id="159" w:name="ref-Sparks2003Environmental"/>
+    <w:bookmarkEnd w:id="130"/>
+    <w:bookmarkStart w:id="132" w:name="ref-Sparks2003Environmental"/>
     <w:p>
       <w:pPr>
         <w:pStyle w:val="Bibliography"/>
@@ -21140,7 +20441,7 @@
       <w:r>
         <w:t xml:space="preserve"> </w:t>
       </w:r>
-      <w:hyperlink r:id="rId158">
+      <w:hyperlink r:id="rId131">
         <w:r>
           <w:rPr>
             <w:rStyle w:val="Hyperlink"/>
@@ -21149,8 +20450,8 @@
         </w:r>
       </w:hyperlink>
     </w:p>
-    <w:bookmarkEnd w:id="159"/>
-    <w:bookmarkStart w:id="160" w:name="ref-Sposito2008Chemistry"/>
+    <w:bookmarkEnd w:id="132"/>
+    <w:bookmarkStart w:id="133" w:name="ref-Sposito2008Chemistry"/>
     <w:p>
       <w:pPr>
         <w:pStyle w:val="Bibliography"/>
@@ -21175,14 +20476,14 @@
         <w:t xml:space="preserve">(2nd ed.). Oxford University Press.</w:t>
       </w:r>
     </w:p>
-    <w:bookmarkEnd w:id="160"/>
-    <w:bookmarkStart w:id="161" w:name="ref-Stevenson1994Humus"/>
+    <w:bookmarkEnd w:id="133"/>
+    <w:bookmarkStart w:id="135" w:name="ref-VanEs2002"/>
     <w:p>
       <w:pPr>
         <w:pStyle w:val="Bibliography"/>
       </w:pPr>
       <w:r>
-        <w:t xml:space="preserve">Stevenson, F. J. (1994).</w:t>
+        <w:t xml:space="preserve">Van Es, H. M., Van Kessel, C., &amp; Richter, D. D. (2002). Spatial analysis of agricultural field trials.</w:t>
       </w:r>
       <w:r>
         <w:t xml:space="preserve"> </w:t>
@@ -21192,23 +20493,10 @@
           <w:i/>
           <w:iCs/>
         </w:rPr>
-        <w:t xml:space="preserve">Humus chemistry: Genesis, composition, reactions</w:t>
-      </w:r>
-      <w:r>
-        <w:t xml:space="preserve"> </w:t>
-      </w:r>
-      <w:r>
-        <w:t xml:space="preserve">(2nd ed.). John Wiley &amp; Sons.</w:t>
-      </w:r>
-    </w:p>
-    <w:bookmarkEnd w:id="161"/>
-    <w:bookmarkStart w:id="163" w:name="ref-VanEs2002"/>
-    <w:p>
-      <w:pPr>
-        <w:pStyle w:val="Bibliography"/>
-      </w:pPr>
-      <w:r>
-        <w:t xml:space="preserve">Van Es, H. M., Van Kessel, C., &amp; Richter, D. D. (2002). Spatial analysis of agricultural field trials.</w:t>
+        <w:t xml:space="preserve">Agronomy Journal</w:t>
+      </w:r>
+      <w:r>
+        <w:t xml:space="preserve">,</w:t>
       </w:r>
       <w:r>
         <w:t xml:space="preserve"> </w:t>
@@ -21218,19 +20506,6 @@
           <w:i/>
           <w:iCs/>
         </w:rPr>
-        <w:t xml:space="preserve">Agronomy Journal</w:t>
-      </w:r>
-      <w:r>
-        <w:t xml:space="preserve">,</w:t>
-      </w:r>
-      <w:r>
-        <w:t xml:space="preserve"> </w:t>
-      </w:r>
-      <w:r>
-        <w:rPr>
-          <w:i/>
-          <w:iCs/>
-        </w:rPr>
         <w:t xml:space="preserve">94</w:t>
       </w:r>
       <w:r>
@@ -21239,7 +20514,7 @@
       <w:r>
         <w:t xml:space="preserve"> </w:t>
       </w:r>
-      <w:hyperlink r:id="rId162">
+      <w:hyperlink r:id="rId134">
         <w:r>
           <w:rPr>
             <w:rStyle w:val="Hyperlink"/>
@@ -21248,8 +20523,8 @@
         </w:r>
       </w:hyperlink>
     </w:p>
-    <w:bookmarkEnd w:id="163"/>
-    <w:bookmarkStart w:id="164" w:name="ref-VanVeldhoven1987Malachite"/>
+    <w:bookmarkEnd w:id="135"/>
+    <w:bookmarkStart w:id="136" w:name="ref-VanVeldhoven1987Malachite"/>
     <w:p>
       <w:pPr>
         <w:pStyle w:val="Bibliography"/>
@@ -21284,31 +20559,8 @@
         <w:t xml:space="preserve">(6), 755–765.</w:t>
       </w:r>
     </w:p>
-    <w:bookmarkEnd w:id="164"/>
-    <w:bookmarkStart w:id="165" w:name="ref-VDLUFA2000Methodenbuch"/>
-    <w:p>
-      <w:pPr>
-        <w:pStyle w:val="Bibliography"/>
-      </w:pPr>
-      <w:r>
-        <w:t xml:space="preserve">Verband Deutscher Landwirtschaftlicher Untersuchungs- und Forschungsanstalten (VDLUFA). (2000).</w:t>
-      </w:r>
-      <w:r>
-        <w:t xml:space="preserve"> </w:t>
-      </w:r>
-      <w:r>
-        <w:rPr>
-          <w:i/>
-          <w:iCs/>
-        </w:rPr>
-        <w:t xml:space="preserve">Methodenbuch band i: Die untersuchung von böden</w:t>
-      </w:r>
-      <w:r>
-        <w:t xml:space="preserve">. VDLUFA-Verlag.</w:t>
-      </w:r>
-    </w:p>
-    <w:bookmarkEnd w:id="165"/>
-    <w:bookmarkEnd w:id="166"/>
+    <w:bookmarkEnd w:id="136"/>
+    <w:bookmarkEnd w:id="137"/>
     <w:p>
       <w:r>
         <w:br w:type="page"/>
@@ -21319,8 +20571,8 @@
         <w:br w:type="page"/>
       </w:r>
     </w:p>
-    <w:bookmarkEnd w:id="167"/>
-    <w:bookmarkStart w:id="171" w:name="appendix"/>
+    <w:bookmarkEnd w:id="138"/>
+    <w:bookmarkStart w:id="142" w:name="appendix"/>
     <w:p>
       <w:pPr>
         <w:pStyle w:val="Heading1"/>
@@ -21329,7 +20581,7 @@
         <w:t xml:space="preserve">7. Appendix</w:t>
       </w:r>
     </w:p>
-    <w:bookmarkStart w:id="170" w:name="X5a320362c19fbb9a0d497031784de26d114bb0f"/>
+    <w:bookmarkStart w:id="141" w:name="X5a320362c19fbb9a0d497031784de26d114bb0f"/>
     <w:p>
       <w:pPr>
         <w:pStyle w:val="Heading2"/>
@@ -21384,7 +20636,7 @@
       <w:r>
         <w:t xml:space="preserve"> </w:t>
       </w:r>
-      <w:hyperlink r:id="rId168">
+      <w:hyperlink r:id="rId139">
         <w:r>
           <w:rPr>
             <w:rStyle w:val="Hyperlink"/>
@@ -21417,7 +20669,7 @@
       <w:r>
         <w:t xml:space="preserve"> </w:t>
       </w:r>
-      <w:hyperlink r:id="rId169">
+      <w:hyperlink r:id="rId140">
         <w:r>
           <w:rPr>
             <w:rStyle w:val="Hyperlink"/>
@@ -21436,8 +20688,8 @@
         <w:t xml:space="preserve">This approach ensures full transparency and allows for the complete replication of the findings presented in this thesis.</w:t>
       </w:r>
     </w:p>
-    <w:bookmarkEnd w:id="170"/>
-    <w:bookmarkEnd w:id="171"/>
+    <w:bookmarkEnd w:id="141"/>
+    <w:bookmarkEnd w:id="142"/>
     <w:sectPr>
       <w:footnotePr>
         <w:numRestart w:val="eachSect"/>
@@ -21743,10 +20995,64 @@
     <w:abstractNumId w:val="991"/>
   </w:num>
   <w:num w:numId="1002">
-    <w:abstractNumId w:val="991"/>
+    <w:abstractNumId w:val="99411"/>
+    <w:lvlOverride w:ilvl="0">
+      <w:startOverride w:val="1"/>
+    </w:lvlOverride>
+    <w:lvlOverride w:ilvl="1">
+      <w:startOverride w:val="1"/>
+    </w:lvlOverride>
+    <w:lvlOverride w:ilvl="2">
+      <w:startOverride w:val="1"/>
+    </w:lvlOverride>
+    <w:lvlOverride w:ilvl="3">
+      <w:startOverride w:val="1"/>
+    </w:lvlOverride>
+    <w:lvlOverride w:ilvl="4">
+      <w:startOverride w:val="1"/>
+    </w:lvlOverride>
+    <w:lvlOverride w:ilvl="5">
+      <w:startOverride w:val="1"/>
+    </w:lvlOverride>
+    <w:lvlOverride w:ilvl="6">
+      <w:startOverride w:val="1"/>
+    </w:lvlOverride>
+    <w:lvlOverride w:ilvl="7">
+      <w:startOverride w:val="1"/>
+    </w:lvlOverride>
+    <w:lvlOverride w:ilvl="8">
+      <w:startOverride w:val="1"/>
+    </w:lvlOverride>
   </w:num>
   <w:num w:numId="1003">
-    <w:abstractNumId w:val="991"/>
+    <w:abstractNumId w:val="99411"/>
+    <w:lvlOverride w:ilvl="0">
+      <w:startOverride w:val="1"/>
+    </w:lvlOverride>
+    <w:lvlOverride w:ilvl="1">
+      <w:startOverride w:val="1"/>
+    </w:lvlOverride>
+    <w:lvlOverride w:ilvl="2">
+      <w:startOverride w:val="1"/>
+    </w:lvlOverride>
+    <w:lvlOverride w:ilvl="3">
+      <w:startOverride w:val="1"/>
+    </w:lvlOverride>
+    <w:lvlOverride w:ilvl="4">
+      <w:startOverride w:val="1"/>
+    </w:lvlOverride>
+    <w:lvlOverride w:ilvl="5">
+      <w:startOverride w:val="1"/>
+    </w:lvlOverride>
+    <w:lvlOverride w:ilvl="6">
+      <w:startOverride w:val="1"/>
+    </w:lvlOverride>
+    <w:lvlOverride w:ilvl="7">
+      <w:startOverride w:val="1"/>
+    </w:lvlOverride>
+    <w:lvlOverride w:ilvl="8">
+      <w:startOverride w:val="1"/>
+    </w:lvlOverride>
   </w:num>
   <w:num w:numId="1004">
     <w:abstractNumId w:val="99411"/>
@@ -21779,34 +21085,7 @@
     </w:lvlOverride>
   </w:num>
   <w:num w:numId="1005">
-    <w:abstractNumId w:val="99411"/>
-    <w:lvlOverride w:ilvl="0">
-      <w:startOverride w:val="1"/>
-    </w:lvlOverride>
-    <w:lvlOverride w:ilvl="1">
-      <w:startOverride w:val="1"/>
-    </w:lvlOverride>
-    <w:lvlOverride w:ilvl="2">
-      <w:startOverride w:val="1"/>
-    </w:lvlOverride>
-    <w:lvlOverride w:ilvl="3">
-      <w:startOverride w:val="1"/>
-    </w:lvlOverride>
-    <w:lvlOverride w:ilvl="4">
-      <w:startOverride w:val="1"/>
-    </w:lvlOverride>
-    <w:lvlOverride w:ilvl="5">
-      <w:startOverride w:val="1"/>
-    </w:lvlOverride>
-    <w:lvlOverride w:ilvl="6">
-      <w:startOverride w:val="1"/>
-    </w:lvlOverride>
-    <w:lvlOverride w:ilvl="7">
-      <w:startOverride w:val="1"/>
-    </w:lvlOverride>
-    <w:lvlOverride w:ilvl="8">
-      <w:startOverride w:val="1"/>
-    </w:lvlOverride>
+    <w:abstractNumId w:val="991"/>
   </w:num>
   <w:num w:numId="1006">
     <w:abstractNumId w:val="991"/>
@@ -21818,9 +21097,6 @@
     <w:abstractNumId w:val="991"/>
   </w:num>
   <w:num w:numId="1009">
-    <w:abstractNumId w:val="991"/>
-  </w:num>
-  <w:num w:numId="1010">
     <w:abstractNumId w:val="99411"/>
     <w:lvlOverride w:ilvl="0">
       <w:startOverride w:val="1"/>

--- a/index.docx
+++ b/index.docx
@@ -197,7 +197,7 @@
         <w:t xml:space="preserve">alone explaining 57% of the variance, whereas STP models showed no predictive power. We conclude that while traditional STPs remain adequate for short-term within-field fertility, kinetic parameters serve as a vastly superior functional proxy for assessing the long-term P status and sustainability of agricultural soils.</w:t>
       </w:r>
     </w:p>
-    <w:bookmarkStart w:id="14" w:name="introduction"/>
+    <w:bookmarkStart w:id="15" w:name="introduction"/>
     <w:p>
       <w:pPr>
         <w:pStyle w:val="Heading1"/>
@@ -1102,7 +1102,7 @@
       </w:r>
     </w:p>
     <w:bookmarkEnd w:id="12"/>
-    <w:bookmarkStart w:id="13" w:name="from-static-tests-to-kinetic-parameters"/>
+    <w:bookmarkStart w:id="14" w:name="from-static-tests-to-kinetic-parameters"/>
     <w:p>
       <w:pPr>
         <w:pStyle w:val="Heading2"/>
@@ -1128,6 +1128,438 @@
         <w:t xml:space="preserve">.</w:t>
       </w:r>
     </w:p>
+    <w:p>
+      <w:pPr>
+        <w:pStyle w:val="BodyText"/>
+      </w:pPr>
+      <w:r>
+        <w:t xml:space="preserve">To clarify this transition from static operational testing to dynamic modeling,</w:t>
+      </w:r>
+      <w:r>
+        <w:t xml:space="preserve"> </w:t>
+      </w:r>
+      <w:hyperlink w:anchor="tbl-terminology">
+        <w:r>
+          <w:rPr>
+            <w:rStyle w:val="Hyperlink"/>
+          </w:rPr>
+          <w:t xml:space="preserve">Table 1</w:t>
+        </w:r>
+      </w:hyperlink>
+      <w:r>
+        <w:t xml:space="preserve"> </w:t>
+      </w:r>
+      <w:r>
+        <w:t xml:space="preserve">maps the fundamental theoretical components of soil P availability to their respective analytical proxies.</w:t>
+      </w:r>
+    </w:p>
+    <w:tbl>
+      <w:tblPr>
+        <w:tblStyle w:val="Table"/>
+        <w:tblW w:type="pct" w:w="5000"/>
+        <w:tblLayout w:type="fixed"/>
+        <w:tblLook w:firstRow="0" w:lastRow="0" w:firstColumn="0" w:lastColumn="0" w:noHBand="0" w:noVBand="0" w:val="0000"/>
+      </w:tblPr>
+      <w:tblGrid>
+        <w:gridCol w:w="7920"/>
+      </w:tblGrid>
+      <w:tr>
+        <w:tc>
+          <w:tcPr/>
+          <w:bookmarkStart w:id="13" w:name="tbl-terminology"/>
+          <w:p>
+            <w:pPr>
+              <w:jc w:val="center"/>
+            </w:pPr>
+            <w:pPr>
+              <w:jc w:val="left"/>
+              <w:spacing w:before="200"/>
+              <w:pStyle w:val="ImageCaption"/>
+            </w:pPr>
+            <w:r>
+              <w:t xml:space="preserve">Table 1: Conceptual mapping of fundamental phosphorus availability factors to their analytical proxies.</w:t>
+            </w:r>
+          </w:p>
+          <w:tbl>
+            <w:tblPr>
+              <w:tblStyle w:val="Table"/>
+              <w:tblW w:type="pct" w:w="5000"/>
+              <w:tblLayout w:type="fixed"/>
+              <w:tblLook w:firstRow="1" w:lastRow="0" w:firstColumn="0" w:lastColumn="0" w:noHBand="0" w:noVBand="0" w:val="0020"/>
+            </w:tblPr>
+            <w:tblGrid>
+              <w:gridCol w:w="1980"/>
+              <w:gridCol w:w="1980"/>
+              <w:gridCol w:w="1980"/>
+              <w:gridCol w:w="1980"/>
+            </w:tblGrid>
+            <w:tr>
+              <w:trPr>
+                <w:tblHeader w:val="on"/>
+              </w:trPr>
+              <w:tc>
+                <w:tcPr/>
+                <w:p>
+                  <w:pPr>
+                    <w:pStyle w:val="Compact"/>
+                    <w:jc w:val="left"/>
+                    <w:jc w:val="center"/>
+                  </w:pPr>
+                  <w:r>
+                    <w:t xml:space="preserve">Approach / Framework</w:t>
+                  </w:r>
+                </w:p>
+              </w:tc>
+              <w:tc>
+                <w:tcPr/>
+                <w:p>
+                  <w:pPr>
+                    <w:pStyle w:val="Compact"/>
+                    <w:jc w:val="left"/>
+                    <w:jc w:val="center"/>
+                  </w:pPr>
+                  <w:r>
+                    <w:t xml:space="preserve">Intensity Factor</w:t>
+                  </w:r>
+                </w:p>
+              </w:tc>
+              <w:tc>
+                <w:tcPr/>
+                <w:p>
+                  <w:pPr>
+                    <w:pStyle w:val="Compact"/>
+                    <w:jc w:val="left"/>
+                    <w:jc w:val="center"/>
+                  </w:pPr>
+                  <w:r>
+                    <w:t xml:space="preserve">Quantity (Capacity) Factor</w:t>
+                  </w:r>
+                </w:p>
+              </w:tc>
+              <w:tc>
+                <w:tcPr/>
+                <w:p>
+                  <w:pPr>
+                    <w:pStyle w:val="Compact"/>
+                    <w:jc w:val="left"/>
+                    <w:jc w:val="center"/>
+                  </w:pPr>
+                  <w:r>
+                    <w:t xml:space="preserve">Kinetic Factor</w:t>
+                  </w:r>
+                </w:p>
+              </w:tc>
+            </w:tr>
+            <w:tr>
+              <w:tc>
+                <w:tcPr/>
+                <w:p>
+                  <w:pPr>
+                    <w:pStyle w:val="Compact"/>
+                    <w:jc w:val="left"/>
+                    <w:jc w:val="center"/>
+                  </w:pPr>
+                  <w:r>
+                    <w:rPr>
+                      <w:b/>
+                      <w:bCs/>
+                    </w:rPr>
+                    <w:t xml:space="preserve">Theoretical Concept (</w:t>
+                  </w:r>
+                  <w:r>
+                    <w:rPr>
+                      <w:b/>
+                      <w:bCs/>
+                    </w:rPr>
+                    <w:t xml:space="preserve">Frossard et al. (2000)</w:t>
+                  </w:r>
+                  <w:r>
+                    <w:rPr>
+                      <w:b/>
+                      <w:bCs/>
+                    </w:rPr>
+                    <w:t xml:space="preserve">)</w:t>
+                  </w:r>
+                </w:p>
+              </w:tc>
+              <w:tc>
+                <w:tcPr/>
+                <w:p>
+                  <w:pPr>
+                    <w:pStyle w:val="Compact"/>
+                    <w:jc w:val="left"/>
+                    <w:jc w:val="center"/>
+                  </w:pPr>
+                  <w:r>
+                    <w:t xml:space="preserve">P concentration in the soil solution at a given moment</w:t>
+                  </w:r>
+                </w:p>
+              </w:tc>
+              <w:tc>
+                <w:tcPr/>
+                <w:p>
+                  <w:pPr>
+                    <w:pStyle w:val="Compact"/>
+                    <w:jc w:val="left"/>
+                    <w:jc w:val="center"/>
+                  </w:pPr>
+                  <w:r>
+                    <w:t xml:space="preserve">The pool of solid-phase P that can replenish the solution</w:t>
+                  </w:r>
+                </w:p>
+              </w:tc>
+              <w:tc>
+                <w:tcPr/>
+                <w:p>
+                  <w:pPr>
+                    <w:pStyle w:val="Compact"/>
+                    <w:jc w:val="left"/>
+                    <w:jc w:val="center"/>
+                  </w:pPr>
+                  <w:r>
+                    <w:t xml:space="preserve">The rate of P transfer from the solid to the liquid phase</w:t>
+                  </w:r>
+                </w:p>
+              </w:tc>
+            </w:tr>
+            <w:tr>
+              <w:tc>
+                <w:tcPr/>
+                <w:p>
+                  <w:pPr>
+                    <w:pStyle w:val="Compact"/>
+                    <w:jc w:val="left"/>
+                    <w:jc w:val="center"/>
+                  </w:pPr>
+                  <w:r>
+                    <w:rPr>
+                      <w:b/>
+                      <w:bCs/>
+                    </w:rPr>
+                    <w:t xml:space="preserve">Traditional / Static Proxy (GRUD)</w:t>
+                  </w:r>
+                </w:p>
+              </w:tc>
+              <w:tc>
+                <w:tcPr/>
+                <w:p>
+                  <w:pPr>
+                    <w:pStyle w:val="Compact"/>
+                    <w:jc w:val="left"/>
+                    <w:jc w:val="center"/>
+                  </w:pPr>
+                  <m:oMath>
+                    <m:sSub>
+                      <m:e>
+                        <m:r>
+                          <m:t>P</m:t>
+                        </m:r>
+                      </m:e>
+                      <m:sub>
+                        <m:r>
+                          <m:t>C</m:t>
+                        </m:r>
+                        <m:sSub>
+                          <m:e>
+                            <m:r>
+                              <m:t>O</m:t>
+                            </m:r>
+                          </m:e>
+                          <m:sub>
+                            <m:r>
+                              <m:t>2</m:t>
+                            </m:r>
+                          </m:sub>
+                        </m:sSub>
+                      </m:sub>
+                    </m:sSub>
+                  </m:oMath>
+                  <w:r>
+                    <w:t xml:space="preserve"> </w:t>
+                  </w:r>
+                  <w:r>
+                    <w:t xml:space="preserve">(Water-soluble P)</w:t>
+                  </w:r>
+                </w:p>
+              </w:tc>
+              <w:tc>
+                <w:tcPr/>
+                <w:p>
+                  <w:pPr>
+                    <w:pStyle w:val="Compact"/>
+                    <w:jc w:val="left"/>
+                    <w:jc w:val="center"/>
+                  </w:pPr>
+                  <m:oMath>
+                    <m:sSub>
+                      <m:e>
+                        <m:r>
+                          <m:t>P</m:t>
+                        </m:r>
+                      </m:e>
+                      <m:sub>
+                        <m:r>
+                          <m:t>A</m:t>
+                        </m:r>
+                        <m:r>
+                          <m:t>A</m:t>
+                        </m:r>
+                        <m:r>
+                          <m:t>E</m:t>
+                        </m:r>
+                        <m:r>
+                          <m:t>10</m:t>
+                        </m:r>
+                      </m:sub>
+                    </m:sSub>
+                  </m:oMath>
+                  <w:r>
+                    <w:t xml:space="preserve"> </w:t>
+                  </w:r>
+                  <w:r>
+                    <w:t xml:space="preserve">(Chelate-extractable P)</w:t>
+                  </w:r>
+                </w:p>
+              </w:tc>
+              <w:tc>
+                <w:tcPr/>
+                <w:p>
+                  <w:pPr>
+                    <w:pStyle w:val="Compact"/>
+                    <w:jc w:val="left"/>
+                    <w:jc w:val="center"/>
+                  </w:pPr>
+                  <w:r>
+                    <w:rPr>
+                      <w:i/>
+                      <w:iCs/>
+                    </w:rPr>
+                    <w:t xml:space="preserve">Not Measured</w:t>
+                  </w:r>
+                </w:p>
+              </w:tc>
+            </w:tr>
+            <w:tr>
+              <w:tc>
+                <w:tcPr/>
+                <w:p>
+                  <w:pPr>
+                    <w:pStyle w:val="Compact"/>
+                    <w:jc w:val="left"/>
+                    <w:jc w:val="center"/>
+                  </w:pPr>
+                  <w:r>
+                    <w:rPr>
+                      <w:b/>
+                      <w:bCs/>
+                    </w:rPr>
+                    <w:t xml:space="preserve">Dynamic / Kinetic Proxy (This Study)</w:t>
+                  </w:r>
+                </w:p>
+              </w:tc>
+              <w:tc>
+                <w:tcPr/>
+                <w:p>
+                  <w:pPr>
+                    <w:pStyle w:val="Compact"/>
+                    <w:jc w:val="left"/>
+                    <w:jc w:val="center"/>
+                  </w:pPr>
+                  <w:r>
+                    <w:t xml:space="preserve">Initial P Flux (</w:t>
+                  </w:r>
+                  <m:oMath>
+                    <m:sSub>
+                      <m:e>
+                        <m:r>
+                          <m:t>J</m:t>
+                        </m:r>
+                      </m:e>
+                      <m:sub>
+                        <m:r>
+                          <m:t>0</m:t>
+                        </m:r>
+                      </m:sub>
+                    </m:sSub>
+                  </m:oMath>
+                  <w:r>
+                    <w:t xml:space="preserve">)</w:t>
+                  </w:r>
+                </w:p>
+              </w:tc>
+              <w:tc>
+                <w:tcPr/>
+                <w:p>
+                  <w:pPr>
+                    <w:pStyle w:val="Compact"/>
+                    <w:jc w:val="left"/>
+                    <w:jc w:val="center"/>
+                  </w:pPr>
+                  <w:r>
+                    <w:t xml:space="preserve">Equilibrium Desorbable P (</w:t>
+                  </w:r>
+                  <m:oMath>
+                    <m:sSub>
+                      <m:e>
+                        <m:r>
+                          <m:t>P</m:t>
+                        </m:r>
+                      </m:e>
+                      <m:sub>
+                        <m:r>
+                          <m:t>d</m:t>
+                        </m:r>
+                        <m:r>
+                          <m:t>e</m:t>
+                        </m:r>
+                        <m:r>
+                          <m:t>s</m:t>
+                        </m:r>
+                        <m:r>
+                          <m:t>o</m:t>
+                        </m:r>
+                        <m:r>
+                          <m:t>r</m:t>
+                        </m:r>
+                        <m:r>
+                          <m:t>b</m:t>
+                        </m:r>
+                      </m:sub>
+                    </m:sSub>
+                  </m:oMath>
+                  <w:r>
+                    <w:t xml:space="preserve">)</w:t>
+                  </w:r>
+                </w:p>
+              </w:tc>
+              <w:tc>
+                <w:tcPr/>
+                <w:p>
+                  <w:pPr>
+                    <w:pStyle w:val="Compact"/>
+                    <w:jc w:val="left"/>
+                    <w:jc w:val="center"/>
+                  </w:pPr>
+                  <w:r>
+                    <w:t xml:space="preserve">Desorption Rate Constant (</w:t>
+                  </w:r>
+                  <m:oMath>
+                    <m:r>
+                      <m:t>k</m:t>
+                    </m:r>
+                  </m:oMath>
+                  <w:r>
+                    <w:t xml:space="preserve">)</w:t>
+                  </w:r>
+                </w:p>
+              </w:tc>
+            </w:tr>
+          </w:tbl>
+          <w:bookmarkEnd w:id="13"/>
+          <w:p/>
+        </w:tc>
+      </w:tr>
+    </w:tbl>
     <w:p>
       <w:pPr>
         <w:pStyle w:val="BodyText"/>
@@ -1141,7 +1573,17 @@
         </m:r>
       </m:oMath>
       <w:r>
-        <w:t xml:space="preserve">) and the maximum desorbable P pool (</w:t>
+        <w:t xml:space="preserve">) and the</w:t>
+      </w:r>
+      <w:r>
+        <w:t xml:space="preserve"> </w:t>
+      </w:r>
+      <w:r>
+        <w:rPr>
+          <w:b/>
+          <w:bCs/>
+        </w:rPr>
+        <w:t xml:space="preserve">equilibrium desorbable P pool (</w:t>
       </w:r>
       <m:oMath>
         <m:sSub>
@@ -1173,7 +1615,14 @@
         </m:sSub>
       </m:oMath>
       <w:r>
-        <w:t xml:space="preserve">) using soils from the long-term Swiss agricultural experiment STYCS, this study aims to answer the following research questions:</w:t>
+        <w:rPr>
+          <w:b/>
+          <w:bCs/>
+        </w:rPr>
+        <w:t xml:space="preserve">)</w:t>
+      </w:r>
+      <w:r>
+        <w:t xml:space="preserve">—which represents the operational asymptote of P release under specific extraction conditions, rather than the absolute total soil P quantity—using soils from the long-term Swiss agricultural experiment STYCS, this study aims to answer the following research questions:</w:t>
       </w:r>
     </w:p>
     <w:p>
@@ -1278,9 +1727,9 @@
         <w:br w:type="page"/>
       </w:r>
     </w:p>
-    <w:bookmarkEnd w:id="13"/>
     <w:bookmarkEnd w:id="14"/>
-    <w:bookmarkStart w:id="29" w:name="sec-materials-and-methods"/>
+    <w:bookmarkEnd w:id="15"/>
+    <w:bookmarkStart w:id="30" w:name="sec-materials-and-methods"/>
     <w:p>
       <w:pPr>
         <w:pStyle w:val="Heading1"/>
@@ -1289,7 +1738,7 @@
         <w:t xml:space="preserve">2. Materials and Methods</w:t>
       </w:r>
     </w:p>
-    <w:bookmarkStart w:id="15" w:name="X2a96c2427ceb6b998508f67b3ec6e8131f2af39"/>
+    <w:bookmarkStart w:id="16" w:name="X2a96c2427ceb6b998508f67b3ec6e8131f2af39"/>
     <w:p>
       <w:pPr>
         <w:pStyle w:val="Heading2"/>
@@ -1339,8 +1788,8 @@
         <w:t xml:space="preserve">with four field replications at each site. The core of the experiment consists of six fixed-plot treatments representing different P fertilization levels, which were applied annually as superphosphate before tillage and sowing. These levels were based on percentages of the officially recommended P inputs: 0% (Zero), 33% (Deficit), 67% (Reduced), 100% (Norm), 133% (Elevated), and 167% (Surplus).</w:t>
       </w:r>
     </w:p>
-    <w:bookmarkEnd w:id="15"/>
-    <w:bookmarkStart w:id="17" w:name="sec-experimental-sites"/>
+    <w:bookmarkEnd w:id="16"/>
+    <w:bookmarkStart w:id="18" w:name="sec-experimental-sites"/>
     <w:p>
       <w:pPr>
         <w:pStyle w:val="Heading2"/>
@@ -2299,7 +2748,7 @@
       <w:tr>
         <w:tc>
           <w:tcPr/>
-          <w:bookmarkStart w:id="16" w:name="tbl-sites-corrected"/>
+          <w:bookmarkStart w:id="17" w:name="tbl-sites-corrected"/>
           <w:p>
             <w:pPr>
               <w:jc w:val="center"/>
@@ -2310,7 +2759,7 @@
               <w:pStyle w:val="ImageCaption"/>
             </w:pPr>
             <w:r>
-              <w:t xml:space="preserve">Table 1: Soil characteristics of the six long-term experimental sites. Data adapted from Hirte et al. (2021).</w:t>
+              <w:t xml:space="preserve">Table 2: Soil characteristics of the six long-term experimental sites. Data adapted from Hirte et al. (2021).</w:t>
             </w:r>
           </w:p>
           <w:tbl>
@@ -2892,7 +3341,7 @@
               </w:tc>
             </w:tr>
           </w:tbl>
-          <w:bookmarkEnd w:id="16"/>
+          <w:bookmarkEnd w:id="17"/>
           <w:p/>
         </w:tc>
       </w:tr>
@@ -2905,8 +3354,8 @@
         <w:t xml:space="preserve">Soil samples for this thesis were collected in the year 2022 from the topsoil layer (0-20 cm).</w:t>
       </w:r>
     </w:p>
-    <w:bookmarkEnd w:id="17"/>
-    <w:bookmarkStart w:id="20" w:name="sec-phosphorus-desorption-kinetics"/>
+    <w:bookmarkEnd w:id="18"/>
+    <w:bookmarkStart w:id="21" w:name="sec-phosphorus-desorption-kinetics"/>
     <w:p>
       <w:pPr>
         <w:pStyle w:val="Heading2"/>
@@ -2932,7 +3381,7 @@
         <w:t xml:space="preserve">. The original method is described below, followed by the specific protocol adapted for this study.</w:t>
       </w:r>
     </w:p>
-    <w:bookmarkStart w:id="18" w:name="original-method-of-flossmann-and-richter"/>
+    <w:bookmarkStart w:id="19" w:name="original-method-of-flossmann-and-richter"/>
     <w:p>
       <w:pPr>
         <w:pStyle w:val="Heading3"/>
@@ -3006,8 +3455,8 @@
         <w:t xml:space="preserve">: The P concentration in the subsamples is determined colorimetrically.</w:t>
       </w:r>
     </w:p>
-    <w:bookmarkEnd w:id="18"/>
-    <w:bookmarkStart w:id="19" w:name="Xbd6c1e5704c75ae9a98b5e8f17a138b0c980a04"/>
+    <w:bookmarkEnd w:id="19"/>
+    <w:bookmarkStart w:id="20" w:name="Xbd6c1e5704c75ae9a98b5e8f17a138b0c980a04"/>
     <w:p>
       <w:pPr>
         <w:pStyle w:val="Heading3"/>
@@ -3110,9 +3559,9 @@
         <w:t xml:space="preserve">.</w:t>
       </w:r>
     </w:p>
-    <w:bookmarkEnd w:id="19"/>
     <w:bookmarkEnd w:id="20"/>
-    <w:bookmarkStart w:id="28" w:name="sec-statistical-analysis"/>
+    <w:bookmarkEnd w:id="21"/>
+    <w:bookmarkStart w:id="29" w:name="sec-statistical-analysis"/>
     <w:p>
       <w:pPr>
         <w:pStyle w:val="Heading2"/>
@@ -3121,7 +3570,7 @@
         <w:t xml:space="preserve">2.4 Statistical Analysis</w:t>
       </w:r>
     </w:p>
-    <w:bookmarkStart w:id="21" w:name="software-and-statistical-environment"/>
+    <w:bookmarkStart w:id="22" w:name="software-and-statistical-environment"/>
     <w:p>
       <w:pPr>
         <w:pStyle w:val="Heading3"/>
@@ -3231,8 +3680,8 @@
         <w:t xml:space="preserve">for the systematic feature selection and model validation workflow.</w:t>
       </w:r>
     </w:p>
-    <w:bookmarkEnd w:id="21"/>
-    <w:bookmarkStart w:id="22" w:name="sec-modeling-of-desorption-kinetics"/>
+    <w:bookmarkEnd w:id="22"/>
+    <w:bookmarkStart w:id="23" w:name="sec-modeling-of-desorption-kinetics"/>
     <w:p>
       <w:pPr>
         <w:pStyle w:val="Heading3"/>
@@ -3618,8 +4067,8 @@
         <w:t xml:space="preserve">to capture the unique desorption characteristics of each individual soil sample.</w:t>
       </w:r>
     </w:p>
-    <w:bookmarkEnd w:id="22"/>
-    <w:bookmarkStart w:id="24" w:name="X7948ef6b44c07ffe5eee7eadbac8c6481287b2f"/>
+    <w:bookmarkEnd w:id="23"/>
+    <w:bookmarkStart w:id="25" w:name="X7948ef6b44c07ffe5eee7eadbac8c6481287b2f"/>
     <w:p>
       <w:pPr>
         <w:pStyle w:val="Heading3"/>
@@ -4590,7 +5039,7 @@
       <w:tr>
         <w:tc>
           <w:tcPr/>
-          <w:bookmarkStart w:id="23" w:name="tbl-variables"/>
+          <w:bookmarkStart w:id="24" w:name="tbl-variables"/>
           <w:p>
             <w:pPr>
               <w:jc w:val="center"/>
@@ -4601,7 +5050,7 @@
               <w:pStyle w:val="ImageCaption"/>
             </w:pPr>
             <w:r>
-              <w:t xml:space="preserve">Table 2: Description of variables used in the agronomic and soil models.</w:t>
+              <w:t xml:space="preserve">Table 3: Description of variables used in the agronomic and soil models.</w:t>
             </w:r>
           </w:p>
           <w:tbl>
@@ -5526,13 +5975,13 @@
               </w:tc>
             </w:tr>
           </w:tbl>
-          <w:bookmarkEnd w:id="23"/>
+          <w:bookmarkEnd w:id="24"/>
           <w:p/>
         </w:tc>
       </w:tr>
     </w:tbl>
-    <w:bookmarkEnd w:id="24"/>
-    <w:bookmarkStart w:id="27" w:name="model-assumptions-and-diagnostics"/>
+    <w:bookmarkEnd w:id="25"/>
+    <w:bookmarkStart w:id="28" w:name="model-assumptions-and-diagnostics"/>
     <w:p>
       <w:pPr>
         <w:pStyle w:val="Heading3"/>
@@ -5671,7 +6120,7 @@
         <w:t xml:space="preserve">was used as a fixed effect in all subsequent agronomic models to ensure the statistical validity of the results.</w:t>
       </w:r>
     </w:p>
-    <w:bookmarkStart w:id="25" w:name="Xa8a482f2a6a3ad912fccf7e6dc90aeedf0c36d0"/>
+    <w:bookmarkStart w:id="26" w:name="Xa8a482f2a6a3ad912fccf7e6dc90aeedf0c36d0"/>
     <w:p>
       <w:pPr>
         <w:pStyle w:val="Heading4"/>
@@ -5820,8 +6269,8 @@
         <w:t xml:space="preserve">.</w:t>
       </w:r>
     </w:p>
-    <w:bookmarkEnd w:id="25"/>
-    <w:bookmarkStart w:id="26" w:name="comparative-models-of-agronomic-outcomes"/>
+    <w:bookmarkEnd w:id="26"/>
+    <w:bookmarkStart w:id="27" w:name="comparative-models-of-agronomic-outcomes"/>
     <w:p>
       <w:pPr>
         <w:pStyle w:val="Heading4"/>
@@ -6065,11 +6514,11 @@
         <w:br w:type="page"/>
       </w:r>
     </w:p>
-    <w:bookmarkEnd w:id="26"/>
     <w:bookmarkEnd w:id="27"/>
     <w:bookmarkEnd w:id="28"/>
     <w:bookmarkEnd w:id="29"/>
-    <w:bookmarkStart w:id="83" w:name="results"/>
+    <w:bookmarkEnd w:id="30"/>
+    <w:bookmarkStart w:id="84" w:name="results"/>
     <w:p>
       <w:pPr>
         <w:pStyle w:val="Heading1"/>
@@ -8797,7 +9246,7 @@
         <w:t xml:space="preserve">The results of this study are presented in two main parts. First, the development and validation of the phosphorus (P) desorption kinetic model are detailed, justifying the final modeling approach. Second, the descriptive trends of both agronomic outcomes and soil P parameters in response to long-term fertilization and site differences are explored visually. Finally, the predictive power of the kinetic and standard P parameters is formally evaluated using linear mixed-effects models.</w:t>
       </w:r>
     </w:p>
-    <w:bookmarkStart w:id="40" w:name="X623e521be83114432db2f1c7d18ba665d67bdd5"/>
+    <w:bookmarkStart w:id="41" w:name="X623e521be83114432db2f1c7d18ba665d67bdd5"/>
     <w:p>
       <w:pPr>
         <w:pStyle w:val="Heading2"/>
@@ -8854,7 +9303,7 @@
         <w:t xml:space="preserve">). The analysis proceeded in two stages: an initial test of a linearized model, followed by the implementation of a more robust non-linear model.</w:t>
       </w:r>
     </w:p>
-    <w:bookmarkStart w:id="34" w:name="Xc5152bc0d8277c92f5b5561836317bc1f747dd2"/>
+    <w:bookmarkStart w:id="35" w:name="Xc5152bc0d8277c92f5b5561836317bc1f747dd2"/>
     <w:p>
       <w:pPr>
         <w:pStyle w:val="Heading3"/>
@@ -8901,7 +9350,7 @@
       <w:tr>
         <w:tc>
           <w:tcPr/>
-          <w:bookmarkStart w:id="33" w:name="fig-linearized-model"/>
+          <w:bookmarkStart w:id="34" w:name="fig-linearized-model"/>
           <w:p>
             <w:pPr>
               <w:pStyle w:val="Compact"/>
@@ -8912,18 +9361,18 @@
                 <wp:inline>
                   <wp:extent cx="4620126" cy="4620126"/>
                   <wp:effectExtent b="0" l="0" r="0" t="0"/>
-                  <wp:docPr descr="" title="" id="31" name="Picture"/>
+                  <wp:docPr descr="" title="" id="32" name="Picture"/>
                   <a:graphic>
                     <a:graphicData uri="http://schemas.openxmlformats.org/drawingml/2006/picture">
                       <pic:pic>
                         <pic:nvPicPr>
-                          <pic:cNvPr descr="index_files/figure-docx/fig-linearized-model-1.png" id="32" name="Picture"/>
+                          <pic:cNvPr descr="index_files/figure-docx/fig-linearized-model-1.png" id="33" name="Picture"/>
                           <pic:cNvPicPr>
                             <a:picLocks noChangeArrowheads="1" noChangeAspect="1"/>
                           </pic:cNvPicPr>
                         </pic:nvPicPr>
                         <pic:blipFill>
-                          <a:blip r:embed="rId30"/>
+                          <a:blip r:embed="rId31"/>
                           <a:stretch>
                             <a:fillRect/>
                           </a:stretch>
@@ -8963,12 +9412,12 @@
               <w:t xml:space="preserve">Figure 1: Test of the linearized first-order kinetic model. The plot visually supports the statistical finding that many intercepts are not zero.</w:t>
             </w:r>
           </w:p>
-          <w:bookmarkEnd w:id="33"/>
+          <w:bookmarkEnd w:id="34"/>
         </w:tc>
       </w:tr>
     </w:tbl>
-    <w:bookmarkEnd w:id="34"/>
-    <w:bookmarkStart w:id="39" w:name="Xa1f48741cc3a88a20671852547ba1fa19b477bc"/>
+    <w:bookmarkEnd w:id="35"/>
+    <w:bookmarkStart w:id="40" w:name="Xa1f48741cc3a88a20671852547ba1fa19b477bc"/>
     <w:p>
       <w:pPr>
         <w:pStyle w:val="Heading3"/>
@@ -9102,7 +9551,7 @@
       <w:tr>
         <w:tc>
           <w:tcPr/>
-          <w:bookmarkStart w:id="38" w:name="fig-nonlinear-model"/>
+          <w:bookmarkStart w:id="39" w:name="fig-nonlinear-model"/>
           <w:p>
             <w:pPr>
               <w:pStyle w:val="Compact"/>
@@ -9113,18 +9562,18 @@
                 <wp:inline>
                   <wp:extent cx="4620126" cy="5544151"/>
                   <wp:effectExtent b="0" l="0" r="0" t="0"/>
-                  <wp:docPr descr="" title="" id="36" name="Picture"/>
+                  <wp:docPr descr="" title="" id="37" name="Picture"/>
                   <a:graphic>
                     <a:graphicData uri="http://schemas.openxmlformats.org/drawingml/2006/picture">
                       <pic:pic>
                         <pic:nvPicPr>
-                          <pic:cNvPr descr="index_files/figure-docx/fig-nonlinear-model-1.png" id="37" name="Picture"/>
+                          <pic:cNvPr descr="index_files/figure-docx/fig-nonlinear-model-1.png" id="38" name="Picture"/>
                           <pic:cNvPicPr>
                             <a:picLocks noChangeArrowheads="1" noChangeAspect="1"/>
                           </pic:cNvPicPr>
                         </pic:nvPicPr>
                         <pic:blipFill>
-                          <a:blip r:embed="rId35"/>
+                          <a:blip r:embed="rId36"/>
                           <a:stretch>
                             <a:fillRect/>
                           </a:stretch>
@@ -9164,13 +9613,13 @@
               <w:t xml:space="preserve">Figure 2: Non-linear first-order kinetic model fits for P desorption over time. Points represent measured data and solid lines represent the fitted model for each replicate.</w:t>
             </w:r>
           </w:p>
-          <w:bookmarkEnd w:id="38"/>
+          <w:bookmarkEnd w:id="39"/>
         </w:tc>
       </w:tr>
     </w:tbl>
-    <w:bookmarkEnd w:id="39"/>
     <w:bookmarkEnd w:id="40"/>
-    <w:bookmarkStart w:id="50" w:name="X57c0e16474e0112c1b66bc31d7fcfca02c450f3"/>
+    <w:bookmarkEnd w:id="41"/>
+    <w:bookmarkStart w:id="51" w:name="X57c0e16474e0112c1b66bc31d7fcfca02c450f3"/>
     <w:p>
       <w:pPr>
         <w:pStyle w:val="Heading2"/>
@@ -9315,7 +9764,7 @@
         <w:t xml:space="preserve">). Spearman’s rank correlation was used to robustly test for monotonic trends between the different methods.</w:t>
       </w:r>
     </w:p>
-    <w:bookmarkStart w:id="49" w:name="fig-iek-comparison"/>
+    <w:bookmarkStart w:id="50" w:name="fig-iek-comparison"/>
     <w:tbl>
       <w:tblPr>
         <w:tblStyle w:val="Table"/>
@@ -9343,7 +9792,7 @@
             <w:tr>
               <w:tc>
                 <w:tcPr/>
-                <w:bookmarkStart w:id="44" w:name="fig-iek-comparison-1"/>
+                <w:bookmarkStart w:id="45" w:name="fig-iek-comparison-1"/>
                 <w:p>
                   <w:pPr>
                     <w:pStyle w:val="Compact"/>
@@ -9355,18 +9804,18 @@
                       <wp:inline>
                         <wp:extent cx="2971800" cy="2377440"/>
                         <wp:effectExtent b="0" l="0" r="0" t="0"/>
-                        <wp:docPr descr="" title="" id="42" name="Picture"/>
+                        <wp:docPr descr="" title="" id="43" name="Picture"/>
                         <a:graphic>
                           <a:graphicData uri="http://schemas.openxmlformats.org/drawingml/2006/picture">
                             <pic:pic>
                               <pic:nvPicPr>
-                                <pic:cNvPr descr="index_files/figure-docx/fig-iek-comparison-1.png" id="43" name="Picture"/>
+                                <pic:cNvPr descr="index_files/figure-docx/fig-iek-comparison-1.png" id="44" name="Picture"/>
                                 <pic:cNvPicPr>
                                   <a:picLocks noChangeArrowheads="1" noChangeAspect="1"/>
                                 </pic:cNvPicPr>
                               </pic:nvPicPr>
                               <pic:blipFill>
-                                <a:blip r:embed="rId41"/>
+                                <a:blip r:embed="rId42"/>
                                 <a:stretch>
                                   <a:fillRect/>
                                 </a:stretch>
@@ -9455,7 +9904,7 @@
                     </m:sSub>
                   </m:oMath>
                 </w:p>
-                <w:bookmarkEnd w:id="44"/>
+                <w:bookmarkEnd w:id="45"/>
               </w:tc>
             </w:tr>
           </w:tbl>
@@ -9476,7 +9925,7 @@
             <w:tr>
               <w:tc>
                 <w:tcPr/>
-                <w:bookmarkStart w:id="48" w:name="fig-iek-comparison-2"/>
+                <w:bookmarkStart w:id="49" w:name="fig-iek-comparison-2"/>
                 <w:p>
                   <w:pPr>
                     <w:pStyle w:val="Compact"/>
@@ -9488,18 +9937,18 @@
                       <wp:inline>
                         <wp:extent cx="2971800" cy="2377440"/>
                         <wp:effectExtent b="0" l="0" r="0" t="0"/>
-                        <wp:docPr descr="" title="" id="46" name="Picture"/>
+                        <wp:docPr descr="" title="" id="47" name="Picture"/>
                         <a:graphic>
                           <a:graphicData uri="http://schemas.openxmlformats.org/drawingml/2006/picture">
                             <pic:pic>
                               <pic:nvPicPr>
-                                <pic:cNvPr descr="index_files/figure-docx/fig-iek-comparison-2.png" id="47" name="Picture"/>
+                                <pic:cNvPr descr="index_files/figure-docx/fig-iek-comparison-2.png" id="48" name="Picture"/>
                                 <pic:cNvPicPr>
                                   <a:picLocks noChangeArrowheads="1" noChangeAspect="1"/>
                                 </pic:cNvPicPr>
                               </pic:nvPicPr>
                               <pic:blipFill>
-                                <a:blip r:embed="rId45"/>
+                                <a:blip r:embed="rId46"/>
                                 <a:stretch>
                                   <a:fillRect/>
                                 </a:stretch>
@@ -9561,7 +10010,7 @@
                     </m:sSub>
                   </m:oMath>
                 </w:p>
-                <w:bookmarkEnd w:id="48"/>
+                <w:bookmarkEnd w:id="49"/>
               </w:tc>
             </w:tr>
           </w:tbl>
@@ -9652,7 +10101,7 @@
         <w:t xml:space="preserve">).</w:t>
       </w:r>
     </w:p>
-    <w:bookmarkEnd w:id="49"/>
+    <w:bookmarkEnd w:id="50"/>
     <w:p>
       <w:pPr>
         <w:pStyle w:val="BodyText"/>
@@ -9812,8 +10261,8 @@
         <w:t xml:space="preserve">.</w:t>
       </w:r>
     </w:p>
-    <w:bookmarkEnd w:id="50"/>
-    <w:bookmarkStart w:id="61" w:name="Xecaf9e4ead9471844934973fdc01e77ea889a2e"/>
+    <w:bookmarkEnd w:id="51"/>
+    <w:bookmarkStart w:id="62" w:name="Xecaf9e4ead9471844934973fdc01e77ea889a2e"/>
     <w:p>
       <w:pPr>
         <w:pStyle w:val="Heading2"/>
@@ -9830,7 +10279,7 @@
         <w:t xml:space="preserve">Having established a robust method to determine the kinetic parameters, the next step was to explore the effects of the long-term P fertilization treatments on both the agronomic outcomes and the soil P test parameters.</w:t>
       </w:r>
     </w:p>
-    <w:bookmarkStart w:id="55" w:name="X7766650a521c07025d9048e5b46ef5cbb460559"/>
+    <w:bookmarkStart w:id="56" w:name="X7766650a521c07025d9048e5b46ef5cbb460559"/>
     <w:p>
       <w:pPr>
         <w:pStyle w:val="Heading3"/>
@@ -9914,7 +10363,7 @@
       <w:tr>
         <w:tc>
           <w:tcPr/>
-          <w:bookmarkStart w:id="54" w:name="fig-agronomic-responses"/>
+          <w:bookmarkStart w:id="55" w:name="fig-agronomic-responses"/>
           <w:p>
             <w:pPr>
               <w:pStyle w:val="Compact"/>
@@ -9925,18 +10374,18 @@
                 <wp:inline>
                   <wp:extent cx="4620126" cy="6468176"/>
                   <wp:effectExtent b="0" l="0" r="0" t="0"/>
-                  <wp:docPr descr="" title="" id="52" name="Picture"/>
+                  <wp:docPr descr="" title="" id="53" name="Picture"/>
                   <a:graphic>
                     <a:graphicData uri="http://schemas.openxmlformats.org/drawingml/2006/picture">
                       <pic:pic>
                         <pic:nvPicPr>
-                          <pic:cNvPr descr="index_files/figure-docx/fig-agronomic-responses-1.png" id="53" name="Picture"/>
+                          <pic:cNvPr descr="index_files/figure-docx/fig-agronomic-responses-1.png" id="54" name="Picture"/>
                           <pic:cNvPicPr>
                             <a:picLocks noChangeArrowheads="1" noChangeAspect="1"/>
                           </pic:cNvPicPr>
                         </pic:nvPicPr>
                         <pic:blipFill>
-                          <a:blip r:embed="rId51"/>
+                          <a:blip r:embed="rId52"/>
                           <a:stretch>
                             <a:fillRect/>
                           </a:stretch>
@@ -9976,7 +10425,7 @@
               <w:t xml:space="preserve">Figure 4: Agronomic response variables across six P fertilization treatments and six experimental sites. Data from 2017-2022.</w:t>
             </w:r>
           </w:p>
-          <w:bookmarkEnd w:id="54"/>
+          <w:bookmarkEnd w:id="55"/>
         </w:tc>
       </w:tr>
     </w:tbl>
@@ -10163,8 +10612,8 @@
         <w:t xml:space="preserve">): The P balance showed a strong, linear relationship with fertilization. The Zero and Deficit treatments resulted in a negative balance (mining soil P), while the Elevated and Surplus treatments led to a significant P surplus.</w:t>
       </w:r>
     </w:p>
-    <w:bookmarkEnd w:id="55"/>
-    <w:bookmarkStart w:id="60" w:name="Xf1b1c7e5b0bdd9bd952a6bec2c8d4ca508e5273"/>
+    <w:bookmarkEnd w:id="56"/>
+    <w:bookmarkStart w:id="61" w:name="Xf1b1c7e5b0bdd9bd952a6bec2c8d4ca508e5273"/>
     <w:p>
       <w:pPr>
         <w:pStyle w:val="Heading3"/>
@@ -10205,7 +10654,7 @@
       <w:tr>
         <w:tc>
           <w:tcPr/>
-          <w:bookmarkStart w:id="59" w:name="fig-soil-parameters"/>
+          <w:bookmarkStart w:id="60" w:name="fig-soil-parameters"/>
           <w:p>
             <w:pPr>
               <w:pStyle w:val="Compact"/>
@@ -10216,18 +10665,18 @@
                 <wp:inline>
                   <wp:extent cx="4620126" cy="6468176"/>
                   <wp:effectExtent b="0" l="0" r="0" t="0"/>
-                  <wp:docPr descr="" title="" id="57" name="Picture"/>
+                  <wp:docPr descr="" title="" id="58" name="Picture"/>
                   <a:graphic>
                     <a:graphicData uri="http://schemas.openxmlformats.org/drawingml/2006/picture">
                       <pic:pic>
                         <pic:nvPicPr>
-                          <pic:cNvPr descr="index_files/figure-docx/fig-soil-parameters-1.png" id="58" name="Picture"/>
+                          <pic:cNvPr descr="index_files/figure-docx/fig-soil-parameters-1.png" id="59" name="Picture"/>
                           <pic:cNvPicPr>
                             <a:picLocks noChangeArrowheads="1" noChangeAspect="1"/>
                           </pic:cNvPicPr>
                         </pic:nvPicPr>
                         <pic:blipFill>
-                          <a:blip r:embed="rId56"/>
+                          <a:blip r:embed="rId57"/>
                           <a:stretch>
                             <a:fillRect/>
                           </a:stretch>
@@ -10267,7 +10716,7 @@
               <w:t xml:space="preserve">Figure 5: Soil P parameters across six P fertilization treatments and six experimental sites.</w:t>
             </w:r>
           </w:p>
-          <w:bookmarkEnd w:id="59"/>
+          <w:bookmarkEnd w:id="60"/>
         </w:tc>
       </w:tr>
     </w:tbl>
@@ -10650,9 +11099,9 @@
         <w:t xml:space="preserve">, may provide unique information about the soil’s P dynamics not captured by the static tests P-CO2 and P-AAE10 alone. The next section will use formal statistical models to test these relationships.</w:t>
       </w:r>
     </w:p>
-    <w:bookmarkEnd w:id="60"/>
     <w:bookmarkEnd w:id="61"/>
-    <w:bookmarkStart w:id="63" w:name="sec-p-params-soil-props"/>
+    <w:bookmarkEnd w:id="62"/>
+    <w:bookmarkStart w:id="64" w:name="sec-p-params-soil-props"/>
     <w:p>
       <w:pPr>
         <w:pStyle w:val="Heading2"/>
@@ -10752,7 +11201,7 @@
           <w:rPr>
             <w:rStyle w:val="Hyperlink"/>
           </w:rPr>
-          <w:t xml:space="preserve">Table 3</w:t>
+          <w:t xml:space="preserve">Table 4</w:t>
         </w:r>
       </w:hyperlink>
       <w:r>
@@ -10772,7 +11221,7 @@
       <w:tr>
         <w:tc>
           <w:tcPr/>
-          <w:bookmarkStart w:id="62" w:name="tbl-soil-prop-models"/>
+          <w:bookmarkStart w:id="63" w:name="tbl-soil-prop-models"/>
           <w:p>
             <w:pPr>
               <w:jc w:val="center"/>
@@ -10783,7 +11232,7 @@
               <w:pStyle w:val="ImageCaption"/>
             </w:pPr>
             <w:r>
-              <w:t xml:space="preserve">Table 3: Results of linear mixed-effects models predicting P parameters from intrinsic soil properties</w:t>
+              <w:t xml:space="preserve">Table 4: Results of linear mixed-effects models predicting P parameters from intrinsic soil properties</w:t>
             </w:r>
             <w:r>
               <w:t xml:space="preserve"> </w:t>
@@ -10793,7 +11242,7 @@
                 <w:rPr>
                   <w:rStyle w:val="Hyperlink"/>
                 </w:rPr>
-                <w:t xml:space="preserve">Table 2</w:t>
+                <w:t xml:space="preserve">Table 3</w:t>
               </w:r>
             </w:hyperlink>
             <w:r>
@@ -11809,7 +12258,7 @@
               </w:tc>
             </w:tr>
           </w:tbl>
-          <w:bookmarkEnd w:id="62"/>
+          <w:bookmarkEnd w:id="63"/>
           <w:p/>
         </w:tc>
       </w:tr>
@@ -12237,8 +12686,8 @@
         <w:t xml:space="preserve">.</w:t>
       </w:r>
     </w:p>
-    <w:bookmarkEnd w:id="63"/>
-    <w:bookmarkStart w:id="82" w:name="sec-agronomic-modeling"/>
+    <w:bookmarkEnd w:id="64"/>
+    <w:bookmarkStart w:id="83" w:name="sec-agronomic-modeling"/>
     <w:p>
       <w:pPr>
         <w:pStyle w:val="Heading2"/>
@@ -12581,7 +13030,7 @@
         <w:t xml:space="preserve">The performance of these models for each agronomic outcome is presented in the following sections.</w:t>
       </w:r>
     </w:p>
-    <w:bookmarkStart w:id="72" w:name="anomaly-in-the-cadenazzo-yield-data"/>
+    <w:bookmarkStart w:id="73" w:name="anomaly-in-the-cadenazzo-yield-data"/>
     <w:p>
       <w:pPr>
         <w:pStyle w:val="Heading3"/>
@@ -12803,7 +13252,7 @@
       <w:tr>
         <w:tc>
           <w:tcPr/>
-          <w:bookmarkStart w:id="67" w:name="fig-yield-comparison"/>
+          <w:bookmarkStart w:id="68" w:name="fig-yield-comparison"/>
           <w:p>
             <w:pPr>
               <w:pStyle w:val="Compact"/>
@@ -12814,18 +13263,18 @@
                 <wp:inline>
                   <wp:extent cx="4620126" cy="3696101"/>
                   <wp:effectExtent b="0" l="0" r="0" t="0"/>
-                  <wp:docPr descr="" title="" id="65" name="Picture"/>
+                  <wp:docPr descr="" title="" id="66" name="Picture"/>
                   <a:graphic>
                     <a:graphicData uri="http://schemas.openxmlformats.org/drawingml/2006/picture">
                       <pic:pic>
                         <pic:nvPicPr>
-                          <pic:cNvPr descr="index_files/figure-docx/fig-yield-comparison-1.png" id="66" name="Picture"/>
+                          <pic:cNvPr descr="index_files/figure-docx/fig-yield-comparison-1.png" id="67" name="Picture"/>
                           <pic:cNvPicPr>
                             <a:picLocks noChangeArrowheads="1" noChangeAspect="1"/>
                           </pic:cNvPicPr>
                         </pic:nvPicPr>
                         <pic:blipFill>
-                          <a:blip r:embed="rId64"/>
+                          <a:blip r:embed="rId65"/>
                           <a:stretch>
                             <a:fillRect/>
                           </a:stretch>
@@ -12865,7 +13314,7 @@
               <w:t xml:space="preserve">Figure 6: Annual dry matter yield across P fertilization treatments, faceted by experimental site, highlighting the anomalous pattern at Cadenazzo (CAD).</w:t>
             </w:r>
           </w:p>
-          <w:bookmarkEnd w:id="67"/>
+          <w:bookmarkEnd w:id="68"/>
         </w:tc>
       </w:tr>
     </w:tbl>
@@ -12882,7 +13331,7 @@
       <w:tr>
         <w:tc>
           <w:tcPr/>
-          <w:bookmarkStart w:id="71" w:name="fig-yield-cadenazzo-fix"/>
+          <w:bookmarkStart w:id="72" w:name="fig-yield-cadenazzo-fix"/>
           <w:p>
             <w:pPr>
               <w:pStyle w:val="Compact"/>
@@ -12893,18 +13342,18 @@
                 <wp:inline>
                   <wp:extent cx="4620126" cy="3696101"/>
                   <wp:effectExtent b="0" l="0" r="0" t="0"/>
-                  <wp:docPr descr="" title="" id="69" name="Picture"/>
+                  <wp:docPr descr="" title="" id="70" name="Picture"/>
                   <a:graphic>
                     <a:graphicData uri="http://schemas.openxmlformats.org/drawingml/2006/picture">
                       <pic:pic>
                         <pic:nvPicPr>
-                          <pic:cNvPr descr="index_files/figure-docx/fig-yield-cadenazzo-fix-1.png" id="70" name="Picture"/>
+                          <pic:cNvPr descr="index_files/figure-docx/fig-yield-cadenazzo-fix-1.png" id="71" name="Picture"/>
                           <pic:cNvPicPr>
                             <a:picLocks noChangeArrowheads="1" noChangeAspect="1"/>
                           </pic:cNvPicPr>
                         </pic:nvPicPr>
                         <pic:blipFill>
-                          <a:blip r:embed="rId68"/>
+                          <a:blip r:embed="rId69"/>
                           <a:stretch>
                             <a:fillRect/>
                           </a:stretch>
@@ -12944,12 +13393,12 @@
               <w:t xml:space="preserve">Figure 7: Comparison of Cadenazzo yields with original and swapped (P0 &lt;&gt; P166) treatment labels.</w:t>
             </w:r>
           </w:p>
-          <w:bookmarkEnd w:id="71"/>
+          <w:bookmarkEnd w:id="72"/>
         </w:tc>
       </w:tr>
     </w:tbl>
-    <w:bookmarkEnd w:id="72"/>
-    <w:bookmarkStart w:id="74" w:name="predicting-site-normalized-yield-y_norm"/>
+    <w:bookmarkEnd w:id="73"/>
+    <w:bookmarkStart w:id="75" w:name="predicting-site-normalized-yield-y_norm"/>
     <w:p>
       <w:pPr>
         <w:pStyle w:val="Heading3"/>
@@ -12999,7 +13448,7 @@
           <w:rPr>
             <w:rStyle w:val="Hyperlink"/>
           </w:rPr>
-          <w:t xml:space="preserve">Table 4</w:t>
+          <w:t xml:space="preserve">Table 5</w:t>
         </w:r>
       </w:hyperlink>
       <w:r>
@@ -13019,7 +13468,7 @@
       <w:tr>
         <w:tc>
           <w:tcPr/>
-          <w:bookmarkStart w:id="73" w:name="tbl-ynorm-models"/>
+          <w:bookmarkStart w:id="74" w:name="tbl-ynorm-models"/>
           <w:p>
             <w:pPr>
               <w:jc w:val="center"/>
@@ -13030,7 +13479,7 @@
               <w:pStyle w:val="ImageCaption"/>
             </w:pPr>
             <w:r>
-              <w:t xml:space="preserve">Table 4: Results of linear mixed-effects models predicting Site-Normalized Yield (</w:t>
+              <w:t xml:space="preserve">Table 5: Results of linear mixed-effects models predicting Site-Normalized Yield (</w:t>
             </w:r>
             <m:oMath>
               <m:sSub>
@@ -13874,7 +14323,7 @@
               </w:tc>
             </w:tr>
           </w:tbl>
-          <w:bookmarkEnd w:id="73"/>
+          <w:bookmarkEnd w:id="74"/>
           <w:p/>
         </w:tc>
       </w:tr>
@@ -13917,8 +14366,8 @@
         <w:t xml:space="preserve">models had highly significant coefficients and explained 21.8% and 19.8% of the variance, respectively. The combined STP-interaction model performed best, explaining 22% of the variance. In contrast, the kinetic model had a marginal R² of only 1.4%, and none of its parameters were statistically significant.</w:t>
       </w:r>
     </w:p>
-    <w:bookmarkEnd w:id="74"/>
-    <w:bookmarkStart w:id="77" w:name="Xe0b402b7183f6a3d6df8442ac2834a5544132c5"/>
+    <w:bookmarkEnd w:id="75"/>
+    <w:bookmarkStart w:id="78" w:name="Xe0b402b7183f6a3d6df8442ac2834a5544132c5"/>
     <w:p>
       <w:pPr>
         <w:pStyle w:val="Heading3"/>
@@ -13994,7 +14443,7 @@
       <w:tr>
         <w:tc>
           <w:tcPr/>
-          <w:bookmarkStart w:id="75" w:name="tbl-yrel-models"/>
+          <w:bookmarkStart w:id="76" w:name="tbl-yrel-models"/>
           <w:p>
             <w:pPr>
               <w:jc w:val="center"/>
@@ -14005,7 +14454,7 @@
               <w:pStyle w:val="ImageCaption"/>
             </w:pPr>
             <w:r>
-              <w:t xml:space="preserve">Table 5: Results of linear mixed-effects models predicting National-Normalized Yield (</w:t>
+              <w:t xml:space="preserve">Table 6: Results of linear mixed-effects models predicting National-Normalized Yield (</w:t>
             </w:r>
             <m:oMath>
               <m:sSub>
@@ -14846,12 +15295,12 @@
               </w:tc>
             </w:tr>
           </w:tbl>
-          <w:bookmarkEnd w:id="75"/>
+          <w:bookmarkEnd w:id="76"/>
           <w:p/>
         </w:tc>
       </w:tr>
     </w:tbl>
-    <w:bookmarkStart w:id="76" w:name="performance-of-standard-stp-methods"/>
+    <w:bookmarkStart w:id="77" w:name="performance-of-standard-stp-methods"/>
     <w:p>
       <w:pPr>
         <w:pStyle w:val="Heading4"/>
@@ -14939,9 +15388,9 @@
         <w:t xml:space="preserve">). For instance, in the best-performing STP model, the marginal R² is only 0.078, but the conditional R² is 0.596.</w:t>
       </w:r>
     </w:p>
-    <w:bookmarkEnd w:id="76"/>
     <w:bookmarkEnd w:id="77"/>
-    <w:bookmarkStart w:id="79" w:name="predicting-p-uptake-p_up"/>
+    <w:bookmarkEnd w:id="78"/>
+    <w:bookmarkStart w:id="80" w:name="predicting-p-uptake-p_up"/>
     <w:p>
       <w:pPr>
         <w:pStyle w:val="Heading3"/>
@@ -14991,7 +15440,7 @@
       <w:tr>
         <w:tc>
           <w:tcPr/>
-          <w:bookmarkStart w:id="78" w:name="tbl-pexport-models"/>
+          <w:bookmarkStart w:id="79" w:name="tbl-pexport-models"/>
           <w:p>
             <w:pPr>
               <w:jc w:val="center"/>
@@ -15002,7 +15451,7 @@
               <w:pStyle w:val="ImageCaption"/>
             </w:pPr>
             <w:r>
-              <w:t xml:space="preserve">Table 6: Results of linear mixed-effects models predicting P-Export (</w:t>
+              <w:t xml:space="preserve">Table 7: Results of linear mixed-effects models predicting P-Export (</w:t>
             </w:r>
             <m:oMath>
               <m:sSub>
@@ -15840,7 +16289,7 @@
               </w:tc>
             </w:tr>
           </w:tbl>
-          <w:bookmarkEnd w:id="78"/>
+          <w:bookmarkEnd w:id="79"/>
           <w:p/>
         </w:tc>
       </w:tr>
@@ -15917,8 +16366,8 @@
         <w:t xml:space="preserve">, were significant positive predictors, explaining 6.4% and 7.3% of the variance, respectively. The interaction model did not improve the explained variance. The kinetic model performed on par with the standard individual tests, explaining 6.4% of the variance, though none of its parameters were individually significant. As with yield, a large difference between the marginal and conditional R² values was observed across all models.</w:t>
       </w:r>
     </w:p>
-    <w:bookmarkEnd w:id="79"/>
-    <w:bookmarkStart w:id="81" w:name="predicting-p-balance-p_bal"/>
+    <w:bookmarkEnd w:id="80"/>
+    <w:bookmarkStart w:id="82" w:name="predicting-p-balance-p_bal"/>
     <w:p>
       <w:pPr>
         <w:pStyle w:val="Heading3"/>
@@ -15994,7 +16443,7 @@
       <w:tr>
         <w:tc>
           <w:tcPr/>
-          <w:bookmarkStart w:id="80" w:name="tbl-pbalance-models"/>
+          <w:bookmarkStart w:id="81" w:name="tbl-pbalance-models"/>
           <w:p>
             <w:pPr>
               <w:jc w:val="center"/>
@@ -16005,7 +16454,7 @@
               <w:pStyle w:val="ImageCaption"/>
             </w:pPr>
             <w:r>
-              <w:t xml:space="preserve">Table 7: Results of linear mixed-effects models predicting P-Balance (</w:t>
+              <w:t xml:space="preserve">Table 8: Results of linear mixed-effects models predicting P-Balance (</w:t>
             </w:r>
             <m:oMath>
               <m:sSub>
@@ -16846,7 +17295,7 @@
               </w:tc>
             </w:tr>
           </w:tbl>
-          <w:bookmarkEnd w:id="80"/>
+          <w:bookmarkEnd w:id="81"/>
           <w:p/>
         </w:tc>
       </w:tr>
@@ -16896,10 +17345,10 @@
         <w:br w:type="page"/>
       </w:r>
     </w:p>
-    <w:bookmarkEnd w:id="81"/>
     <w:bookmarkEnd w:id="82"/>
     <w:bookmarkEnd w:id="83"/>
-    <w:bookmarkStart w:id="92" w:name="discussion"/>
+    <w:bookmarkEnd w:id="84"/>
+    <w:bookmarkStart w:id="93" w:name="discussion"/>
     <w:p>
       <w:pPr>
         <w:pStyle w:val="Heading1"/>
@@ -17070,7 +17519,7 @@
         <w:t xml:space="preserve">Therefore, a marginal R² of around 8% for a model predicting national-normalized yield based on a single soil P metric should not be considered low. In fact, it is arguably higher than expected, demonstrating that despite the overwhelming influence of climate and the general P-sufficiency of the soils, both static and kinetic P tests can still capture a statistically significant, albeit small, portion of the variance in crop productivity. With this context established, we can proceed to a detailed evaluation of the specific hypotheses.</w:t>
       </w:r>
     </w:p>
-    <w:bookmarkStart w:id="84" w:name="X2be6dfad3d423d878672cb793cc807af4a34ac3"/>
+    <w:bookmarkStart w:id="85" w:name="X2be6dfad3d423d878672cb793cc807af4a34ac3"/>
     <w:p>
       <w:pPr>
         <w:pStyle w:val="Heading2"/>
@@ -17844,8 +18293,8 @@
         <w:t xml:space="preserve">can underestimate plant-available P in calcareous soils and supports our finding of a significant pH-dependence. It underscores that the choice of an appropriate soil test must take into account the fundamental chemistry of the soil matrix itself.</w:t>
       </w:r>
     </w:p>
-    <w:bookmarkEnd w:id="84"/>
-    <w:bookmarkStart w:id="89" w:name="X1b4f439ca95cf2ff1d299d4f1dc1937990b01b8"/>
+    <w:bookmarkEnd w:id="85"/>
+    <w:bookmarkStart w:id="90" w:name="X1b4f439ca95cf2ff1d299d4f1dc1937990b01b8"/>
     <w:p>
       <w:pPr>
         <w:pStyle w:val="Heading2"/>
@@ -18364,7 +18813,7 @@
       <w:tr>
         <w:tc>
           <w:tcPr/>
-          <w:bookmarkStart w:id="88" w:name="fig-ell-outlier-check-dual-axis"/>
+          <w:bookmarkStart w:id="89" w:name="fig-ell-outlier-check-dual-axis"/>
           <w:p>
             <w:pPr>
               <w:pStyle w:val="Compact"/>
@@ -18375,18 +18824,18 @@
                 <wp:inline>
                   <wp:extent cx="4620126" cy="3696101"/>
                   <wp:effectExtent b="0" l="0" r="0" t="0"/>
-                  <wp:docPr descr="" title="" id="86" name="Picture"/>
+                  <wp:docPr descr="" title="" id="87" name="Picture"/>
                   <a:graphic>
                     <a:graphicData uri="http://schemas.openxmlformats.org/drawingml/2006/picture">
                       <pic:pic>
                         <pic:nvPicPr>
-                          <pic:cNvPr descr="index_files/figure-docx/fig-ell-outlier-check-dual-axis-1.png" id="87" name="Picture"/>
+                          <pic:cNvPr descr="index_files/figure-docx/fig-ell-outlier-check-dual-axis-1.png" id="88" name="Picture"/>
                           <pic:cNvPicPr>
                             <a:picLocks noChangeArrowheads="1" noChangeAspect="1"/>
                           </pic:cNvPicPr>
                         </pic:nvPicPr>
                         <pic:blipFill>
-                          <a:blip r:embed="rId85"/>
+                          <a:blip r:embed="rId86"/>
                           <a:stretch>
                             <a:fillRect/>
                           </a:stretch>
@@ -18480,7 +18929,7 @@
               <w:t xml:space="preserve">(right axis) for all replicates at the Ellighausen (ELL) site, faceted by P fertilization treatment.</w:t>
             </w:r>
           </w:p>
-          <w:bookmarkEnd w:id="88"/>
+          <w:bookmarkEnd w:id="89"/>
         </w:tc>
       </w:tr>
     </w:tbl>
@@ -18633,8 +19082,8 @@
         <w:t xml:space="preserve">are not redundant parameters; they represent fundamentally different aspects of P availability—the size of the pool and the rate of access to it—which are governed by different soil-chemical and physical properties.</w:t>
       </w:r>
     </w:p>
-    <w:bookmarkEnd w:id="89"/>
-    <w:bookmarkStart w:id="91" w:name="X2bcc4bfc211ba9abec9a74e664b2fca0cf81079"/>
+    <w:bookmarkEnd w:id="90"/>
+    <w:bookmarkStart w:id="92" w:name="X2bcc4bfc211ba9abec9a74e664b2fca0cf81079"/>
     <w:p>
       <w:pPr>
         <w:pStyle w:val="Heading2"/>
@@ -18967,7 +19416,7 @@
         <w:br w:type="page"/>
       </w:r>
     </w:p>
-    <w:bookmarkStart w:id="90" w:name="conclusion-and-outlook"/>
+    <w:bookmarkStart w:id="91" w:name="conclusion-and-outlook"/>
     <w:p>
       <w:pPr>
         <w:pStyle w:val="Heading3"/>
@@ -19432,10 +19881,10 @@
         <w:br w:type="page"/>
       </w:r>
     </w:p>
-    <w:bookmarkEnd w:id="90"/>
     <w:bookmarkEnd w:id="91"/>
     <w:bookmarkEnd w:id="92"/>
-    <w:bookmarkStart w:id="93" w:name="acknowledgments"/>
+    <w:bookmarkEnd w:id="93"/>
+    <w:bookmarkStart w:id="94" w:name="acknowledgments"/>
     <w:p>
       <w:pPr>
         <w:pStyle w:val="Heading1"/>
@@ -19466,8 +19915,8 @@
         <w:br w:type="page"/>
       </w:r>
     </w:p>
-    <w:bookmarkEnd w:id="93"/>
-    <w:bookmarkStart w:id="138" w:name="references"/>
+    <w:bookmarkEnd w:id="94"/>
+    <w:bookmarkStart w:id="139" w:name="references"/>
     <w:p>
       <w:pPr>
         <w:pStyle w:val="Heading1"/>
@@ -19476,8 +19925,8 @@
         <w:t xml:space="preserve">6. References</w:t>
       </w:r>
     </w:p>
-    <w:bookmarkStart w:id="137" w:name="refs"/>
-    <w:bookmarkStart w:id="95" w:name="ref-R-lme4"/>
+    <w:bookmarkStart w:id="138" w:name="refs"/>
+    <w:bookmarkStart w:id="96" w:name="ref-R-lme4"/>
     <w:p>
       <w:pPr>
         <w:pStyle w:val="Bibliography"/>
@@ -19523,7 +19972,7 @@
       <w:r>
         <w:t xml:space="preserve"> </w:t>
       </w:r>
-      <w:hyperlink r:id="rId94">
+      <w:hyperlink r:id="rId95">
         <w:r>
           <w:rPr>
             <w:rStyle w:val="Hyperlink"/>
@@ -19532,8 +19981,8 @@
         </w:r>
       </w:hyperlink>
     </w:p>
-    <w:bookmarkEnd w:id="95"/>
-    <w:bookmarkStart w:id="96" w:name="ref-Brady2016Soils"/>
+    <w:bookmarkEnd w:id="96"/>
+    <w:bookmarkStart w:id="97" w:name="ref-Brady2016Soils"/>
     <w:p>
       <w:pPr>
         <w:pStyle w:val="Bibliography"/>
@@ -19558,8 +20007,8 @@
         <w:t xml:space="preserve">(15th ed.). Pearson.</w:t>
       </w:r>
     </w:p>
-    <w:bookmarkEnd w:id="96"/>
-    <w:bookmarkStart w:id="98" w:name="ref-demariaSoilPropertiesPhosphorus2013"/>
+    <w:bookmarkEnd w:id="97"/>
+    <w:bookmarkStart w:id="99" w:name="ref-demariaSoilPropertiesPhosphorus2013"/>
     <w:p>
       <w:pPr>
         <w:pStyle w:val="Bibliography"/>
@@ -19629,7 +20078,7 @@
       <w:r>
         <w:t xml:space="preserve"> </w:t>
       </w:r>
-      <w:hyperlink r:id="rId97">
+      <w:hyperlink r:id="rId98">
         <w:r>
           <w:rPr>
             <w:rStyle w:val="Hyperlink"/>
@@ -19638,8 +20087,8 @@
         </w:r>
       </w:hyperlink>
     </w:p>
-    <w:bookmarkEnd w:id="98"/>
-    <w:bookmarkStart w:id="99" w:name="ref-Fisher1925"/>
+    <w:bookmarkEnd w:id="99"/>
+    <w:bookmarkStart w:id="100" w:name="ref-Fisher1925"/>
     <w:p>
       <w:pPr>
         <w:pStyle w:val="Bibliography"/>
@@ -19661,8 +20110,8 @@
         <w:t xml:space="preserve">. Oliver; Boyd.</w:t>
       </w:r>
     </w:p>
-    <w:bookmarkEnd w:id="99"/>
-    <w:bookmarkStart w:id="101" w:name="ref-Fixen1993"/>
+    <w:bookmarkEnd w:id="100"/>
+    <w:bookmarkStart w:id="102" w:name="ref-Fixen1993"/>
     <w:p>
       <w:pPr>
         <w:pStyle w:val="Bibliography"/>
@@ -19699,7 +20148,7 @@
       <w:r>
         <w:t xml:space="preserve"> </w:t>
       </w:r>
-      <w:hyperlink r:id="rId100">
+      <w:hyperlink r:id="rId101">
         <w:r>
           <w:rPr>
             <w:rStyle w:val="Hyperlink"/>
@@ -19708,8 +20157,8 @@
         </w:r>
       </w:hyperlink>
     </w:p>
-    <w:bookmarkEnd w:id="101"/>
-    <w:bookmarkStart w:id="102" w:name="X8e448a35b024827f6325a509cd0871d88df6696"/>
+    <w:bookmarkEnd w:id="102"/>
+    <w:bookmarkStart w:id="103" w:name="X8e448a35b024827f6325a509cd0871d88df6696"/>
     <w:p>
       <w:pPr>
         <w:pStyle w:val="Bibliography"/>
@@ -19728,8 +20177,8 @@
         <w:t xml:space="preserve">Extraction method for characterizing the kinetics of phosphorus release from solid soil to soil solution.</w:t>
       </w:r>
     </w:p>
-    <w:bookmarkEnd w:id="102"/>
-    <w:bookmarkStart w:id="103" w:name="ref-FAL1996Methodenbuch"/>
+    <w:bookmarkEnd w:id="103"/>
+    <w:bookmarkStart w:id="104" w:name="ref-FAL1996Methodenbuch"/>
     <w:p>
       <w:pPr>
         <w:pStyle w:val="Bibliography"/>
@@ -19751,8 +20200,8 @@
         <w:t xml:space="preserve">. FAL.</w:t>
       </w:r>
     </w:p>
-    <w:bookmarkEnd w:id="103"/>
-    <w:bookmarkStart w:id="105" w:name="ref-Frossard2000Processes"/>
+    <w:bookmarkEnd w:id="104"/>
+    <w:bookmarkStart w:id="106" w:name="ref-Frossard2000Processes"/>
     <w:p>
       <w:pPr>
         <w:pStyle w:val="Bibliography"/>
@@ -19789,7 +20238,7 @@
       <w:r>
         <w:t xml:space="preserve"> </w:t>
       </w:r>
-      <w:hyperlink r:id="rId104">
+      <w:hyperlink r:id="rId105">
         <w:r>
           <w:rPr>
             <w:rStyle w:val="Hyperlink"/>
@@ -19798,8 +20247,8 @@
         </w:r>
       </w:hyperlink>
     </w:p>
-    <w:bookmarkEnd w:id="105"/>
-    <w:bookmarkStart w:id="107" w:name="ref-Hirte2018Relationship"/>
+    <w:bookmarkEnd w:id="106"/>
+    <w:bookmarkStart w:id="108" w:name="ref-Hirte2018Relationship"/>
     <w:p>
       <w:pPr>
         <w:pStyle w:val="Bibliography"/>
@@ -19836,7 +20285,7 @@
       <w:r>
         <w:t xml:space="preserve"> </w:t>
       </w:r>
-      <w:hyperlink r:id="rId106">
+      <w:hyperlink r:id="rId107">
         <w:r>
           <w:rPr>
             <w:rStyle w:val="Hyperlink"/>
@@ -19845,8 +20294,8 @@
         </w:r>
       </w:hyperlink>
     </w:p>
-    <w:bookmarkEnd w:id="107"/>
-    <w:bookmarkStart w:id="109" w:name="ref-hirteYieldResponseSoil2021"/>
+    <w:bookmarkEnd w:id="108"/>
+    <w:bookmarkStart w:id="110" w:name="ref-hirteYieldResponseSoil2021"/>
     <w:p>
       <w:pPr>
         <w:pStyle w:val="Bibliography"/>
@@ -19904,7 +20353,7 @@
       <w:r>
         <w:t xml:space="preserve"> </w:t>
       </w:r>
-      <w:hyperlink r:id="rId108">
+      <w:hyperlink r:id="rId109">
         <w:r>
           <w:rPr>
             <w:rStyle w:val="Hyperlink"/>
@@ -19913,8 +20362,8 @@
         </w:r>
       </w:hyperlink>
     </w:p>
-    <w:bookmarkEnd w:id="109"/>
-    <w:bookmarkStart w:id="111" w:name="ref-Hirte2021Yield"/>
+    <w:bookmarkEnd w:id="110"/>
+    <w:bookmarkStart w:id="112" w:name="ref-Hirte2021Yield"/>
     <w:p>
       <w:pPr>
         <w:pStyle w:val="Bibliography"/>
@@ -19951,7 +20400,7 @@
       <w:r>
         <w:t xml:space="preserve"> </w:t>
       </w:r>
-      <w:hyperlink r:id="rId110">
+      <w:hyperlink r:id="rId111">
         <w:r>
           <w:rPr>
             <w:rStyle w:val="Hyperlink"/>
@@ -19960,8 +20409,8 @@
         </w:r>
       </w:hyperlink>
     </w:p>
-    <w:bookmarkEnd w:id="111"/>
-    <w:bookmarkStart w:id="113" w:name="ref-Kuang2012Phosphorus"/>
+    <w:bookmarkEnd w:id="112"/>
+    <w:bookmarkStart w:id="114" w:name="ref-Kuang2012Phosphorus"/>
     <w:p>
       <w:pPr>
         <w:pStyle w:val="Bibliography"/>
@@ -19998,7 +20447,7 @@
       <w:r>
         <w:t xml:space="preserve"> </w:t>
       </w:r>
-      <w:hyperlink r:id="rId112">
+      <w:hyperlink r:id="rId113">
         <w:r>
           <w:rPr>
             <w:rStyle w:val="Hyperlink"/>
@@ -20007,8 +20456,8 @@
         </w:r>
       </w:hyperlink>
     </w:p>
-    <w:bookmarkEnd w:id="113"/>
-    <w:bookmarkStart w:id="115" w:name="ref-R-lmerTest"/>
+    <w:bookmarkEnd w:id="114"/>
+    <w:bookmarkStart w:id="116" w:name="ref-R-lmerTest"/>
     <w:p>
       <w:pPr>
         <w:pStyle w:val="Bibliography"/>
@@ -20045,7 +20494,7 @@
       <w:r>
         <w:t xml:space="preserve"> </w:t>
       </w:r>
-      <w:hyperlink r:id="rId114">
+      <w:hyperlink r:id="rId115">
         <w:r>
           <w:rPr>
             <w:rStyle w:val="Hyperlink"/>
@@ -20054,8 +20503,8 @@
         </w:r>
       </w:hyperlink>
     </w:p>
-    <w:bookmarkEnd w:id="115"/>
-    <w:bookmarkStart w:id="117" w:name="ref-R-mlr3"/>
+    <w:bookmarkEnd w:id="116"/>
+    <w:bookmarkStart w:id="118" w:name="ref-R-mlr3"/>
     <w:p>
       <w:pPr>
         <w:pStyle w:val="Bibliography"/>
@@ -20110,7 +20559,7 @@
       <w:r>
         <w:t xml:space="preserve"> </w:t>
       </w:r>
-      <w:hyperlink r:id="rId116">
+      <w:hyperlink r:id="rId117">
         <w:r>
           <w:rPr>
             <w:rStyle w:val="Hyperlink"/>
@@ -20119,8 +20568,8 @@
         </w:r>
       </w:hyperlink>
     </w:p>
-    <w:bookmarkEnd w:id="117"/>
-    <w:bookmarkStart w:id="118" w:name="ref-Mehra1960Iron"/>
+    <w:bookmarkEnd w:id="118"/>
+    <w:bookmarkStart w:id="119" w:name="ref-Mehra1960Iron"/>
     <w:p>
       <w:pPr>
         <w:pStyle w:val="Bibliography"/>
@@ -20155,8 +20604,8 @@
         <w:t xml:space="preserve">, 317–327.</w:t>
       </w:r>
     </w:p>
-    <w:bookmarkEnd w:id="118"/>
-    <w:bookmarkStart w:id="119" w:name="ref-Nye2000Solute"/>
+    <w:bookmarkEnd w:id="119"/>
+    <w:bookmarkStart w:id="120" w:name="ref-Nye2000Solute"/>
     <w:p>
       <w:pPr>
         <w:pStyle w:val="Bibliography"/>
@@ -20178,8 +20627,8 @@
         <w:t xml:space="preserve">. Oxford University Press.</w:t>
       </w:r>
     </w:p>
-    <w:bookmarkEnd w:id="119"/>
-    <w:bookmarkStart w:id="121" w:name="ref-R-nlme"/>
+    <w:bookmarkEnd w:id="120"/>
+    <w:bookmarkStart w:id="122" w:name="ref-R-nlme"/>
     <w:p>
       <w:pPr>
         <w:pStyle w:val="Bibliography"/>
@@ -20203,7 +20652,7 @@
       <w:r>
         <w:t xml:space="preserve"> </w:t>
       </w:r>
-      <w:hyperlink r:id="rId120">
+      <w:hyperlink r:id="rId121">
         <w:r>
           <w:rPr>
             <w:rStyle w:val="Hyperlink"/>
@@ -20212,8 +20661,8 @@
         </w:r>
       </w:hyperlink>
     </w:p>
-    <w:bookmarkEnd w:id="121"/>
-    <w:bookmarkStart w:id="123" w:name="ref-R-base"/>
+    <w:bookmarkEnd w:id="122"/>
+    <w:bookmarkStart w:id="124" w:name="ref-R-base"/>
     <w:p>
       <w:pPr>
         <w:pStyle w:val="Bibliography"/>
@@ -20237,7 +20686,7 @@
       <w:r>
         <w:t xml:space="preserve"> </w:t>
       </w:r>
-      <w:hyperlink r:id="rId122">
+      <w:hyperlink r:id="rId123">
         <w:r>
           <w:rPr>
             <w:rStyle w:val="Hyperlink"/>
@@ -20246,8 +20695,8 @@
         </w:r>
       </w:hyperlink>
     </w:p>
-    <w:bookmarkEnd w:id="123"/>
-    <w:bookmarkStart w:id="125" w:name="ref-Rowe2016LegacyP"/>
+    <w:bookmarkEnd w:id="124"/>
+    <w:bookmarkStart w:id="126" w:name="ref-Rowe2016LegacyP"/>
     <w:p>
       <w:pPr>
         <w:pStyle w:val="Bibliography"/>
@@ -20284,7 +20733,7 @@
       <w:r>
         <w:t xml:space="preserve"> </w:t>
       </w:r>
-      <w:hyperlink r:id="rId124">
+      <w:hyperlink r:id="rId125">
         <w:r>
           <w:rPr>
             <w:rStyle w:val="Hyperlink"/>
@@ -20293,8 +20742,8 @@
         </w:r>
       </w:hyperlink>
     </w:p>
-    <w:bookmarkEnd w:id="125"/>
-    <w:bookmarkStart w:id="127" w:name="ref-Sadras2002"/>
+    <w:bookmarkEnd w:id="126"/>
+    <w:bookmarkStart w:id="128" w:name="ref-Sadras2002"/>
     <w:p>
       <w:pPr>
         <w:pStyle w:val="Bibliography"/>
@@ -20331,7 +20780,7 @@
       <w:r>
         <w:t xml:space="preserve"> </w:t>
       </w:r>
-      <w:hyperlink r:id="rId126">
+      <w:hyperlink r:id="rId127">
         <w:r>
           <w:rPr>
             <w:rStyle w:val="Hyperlink"/>
@@ -20340,8 +20789,8 @@
         </w:r>
       </w:hyperlink>
     </w:p>
-    <w:bookmarkEnd w:id="127"/>
-    <w:bookmarkStart w:id="128" w:name="ref-Schlesinger2009"/>
+    <w:bookmarkEnd w:id="128"/>
+    <w:bookmarkStart w:id="129" w:name="ref-Schlesinger2009"/>
     <w:p>
       <w:pPr>
         <w:pStyle w:val="Bibliography"/>
@@ -20366,8 +20815,8 @@
         <w:t xml:space="preserve">(2nd ed.). Academic Press.</w:t>
       </w:r>
     </w:p>
-    <w:bookmarkEnd w:id="128"/>
-    <w:bookmarkStart w:id="130" w:name="ref-Sinclair1998"/>
+    <w:bookmarkEnd w:id="129"/>
+    <w:bookmarkStart w:id="131" w:name="ref-Sinclair1998"/>
     <w:p>
       <w:pPr>
         <w:pStyle w:val="Bibliography"/>
@@ -20404,7 +20853,7 @@
       <w:r>
         <w:t xml:space="preserve"> </w:t>
       </w:r>
-      <w:hyperlink r:id="rId129">
+      <w:hyperlink r:id="rId130">
         <w:r>
           <w:rPr>
             <w:rStyle w:val="Hyperlink"/>
@@ -20413,8 +20862,8 @@
         </w:r>
       </w:hyperlink>
     </w:p>
-    <w:bookmarkEnd w:id="130"/>
-    <w:bookmarkStart w:id="132" w:name="ref-Sparks2003Environmental"/>
+    <w:bookmarkEnd w:id="131"/>
+    <w:bookmarkStart w:id="133" w:name="ref-Sparks2003Environmental"/>
     <w:p>
       <w:pPr>
         <w:pStyle w:val="Bibliography"/>
@@ -20441,7 +20890,7 @@
       <w:r>
         <w:t xml:space="preserve"> </w:t>
       </w:r>
-      <w:hyperlink r:id="rId131">
+      <w:hyperlink r:id="rId132">
         <w:r>
           <w:rPr>
             <w:rStyle w:val="Hyperlink"/>
@@ -20450,8 +20899,8 @@
         </w:r>
       </w:hyperlink>
     </w:p>
-    <w:bookmarkEnd w:id="132"/>
-    <w:bookmarkStart w:id="133" w:name="ref-Sposito2008Chemistry"/>
+    <w:bookmarkEnd w:id="133"/>
+    <w:bookmarkStart w:id="134" w:name="ref-Sposito2008Chemistry"/>
     <w:p>
       <w:pPr>
         <w:pStyle w:val="Bibliography"/>
@@ -20476,8 +20925,8 @@
         <w:t xml:space="preserve">(2nd ed.). Oxford University Press.</w:t>
       </w:r>
     </w:p>
-    <w:bookmarkEnd w:id="133"/>
-    <w:bookmarkStart w:id="135" w:name="ref-VanEs2002"/>
+    <w:bookmarkEnd w:id="134"/>
+    <w:bookmarkStart w:id="136" w:name="ref-VanEs2002"/>
     <w:p>
       <w:pPr>
         <w:pStyle w:val="Bibliography"/>
@@ -20514,7 +20963,7 @@
       <w:r>
         <w:t xml:space="preserve"> </w:t>
       </w:r>
-      <w:hyperlink r:id="rId134">
+      <w:hyperlink r:id="rId135">
         <w:r>
           <w:rPr>
             <w:rStyle w:val="Hyperlink"/>
@@ -20523,8 +20972,8 @@
         </w:r>
       </w:hyperlink>
     </w:p>
-    <w:bookmarkEnd w:id="135"/>
-    <w:bookmarkStart w:id="136" w:name="ref-VanVeldhoven1987Malachite"/>
+    <w:bookmarkEnd w:id="136"/>
+    <w:bookmarkStart w:id="137" w:name="ref-VanVeldhoven1987Malachite"/>
     <w:p>
       <w:pPr>
         <w:pStyle w:val="Bibliography"/>
@@ -20559,8 +21008,8 @@
         <w:t xml:space="preserve">(6), 755–765.</w:t>
       </w:r>
     </w:p>
-    <w:bookmarkEnd w:id="136"/>
     <w:bookmarkEnd w:id="137"/>
+    <w:bookmarkEnd w:id="138"/>
     <w:p>
       <w:r>
         <w:br w:type="page"/>
@@ -20571,8 +21020,8 @@
         <w:br w:type="page"/>
       </w:r>
     </w:p>
-    <w:bookmarkEnd w:id="138"/>
-    <w:bookmarkStart w:id="142" w:name="appendix"/>
+    <w:bookmarkEnd w:id="139"/>
+    <w:bookmarkStart w:id="143" w:name="appendix"/>
     <w:p>
       <w:pPr>
         <w:pStyle w:val="Heading1"/>
@@ -20581,7 +21030,7 @@
         <w:t xml:space="preserve">7. Appendix</w:t>
       </w:r>
     </w:p>
-    <w:bookmarkStart w:id="141" w:name="X5a320362c19fbb9a0d497031784de26d114bb0f"/>
+    <w:bookmarkStart w:id="142" w:name="X5a320362c19fbb9a0d497031784de26d114bb0f"/>
     <w:p>
       <w:pPr>
         <w:pStyle w:val="Heading2"/>
@@ -20636,7 +21085,7 @@
       <w:r>
         <w:t xml:space="preserve"> </w:t>
       </w:r>
-      <w:hyperlink r:id="rId139">
+      <w:hyperlink r:id="rId140">
         <w:r>
           <w:rPr>
             <w:rStyle w:val="Hyperlink"/>
@@ -20669,7 +21118,7 @@
       <w:r>
         <w:t xml:space="preserve"> </w:t>
       </w:r>
-      <w:hyperlink r:id="rId140">
+      <w:hyperlink r:id="rId141">
         <w:r>
           <w:rPr>
             <w:rStyle w:val="Hyperlink"/>
@@ -20688,8 +21137,8 @@
         <w:t xml:space="preserve">This approach ensures full transparency and allows for the complete replication of the findings presented in this thesis.</w:t>
       </w:r>
     </w:p>
-    <w:bookmarkEnd w:id="141"/>
     <w:bookmarkEnd w:id="142"/>
+    <w:bookmarkEnd w:id="143"/>
     <w:sectPr>
       <w:footnotePr>
         <w:numRestart w:val="eachSect"/>

--- a/index.docx
+++ b/index.docx
@@ -21021,22 +21021,92 @@
       </w:r>
     </w:p>
     <w:bookmarkEnd w:id="139"/>
-    <w:bookmarkStart w:id="143" w:name="appendix"/>
+    <w:bookmarkStart w:id="145" w:name="Xc02b1095fe035d2f218bf14431ef63629f299b5"/>
     <w:p>
       <w:pPr>
         <w:pStyle w:val="Heading1"/>
       </w:pPr>
       <w:r>
-        <w:t xml:space="preserve">7. Appendix</w:t>
+        <w:t xml:space="preserve">7. Appendix: Thermodynamic Correction of</w:t>
+      </w:r>
+      <w:r>
+        <w:t xml:space="preserve"> </w:t>
+      </w:r>
+      <m:oMath>
+        <m:sSub>
+          <m:e>
+            <m:r>
+              <m:t>P</m:t>
+            </m:r>
+          </m:e>
+          <m:sub>
+            <m:r>
+              <m:t>C</m:t>
+            </m:r>
+            <m:sSub>
+              <m:e>
+                <m:r>
+                  <m:t>O</m:t>
+                </m:r>
+              </m:e>
+              <m:sub>
+                <m:r>
+                  <m:t>2</m:t>
+                </m:r>
+              </m:sub>
+            </m:sSub>
+          </m:sub>
+        </m:sSub>
+      </m:oMath>
+      <w:r>
+        <w:t xml:space="preserve"> </w:t>
+      </w:r>
+      <w:r>
+        <w:t xml:space="preserve">Extractions</w:t>
       </w:r>
     </w:p>
-    <w:bookmarkStart w:id="142" w:name="X5a320362c19fbb9a0d497031784de26d114bb0f"/>
+    <w:bookmarkStart w:id="140" w:name="Xdd52081602f5faa9508128f35f776531d43bf68"/>
     <w:p>
       <w:pPr>
         <w:pStyle w:val="Heading2"/>
       </w:pPr>
       <w:r>
-        <w:t xml:space="preserve">7.1 Supplementary Materials and Reproducibility</w:t>
+        <w:t xml:space="preserve">7.1 A.1. Intrinsic Ionic Strength of the</w:t>
+      </w:r>
+      <w:r>
+        <w:t xml:space="preserve"> </w:t>
+      </w:r>
+      <m:oMath>
+        <m:sSub>
+          <m:e>
+            <m:r>
+              <m:t>P</m:t>
+            </m:r>
+          </m:e>
+          <m:sub>
+            <m:r>
+              <m:t>C</m:t>
+            </m:r>
+            <m:sSub>
+              <m:e>
+                <m:r>
+                  <m:t>O</m:t>
+                </m:r>
+              </m:e>
+              <m:sub>
+                <m:r>
+                  <m:t>2</m:t>
+                </m:r>
+              </m:sub>
+            </m:sSub>
+          </m:sub>
+        </m:sSub>
+      </m:oMath>
+      <w:r>
+        <w:t xml:space="preserve"> </w:t>
+      </w:r>
+      <w:r>
+        <w:t xml:space="preserve">Extractant</w:t>
       </w:r>
     </w:p>
     <w:p>
@@ -21044,7 +21114,1467 @@
         <w:pStyle w:val="FirstParagraph"/>
       </w:pPr>
       <w:r>
-        <w:t xml:space="preserve">This Master’s thesis was produced using a fully reproducible workflow with the</w:t>
+        <w:t xml:space="preserve">Standard static soil test methods rely on the operational extraction of phosphorus. Strong extractants (e.g., Olsen P, P-AAE10) possess inherently high ionic strengths that dominate the soil matrix, rendering absolute thermodynamic comparisons invalid without complex modeling. In contrast, the</w:t>
+      </w:r>
+      <w:r>
+        <w:t xml:space="preserve"> </w:t>
+      </w:r>
+      <m:oMath>
+        <m:sSub>
+          <m:e>
+            <m:r>
+              <m:t>P</m:t>
+            </m:r>
+          </m:e>
+          <m:sub>
+            <m:r>
+              <m:t>C</m:t>
+            </m:r>
+            <m:sSub>
+              <m:e>
+                <m:r>
+                  <m:t>O</m:t>
+                </m:r>
+              </m:e>
+              <m:sub>
+                <m:r>
+                  <m:t>2</m:t>
+                </m:r>
+              </m:sub>
+            </m:sSub>
+          </m:sub>
+        </m:sSub>
+      </m:oMath>
+      <w:r>
+        <w:t xml:space="preserve"> </w:t>
+      </w:r>
+      <w:r>
+        <w:t xml:space="preserve">method utilizes a very weak extractant: water saturated with carbon dioxide at atmospheric pressure (1 atm) and 25 °C.</w:t>
+      </w:r>
+    </w:p>
+    <w:p>
+      <w:pPr>
+        <w:pStyle w:val="BodyText"/>
+      </w:pPr>
+      <w:r>
+        <w:t xml:space="preserve">To demonstrate that the</w:t>
+      </w:r>
+      <w:r>
+        <w:t xml:space="preserve"> </w:t>
+      </w:r>
+      <m:oMath>
+        <m:sSub>
+          <m:e>
+            <m:r>
+              <m:t>P</m:t>
+            </m:r>
+          </m:e>
+          <m:sub>
+            <m:r>
+              <m:t>C</m:t>
+            </m:r>
+            <m:sSub>
+              <m:e>
+                <m:r>
+                  <m:t>O</m:t>
+                </m:r>
+              </m:e>
+              <m:sub>
+                <m:r>
+                  <m:t>2</m:t>
+                </m:r>
+              </m:sub>
+            </m:sSub>
+          </m:sub>
+        </m:sSub>
+      </m:oMath>
+      <w:r>
+        <w:t xml:space="preserve"> </w:t>
+      </w:r>
+      <w:r>
+        <w:t xml:space="preserve">extractant adopts the native ionic strength of the soil, we calculate the intrinsic ionic strength (</w:t>
+      </w:r>
+      <m:oMath>
+        <m:r>
+          <m:t>I</m:t>
+        </m:r>
+      </m:oMath>
+      <w:r>
+        <w:t xml:space="preserve">) of the pure extractant.</w:t>
+      </w:r>
+    </w:p>
+    <w:p>
+      <w:pPr>
+        <w:pStyle w:val="BodyText"/>
+      </w:pPr>
+      <w:r>
+        <w:t xml:space="preserve">According to Henry’s Law, the concentration of dissolved</w:t>
+      </w:r>
+      <w:r>
+        <w:t xml:space="preserve"> </w:t>
+      </w:r>
+      <m:oMath>
+        <m:r>
+          <m:t>C</m:t>
+        </m:r>
+        <m:sSub>
+          <m:e>
+            <m:r>
+              <m:t>O</m:t>
+            </m:r>
+          </m:e>
+          <m:sub>
+            <m:r>
+              <m:t>2</m:t>
+            </m:r>
+          </m:sub>
+        </m:sSub>
+      </m:oMath>
+      <w:r>
+        <w:t xml:space="preserve"> </w:t>
+      </w:r>
+      <w:r>
+        <w:t xml:space="preserve">(denoted as</w:t>
+      </w:r>
+      <w:r>
+        <w:t xml:space="preserve"> </w:t>
+      </w:r>
+      <m:oMath>
+        <m:sSub>
+          <m:e>
+            <m:r>
+              <m:t>H</m:t>
+            </m:r>
+          </m:e>
+          <m:sub>
+            <m:r>
+              <m:t>2</m:t>
+            </m:r>
+          </m:sub>
+        </m:sSub>
+        <m:r>
+          <m:t>C</m:t>
+        </m:r>
+        <m:sSubSup>
+          <m:e>
+            <m:r>
+              <m:t>O</m:t>
+            </m:r>
+          </m:e>
+          <m:sub>
+            <m:r>
+              <m:t>3</m:t>
+            </m:r>
+          </m:sub>
+          <m:sup>
+            <m:r>
+              <m:rPr>
+                <m:sty m:val="p"/>
+              </m:rPr>
+              <m:t>*</m:t>
+            </m:r>
+          </m:sup>
+        </m:sSubSup>
+      </m:oMath>
+      <w:r>
+        <w:t xml:space="preserve">) is:</w:t>
+      </w:r>
+    </w:p>
+    <w:p>
+      <w:pPr>
+        <w:pStyle w:val="BodyText"/>
+      </w:pPr>
+      <m:oMathPara>
+        <m:oMathParaPr>
+          <m:jc m:val="center"/>
+        </m:oMathParaPr>
+        <m:oMath>
+          <m:r>
+            <m:rPr>
+              <m:sty m:val="p"/>
+            </m:rPr>
+            <m:t>[</m:t>
+          </m:r>
+          <m:sSub>
+            <m:e>
+              <m:r>
+                <m:t>H</m:t>
+              </m:r>
+            </m:e>
+            <m:sub>
+              <m:r>
+                <m:t>2</m:t>
+              </m:r>
+            </m:sub>
+          </m:sSub>
+          <m:r>
+            <m:t>C</m:t>
+          </m:r>
+          <m:sSubSup>
+            <m:e>
+              <m:r>
+                <m:t>O</m:t>
+              </m:r>
+            </m:e>
+            <m:sub>
+              <m:r>
+                <m:t>3</m:t>
+              </m:r>
+            </m:sub>
+            <m:sup>
+              <m:r>
+                <m:rPr>
+                  <m:sty m:val="p"/>
+                </m:rPr>
+                <m:t>*</m:t>
+              </m:r>
+            </m:sup>
+          </m:sSubSup>
+          <m:r>
+            <m:rPr>
+              <m:sty m:val="p"/>
+            </m:rPr>
+            <m:t>]</m:t>
+          </m:r>
+          <m:r>
+            <m:rPr>
+              <m:sty m:val="p"/>
+            </m:rPr>
+            <m:t>=</m:t>
+          </m:r>
+          <m:sSub>
+            <m:e>
+              <m:r>
+                <m:t>K</m:t>
+              </m:r>
+            </m:e>
+            <m:sub>
+              <m:r>
+                <m:t>H</m:t>
+              </m:r>
+            </m:sub>
+          </m:sSub>
+          <m:r>
+            <m:rPr>
+              <m:sty m:val="p"/>
+            </m:rPr>
+            <m:t>×</m:t>
+          </m:r>
+          <m:sSub>
+            <m:e>
+              <m:r>
+                <m:t>P</m:t>
+              </m:r>
+            </m:e>
+            <m:sub>
+              <m:r>
+                <m:t>C</m:t>
+              </m:r>
+              <m:sSub>
+                <m:e>
+                  <m:r>
+                    <m:t>O</m:t>
+                  </m:r>
+                </m:e>
+                <m:sub>
+                  <m:r>
+                    <m:t>2</m:t>
+                  </m:r>
+                </m:sub>
+              </m:sSub>
+            </m:sub>
+          </m:sSub>
+        </m:oMath>
+      </m:oMathPara>
+    </w:p>
+    <w:p>
+      <w:pPr>
+        <w:pStyle w:val="FirstParagraph"/>
+      </w:pPr>
+      <w:r>
+        <w:t xml:space="preserve">Given Henry’s constant (</w:t>
+      </w:r>
+      <m:oMath>
+        <m:sSub>
+          <m:e>
+            <m:r>
+              <m:t>K</m:t>
+            </m:r>
+          </m:e>
+          <m:sub>
+            <m:r>
+              <m:t>H</m:t>
+            </m:r>
+          </m:sub>
+        </m:sSub>
+        <m:r>
+          <m:rPr>
+            <m:sty m:val="p"/>
+          </m:rPr>
+          <m:t>≈</m:t>
+        </m:r>
+        <m:r>
+          <m:t>0.034</m:t>
+        </m:r>
+        <m:sSup>
+          <m:e>
+            <m:r>
+              <m:rPr>
+                <m:nor/>
+                <m:sty m:val="p"/>
+              </m:rPr>
+              <m:t> M atm</m:t>
+            </m:r>
+          </m:e>
+          <m:sup>
+            <m:r>
+              <m:rPr>
+                <m:sty m:val="p"/>
+              </m:rPr>
+              <m:t>−</m:t>
+            </m:r>
+            <m:r>
+              <m:t>1</m:t>
+            </m:r>
+          </m:sup>
+        </m:sSup>
+      </m:oMath>
+      <w:r>
+        <w:t xml:space="preserve">) and</w:t>
+      </w:r>
+      <w:r>
+        <w:t xml:space="preserve"> </w:t>
+      </w:r>
+      <m:oMath>
+        <m:sSub>
+          <m:e>
+            <m:r>
+              <m:t>P</m:t>
+            </m:r>
+          </m:e>
+          <m:sub>
+            <m:r>
+              <m:t>C</m:t>
+            </m:r>
+            <m:sSub>
+              <m:e>
+                <m:r>
+                  <m:t>O</m:t>
+                </m:r>
+              </m:e>
+              <m:sub>
+                <m:r>
+                  <m:t>2</m:t>
+                </m:r>
+              </m:sub>
+            </m:sSub>
+          </m:sub>
+        </m:sSub>
+        <m:r>
+          <m:rPr>
+            <m:sty m:val="p"/>
+          </m:rPr>
+          <m:t>=</m:t>
+        </m:r>
+        <m:r>
+          <m:t>1</m:t>
+        </m:r>
+        <m:r>
+          <m:rPr>
+            <m:nor/>
+            <m:sty m:val="p"/>
+          </m:rPr>
+          <m:t> atm</m:t>
+        </m:r>
+      </m:oMath>
+      <w:r>
+        <w:t xml:space="preserve">, the molarity of dissolved</w:t>
+      </w:r>
+      <w:r>
+        <w:t xml:space="preserve"> </w:t>
+      </w:r>
+      <m:oMath>
+        <m:r>
+          <m:t>C</m:t>
+        </m:r>
+        <m:sSub>
+          <m:e>
+            <m:r>
+              <m:t>O</m:t>
+            </m:r>
+          </m:e>
+          <m:sub>
+            <m:r>
+              <m:t>2</m:t>
+            </m:r>
+          </m:sub>
+        </m:sSub>
+      </m:oMath>
+      <w:r>
+        <w:t xml:space="preserve"> </w:t>
+      </w:r>
+      <w:r>
+        <w:t xml:space="preserve">is approximately</w:t>
+      </w:r>
+      <w:r>
+        <w:t xml:space="preserve"> </w:t>
+      </w:r>
+      <m:oMath>
+        <m:r>
+          <m:t>0.034</m:t>
+        </m:r>
+        <m:r>
+          <m:rPr>
+            <m:nor/>
+            <m:sty m:val="p"/>
+          </m:rPr>
+          <m:t> M</m:t>
+        </m:r>
+      </m:oMath>
+      <w:r>
+        <w:t xml:space="preserve">.</w:t>
+      </w:r>
+    </w:p>
+    <w:p>
+      <w:pPr>
+        <w:pStyle w:val="BodyText"/>
+      </w:pPr>
+      <w:r>
+        <w:t xml:space="preserve">The primary ionic species generated arise from the first dissociation of carbonic acid:</w:t>
+      </w:r>
+    </w:p>
+    <w:p>
+      <w:pPr>
+        <w:pStyle w:val="BodyText"/>
+      </w:pPr>
+      <m:oMathPara>
+        <m:oMathParaPr>
+          <m:jc m:val="center"/>
+        </m:oMathParaPr>
+        <m:oMath>
+          <m:sSub>
+            <m:e>
+              <m:r>
+                <m:t>H</m:t>
+              </m:r>
+            </m:e>
+            <m:sub>
+              <m:r>
+                <m:t>2</m:t>
+              </m:r>
+            </m:sub>
+          </m:sSub>
+          <m:r>
+            <m:t>C</m:t>
+          </m:r>
+          <m:sSubSup>
+            <m:e>
+              <m:r>
+                <m:t>O</m:t>
+              </m:r>
+            </m:e>
+            <m:sub>
+              <m:r>
+                <m:t>3</m:t>
+              </m:r>
+            </m:sub>
+            <m:sup>
+              <m:r>
+                <m:rPr>
+                  <m:sty m:val="p"/>
+                </m:rPr>
+                <m:t>*</m:t>
+              </m:r>
+            </m:sup>
+          </m:sSubSup>
+          <m:r>
+            <m:rPr>
+              <m:sty m:val="p"/>
+            </m:rPr>
+            <m:t>⇌</m:t>
+          </m:r>
+          <m:sSup>
+            <m:e>
+              <m:r>
+                <m:t>H</m:t>
+              </m:r>
+            </m:e>
+            <m:sup>
+              <m:r>
+                <m:rPr>
+                  <m:sty m:val="p"/>
+                </m:rPr>
+                <m:t>+</m:t>
+              </m:r>
+            </m:sup>
+          </m:sSup>
+          <m:r>
+            <m:rPr>
+              <m:sty m:val="p"/>
+            </m:rPr>
+            <m:t>+</m:t>
+          </m:r>
+          <m:r>
+            <m:t>H</m:t>
+          </m:r>
+          <m:r>
+            <m:t>C</m:t>
+          </m:r>
+          <m:sSubSup>
+            <m:e>
+              <m:r>
+                <m:t>O</m:t>
+              </m:r>
+            </m:e>
+            <m:sub>
+              <m:r>
+                <m:t>3</m:t>
+              </m:r>
+            </m:sub>
+            <m:sup>
+              <m:r>
+                <m:rPr>
+                  <m:sty m:val="p"/>
+                </m:rPr>
+                <m:t>−</m:t>
+              </m:r>
+            </m:sup>
+          </m:sSubSup>
+        </m:oMath>
+      </m:oMathPara>
+    </w:p>
+    <w:p>
+      <w:pPr>
+        <w:pStyle w:val="FirstParagraph"/>
+      </w:pPr>
+      <w:r>
+        <w:t xml:space="preserve">Using the acid dissociation constant (</w:t>
+      </w:r>
+      <m:oMath>
+        <m:sSub>
+          <m:e>
+            <m:r>
+              <m:t>K</m:t>
+            </m:r>
+          </m:e>
+          <m:sub>
+            <m:r>
+              <m:t>a</m:t>
+            </m:r>
+            <m:r>
+              <m:t>1</m:t>
+            </m:r>
+          </m:sub>
+        </m:sSub>
+        <m:r>
+          <m:rPr>
+            <m:sty m:val="p"/>
+          </m:rPr>
+          <m:t>=</m:t>
+        </m:r>
+        <m:r>
+          <m:t>4.46</m:t>
+        </m:r>
+        <m:r>
+          <m:rPr>
+            <m:sty m:val="p"/>
+          </m:rPr>
+          <m:t>×</m:t>
+        </m:r>
+        <m:sSup>
+          <m:e>
+            <m:r>
+              <m:t>10</m:t>
+            </m:r>
+          </m:e>
+          <m:sup>
+            <m:r>
+              <m:rPr>
+                <m:sty m:val="p"/>
+              </m:rPr>
+              <m:t>−</m:t>
+            </m:r>
+            <m:r>
+              <m:t>7</m:t>
+            </m:r>
+          </m:sup>
+        </m:sSup>
+      </m:oMath>
+      <w:r>
+        <w:t xml:space="preserve"> </w:t>
+      </w:r>
+      <w:r>
+        <w:t xml:space="preserve">at 25 °C):</w:t>
+      </w:r>
+    </w:p>
+    <w:p>
+      <w:pPr>
+        <w:pStyle w:val="BodyText"/>
+      </w:pPr>
+      <m:oMathPara>
+        <m:oMathParaPr>
+          <m:jc m:val="center"/>
+        </m:oMathParaPr>
+        <m:oMath>
+          <m:sSub>
+            <m:e>
+              <m:r>
+                <m:t>K</m:t>
+              </m:r>
+            </m:e>
+            <m:sub>
+              <m:r>
+                <m:t>a</m:t>
+              </m:r>
+              <m:r>
+                <m:t>1</m:t>
+              </m:r>
+            </m:sub>
+          </m:sSub>
+          <m:r>
+            <m:rPr>
+              <m:sty m:val="p"/>
+            </m:rPr>
+            <m:t>=</m:t>
+          </m:r>
+          <m:f>
+            <m:fPr>
+              <m:type m:val="bar"/>
+            </m:fPr>
+            <m:num>
+              <m:r>
+                <m:rPr>
+                  <m:sty m:val="p"/>
+                </m:rPr>
+                <m:t>[</m:t>
+              </m:r>
+              <m:sSup>
+                <m:e>
+                  <m:r>
+                    <m:t>H</m:t>
+                  </m:r>
+                </m:e>
+                <m:sup>
+                  <m:r>
+                    <m:rPr>
+                      <m:sty m:val="p"/>
+                    </m:rPr>
+                    <m:t>+</m:t>
+                  </m:r>
+                </m:sup>
+              </m:sSup>
+              <m:r>
+                <m:rPr>
+                  <m:sty m:val="p"/>
+                </m:rPr>
+                <m:t>]</m:t>
+              </m:r>
+              <m:r>
+                <m:rPr>
+                  <m:sty m:val="p"/>
+                </m:rPr>
+                <m:t>[</m:t>
+              </m:r>
+              <m:r>
+                <m:t>H</m:t>
+              </m:r>
+              <m:r>
+                <m:t>C</m:t>
+              </m:r>
+              <m:sSubSup>
+                <m:e>
+                  <m:r>
+                    <m:t>O</m:t>
+                  </m:r>
+                </m:e>
+                <m:sub>
+                  <m:r>
+                    <m:t>3</m:t>
+                  </m:r>
+                </m:sub>
+                <m:sup>
+                  <m:r>
+                    <m:rPr>
+                      <m:sty m:val="p"/>
+                    </m:rPr>
+                    <m:t>−</m:t>
+                  </m:r>
+                </m:sup>
+              </m:sSubSup>
+              <m:r>
+                <m:rPr>
+                  <m:sty m:val="p"/>
+                </m:rPr>
+                <m:t>]</m:t>
+              </m:r>
+            </m:num>
+            <m:den>
+              <m:r>
+                <m:rPr>
+                  <m:sty m:val="p"/>
+                </m:rPr>
+                <m:t>[</m:t>
+              </m:r>
+              <m:sSub>
+                <m:e>
+                  <m:r>
+                    <m:t>H</m:t>
+                  </m:r>
+                </m:e>
+                <m:sub>
+                  <m:r>
+                    <m:t>2</m:t>
+                  </m:r>
+                </m:sub>
+              </m:sSub>
+              <m:r>
+                <m:t>C</m:t>
+              </m:r>
+              <m:sSubSup>
+                <m:e>
+                  <m:r>
+                    <m:t>O</m:t>
+                  </m:r>
+                </m:e>
+                <m:sub>
+                  <m:r>
+                    <m:t>3</m:t>
+                  </m:r>
+                </m:sub>
+                <m:sup>
+                  <m:r>
+                    <m:rPr>
+                      <m:sty m:val="p"/>
+                    </m:rPr>
+                    <m:t>*</m:t>
+                  </m:r>
+                </m:sup>
+              </m:sSubSup>
+              <m:r>
+                <m:rPr>
+                  <m:sty m:val="p"/>
+                </m:rPr>
+                <m:t>]</m:t>
+              </m:r>
+            </m:den>
+          </m:f>
+        </m:oMath>
+      </m:oMathPara>
+    </w:p>
+    <w:p>
+      <w:pPr>
+        <w:pStyle w:val="FirstParagraph"/>
+      </w:pPr>
+      <w:r>
+        <w:t xml:space="preserve">Because</w:t>
+      </w:r>
+      <w:r>
+        <w:t xml:space="preserve"> </w:t>
+      </w:r>
+      <m:oMath>
+        <m:r>
+          <m:rPr>
+            <m:sty m:val="p"/>
+          </m:rPr>
+          <m:t>[</m:t>
+        </m:r>
+        <m:sSup>
+          <m:e>
+            <m:r>
+              <m:t>H</m:t>
+            </m:r>
+          </m:e>
+          <m:sup>
+            <m:r>
+              <m:rPr>
+                <m:sty m:val="p"/>
+              </m:rPr>
+              <m:t>+</m:t>
+            </m:r>
+          </m:sup>
+        </m:sSup>
+        <m:r>
+          <m:rPr>
+            <m:sty m:val="p"/>
+          </m:rPr>
+          <m:t>]</m:t>
+        </m:r>
+        <m:r>
+          <m:rPr>
+            <m:sty m:val="p"/>
+          </m:rPr>
+          <m:t>≈</m:t>
+        </m:r>
+        <m:r>
+          <m:rPr>
+            <m:sty m:val="p"/>
+          </m:rPr>
+          <m:t>[</m:t>
+        </m:r>
+        <m:r>
+          <m:t>H</m:t>
+        </m:r>
+        <m:r>
+          <m:t>C</m:t>
+        </m:r>
+        <m:sSubSup>
+          <m:e>
+            <m:r>
+              <m:t>O</m:t>
+            </m:r>
+          </m:e>
+          <m:sub>
+            <m:r>
+              <m:t>3</m:t>
+            </m:r>
+          </m:sub>
+          <m:sup>
+            <m:r>
+              <m:rPr>
+                <m:sty m:val="p"/>
+              </m:rPr>
+              <m:t>−</m:t>
+            </m:r>
+          </m:sup>
+        </m:sSubSup>
+        <m:r>
+          <m:rPr>
+            <m:sty m:val="p"/>
+          </m:rPr>
+          <m:t>]</m:t>
+        </m:r>
+      </m:oMath>
+      <w:r>
+        <w:t xml:space="preserve">, we can solve for the bicarbonate concentration:</w:t>
+      </w:r>
+    </w:p>
+    <w:p>
+      <w:pPr>
+        <w:pStyle w:val="BodyText"/>
+      </w:pPr>
+      <m:oMathPara>
+        <m:oMathParaPr>
+          <m:jc m:val="center"/>
+        </m:oMathParaPr>
+        <m:oMath>
+          <m:r>
+            <m:rPr>
+              <m:sty m:val="p"/>
+            </m:rPr>
+            <m:t>[</m:t>
+          </m:r>
+          <m:r>
+            <m:t>H</m:t>
+          </m:r>
+          <m:r>
+            <m:t>C</m:t>
+          </m:r>
+          <m:sSubSup>
+            <m:e>
+              <m:r>
+                <m:t>O</m:t>
+              </m:r>
+            </m:e>
+            <m:sub>
+              <m:r>
+                <m:t>3</m:t>
+              </m:r>
+            </m:sub>
+            <m:sup>
+              <m:r>
+                <m:rPr>
+                  <m:sty m:val="p"/>
+                </m:rPr>
+                <m:t>−</m:t>
+              </m:r>
+            </m:sup>
+          </m:sSubSup>
+          <m:r>
+            <m:rPr>
+              <m:sty m:val="p"/>
+            </m:rPr>
+            <m:t>]</m:t>
+          </m:r>
+          <m:r>
+            <m:rPr>
+              <m:sty m:val="p"/>
+            </m:rPr>
+            <m:t>=</m:t>
+          </m:r>
+          <m:rad>
+            <m:radPr>
+              <m:degHide m:val="on"/>
+            </m:radPr>
+            <m:deg/>
+            <m:e>
+              <m:r>
+                <m:t>4.46</m:t>
+              </m:r>
+              <m:r>
+                <m:rPr>
+                  <m:sty m:val="p"/>
+                </m:rPr>
+                <m:t>×</m:t>
+              </m:r>
+              <m:sSup>
+                <m:e>
+                  <m:r>
+                    <m:t>10</m:t>
+                  </m:r>
+                </m:e>
+                <m:sup>
+                  <m:r>
+                    <m:rPr>
+                      <m:sty m:val="p"/>
+                    </m:rPr>
+                    <m:t>−</m:t>
+                  </m:r>
+                  <m:r>
+                    <m:t>7</m:t>
+                  </m:r>
+                </m:sup>
+              </m:sSup>
+              <m:r>
+                <m:rPr>
+                  <m:sty m:val="p"/>
+                </m:rPr>
+                <m:t>×</m:t>
+              </m:r>
+              <m:r>
+                <m:t>0.034</m:t>
+              </m:r>
+            </m:e>
+          </m:rad>
+          <m:r>
+            <m:rPr>
+              <m:sty m:val="p"/>
+            </m:rPr>
+            <m:t>≈</m:t>
+          </m:r>
+          <m:r>
+            <m:t>1.23</m:t>
+          </m:r>
+          <m:r>
+            <m:rPr>
+              <m:sty m:val="p"/>
+            </m:rPr>
+            <m:t>×</m:t>
+          </m:r>
+          <m:sSup>
+            <m:e>
+              <m:r>
+                <m:t>10</m:t>
+              </m:r>
+            </m:e>
+            <m:sup>
+              <m:r>
+                <m:rPr>
+                  <m:sty m:val="p"/>
+                </m:rPr>
+                <m:t>−</m:t>
+              </m:r>
+              <m:r>
+                <m:t>4</m:t>
+              </m:r>
+            </m:sup>
+          </m:sSup>
+          <m:r>
+            <m:rPr>
+              <m:nor/>
+              <m:sty m:val="p"/>
+            </m:rPr>
+            <m:t> M</m:t>
+          </m:r>
+        </m:oMath>
+      </m:oMathPara>
+    </w:p>
+    <w:p>
+      <w:pPr>
+        <w:pStyle w:val="FirstParagraph"/>
+      </w:pPr>
+      <w:r>
+        <w:t xml:space="preserve">The intrinsic ionic strength (</w:t>
+      </w:r>
+      <m:oMath>
+        <m:r>
+          <m:t>I</m:t>
+        </m:r>
+      </m:oMath>
+      <w:r>
+        <w:t xml:space="preserve">) of the extractant is defined as:</w:t>
+      </w:r>
+    </w:p>
+    <w:p>
+      <w:pPr>
+        <w:pStyle w:val="BodyText"/>
+      </w:pPr>
+      <m:oMathPara>
+        <m:oMathParaPr>
+          <m:jc m:val="center"/>
+        </m:oMathParaPr>
+        <m:oMath>
+          <m:r>
+            <m:t>I</m:t>
+          </m:r>
+          <m:r>
+            <m:rPr>
+              <m:sty m:val="p"/>
+            </m:rPr>
+            <m:t>=</m:t>
+          </m:r>
+          <m:f>
+            <m:fPr>
+              <m:type m:val="bar"/>
+            </m:fPr>
+            <m:num>
+              <m:r>
+                <m:t>1</m:t>
+              </m:r>
+            </m:num>
+            <m:den>
+              <m:r>
+                <m:t>2</m:t>
+              </m:r>
+            </m:den>
+          </m:f>
+          <m:r>
+            <m:rPr>
+              <m:sty m:val="p"/>
+            </m:rPr>
+            <m:t>∑</m:t>
+          </m:r>
+          <m:r>
+            <m:rPr>
+              <m:sty m:val="p"/>
+            </m:rPr>
+            <m:t>(</m:t>
+          </m:r>
+          <m:sSub>
+            <m:e>
+              <m:r>
+                <m:t>C</m:t>
+              </m:r>
+            </m:e>
+            <m:sub>
+              <m:r>
+                <m:t>i</m:t>
+              </m:r>
+            </m:sub>
+          </m:sSub>
+          <m:sSubSup>
+            <m:e>
+              <m:r>
+                <m:t>z</m:t>
+              </m:r>
+            </m:e>
+            <m:sub>
+              <m:r>
+                <m:t>i</m:t>
+              </m:r>
+            </m:sub>
+            <m:sup>
+              <m:r>
+                <m:t>2</m:t>
+              </m:r>
+            </m:sup>
+          </m:sSubSup>
+          <m:r>
+            <m:rPr>
+              <m:sty m:val="p"/>
+            </m:rPr>
+            <m:t>)</m:t>
+          </m:r>
+        </m:oMath>
+      </m:oMathPara>
+    </w:p>
+    <w:p>
+      <w:pPr>
+        <w:pStyle w:val="FirstParagraph"/>
+      </w:pPr>
+      <m:oMathPara>
+        <m:oMathParaPr>
+          <m:jc m:val="center"/>
+        </m:oMathParaPr>
+        <m:oMath>
+          <m:r>
+            <m:t>I</m:t>
+          </m:r>
+          <m:r>
+            <m:rPr>
+              <m:sty m:val="p"/>
+            </m:rPr>
+            <m:t>=</m:t>
+          </m:r>
+          <m:f>
+            <m:fPr>
+              <m:type m:val="bar"/>
+            </m:fPr>
+            <m:num>
+              <m:r>
+                <m:t>1</m:t>
+              </m:r>
+            </m:num>
+            <m:den>
+              <m:r>
+                <m:t>2</m:t>
+              </m:r>
+            </m:den>
+          </m:f>
+          <m:d>
+            <m:dPr>
+              <m:begChr m:val="("/>
+              <m:sepChr m:val=""/>
+              <m:endChr m:val=")"/>
+              <m:grow/>
+            </m:dPr>
+            <m:e>
+              <m:r>
+                <m:rPr>
+                  <m:sty m:val="p"/>
+                </m:rPr>
+                <m:t>(</m:t>
+              </m:r>
+              <m:r>
+                <m:t>1.23</m:t>
+              </m:r>
+              <m:r>
+                <m:rPr>
+                  <m:sty m:val="p"/>
+                </m:rPr>
+                <m:t>×</m:t>
+              </m:r>
+              <m:sSup>
+                <m:e>
+                  <m:r>
+                    <m:t>10</m:t>
+                  </m:r>
+                </m:e>
+                <m:sup>
+                  <m:r>
+                    <m:rPr>
+                      <m:sty m:val="p"/>
+                    </m:rPr>
+                    <m:t>−</m:t>
+                  </m:r>
+                  <m:r>
+                    <m:t>4</m:t>
+                  </m:r>
+                </m:sup>
+              </m:sSup>
+              <m:r>
+                <m:rPr>
+                  <m:sty m:val="p"/>
+                </m:rPr>
+                <m:t>×</m:t>
+              </m:r>
+              <m:r>
+                <m:rPr>
+                  <m:sty m:val="p"/>
+                </m:rPr>
+                <m:t>(</m:t>
+              </m:r>
+              <m:r>
+                <m:rPr>
+                  <m:sty m:val="p"/>
+                </m:rPr>
+                <m:t>+</m:t>
+              </m:r>
+              <m:r>
+                <m:t>1</m:t>
+              </m:r>
+              <m:sSup>
+                <m:e>
+                  <m:r>
+                    <m:rPr>
+                      <m:sty m:val="p"/>
+                    </m:rPr>
+                    <m:t>)</m:t>
+                  </m:r>
+                </m:e>
+                <m:sup>
+                  <m:r>
+                    <m:t>2</m:t>
+                  </m:r>
+                </m:sup>
+              </m:sSup>
+              <m:r>
+                <m:rPr>
+                  <m:sty m:val="p"/>
+                </m:rPr>
+                <m:t>)</m:t>
+              </m:r>
+              <m:r>
+                <m:rPr>
+                  <m:sty m:val="p"/>
+                </m:rPr>
+                <m:t>+</m:t>
+              </m:r>
+              <m:r>
+                <m:rPr>
+                  <m:sty m:val="p"/>
+                </m:rPr>
+                <m:t>(</m:t>
+              </m:r>
+              <m:r>
+                <m:t>1.23</m:t>
+              </m:r>
+              <m:r>
+                <m:rPr>
+                  <m:sty m:val="p"/>
+                </m:rPr>
+                <m:t>×</m:t>
+              </m:r>
+              <m:sSup>
+                <m:e>
+                  <m:r>
+                    <m:t>10</m:t>
+                  </m:r>
+                </m:e>
+                <m:sup>
+                  <m:r>
+                    <m:rPr>
+                      <m:sty m:val="p"/>
+                    </m:rPr>
+                    <m:t>−</m:t>
+                  </m:r>
+                  <m:r>
+                    <m:t>4</m:t>
+                  </m:r>
+                </m:sup>
+              </m:sSup>
+              <m:r>
+                <m:rPr>
+                  <m:sty m:val="p"/>
+                </m:rPr>
+                <m:t>×</m:t>
+              </m:r>
+              <m:r>
+                <m:rPr>
+                  <m:sty m:val="p"/>
+                </m:rPr>
+                <m:t>(</m:t>
+              </m:r>
+              <m:r>
+                <m:rPr>
+                  <m:sty m:val="p"/>
+                </m:rPr>
+                <m:t>−</m:t>
+              </m:r>
+              <m:r>
+                <m:t>1</m:t>
+              </m:r>
+              <m:sSup>
+                <m:e>
+                  <m:r>
+                    <m:rPr>
+                      <m:sty m:val="p"/>
+                    </m:rPr>
+                    <m:t>)</m:t>
+                  </m:r>
+                </m:e>
+                <m:sup>
+                  <m:r>
+                    <m:t>2</m:t>
+                  </m:r>
+                </m:sup>
+              </m:sSup>
+              <m:r>
+                <m:rPr>
+                  <m:sty m:val="p"/>
+                </m:rPr>
+                <m:t>)</m:t>
+              </m:r>
+            </m:e>
+          </m:d>
+          <m:r>
+            <m:rPr>
+              <m:sty m:val="p"/>
+            </m:rPr>
+            <m:t>≈</m:t>
+          </m:r>
+          <m:r>
+            <m:t>0.00012</m:t>
+          </m:r>
+          <m:r>
+            <m:rPr>
+              <m:nor/>
+              <m:sty m:val="p"/>
+            </m:rPr>
+            <m:t> M</m:t>
+          </m:r>
+        </m:oMath>
+      </m:oMathPara>
+    </w:p>
+    <w:p>
+      <w:pPr>
+        <w:pStyle w:val="FirstParagraph"/>
+      </w:pPr>
+      <w:r>
+        <w:t xml:space="preserve">This intrinsic ionic strength (</w:t>
+      </w:r>
+      <m:oMath>
+        <m:r>
+          <m:rPr>
+            <m:sty m:val="p"/>
+          </m:rPr>
+          <m:t>≈</m:t>
+        </m:r>
+        <m:r>
+          <m:t>0.12</m:t>
+        </m:r>
+        <m:r>
+          <m:rPr>
+            <m:nor/>
+            <m:sty m:val="p"/>
+          </m:rPr>
+          <m:t> mM</m:t>
+        </m:r>
+      </m:oMath>
+      <w:r>
+        <w:t xml:space="preserve">) is infinitesimally small compared to native agricultural soil solutions (which typically range from</w:t>
+      </w:r>
+      <w:r>
+        <w:t xml:space="preserve"> </w:t>
+      </w:r>
+      <m:oMath>
+        <m:r>
+          <m:t>10</m:t>
+        </m:r>
+      </m:oMath>
+      <w:r>
+        <w:t xml:space="preserve"> </w:t>
+      </w:r>
+      <w:r>
+        <w:t xml:space="preserve">to</w:t>
+      </w:r>
+      <w:r>
+        <w:t xml:space="preserve"> </w:t>
+      </w:r>
+      <m:oMath>
+        <m:r>
+          <m:t>50</m:t>
+        </m:r>
+        <m:r>
+          <m:rPr>
+            <m:nor/>
+            <m:sty m:val="p"/>
+          </m:rPr>
+          <m:t> mM</m:t>
+        </m:r>
+      </m:oMath>
+      <w:r>
+        <w:t xml:space="preserve">). Therefore, the final ionic strength of the</w:t>
+      </w:r>
+      <w:r>
+        <w:t xml:space="preserve"> </w:t>
+      </w:r>
+      <m:oMath>
+        <m:sSub>
+          <m:e>
+            <m:r>
+              <m:t>P</m:t>
+            </m:r>
+          </m:e>
+          <m:sub>
+            <m:r>
+              <m:t>C</m:t>
+            </m:r>
+            <m:sSub>
+              <m:e>
+                <m:r>
+                  <m:t>O</m:t>
+                </m:r>
+              </m:e>
+              <m:sub>
+                <m:r>
+                  <m:t>2</m:t>
+                </m:r>
+              </m:sub>
+            </m:sSub>
+          </m:sub>
+        </m:sSub>
+      </m:oMath>
+      <w:r>
+        <w:t xml:space="preserve"> </w:t>
+      </w:r>
+      <w:r>
+        <w:t xml:space="preserve">extract is overwhelmingly dictated by the dissolved soluble salts of the specific soil being analyzed.</w:t>
+      </w:r>
+    </w:p>
+    <w:bookmarkEnd w:id="140"/>
+    <w:bookmarkStart w:id="141" w:name="X8ef57afce3e26af86625f37a3880dd9c4114bfc"/>
+    <w:p>
+      <w:pPr>
+        <w:pStyle w:val="Heading2"/>
+      </w:pPr>
+      <w:r>
+        <w:t xml:space="preserve">7.2 A.2. Justification for the Davies Equation</w:t>
+      </w:r>
+    </w:p>
+    <w:p>
+      <w:pPr>
+        <w:pStyle w:val="FirstParagraph"/>
+      </w:pPr>
+      <w:r>
+        <w:t xml:space="preserve">Because the</w:t>
+      </w:r>
+      <w:r>
+        <w:t xml:space="preserve"> </w:t>
+      </w:r>
+      <m:oMath>
+        <m:sSub>
+          <m:e>
+            <m:r>
+              <m:t>P</m:t>
+            </m:r>
+          </m:e>
+          <m:sub>
+            <m:r>
+              <m:t>C</m:t>
+            </m:r>
+            <m:sSub>
+              <m:e>
+                <m:r>
+                  <m:t>O</m:t>
+                </m:r>
+              </m:e>
+              <m:sub>
+                <m:r>
+                  <m:t>2</m:t>
+                </m:r>
+              </m:sub>
+            </m:sSub>
+          </m:sub>
+        </m:sSub>
+      </m:oMath>
+      <w:r>
+        <w:t xml:space="preserve"> </w:t>
+      </w:r>
+      <w:r>
+        <w:t xml:space="preserve">extract adopts the native ionic composition of the soil, reading the orthophosphate concentrations against an</w:t>
+      </w:r>
+      <w:r>
+        <w:t xml:space="preserve"> </w:t>
+      </w:r>
+      <m:oMath>
+        <m:r>
+          <m:t>I</m:t>
+        </m:r>
+        <m:r>
+          <m:rPr>
+            <m:sty m:val="p"/>
+          </m:rPr>
+          <m:t>=</m:t>
+        </m:r>
+        <m:r>
+          <m:t>0</m:t>
+        </m:r>
+      </m:oMath>
+      <w:r>
+        <w:t xml:space="preserve"> </w:t>
+      </w:r>
+      <w:r>
+        <w:t xml:space="preserve">(distilled water) calibration curve introduces systematic error. The true thermodynamic driving force for P-availability is the chemical</w:t>
       </w:r>
       <w:r>
         <w:t xml:space="preserve"> </w:t>
@@ -21054,13 +22584,10 @@
           <w:b/>
           <w:bCs/>
         </w:rPr>
-        <w:t xml:space="preserve">Quarto</w:t>
-      </w:r>
-      <w:r>
-        <w:t xml:space="preserve"> </w:t>
-      </w:r>
-      <w:r>
-        <w:t xml:space="preserve">publishing system. All data, R scripts, and analytical notebooks used to generate the figures, tables, and results presented in this work are openly available.</w:t>
+        <w:t xml:space="preserve">activity</w:t>
+      </w:r>
+      <w:r>
+        <w:t xml:space="preserve">, not the stoichiometric concentration.</w:t>
       </w:r>
     </w:p>
     <w:p>
@@ -21068,7 +22595,63 @@
         <w:pStyle w:val="BodyText"/>
       </w:pPr>
       <w:r>
-        <w:t xml:space="preserve">The complete project can be cloned from the author’s GitHub repository, which contains the raw data, the R code for the kinetic and statistical models, and the Quarto source files.</w:t>
+        <w:t xml:space="preserve">To correct for this, an activity coefficient (</w:t>
+      </w:r>
+      <m:oMath>
+        <m:r>
+          <m:t>γ</m:t>
+        </m:r>
+      </m:oMath>
+      <w:r>
+        <w:t xml:space="preserve">) must be applied. While the Pitzer equations are the gold standard for high-ionic-strength solutions (</w:t>
+      </w:r>
+      <m:oMath>
+        <m:r>
+          <m:t>I</m:t>
+        </m:r>
+        <m:r>
+          <m:rPr>
+            <m:sty m:val="p"/>
+          </m:rPr>
+          <m:t>&gt;</m:t>
+        </m:r>
+        <m:r>
+          <m:t>0.5</m:t>
+        </m:r>
+        <m:r>
+          <m:rPr>
+            <m:nor/>
+            <m:sty m:val="p"/>
+          </m:rPr>
+          <m:t> M</m:t>
+        </m:r>
+      </m:oMath>
+      <w:r>
+        <w:t xml:space="preserve">, such as the P-AAE10 extractant), the ionic strength of native agricultural soil solutions is typically much lower (</w:t>
+      </w:r>
+      <m:oMath>
+        <m:r>
+          <m:t>I</m:t>
+        </m:r>
+        <m:r>
+          <m:rPr>
+            <m:sty m:val="p"/>
+          </m:rPr>
+          <m:t>&lt;</m:t>
+        </m:r>
+        <m:r>
+          <m:t>0.1</m:t>
+        </m:r>
+        <m:r>
+          <m:rPr>
+            <m:nor/>
+            <m:sty m:val="p"/>
+          </m:rPr>
+          <m:t> M</m:t>
+        </m:r>
+      </m:oMath>
+      <w:r>
+        <w:t xml:space="preserve">).</w:t>
       </w:r>
     </w:p>
     <w:p>
@@ -21076,23 +22659,984 @@
         <w:pStyle w:val="BodyText"/>
       </w:pPr>
       <w:r>
+        <w:t xml:space="preserve">In this low-to-moderate ionic strength regime, the</w:t>
+      </w:r>
+      <w:r>
+        <w:t xml:space="preserve"> </w:t>
+      </w:r>
+      <w:r>
         <w:rPr>
           <w:b/>
           <w:bCs/>
         </w:rPr>
+        <w:t xml:space="preserve">Davies equation</w:t>
+      </w:r>
+      <w:r>
+        <w:t xml:space="preserve"> </w:t>
+      </w:r>
+      <w:r>
+        <w:t xml:space="preserve">(an empirical extension of the Debye-Hückel theory) is highly accurate and does not require complex, ion-specific interaction parameters.</w:t>
+      </w:r>
+    </w:p>
+    <w:p>
+      <w:pPr>
+        <w:pStyle w:val="BodyText"/>
+      </w:pPr>
+      <w:r>
+        <w:t xml:space="preserve">The Davies equation calculates the activity coefficient (</w:t>
+      </w:r>
+      <m:oMath>
+        <m:r>
+          <m:t>γ</m:t>
+        </m:r>
+      </m:oMath>
+      <w:r>
+        <w:t xml:space="preserve">) as follows:</w:t>
+      </w:r>
+    </w:p>
+    <w:p>
+      <w:pPr>
+        <w:pStyle w:val="BodyText"/>
+      </w:pPr>
+      <m:oMathPara>
+        <m:oMathParaPr>
+          <m:jc m:val="center"/>
+        </m:oMathParaPr>
+        <m:oMath>
+          <m:sSub>
+            <m:e>
+              <m:r>
+                <m:rPr>
+                  <m:sty m:val="p"/>
+                </m:rPr>
+                <m:t>log</m:t>
+              </m:r>
+            </m:e>
+            <m:sub>
+              <m:r>
+                <m:t>10</m:t>
+              </m:r>
+            </m:sub>
+          </m:sSub>
+          <m:r>
+            <m:rPr>
+              <m:sty m:val="p"/>
+            </m:rPr>
+            <m:t>(</m:t>
+          </m:r>
+          <m:r>
+            <m:t>γ</m:t>
+          </m:r>
+          <m:r>
+            <m:rPr>
+              <m:sty m:val="p"/>
+            </m:rPr>
+            <m:t>)</m:t>
+          </m:r>
+          <m:r>
+            <m:rPr>
+              <m:sty m:val="p"/>
+            </m:rPr>
+            <m:t>=</m:t>
+          </m:r>
+          <m:r>
+            <m:rPr>
+              <m:sty m:val="p"/>
+            </m:rPr>
+            <m:t>−</m:t>
+          </m:r>
+          <m:r>
+            <m:t>A</m:t>
+          </m:r>
+          <m:sSup>
+            <m:e>
+              <m:r>
+                <m:t>z</m:t>
+              </m:r>
+            </m:e>
+            <m:sup>
+              <m:r>
+                <m:t>2</m:t>
+              </m:r>
+            </m:sup>
+          </m:sSup>
+          <m:d>
+            <m:dPr>
+              <m:begChr m:val="("/>
+              <m:sepChr m:val=""/>
+              <m:endChr m:val=")"/>
+              <m:grow/>
+            </m:dPr>
+            <m:e>
+              <m:f>
+                <m:fPr>
+                  <m:type m:val="bar"/>
+                </m:fPr>
+                <m:num>
+                  <m:rad>
+                    <m:radPr>
+                      <m:degHide m:val="on"/>
+                    </m:radPr>
+                    <m:deg/>
+                    <m:e>
+                      <m:r>
+                        <m:t>I</m:t>
+                      </m:r>
+                    </m:e>
+                  </m:rad>
+                </m:num>
+                <m:den>
+                  <m:r>
+                    <m:t>1</m:t>
+                  </m:r>
+                  <m:r>
+                    <m:rPr>
+                      <m:sty m:val="p"/>
+                    </m:rPr>
+                    <m:t>+</m:t>
+                  </m:r>
+                  <m:rad>
+                    <m:radPr>
+                      <m:degHide m:val="on"/>
+                    </m:radPr>
+                    <m:deg/>
+                    <m:e>
+                      <m:r>
+                        <m:t>I</m:t>
+                      </m:r>
+                    </m:e>
+                  </m:rad>
+                </m:den>
+              </m:f>
+              <m:r>
+                <m:rPr>
+                  <m:sty m:val="p"/>
+                </m:rPr>
+                <m:t>−</m:t>
+              </m:r>
+              <m:r>
+                <m:t>0.3</m:t>
+              </m:r>
+              <m:r>
+                <m:t>I</m:t>
+              </m:r>
+            </m:e>
+          </m:d>
+        </m:oMath>
+      </m:oMathPara>
+    </w:p>
+    <w:p>
+      <w:pPr>
+        <w:pStyle w:val="FirstParagraph"/>
+      </w:pPr>
+      <w:r>
+        <w:t xml:space="preserve">Where:</w:t>
+      </w:r>
+      <w:r>
+        <w:t xml:space="preserve"> </w:t>
+      </w:r>
+      <w:r>
+        <w:t xml:space="preserve">*</w:t>
+      </w:r>
+      <w:r>
+        <w:t xml:space="preserve"> </w:t>
+      </w:r>
+      <m:oMath>
+        <m:r>
+          <m:t>A</m:t>
+        </m:r>
+      </m:oMath>
+      <w:r>
+        <w:t xml:space="preserve"> </w:t>
+      </w:r>
+      <w:r>
+        <w:t xml:space="preserve">is a temperature-dependent constant (</w:t>
+      </w:r>
+      <m:oMath>
+        <m:r>
+          <m:rPr>
+            <m:sty m:val="p"/>
+          </m:rPr>
+          <m:t>≈</m:t>
+        </m:r>
+        <m:r>
+          <m:t>0.509</m:t>
+        </m:r>
+        <m:sSup>
+          <m:e>
+            <m:r>
+              <m:rPr>
+                <m:nor/>
+                <m:sty m:val="p"/>
+              </m:rPr>
+              <m:t> L</m:t>
+            </m:r>
+          </m:e>
+          <m:sup>
+            <m:r>
+              <m:t>0.5</m:t>
+            </m:r>
+          </m:sup>
+        </m:sSup>
+        <m:sSup>
+          <m:e>
+            <m:r>
+              <m:rPr>
+                <m:nor/>
+                <m:sty m:val="p"/>
+              </m:rPr>
+              <m:t>mol</m:t>
+            </m:r>
+          </m:e>
+          <m:sup>
+            <m:r>
+              <m:rPr>
+                <m:sty m:val="p"/>
+              </m:rPr>
+              <m:t>−</m:t>
+            </m:r>
+            <m:r>
+              <m:t>0.5</m:t>
+            </m:r>
+          </m:sup>
+        </m:sSup>
+      </m:oMath>
+      <w:r>
+        <w:t xml:space="preserve"> </w:t>
+      </w:r>
+      <w:r>
+        <w:t xml:space="preserve">for water at 25 °C).</w:t>
+      </w:r>
+      <w:r>
+        <w:t xml:space="preserve"> </w:t>
+      </w:r>
+      <w:r>
+        <w:t xml:space="preserve">*</w:t>
+      </w:r>
+      <w:r>
+        <w:t xml:space="preserve"> </w:t>
+      </w:r>
+      <m:oMath>
+        <m:r>
+          <m:t>z</m:t>
+        </m:r>
+      </m:oMath>
+      <w:r>
+        <w:t xml:space="preserve"> </w:t>
+      </w:r>
+      <w:r>
+        <w:t xml:space="preserve">is the charge of the ion in question (for orthophosphate,</w:t>
+      </w:r>
+      <w:r>
+        <w:t xml:space="preserve"> </w:t>
+      </w:r>
+      <m:oMath>
+        <m:r>
+          <m:t>z</m:t>
+        </m:r>
+      </m:oMath>
+      <w:r>
+        <w:t xml:space="preserve"> </w:t>
+      </w:r>
+      <w:r>
+        <w:t xml:space="preserve">depends on pH, predominantly</w:t>
+      </w:r>
+      <w:r>
+        <w:t xml:space="preserve"> </w:t>
+      </w:r>
+      <m:oMath>
+        <m:r>
+          <m:rPr>
+            <m:sty m:val="p"/>
+          </m:rPr>
+          <m:t>−</m:t>
+        </m:r>
+        <m:r>
+          <m:t>1</m:t>
+        </m:r>
+      </m:oMath>
+      <w:r>
+        <w:t xml:space="preserve"> </w:t>
+      </w:r>
+      <w:r>
+        <w:t xml:space="preserve">for</w:t>
+      </w:r>
+      <w:r>
+        <w:t xml:space="preserve"> </w:t>
+      </w:r>
+      <m:oMath>
+        <m:sSub>
+          <m:e>
+            <m:r>
+              <m:t>H</m:t>
+            </m:r>
+          </m:e>
+          <m:sub>
+            <m:r>
+              <m:t>2</m:t>
+            </m:r>
+          </m:sub>
+        </m:sSub>
+        <m:r>
+          <m:t>P</m:t>
+        </m:r>
+        <m:sSubSup>
+          <m:e>
+            <m:r>
+              <m:t>O</m:t>
+            </m:r>
+          </m:e>
+          <m:sub>
+            <m:r>
+              <m:t>4</m:t>
+            </m:r>
+          </m:sub>
+          <m:sup>
+            <m:r>
+              <m:rPr>
+                <m:sty m:val="p"/>
+              </m:rPr>
+              <m:t>−</m:t>
+            </m:r>
+          </m:sup>
+        </m:sSubSup>
+      </m:oMath>
+      <w:r>
+        <w:t xml:space="preserve"> </w:t>
+      </w:r>
+      <w:r>
+        <w:t xml:space="preserve">and</w:t>
+      </w:r>
+      <w:r>
+        <w:t xml:space="preserve"> </w:t>
+      </w:r>
+      <m:oMath>
+        <m:r>
+          <m:rPr>
+            <m:sty m:val="p"/>
+          </m:rPr>
+          <m:t>−</m:t>
+        </m:r>
+        <m:r>
+          <m:t>2</m:t>
+        </m:r>
+      </m:oMath>
+      <w:r>
+        <w:t xml:space="preserve"> </w:t>
+      </w:r>
+      <w:r>
+        <w:t xml:space="preserve">for</w:t>
+      </w:r>
+      <w:r>
+        <w:t xml:space="preserve"> </w:t>
+      </w:r>
+      <m:oMath>
+        <m:r>
+          <m:t>H</m:t>
+        </m:r>
+        <m:r>
+          <m:t>P</m:t>
+        </m:r>
+        <m:sSubSup>
+          <m:e>
+            <m:r>
+              <m:t>O</m:t>
+            </m:r>
+          </m:e>
+          <m:sub>
+            <m:r>
+              <m:t>4</m:t>
+            </m:r>
+          </m:sub>
+          <m:sup>
+            <m:r>
+              <m:t>2</m:t>
+            </m:r>
+            <m:r>
+              <m:rPr>
+                <m:sty m:val="p"/>
+              </m:rPr>
+              <m:t>−</m:t>
+            </m:r>
+          </m:sup>
+        </m:sSubSup>
+      </m:oMath>
+      <w:r>
+        <w:t xml:space="preserve">).</w:t>
+      </w:r>
+      <w:r>
+        <w:t xml:space="preserve"> </w:t>
+      </w:r>
+      <w:r>
+        <w:t xml:space="preserve">*</w:t>
+      </w:r>
+      <w:r>
+        <w:t xml:space="preserve"> </w:t>
+      </w:r>
+      <m:oMath>
+        <m:r>
+          <m:t>I</m:t>
+        </m:r>
+      </m:oMath>
+      <w:r>
+        <w:t xml:space="preserve"> </w:t>
+      </w:r>
+      <w:r>
+        <w:t xml:space="preserve">is the total ionic strength of the extracted solution, calculated from the measured concentrations of major cations (</w:t>
+      </w:r>
+      <m:oMath>
+        <m:r>
+          <m:t>C</m:t>
+        </m:r>
+        <m:sSup>
+          <m:e>
+            <m:r>
+              <m:t>a</m:t>
+            </m:r>
+          </m:e>
+          <m:sup>
+            <m:r>
+              <m:t>2</m:t>
+            </m:r>
+            <m:r>
+              <m:rPr>
+                <m:sty m:val="p"/>
+              </m:rPr>
+              <m:t>+</m:t>
+            </m:r>
+          </m:sup>
+        </m:sSup>
+        <m:r>
+          <m:rPr>
+            <m:sty m:val="p"/>
+          </m:rPr>
+          <m:t>,</m:t>
+        </m:r>
+        <m:r>
+          <m:t>M</m:t>
+        </m:r>
+        <m:sSup>
+          <m:e>
+            <m:r>
+              <m:t>g</m:t>
+            </m:r>
+          </m:e>
+          <m:sup>
+            <m:r>
+              <m:t>2</m:t>
+            </m:r>
+            <m:r>
+              <m:rPr>
+                <m:sty m:val="p"/>
+              </m:rPr>
+              <m:t>+</m:t>
+            </m:r>
+          </m:sup>
+        </m:sSup>
+        <m:r>
+          <m:rPr>
+            <m:sty m:val="p"/>
+          </m:rPr>
+          <m:t>,</m:t>
+        </m:r>
+        <m:sSup>
+          <m:e>
+            <m:r>
+              <m:t>K</m:t>
+            </m:r>
+          </m:e>
+          <m:sup>
+            <m:r>
+              <m:rPr>
+                <m:sty m:val="p"/>
+              </m:rPr>
+              <m:t>+</m:t>
+            </m:r>
+          </m:sup>
+        </m:sSup>
+      </m:oMath>
+      <w:r>
+        <w:t xml:space="preserve">).</w:t>
+      </w:r>
+    </w:p>
+    <w:bookmarkEnd w:id="141"/>
+    <w:bookmarkStart w:id="144" w:name="X7cfd2e40ece616de93c98fe743f64dd11c88404"/>
+    <w:p>
+      <w:pPr>
+        <w:pStyle w:val="Heading2"/>
+      </w:pPr>
+      <w:r>
+        <w:t xml:space="preserve">7.3 A.3. Implementation of Thermodynamic Correction</w:t>
+      </w:r>
+    </w:p>
+    <w:p>
+      <w:pPr>
+        <w:pStyle w:val="FirstParagraph"/>
+      </w:pPr>
+      <w:r>
+        <w:t xml:space="preserve">To assess the theoretical P-Intensity (</w:t>
+      </w:r>
+      <m:oMath>
+        <m:r>
+          <m:t>I</m:t>
+        </m:r>
+      </m:oMath>
+      <w:r>
+        <w:t xml:space="preserve">) and formulate the Phosphorus Buffering Capacity (PBC), the operationally defined</w:t>
+      </w:r>
+      <w:r>
+        <w:t xml:space="preserve"> </w:t>
+      </w:r>
+      <m:oMath>
+        <m:sSub>
+          <m:e>
+            <m:r>
+              <m:t>P</m:t>
+            </m:r>
+          </m:e>
+          <m:sub>
+            <m:r>
+              <m:t>C</m:t>
+            </m:r>
+            <m:sSub>
+              <m:e>
+                <m:r>
+                  <m:t>O</m:t>
+                </m:r>
+              </m:e>
+              <m:sub>
+                <m:r>
+                  <m:t>2</m:t>
+                </m:r>
+              </m:sub>
+            </m:sSub>
+          </m:sub>
+        </m:sSub>
+      </m:oMath>
+      <w:r>
+        <w:t xml:space="preserve"> </w:t>
+      </w:r>
+      <w:r>
+        <w:t xml:space="preserve">concentrations are converted to thermodynamic activities using the following sequential steps:</w:t>
+      </w:r>
+    </w:p>
+    <w:p>
+      <w:pPr>
+        <w:pStyle w:val="Compact"/>
+        <w:numPr>
+          <w:ilvl w:val="0"/>
+          <w:numId w:val="1010"/>
+        </w:numPr>
+      </w:pPr>
+      <w:r>
+        <w:rPr>
+          <w:b/>
+          <w:bCs/>
+        </w:rPr>
+        <w:t xml:space="preserve">Determine Total Ionic Strength (</w:t>
+      </w:r>
+      <m:oMath>
+        <m:r>
+          <m:t>I</m:t>
+        </m:r>
+      </m:oMath>
+      <w:r>
+        <w:rPr>
+          <w:b/>
+          <w:bCs/>
+        </w:rPr>
+        <w:t xml:space="preserve">):</w:t>
+      </w:r>
+      <w:r>
+        <w:t xml:space="preserve"> </w:t>
+      </w:r>
+      <w:r>
+        <w:t xml:space="preserve">Using the measured cation concentrations from the extracts.</w:t>
+      </w:r>
+    </w:p>
+    <w:p>
+      <w:pPr>
+        <w:pStyle w:val="Compact"/>
+      </w:pPr>
+      <m:oMathPara>
+        <m:oMathParaPr>
+          <m:jc m:val="center"/>
+        </m:oMathParaPr>
+        <m:oMath>
+          <m:r>
+            <m:t>I</m:t>
+          </m:r>
+          <m:r>
+            <m:rPr>
+              <m:sty m:val="p"/>
+            </m:rPr>
+            <m:t>=</m:t>
+          </m:r>
+          <m:f>
+            <m:fPr>
+              <m:type m:val="bar"/>
+            </m:fPr>
+            <m:num>
+              <m:r>
+                <m:t>1</m:t>
+              </m:r>
+            </m:num>
+            <m:den>
+              <m:r>
+                <m:t>2</m:t>
+              </m:r>
+            </m:den>
+          </m:f>
+          <m:d>
+            <m:dPr>
+              <m:begChr m:val="("/>
+              <m:sepChr m:val=""/>
+              <m:endChr m:val=")"/>
+              <m:grow/>
+            </m:dPr>
+            <m:e>
+              <m:r>
+                <m:rPr>
+                  <m:sty m:val="p"/>
+                </m:rPr>
+                <m:t>[</m:t>
+              </m:r>
+              <m:sSup>
+                <m:e>
+                  <m:r>
+                    <m:t>K</m:t>
+                  </m:r>
+                </m:e>
+                <m:sup>
+                  <m:r>
+                    <m:rPr>
+                      <m:sty m:val="p"/>
+                    </m:rPr>
+                    <m:t>+</m:t>
+                  </m:r>
+                </m:sup>
+              </m:sSup>
+              <m:r>
+                <m:rPr>
+                  <m:sty m:val="p"/>
+                </m:rPr>
+                <m:t>]</m:t>
+              </m:r>
+              <m:r>
+                <m:rPr>
+                  <m:sty m:val="p"/>
+                </m:rPr>
+                <m:t>+</m:t>
+              </m:r>
+              <m:r>
+                <m:t>4</m:t>
+              </m:r>
+              <m:r>
+                <m:rPr>
+                  <m:sty m:val="p"/>
+                </m:rPr>
+                <m:t>[</m:t>
+              </m:r>
+              <m:r>
+                <m:t>C</m:t>
+              </m:r>
+              <m:sSup>
+                <m:e>
+                  <m:r>
+                    <m:t>a</m:t>
+                  </m:r>
+                </m:e>
+                <m:sup>
+                  <m:r>
+                    <m:t>2</m:t>
+                  </m:r>
+                  <m:r>
+                    <m:rPr>
+                      <m:sty m:val="p"/>
+                    </m:rPr>
+                    <m:t>+</m:t>
+                  </m:r>
+                </m:sup>
+              </m:sSup>
+              <m:r>
+                <m:rPr>
+                  <m:sty m:val="p"/>
+                </m:rPr>
+                <m:t>]</m:t>
+              </m:r>
+              <m:r>
+                <m:rPr>
+                  <m:sty m:val="p"/>
+                </m:rPr>
+                <m:t>+</m:t>
+              </m:r>
+              <m:r>
+                <m:t>4</m:t>
+              </m:r>
+              <m:r>
+                <m:rPr>
+                  <m:sty m:val="p"/>
+                </m:rPr>
+                <m:t>[</m:t>
+              </m:r>
+              <m:r>
+                <m:t>M</m:t>
+              </m:r>
+              <m:sSup>
+                <m:e>
+                  <m:r>
+                    <m:t>g</m:t>
+                  </m:r>
+                </m:e>
+                <m:sup>
+                  <m:r>
+                    <m:t>2</m:t>
+                  </m:r>
+                  <m:r>
+                    <m:rPr>
+                      <m:sty m:val="p"/>
+                    </m:rPr>
+                    <m:t>+</m:t>
+                  </m:r>
+                </m:sup>
+              </m:sSup>
+              <m:r>
+                <m:rPr>
+                  <m:sty m:val="p"/>
+                </m:rPr>
+                <m:t>]</m:t>
+              </m:r>
+              <m:r>
+                <m:rPr>
+                  <m:sty m:val="p"/>
+                </m:rPr>
+                <m:t>+</m:t>
+              </m:r>
+              <m:r>
+                <m:rPr>
+                  <m:sty m:val="p"/>
+                </m:rPr>
+                <m:t>…</m:t>
+              </m:r>
+            </m:e>
+          </m:d>
+        </m:oMath>
+      </m:oMathPara>
+    </w:p>
+    <w:p>
+      <w:pPr>
+        <w:pStyle w:val="Compact"/>
+        <w:numPr>
+          <w:ilvl w:val="0"/>
+          <w:numId w:val="1010"/>
+        </w:numPr>
+      </w:pPr>
+      <w:r>
+        <w:rPr>
+          <w:b/>
+          <w:bCs/>
+        </w:rPr>
+        <w:t xml:space="preserve">Calculate the Activity Coefficient (</w:t>
+      </w:r>
+      <m:oMath>
+        <m:r>
+          <m:t>γ</m:t>
+        </m:r>
+      </m:oMath>
+      <w:r>
+        <w:rPr>
+          <w:b/>
+          <w:bCs/>
+        </w:rPr>
+        <w:t xml:space="preserve">):</w:t>
+      </w:r>
+      <w:r>
+        <w:t xml:space="preserve"> </w:t>
+      </w:r>
+      <w:r>
+        <w:t xml:space="preserve">Applying the Davies equation based on the sample’s specific</w:t>
+      </w:r>
+      <w:r>
+        <w:t xml:space="preserve"> </w:t>
+      </w:r>
+      <m:oMath>
+        <m:r>
+          <m:t>I</m:t>
+        </m:r>
+      </m:oMath>
+      <w:r>
+        <w:t xml:space="preserve">.</w:t>
+      </w:r>
+    </w:p>
+    <w:p>
+      <w:pPr>
+        <w:pStyle w:val="Compact"/>
+        <w:numPr>
+          <w:ilvl w:val="0"/>
+          <w:numId w:val="1010"/>
+        </w:numPr>
+      </w:pPr>
+      <w:r>
+        <w:rPr>
+          <w:b/>
+          <w:bCs/>
+        </w:rPr>
+        <w:t xml:space="preserve">Compute Chemical Activity:</w:t>
+      </w:r>
+    </w:p>
+    <w:p>
+      <w:pPr>
+        <w:pStyle w:val="Compact"/>
+      </w:pPr>
+      <m:oMathPara>
+        <m:oMathParaPr>
+          <m:jc m:val="center"/>
+        </m:oMathParaPr>
+        <m:oMath>
+          <m:r>
+            <m:rPr>
+              <m:nor/>
+              <m:sty m:val="p"/>
+            </m:rPr>
+            <m:t>Activity</m:t>
+          </m:r>
+          <m:r>
+            <m:rPr>
+              <m:sty m:val="p"/>
+            </m:rPr>
+            <m:t>(</m:t>
+          </m:r>
+          <m:r>
+            <m:t>P</m:t>
+          </m:r>
+          <m:r>
+            <m:rPr>
+              <m:sty m:val="p"/>
+            </m:rPr>
+            <m:t>)</m:t>
+          </m:r>
+          <m:r>
+            <m:rPr>
+              <m:sty m:val="p"/>
+            </m:rPr>
+            <m:t>=</m:t>
+          </m:r>
+          <m:r>
+            <m:rPr>
+              <m:sty m:val="p"/>
+            </m:rPr>
+            <m:t>[</m:t>
+          </m:r>
+          <m:sSub>
+            <m:e>
+              <m:r>
+                <m:t>P</m:t>
+              </m:r>
+            </m:e>
+            <m:sub>
+              <m:r>
+                <m:t>C</m:t>
+              </m:r>
+              <m:sSub>
+                <m:e>
+                  <m:r>
+                    <m:t>O</m:t>
+                  </m:r>
+                </m:e>
+                <m:sub>
+                  <m:r>
+                    <m:t>2</m:t>
+                  </m:r>
+                </m:sub>
+              </m:sSub>
+            </m:sub>
+          </m:sSub>
+          <m:r>
+            <m:rPr>
+              <m:sty m:val="p"/>
+            </m:rPr>
+            <m:t>]</m:t>
+          </m:r>
+          <m:r>
+            <m:rPr>
+              <m:sty m:val="p"/>
+            </m:rPr>
+            <m:t>×</m:t>
+          </m:r>
+          <m:r>
+            <m:t>γ</m:t>
+          </m:r>
+        </m:oMath>
+      </m:oMathPara>
+    </w:p>
+    <w:p>
+      <w:pPr>
+        <w:pStyle w:val="FirstParagraph"/>
+      </w:pPr>
+      <w:r>
+        <w:t xml:space="preserve">By standardizing the measurements to their true thermodynamic activity, we remove the analytical bias introduced by varying soil salinity and pedoclimatic history, allowing for an absolute comparison of P-Intensity across all STYCS experimental sites.</w:t>
+      </w:r>
+      <w:r>
+        <w:t xml:space="preserve"> </w:t>
+      </w:r>
+      <w:r>
+        <w:t xml:space="preserve">## A.4 Supplementary Materials and Reproducibility</w:t>
+      </w:r>
+    </w:p>
+    <w:p>
+      <w:pPr>
+        <w:pStyle w:val="BodyText"/>
+      </w:pPr>
+      <w:r>
+        <w:t xml:space="preserve">This Master’s thesis was produced using a fully reproducible workflow with the</w:t>
+      </w:r>
+      <w:r>
+        <w:t xml:space="preserve"> </w:t>
+      </w:r>
+      <w:r>
+        <w:rPr>
+          <w:b/>
+          <w:bCs/>
+        </w:rPr>
+        <w:t xml:space="preserve">Quarto</w:t>
+      </w:r>
+      <w:r>
+        <w:t xml:space="preserve"> </w:t>
+      </w:r>
+      <w:r>
+        <w:t xml:space="preserve">publishing system. All data, R scripts, and analytical notebooks used to generate the figures, tables, and results presented in this work are openly available.</w:t>
+      </w:r>
+    </w:p>
+    <w:p>
+      <w:pPr>
+        <w:pStyle w:val="BodyText"/>
+      </w:pPr>
+      <w:r>
+        <w:t xml:space="preserve">The complete project can be cloned from the author’s GitHub repository, which contains the raw data, the R code for the kinetic and statistical models, and the Quarto source files.</w:t>
+      </w:r>
+    </w:p>
+    <w:p>
+      <w:pPr>
+        <w:pStyle w:val="BodyText"/>
+      </w:pPr>
+      <w:r>
+        <w:rPr>
+          <w:b/>
+          <w:bCs/>
+        </w:rPr>
         <w:t xml:space="preserve">GitHub Repository URL:</w:t>
       </w:r>
       <w:r>
         <w:t xml:space="preserve"> </w:t>
       </w:r>
-      <w:hyperlink r:id="rId140">
+      <w:hyperlink r:id="rId142">
         <w:r>
           <w:rPr>
             <w:rStyle w:val="Hyperlink"/>
             <w:b/>
             <w:bCs/>
           </w:rPr>
-          <w:t xml:space="preserve">[https://github.com/Andrapodon/Master-Thesis-P-kinetics]</w:t>
+          <w:t xml:space="preserve">[https://github.com/ptochosgeorgos/Article-P-desorption-kinetics]</w:t>
         </w:r>
       </w:hyperlink>
     </w:p>
@@ -21118,14 +23662,14 @@
       <w:r>
         <w:t xml:space="preserve"> </w:t>
       </w:r>
-      <w:hyperlink r:id="rId141">
+      <w:hyperlink r:id="rId143">
         <w:r>
           <w:rPr>
             <w:rStyle w:val="Hyperlink"/>
             <w:b/>
             <w:bCs/>
           </w:rPr>
-          <w:t xml:space="preserve">[https://andrapodon.github.io/Master-Thesis-P-kinetics/]</w:t>
+          <w:t xml:space="preserve">[https://ptochosgeorgos.github.io/Article-P-desorption-kinetics/]</w:t>
         </w:r>
       </w:hyperlink>
     </w:p>
@@ -21137,8 +23681,8 @@
         <w:t xml:space="preserve">This approach ensures full transparency and allows for the complete replication of the findings presented in this thesis.</w:t>
       </w:r>
     </w:p>
-    <w:bookmarkEnd w:id="142"/>
-    <w:bookmarkEnd w:id="143"/>
+    <w:bookmarkEnd w:id="144"/>
+    <w:bookmarkEnd w:id="145"/>
     <w:sectPr>
       <w:footnotePr>
         <w:numRestart w:val="eachSect"/>
@@ -21546,6 +24090,36 @@
     <w:abstractNumId w:val="991"/>
   </w:num>
   <w:num w:numId="1009">
+    <w:abstractNumId w:val="99411"/>
+    <w:lvlOverride w:ilvl="0">
+      <w:startOverride w:val="1"/>
+    </w:lvlOverride>
+    <w:lvlOverride w:ilvl="1">
+      <w:startOverride w:val="1"/>
+    </w:lvlOverride>
+    <w:lvlOverride w:ilvl="2">
+      <w:startOverride w:val="1"/>
+    </w:lvlOverride>
+    <w:lvlOverride w:ilvl="3">
+      <w:startOverride w:val="1"/>
+    </w:lvlOverride>
+    <w:lvlOverride w:ilvl="4">
+      <w:startOverride w:val="1"/>
+    </w:lvlOverride>
+    <w:lvlOverride w:ilvl="5">
+      <w:startOverride w:val="1"/>
+    </w:lvlOverride>
+    <w:lvlOverride w:ilvl="6">
+      <w:startOverride w:val="1"/>
+    </w:lvlOverride>
+    <w:lvlOverride w:ilvl="7">
+      <w:startOverride w:val="1"/>
+    </w:lvlOverride>
+    <w:lvlOverride w:ilvl="8">
+      <w:startOverride w:val="1"/>
+    </w:lvlOverride>
+  </w:num>
+  <w:num w:numId="1010">
     <w:abstractNumId w:val="99411"/>
     <w:lvlOverride w:ilvl="0">
       <w:startOverride w:val="1"/>

--- a/index.docx
+++ b/index.docx
@@ -2041,7 +2041,7 @@
     </w:p>
     <w:bookmarkEnd w:id="13"/>
     <w:bookmarkEnd w:id="14"/>
-    <w:bookmarkStart w:id="26" w:name="sec-materials-and-methods"/>
+    <w:bookmarkStart w:id="28" w:name="sec-materials-and-methods"/>
     <w:p>
       <w:pPr>
         <w:pStyle w:val="Heading1"/>
@@ -2101,7 +2101,7 @@
       </w:r>
     </w:p>
     <w:bookmarkEnd w:id="15"/>
-    <w:bookmarkStart w:id="16" w:name="sec-experimental-sites"/>
+    <w:bookmarkStart w:id="17" w:name="sec-experimental-sites"/>
     <w:p>
       <w:pPr>
         <w:pStyle w:val="Heading2"/>
@@ -2202,36 +2202,306 @@
       </w:pPr>
       <w:r>
         <w:rPr>
-          <w:rStyle w:val="CommentTok"/>
-        </w:rPr>
-        <w:t xml:space="preserve">#| label: tbl-sites-corrected</w:t>
+          <w:rStyle w:val="NormalTok"/>
+        </w:rPr>
+        <w:t xml:space="preserve">sites_df_corrected </w:t>
+      </w:r>
+      <w:r>
+        <w:rPr>
+          <w:rStyle w:val="OtherTok"/>
+        </w:rPr>
+        <w:t xml:space="preserve">&lt;-</w:t>
+      </w:r>
+      <w:r>
+        <w:rPr>
+          <w:rStyle w:val="NormalTok"/>
+        </w:rPr>
+        <w:t xml:space="preserve"> </w:t>
+      </w:r>
+      <w:r>
+        <w:rPr>
+          <w:rStyle w:val="FunctionTok"/>
+        </w:rPr>
+        <w:t xml:space="preserve">data.frame</w:t>
+      </w:r>
+      <w:r>
+        <w:rPr>
+          <w:rStyle w:val="NormalTok"/>
+        </w:rPr>
+        <w:t xml:space="preserve">(</w:t>
       </w:r>
       <w:r>
         <w:br/>
       </w:r>
       <w:r>
         <w:rPr>
-          <w:rStyle w:val="CommentTok"/>
-        </w:rPr>
-        <w:t xml:space="preserve">#| tbl-cap: "Soil characteristics of the six long-term experimental sites. Data adapted from Hirte et al. (2021)."</w:t>
+          <w:rStyle w:val="NormalTok"/>
+        </w:rPr>
+        <w:t xml:space="preserve">  </w:t>
+      </w:r>
+      <w:r>
+        <w:rPr>
+          <w:rStyle w:val="AttributeTok"/>
+        </w:rPr>
+        <w:t xml:space="preserve">Site =</w:t>
+      </w:r>
+      <w:r>
+        <w:rPr>
+          <w:rStyle w:val="NormalTok"/>
+        </w:rPr>
+        <w:t xml:space="preserve"> </w:t>
+      </w:r>
+      <w:r>
+        <w:rPr>
+          <w:rStyle w:val="FunctionTok"/>
+        </w:rPr>
+        <w:t xml:space="preserve">c</w:t>
+      </w:r>
+      <w:r>
+        <w:rPr>
+          <w:rStyle w:val="NormalTok"/>
+        </w:rPr>
+        <w:t xml:space="preserve">(</w:t>
+      </w:r>
+      <w:r>
+        <w:rPr>
+          <w:rStyle w:val="StringTok"/>
+        </w:rPr>
+        <w:t xml:space="preserve">"ALT"</w:t>
+      </w:r>
+      <w:r>
+        <w:rPr>
+          <w:rStyle w:val="NormalTok"/>
+        </w:rPr>
+        <w:t xml:space="preserve">, </w:t>
+      </w:r>
+      <w:r>
+        <w:rPr>
+          <w:rStyle w:val="StringTok"/>
+        </w:rPr>
+        <w:t xml:space="preserve">"CAD"</w:t>
+      </w:r>
+      <w:r>
+        <w:rPr>
+          <w:rStyle w:val="NormalTok"/>
+        </w:rPr>
+        <w:t xml:space="preserve">, </w:t>
+      </w:r>
+      <w:r>
+        <w:rPr>
+          <w:rStyle w:val="StringTok"/>
+        </w:rPr>
+        <w:t xml:space="preserve">"ELL"</w:t>
+      </w:r>
+      <w:r>
+        <w:rPr>
+          <w:rStyle w:val="NormalTok"/>
+        </w:rPr>
+        <w:t xml:space="preserve">, </w:t>
+      </w:r>
+      <w:r>
+        <w:rPr>
+          <w:rStyle w:val="StringTok"/>
+        </w:rPr>
+        <w:t xml:space="preserve">"GRA"</w:t>
+      </w:r>
+      <w:r>
+        <w:rPr>
+          <w:rStyle w:val="NormalTok"/>
+        </w:rPr>
+        <w:t xml:space="preserve">, </w:t>
+      </w:r>
+      <w:r>
+        <w:rPr>
+          <w:rStyle w:val="StringTok"/>
+        </w:rPr>
+        <w:t xml:space="preserve">"OEN"</w:t>
+      </w:r>
+      <w:r>
+        <w:rPr>
+          <w:rStyle w:val="NormalTok"/>
+        </w:rPr>
+        <w:t xml:space="preserve">, </w:t>
+      </w:r>
+      <w:r>
+        <w:rPr>
+          <w:rStyle w:val="StringTok"/>
+        </w:rPr>
+        <w:t xml:space="preserve">"REC"</w:t>
+      </w:r>
+      <w:r>
+        <w:rPr>
+          <w:rStyle w:val="NormalTok"/>
+        </w:rPr>
+        <w:t xml:space="preserve">),</w:t>
       </w:r>
       <w:r>
         <w:br/>
       </w:r>
       <w:r>
+        <w:rPr>
+          <w:rStyle w:val="NormalTok"/>
+        </w:rPr>
+        <w:t xml:space="preserve">  </w:t>
+      </w:r>
+      <w:r>
+        <w:rPr>
+          <w:rStyle w:val="StringTok"/>
+        </w:rPr>
+        <w:t xml:space="preserve">`</w:t>
+      </w:r>
+      <w:r>
+        <w:rPr>
+          <w:rStyle w:val="AttributeTok"/>
+        </w:rPr>
+        <w:t xml:space="preserve">Soil Type (WRB)</w:t>
+      </w:r>
+      <w:r>
+        <w:rPr>
+          <w:rStyle w:val="StringTok"/>
+        </w:rPr>
+        <w:t xml:space="preserve">`</w:t>
+      </w:r>
+      <w:r>
+        <w:rPr>
+          <w:rStyle w:val="NormalTok"/>
+        </w:rPr>
+        <w:t xml:space="preserve"> </w:t>
+      </w:r>
+      <w:r>
+        <w:rPr>
+          <w:rStyle w:val="OtherTok"/>
+        </w:rPr>
+        <w:t xml:space="preserve">=</w:t>
+      </w:r>
+      <w:r>
+        <w:rPr>
+          <w:rStyle w:val="NormalTok"/>
+        </w:rPr>
+        <w:t xml:space="preserve"> </w:t>
+      </w:r>
+      <w:r>
+        <w:rPr>
+          <w:rStyle w:val="FunctionTok"/>
+        </w:rPr>
+        <w:t xml:space="preserve">c</w:t>
+      </w:r>
+      <w:r>
+        <w:rPr>
+          <w:rStyle w:val="NormalTok"/>
+        </w:rPr>
+        <w:t xml:space="preserve">(</w:t>
+      </w:r>
+      <w:r>
+        <w:rPr>
+          <w:rStyle w:val="StringTok"/>
+        </w:rPr>
+        <w:t xml:space="preserve">"Calcaric Cambisol"</w:t>
+      </w:r>
+      <w:r>
+        <w:rPr>
+          <w:rStyle w:val="NormalTok"/>
+        </w:rPr>
+        <w:t xml:space="preserve">, </w:t>
+      </w:r>
+      <w:r>
+        <w:rPr>
+          <w:rStyle w:val="StringTok"/>
+        </w:rPr>
+        <w:t xml:space="preserve">"Eutric Fluvisol"</w:t>
+      </w:r>
+      <w:r>
+        <w:rPr>
+          <w:rStyle w:val="NormalTok"/>
+        </w:rPr>
+        <w:t xml:space="preserve">, </w:t>
+      </w:r>
+      <w:r>
+        <w:rPr>
+          <w:rStyle w:val="StringTok"/>
+        </w:rPr>
+        <w:t xml:space="preserve">"Eutric Cambisol"</w:t>
+      </w:r>
+      <w:r>
+        <w:rPr>
+          <w:rStyle w:val="NormalTok"/>
+        </w:rPr>
+        <w:t xml:space="preserve">, </w:t>
+      </w:r>
+      <w:r>
+        <w:rPr>
+          <w:rStyle w:val="StringTok"/>
+        </w:rPr>
+        <w:t xml:space="preserve">"Calcaric Fluvisol"</w:t>
+      </w:r>
+      <w:r>
+        <w:rPr>
+          <w:rStyle w:val="NormalTok"/>
+        </w:rPr>
+        <w:t xml:space="preserve">, </w:t>
+      </w:r>
+      <w:r>
+        <w:rPr>
+          <w:rStyle w:val="StringTok"/>
+        </w:rPr>
+        <w:t xml:space="preserve">"Gleyic-calc. Cambisol"</w:t>
+      </w:r>
+      <w:r>
+        <w:rPr>
+          <w:rStyle w:val="NormalTok"/>
+        </w:rPr>
+        <w:t xml:space="preserve">, </w:t>
+      </w:r>
+      <w:r>
+        <w:rPr>
+          <w:rStyle w:val="StringTok"/>
+        </w:rPr>
+        <w:t xml:space="preserve">"Eutric Gleysol"</w:t>
+      </w:r>
+      <w:r>
+        <w:rPr>
+          <w:rStyle w:val="NormalTok"/>
+        </w:rPr>
+        <w:t xml:space="preserve">),</w:t>
+      </w:r>
+      <w:r>
         <w:br/>
       </w:r>
       <w:r>
         <w:rPr>
           <w:rStyle w:val="NormalTok"/>
         </w:rPr>
-        <w:t xml:space="preserve">sites_df_corrected </w:t>
+        <w:t xml:space="preserve">  </w:t>
+      </w:r>
+      <w:r>
+        <w:rPr>
+          <w:rStyle w:val="StringTok"/>
+        </w:rPr>
+        <w:t xml:space="preserve">`</w:t>
+      </w:r>
+      <w:r>
+        <w:rPr>
+          <w:rStyle w:val="AttributeTok"/>
+        </w:rPr>
+        <w:t xml:space="preserve">Clay (%)</w:t>
+      </w:r>
+      <w:r>
+        <w:rPr>
+          <w:rStyle w:val="StringTok"/>
+        </w:rPr>
+        <w:t xml:space="preserve">`</w:t>
+      </w:r>
+      <w:r>
+        <w:rPr>
+          <w:rStyle w:val="NormalTok"/>
+        </w:rPr>
+        <w:t xml:space="preserve"> </w:t>
       </w:r>
       <w:r>
         <w:rPr>
           <w:rStyle w:val="OtherTok"/>
         </w:rPr>
-        <w:t xml:space="preserve">&lt;-</w:t>
+        <w:t xml:space="preserve">=</w:t>
       </w:r>
       <w:r>
         <w:rPr>
@@ -2243,7 +2513,7 @@
         <w:rPr>
           <w:rStyle w:val="FunctionTok"/>
         </w:rPr>
-        <w:t xml:space="preserve">data.frame</w:t>
+        <w:t xml:space="preserve">c</w:t>
       </w:r>
       <w:r>
         <w:rPr>
@@ -2252,6 +2522,78 @@
         <w:t xml:space="preserve">(</w:t>
       </w:r>
       <w:r>
+        <w:rPr>
+          <w:rStyle w:val="DecValTok"/>
+        </w:rPr>
+        <w:t xml:space="preserve">22</w:t>
+      </w:r>
+      <w:r>
+        <w:rPr>
+          <w:rStyle w:val="NormalTok"/>
+        </w:rPr>
+        <w:t xml:space="preserve">, </w:t>
+      </w:r>
+      <w:r>
+        <w:rPr>
+          <w:rStyle w:val="DecValTok"/>
+        </w:rPr>
+        <w:t xml:space="preserve">8</w:t>
+      </w:r>
+      <w:r>
+        <w:rPr>
+          <w:rStyle w:val="NormalTok"/>
+        </w:rPr>
+        <w:t xml:space="preserve">, </w:t>
+      </w:r>
+      <w:r>
+        <w:rPr>
+          <w:rStyle w:val="DecValTok"/>
+        </w:rPr>
+        <w:t xml:space="preserve">33</w:t>
+      </w:r>
+      <w:r>
+        <w:rPr>
+          <w:rStyle w:val="NormalTok"/>
+        </w:rPr>
+        <w:t xml:space="preserve">, </w:t>
+      </w:r>
+      <w:r>
+        <w:rPr>
+          <w:rStyle w:val="DecValTok"/>
+        </w:rPr>
+        <w:t xml:space="preserve">17</w:t>
+      </w:r>
+      <w:r>
+        <w:rPr>
+          <w:rStyle w:val="NormalTok"/>
+        </w:rPr>
+        <w:t xml:space="preserve">, </w:t>
+      </w:r>
+      <w:r>
+        <w:rPr>
+          <w:rStyle w:val="DecValTok"/>
+        </w:rPr>
+        <w:t xml:space="preserve">37</w:t>
+      </w:r>
+      <w:r>
+        <w:rPr>
+          <w:rStyle w:val="NormalTok"/>
+        </w:rPr>
+        <w:t xml:space="preserve">, </w:t>
+      </w:r>
+      <w:r>
+        <w:rPr>
+          <w:rStyle w:val="DecValTok"/>
+        </w:rPr>
+        <w:t xml:space="preserve">39</w:t>
+      </w:r>
+      <w:r>
+        <w:rPr>
+          <w:rStyle w:val="NormalTok"/>
+        </w:rPr>
+        <w:t xml:space="preserve">),</w:t>
+      </w:r>
+      <w:r>
         <w:br/>
       </w:r>
       <w:r>
@@ -2262,9 +2604,33 @@
       </w:r>
       <w:r>
         <w:rPr>
+          <w:rStyle w:val="StringTok"/>
+        </w:rPr>
+        <w:t xml:space="preserve">`</w:t>
+      </w:r>
+      <w:r>
+        <w:rPr>
           <w:rStyle w:val="AttributeTok"/>
         </w:rPr>
-        <w:t xml:space="preserve">Site =</w:t>
+        <w:t xml:space="preserve">Sand (%)</w:t>
+      </w:r>
+      <w:r>
+        <w:rPr>
+          <w:rStyle w:val="StringTok"/>
+        </w:rPr>
+        <w:t xml:space="preserve">`</w:t>
+      </w:r>
+      <w:r>
+        <w:rPr>
+          <w:rStyle w:val="NormalTok"/>
+        </w:rPr>
+        <w:t xml:space="preserve"> </w:t>
+      </w:r>
+      <w:r>
+        <w:rPr>
+          <w:rStyle w:val="OtherTok"/>
+        </w:rPr>
+        <w:t xml:space="preserve">=</w:t>
       </w:r>
       <w:r>
         <w:rPr>
@@ -2286,9 +2652,138 @@
       </w:r>
       <w:r>
         <w:rPr>
+          <w:rStyle w:val="DecValTok"/>
+        </w:rPr>
+        <w:t xml:space="preserve">48</w:t>
+      </w:r>
+      <w:r>
+        <w:rPr>
+          <w:rStyle w:val="NormalTok"/>
+        </w:rPr>
+        <w:t xml:space="preserve">, </w:t>
+      </w:r>
+      <w:r>
+        <w:rPr>
+          <w:rStyle w:val="DecValTok"/>
+        </w:rPr>
+        <w:t xml:space="preserve">40</w:t>
+      </w:r>
+      <w:r>
+        <w:rPr>
+          <w:rStyle w:val="NormalTok"/>
+        </w:rPr>
+        <w:t xml:space="preserve">, </w:t>
+      </w:r>
+      <w:r>
+        <w:rPr>
+          <w:rStyle w:val="DecValTok"/>
+        </w:rPr>
+        <w:t xml:space="preserve">31</w:t>
+      </w:r>
+      <w:r>
+        <w:rPr>
+          <w:rStyle w:val="NormalTok"/>
+        </w:rPr>
+        <w:t xml:space="preserve">, </w:t>
+      </w:r>
+      <w:r>
+        <w:rPr>
+          <w:rStyle w:val="DecValTok"/>
+        </w:rPr>
+        <w:t xml:space="preserve">34</w:t>
+      </w:r>
+      <w:r>
+        <w:rPr>
+          <w:rStyle w:val="NormalTok"/>
+        </w:rPr>
+        <w:t xml:space="preserve">, </w:t>
+      </w:r>
+      <w:r>
+        <w:rPr>
+          <w:rStyle w:val="DecValTok"/>
+        </w:rPr>
+        <w:t xml:space="preserve">32</w:t>
+      </w:r>
+      <w:r>
+        <w:rPr>
+          <w:rStyle w:val="NormalTok"/>
+        </w:rPr>
+        <w:t xml:space="preserve">, </w:t>
+      </w:r>
+      <w:r>
+        <w:rPr>
+          <w:rStyle w:val="DecValTok"/>
+        </w:rPr>
+        <w:t xml:space="preserve">25</w:t>
+      </w:r>
+      <w:r>
+        <w:rPr>
+          <w:rStyle w:val="NormalTok"/>
+        </w:rPr>
+        <w:t xml:space="preserve">),</w:t>
+      </w:r>
+      <w:r>
+        <w:br/>
+      </w:r>
+      <w:r>
+        <w:rPr>
+          <w:rStyle w:val="NormalTok"/>
+        </w:rPr>
+        <w:t xml:space="preserve">  </w:t>
+      </w:r>
+      <w:r>
+        <w:rPr>
           <w:rStyle w:val="StringTok"/>
         </w:rPr>
-        <w:t xml:space="preserve">"ALT"</w:t>
+        <w:t xml:space="preserve">`</w:t>
+      </w:r>
+      <w:r>
+        <w:rPr>
+          <w:rStyle w:val="AttributeTok"/>
+        </w:rPr>
+        <w:t xml:space="preserve">Organic C (g/kg)</w:t>
+      </w:r>
+      <w:r>
+        <w:rPr>
+          <w:rStyle w:val="StringTok"/>
+        </w:rPr>
+        <w:t xml:space="preserve">`</w:t>
+      </w:r>
+      <w:r>
+        <w:rPr>
+          <w:rStyle w:val="NormalTok"/>
+        </w:rPr>
+        <w:t xml:space="preserve"> </w:t>
+      </w:r>
+      <w:r>
+        <w:rPr>
+          <w:rStyle w:val="OtherTok"/>
+        </w:rPr>
+        <w:t xml:space="preserve">=</w:t>
+      </w:r>
+      <w:r>
+        <w:rPr>
+          <w:rStyle w:val="NormalTok"/>
+        </w:rPr>
+        <w:t xml:space="preserve"> </w:t>
+      </w:r>
+      <w:r>
+        <w:rPr>
+          <w:rStyle w:val="FunctionTok"/>
+        </w:rPr>
+        <w:t xml:space="preserve">c</w:t>
+      </w:r>
+      <w:r>
+        <w:rPr>
+          <w:rStyle w:val="NormalTok"/>
+        </w:rPr>
+        <w:t xml:space="preserve">(</w:t>
+      </w:r>
+      <w:r>
+        <w:rPr>
+          <w:rStyle w:val="DecValTok"/>
+        </w:rPr>
+        <w:t xml:space="preserve">21</w:t>
       </w:r>
       <w:r>
         <w:rPr>
@@ -2298,9 +2793,126 @@
       </w:r>
       <w:r>
         <w:rPr>
+          <w:rStyle w:val="DecValTok"/>
+        </w:rPr>
+        <w:t xml:space="preserve">14</w:t>
+      </w:r>
+      <w:r>
+        <w:rPr>
+          <w:rStyle w:val="NormalTok"/>
+        </w:rPr>
+        <w:t xml:space="preserve">, </w:t>
+      </w:r>
+      <w:r>
+        <w:rPr>
+          <w:rStyle w:val="DecValTok"/>
+        </w:rPr>
+        <w:t xml:space="preserve">23</w:t>
+      </w:r>
+      <w:r>
+        <w:rPr>
+          <w:rStyle w:val="NormalTok"/>
+        </w:rPr>
+        <w:t xml:space="preserve">, </w:t>
+      </w:r>
+      <w:r>
+        <w:rPr>
+          <w:rStyle w:val="DecValTok"/>
+        </w:rPr>
+        <w:t xml:space="preserve">16</w:t>
+      </w:r>
+      <w:r>
+        <w:rPr>
+          <w:rStyle w:val="NormalTok"/>
+        </w:rPr>
+        <w:t xml:space="preserve">, </w:t>
+      </w:r>
+      <w:r>
+        <w:rPr>
+          <w:rStyle w:val="DecValTok"/>
+        </w:rPr>
+        <w:t xml:space="preserve">24</w:t>
+      </w:r>
+      <w:r>
+        <w:rPr>
+          <w:rStyle w:val="NormalTok"/>
+        </w:rPr>
+        <w:t xml:space="preserve">, </w:t>
+      </w:r>
+      <w:r>
+        <w:rPr>
+          <w:rStyle w:val="DecValTok"/>
+        </w:rPr>
+        <w:t xml:space="preserve">27</w:t>
+      </w:r>
+      <w:r>
+        <w:rPr>
+          <w:rStyle w:val="NormalTok"/>
+        </w:rPr>
+        <w:t xml:space="preserve">),</w:t>
+      </w:r>
+      <w:r>
+        <w:br/>
+      </w:r>
+      <w:r>
+        <w:rPr>
+          <w:rStyle w:val="NormalTok"/>
+        </w:rPr>
+        <w:t xml:space="preserve">  </w:t>
+      </w:r>
+      <w:r>
+        <w:rPr>
           <w:rStyle w:val="StringTok"/>
         </w:rPr>
-        <w:t xml:space="preserve">"CAD"</w:t>
+        <w:t xml:space="preserve">`</w:t>
+      </w:r>
+      <w:r>
+        <w:rPr>
+          <w:rStyle w:val="AttributeTok"/>
+        </w:rPr>
+        <w:t xml:space="preserve">pH (H2O)</w:t>
+      </w:r>
+      <w:r>
+        <w:rPr>
+          <w:rStyle w:val="StringTok"/>
+        </w:rPr>
+        <w:t xml:space="preserve">`</w:t>
+      </w:r>
+      <w:r>
+        <w:rPr>
+          <w:rStyle w:val="NormalTok"/>
+        </w:rPr>
+        <w:t xml:space="preserve"> </w:t>
+      </w:r>
+      <w:r>
+        <w:rPr>
+          <w:rStyle w:val="OtherTok"/>
+        </w:rPr>
+        <w:t xml:space="preserve">=</w:t>
+      </w:r>
+      <w:r>
+        <w:rPr>
+          <w:rStyle w:val="NormalTok"/>
+        </w:rPr>
+        <w:t xml:space="preserve"> </w:t>
+      </w:r>
+      <w:r>
+        <w:rPr>
+          <w:rStyle w:val="FunctionTok"/>
+        </w:rPr>
+        <w:t xml:space="preserve">c</w:t>
+      </w:r>
+      <w:r>
+        <w:rPr>
+          <w:rStyle w:val="NormalTok"/>
+        </w:rPr>
+        <w:t xml:space="preserve">(</w:t>
+      </w:r>
+      <w:r>
+        <w:rPr>
+          <w:rStyle w:val="FloatTok"/>
+        </w:rPr>
+        <w:t xml:space="preserve">7.9</w:t>
       </w:r>
       <w:r>
         <w:rPr>
@@ -2310,9 +2922,9 @@
       </w:r>
       <w:r>
         <w:rPr>
-          <w:rStyle w:val="StringTok"/>
-        </w:rPr>
-        <w:t xml:space="preserve">"ELL"</w:t>
+          <w:rStyle w:val="FloatTok"/>
+        </w:rPr>
+        <w:t xml:space="preserve">6.3</w:t>
       </w:r>
       <w:r>
         <w:rPr>
@@ -2322,9 +2934,9 @@
       </w:r>
       <w:r>
         <w:rPr>
-          <w:rStyle w:val="StringTok"/>
-        </w:rPr>
-        <w:t xml:space="preserve">"GRA"</w:t>
+          <w:rStyle w:val="FloatTok"/>
+        </w:rPr>
+        <w:t xml:space="preserve">6.6</w:t>
       </w:r>
       <w:r>
         <w:rPr>
@@ -2334,9 +2946,9 @@
       </w:r>
       <w:r>
         <w:rPr>
-          <w:rStyle w:val="StringTok"/>
-        </w:rPr>
-        <w:t xml:space="preserve">"OEN"</w:t>
+          <w:rStyle w:val="FloatTok"/>
+        </w:rPr>
+        <w:t xml:space="preserve">8.3</w:t>
       </w:r>
       <w:r>
         <w:rPr>
@@ -2346,9 +2958,21 @@
       </w:r>
       <w:r>
         <w:rPr>
-          <w:rStyle w:val="StringTok"/>
-        </w:rPr>
-        <w:t xml:space="preserve">"REC"</w:t>
+          <w:rStyle w:val="FloatTok"/>
+        </w:rPr>
+        <w:t xml:space="preserve">7.1</w:t>
+      </w:r>
+      <w:r>
+        <w:rPr>
+          <w:rStyle w:val="NormalTok"/>
+        </w:rPr>
+        <w:t xml:space="preserve">, </w:t>
+      </w:r>
+      <w:r>
+        <w:rPr>
+          <w:rStyle w:val="FloatTok"/>
+        </w:rPr>
+        <w:t xml:space="preserve">7.4</w:t>
       </w:r>
       <w:r>
         <w:rPr>
@@ -2367,698 +2991,53 @@
       </w:r>
       <w:r>
         <w:rPr>
-          <w:rStyle w:val="StringTok"/>
-        </w:rPr>
-        <w:t xml:space="preserve">`</w:t>
-      </w:r>
-      <w:r>
-        <w:rPr>
           <w:rStyle w:val="AttributeTok"/>
         </w:rPr>
-        <w:t xml:space="preserve">Soil Type (WRB)</w:t>
-      </w:r>
-      <w:r>
-        <w:rPr>
-          <w:rStyle w:val="StringTok"/>
-        </w:rPr>
-        <w:t xml:space="preserve">`</w:t>
-      </w:r>
-      <w:r>
-        <w:rPr>
-          <w:rStyle w:val="NormalTok"/>
-        </w:rPr>
-        <w:t xml:space="preserve"> </w:t>
-      </w:r>
-      <w:r>
-        <w:rPr>
-          <w:rStyle w:val="OtherTok"/>
-        </w:rPr>
-        <w:t xml:space="preserve">=</w:t>
-      </w:r>
-      <w:r>
-        <w:rPr>
-          <w:rStyle w:val="NormalTok"/>
-        </w:rPr>
-        <w:t xml:space="preserve"> </w:t>
+        <w:t xml:space="preserve">check.names =</w:t>
+      </w:r>
+      <w:r>
+        <w:rPr>
+          <w:rStyle w:val="NormalTok"/>
+        </w:rPr>
+        <w:t xml:space="preserve"> </w:t>
+      </w:r>
+      <w:r>
+        <w:rPr>
+          <w:rStyle w:val="ConstantTok"/>
+        </w:rPr>
+        <w:t xml:space="preserve">FALSE</w:t>
+      </w:r>
+      <w:r>
+        <w:br/>
+      </w:r>
+      <w:r>
+        <w:rPr>
+          <w:rStyle w:val="NormalTok"/>
+        </w:rPr>
+        <w:t xml:space="preserve">)</w:t>
+      </w:r>
+      <w:r>
+        <w:br/>
+      </w:r>
+      <w:r>
+        <w:br/>
+      </w:r>
+      <w:r>
+        <w:rPr>
+          <w:rStyle w:val="NormalTok"/>
+        </w:rPr>
+        <w:t xml:space="preserve">knitr</w:t>
+      </w:r>
+      <w:r>
+        <w:rPr>
+          <w:rStyle w:val="SpecialCharTok"/>
+        </w:rPr>
+        <w:t xml:space="preserve">::</w:t>
       </w:r>
       <w:r>
         <w:rPr>
           <w:rStyle w:val="FunctionTok"/>
         </w:rPr>
-        <w:t xml:space="preserve">c</w:t>
-      </w:r>
-      <w:r>
-        <w:rPr>
-          <w:rStyle w:val="NormalTok"/>
-        </w:rPr>
-        <w:t xml:space="preserve">(</w:t>
-      </w:r>
-      <w:r>
-        <w:rPr>
-          <w:rStyle w:val="StringTok"/>
-        </w:rPr>
-        <w:t xml:space="preserve">"Calcaric Cambisol"</w:t>
-      </w:r>
-      <w:r>
-        <w:rPr>
-          <w:rStyle w:val="NormalTok"/>
-        </w:rPr>
-        <w:t xml:space="preserve">, </w:t>
-      </w:r>
-      <w:r>
-        <w:rPr>
-          <w:rStyle w:val="StringTok"/>
-        </w:rPr>
-        <w:t xml:space="preserve">"Eutric Fluvisol"</w:t>
-      </w:r>
-      <w:r>
-        <w:rPr>
-          <w:rStyle w:val="NormalTok"/>
-        </w:rPr>
-        <w:t xml:space="preserve">, </w:t>
-      </w:r>
-      <w:r>
-        <w:rPr>
-          <w:rStyle w:val="StringTok"/>
-        </w:rPr>
-        <w:t xml:space="preserve">"Eutric Cambisol"</w:t>
-      </w:r>
-      <w:r>
-        <w:rPr>
-          <w:rStyle w:val="NormalTok"/>
-        </w:rPr>
-        <w:t xml:space="preserve">, </w:t>
-      </w:r>
-      <w:r>
-        <w:rPr>
-          <w:rStyle w:val="StringTok"/>
-        </w:rPr>
-        <w:t xml:space="preserve">"Calcaric Fluvisol"</w:t>
-      </w:r>
-      <w:r>
-        <w:rPr>
-          <w:rStyle w:val="NormalTok"/>
-        </w:rPr>
-        <w:t xml:space="preserve">, </w:t>
-      </w:r>
-      <w:r>
-        <w:rPr>
-          <w:rStyle w:val="StringTok"/>
-        </w:rPr>
-        <w:t xml:space="preserve">"Gleyic-calc. Cambisol"</w:t>
-      </w:r>
-      <w:r>
-        <w:rPr>
-          <w:rStyle w:val="NormalTok"/>
-        </w:rPr>
-        <w:t xml:space="preserve">, </w:t>
-      </w:r>
-      <w:r>
-        <w:rPr>
-          <w:rStyle w:val="StringTok"/>
-        </w:rPr>
-        <w:t xml:space="preserve">"Eutric Gleysol"</w:t>
-      </w:r>
-      <w:r>
-        <w:rPr>
-          <w:rStyle w:val="NormalTok"/>
-        </w:rPr>
-        <w:t xml:space="preserve">),</w:t>
-      </w:r>
-      <w:r>
-        <w:br/>
-      </w:r>
-      <w:r>
-        <w:rPr>
-          <w:rStyle w:val="NormalTok"/>
-        </w:rPr>
-        <w:t xml:space="preserve">  </w:t>
-      </w:r>
-      <w:r>
-        <w:rPr>
-          <w:rStyle w:val="StringTok"/>
-        </w:rPr>
-        <w:t xml:space="preserve">`</w:t>
-      </w:r>
-      <w:r>
-        <w:rPr>
-          <w:rStyle w:val="AttributeTok"/>
-        </w:rPr>
-        <w:t xml:space="preserve">Clay (%)</w:t>
-      </w:r>
-      <w:r>
-        <w:rPr>
-          <w:rStyle w:val="StringTok"/>
-        </w:rPr>
-        <w:t xml:space="preserve">`</w:t>
-      </w:r>
-      <w:r>
-        <w:rPr>
-          <w:rStyle w:val="NormalTok"/>
-        </w:rPr>
-        <w:t xml:space="preserve"> </w:t>
-      </w:r>
-      <w:r>
-        <w:rPr>
-          <w:rStyle w:val="OtherTok"/>
-        </w:rPr>
-        <w:t xml:space="preserve">=</w:t>
-      </w:r>
-      <w:r>
-        <w:rPr>
-          <w:rStyle w:val="NormalTok"/>
-        </w:rPr>
-        <w:t xml:space="preserve"> </w:t>
-      </w:r>
-      <w:r>
-        <w:rPr>
-          <w:rStyle w:val="FunctionTok"/>
-        </w:rPr>
-        <w:t xml:space="preserve">c</w:t>
-      </w:r>
-      <w:r>
-        <w:rPr>
-          <w:rStyle w:val="NormalTok"/>
-        </w:rPr>
-        <w:t xml:space="preserve">(</w:t>
-      </w:r>
-      <w:r>
-        <w:rPr>
-          <w:rStyle w:val="DecValTok"/>
-        </w:rPr>
-        <w:t xml:space="preserve">22</w:t>
-      </w:r>
-      <w:r>
-        <w:rPr>
-          <w:rStyle w:val="NormalTok"/>
-        </w:rPr>
-        <w:t xml:space="preserve">, </w:t>
-      </w:r>
-      <w:r>
-        <w:rPr>
-          <w:rStyle w:val="DecValTok"/>
-        </w:rPr>
-        <w:t xml:space="preserve">8</w:t>
-      </w:r>
-      <w:r>
-        <w:rPr>
-          <w:rStyle w:val="NormalTok"/>
-        </w:rPr>
-        <w:t xml:space="preserve">, </w:t>
-      </w:r>
-      <w:r>
-        <w:rPr>
-          <w:rStyle w:val="DecValTok"/>
-        </w:rPr>
-        <w:t xml:space="preserve">33</w:t>
-      </w:r>
-      <w:r>
-        <w:rPr>
-          <w:rStyle w:val="NormalTok"/>
-        </w:rPr>
-        <w:t xml:space="preserve">, </w:t>
-      </w:r>
-      <w:r>
-        <w:rPr>
-          <w:rStyle w:val="DecValTok"/>
-        </w:rPr>
-        <w:t xml:space="preserve">17</w:t>
-      </w:r>
-      <w:r>
-        <w:rPr>
-          <w:rStyle w:val="NormalTok"/>
-        </w:rPr>
-        <w:t xml:space="preserve">, </w:t>
-      </w:r>
-      <w:r>
-        <w:rPr>
-          <w:rStyle w:val="DecValTok"/>
-        </w:rPr>
-        <w:t xml:space="preserve">37</w:t>
-      </w:r>
-      <w:r>
-        <w:rPr>
-          <w:rStyle w:val="NormalTok"/>
-        </w:rPr>
-        <w:t xml:space="preserve">, </w:t>
-      </w:r>
-      <w:r>
-        <w:rPr>
-          <w:rStyle w:val="DecValTok"/>
-        </w:rPr>
-        <w:t xml:space="preserve">39</w:t>
-      </w:r>
-      <w:r>
-        <w:rPr>
-          <w:rStyle w:val="NormalTok"/>
-        </w:rPr>
-        <w:t xml:space="preserve">),</w:t>
-      </w:r>
-      <w:r>
-        <w:br/>
-      </w:r>
-      <w:r>
-        <w:rPr>
-          <w:rStyle w:val="NormalTok"/>
-        </w:rPr>
-        <w:t xml:space="preserve">  </w:t>
-      </w:r>
-      <w:r>
-        <w:rPr>
-          <w:rStyle w:val="StringTok"/>
-        </w:rPr>
-        <w:t xml:space="preserve">`</w:t>
-      </w:r>
-      <w:r>
-        <w:rPr>
-          <w:rStyle w:val="AttributeTok"/>
-        </w:rPr>
-        <w:t xml:space="preserve">Sand (%)</w:t>
-      </w:r>
-      <w:r>
-        <w:rPr>
-          <w:rStyle w:val="StringTok"/>
-        </w:rPr>
-        <w:t xml:space="preserve">`</w:t>
-      </w:r>
-      <w:r>
-        <w:rPr>
-          <w:rStyle w:val="NormalTok"/>
-        </w:rPr>
-        <w:t xml:space="preserve"> </w:t>
-      </w:r>
-      <w:r>
-        <w:rPr>
-          <w:rStyle w:val="OtherTok"/>
-        </w:rPr>
-        <w:t xml:space="preserve">=</w:t>
-      </w:r>
-      <w:r>
-        <w:rPr>
-          <w:rStyle w:val="NormalTok"/>
-        </w:rPr>
-        <w:t xml:space="preserve"> </w:t>
-      </w:r>
-      <w:r>
-        <w:rPr>
-          <w:rStyle w:val="FunctionTok"/>
-        </w:rPr>
-        <w:t xml:space="preserve">c</w:t>
-      </w:r>
-      <w:r>
-        <w:rPr>
-          <w:rStyle w:val="NormalTok"/>
-        </w:rPr>
-        <w:t xml:space="preserve">(</w:t>
-      </w:r>
-      <w:r>
-        <w:rPr>
-          <w:rStyle w:val="DecValTok"/>
-        </w:rPr>
-        <w:t xml:space="preserve">48</w:t>
-      </w:r>
-      <w:r>
-        <w:rPr>
-          <w:rStyle w:val="NormalTok"/>
-        </w:rPr>
-        <w:t xml:space="preserve">, </w:t>
-      </w:r>
-      <w:r>
-        <w:rPr>
-          <w:rStyle w:val="DecValTok"/>
-        </w:rPr>
-        <w:t xml:space="preserve">40</w:t>
-      </w:r>
-      <w:r>
-        <w:rPr>
-          <w:rStyle w:val="NormalTok"/>
-        </w:rPr>
-        <w:t xml:space="preserve">, </w:t>
-      </w:r>
-      <w:r>
-        <w:rPr>
-          <w:rStyle w:val="DecValTok"/>
-        </w:rPr>
-        <w:t xml:space="preserve">31</w:t>
-      </w:r>
-      <w:r>
-        <w:rPr>
-          <w:rStyle w:val="NormalTok"/>
-        </w:rPr>
-        <w:t xml:space="preserve">, </w:t>
-      </w:r>
-      <w:r>
-        <w:rPr>
-          <w:rStyle w:val="DecValTok"/>
-        </w:rPr>
-        <w:t xml:space="preserve">34</w:t>
-      </w:r>
-      <w:r>
-        <w:rPr>
-          <w:rStyle w:val="NormalTok"/>
-        </w:rPr>
-        <w:t xml:space="preserve">, </w:t>
-      </w:r>
-      <w:r>
-        <w:rPr>
-          <w:rStyle w:val="DecValTok"/>
-        </w:rPr>
-        <w:t xml:space="preserve">32</w:t>
-      </w:r>
-      <w:r>
-        <w:rPr>
-          <w:rStyle w:val="NormalTok"/>
-        </w:rPr>
-        <w:t xml:space="preserve">, </w:t>
-      </w:r>
-      <w:r>
-        <w:rPr>
-          <w:rStyle w:val="DecValTok"/>
-        </w:rPr>
-        <w:t xml:space="preserve">25</w:t>
-      </w:r>
-      <w:r>
-        <w:rPr>
-          <w:rStyle w:val="NormalTok"/>
-        </w:rPr>
-        <w:t xml:space="preserve">),</w:t>
-      </w:r>
-      <w:r>
-        <w:br/>
-      </w:r>
-      <w:r>
-        <w:rPr>
-          <w:rStyle w:val="NormalTok"/>
-        </w:rPr>
-        <w:t xml:space="preserve">  </w:t>
-      </w:r>
-      <w:r>
-        <w:rPr>
-          <w:rStyle w:val="StringTok"/>
-        </w:rPr>
-        <w:t xml:space="preserve">`</w:t>
-      </w:r>
-      <w:r>
-        <w:rPr>
-          <w:rStyle w:val="AttributeTok"/>
-        </w:rPr>
-        <w:t xml:space="preserve">Organic C (g/kg)</w:t>
-      </w:r>
-      <w:r>
-        <w:rPr>
-          <w:rStyle w:val="StringTok"/>
-        </w:rPr>
-        <w:t xml:space="preserve">`</w:t>
-      </w:r>
-      <w:r>
-        <w:rPr>
-          <w:rStyle w:val="NormalTok"/>
-        </w:rPr>
-        <w:t xml:space="preserve"> </w:t>
-      </w:r>
-      <w:r>
-        <w:rPr>
-          <w:rStyle w:val="OtherTok"/>
-        </w:rPr>
-        <w:t xml:space="preserve">=</w:t>
-      </w:r>
-      <w:r>
-        <w:rPr>
-          <w:rStyle w:val="NormalTok"/>
-        </w:rPr>
-        <w:t xml:space="preserve"> </w:t>
-      </w:r>
-      <w:r>
-        <w:rPr>
-          <w:rStyle w:val="FunctionTok"/>
-        </w:rPr>
-        <w:t xml:space="preserve">c</w:t>
-      </w:r>
-      <w:r>
-        <w:rPr>
-          <w:rStyle w:val="NormalTok"/>
-        </w:rPr>
-        <w:t xml:space="preserve">(</w:t>
-      </w:r>
-      <w:r>
-        <w:rPr>
-          <w:rStyle w:val="DecValTok"/>
-        </w:rPr>
-        <w:t xml:space="preserve">21</w:t>
-      </w:r>
-      <w:r>
-        <w:rPr>
-          <w:rStyle w:val="NormalTok"/>
-        </w:rPr>
-        <w:t xml:space="preserve">, </w:t>
-      </w:r>
-      <w:r>
-        <w:rPr>
-          <w:rStyle w:val="DecValTok"/>
-        </w:rPr>
-        <w:t xml:space="preserve">14</w:t>
-      </w:r>
-      <w:r>
-        <w:rPr>
-          <w:rStyle w:val="NormalTok"/>
-        </w:rPr>
-        <w:t xml:space="preserve">, </w:t>
-      </w:r>
-      <w:r>
-        <w:rPr>
-          <w:rStyle w:val="DecValTok"/>
-        </w:rPr>
-        <w:t xml:space="preserve">23</w:t>
-      </w:r>
-      <w:r>
-        <w:rPr>
-          <w:rStyle w:val="NormalTok"/>
-        </w:rPr>
-        <w:t xml:space="preserve">, </w:t>
-      </w:r>
-      <w:r>
-        <w:rPr>
-          <w:rStyle w:val="DecValTok"/>
-        </w:rPr>
-        <w:t xml:space="preserve">16</w:t>
-      </w:r>
-      <w:r>
-        <w:rPr>
-          <w:rStyle w:val="NormalTok"/>
-        </w:rPr>
-        <w:t xml:space="preserve">, </w:t>
-      </w:r>
-      <w:r>
-        <w:rPr>
-          <w:rStyle w:val="DecValTok"/>
-        </w:rPr>
-        <w:t xml:space="preserve">24</w:t>
-      </w:r>
-      <w:r>
-        <w:rPr>
-          <w:rStyle w:val="NormalTok"/>
-        </w:rPr>
-        <w:t xml:space="preserve">, </w:t>
-      </w:r>
-      <w:r>
-        <w:rPr>
-          <w:rStyle w:val="DecValTok"/>
-        </w:rPr>
-        <w:t xml:space="preserve">27</w:t>
-      </w:r>
-      <w:r>
-        <w:rPr>
-          <w:rStyle w:val="NormalTok"/>
-        </w:rPr>
-        <w:t xml:space="preserve">),</w:t>
-      </w:r>
-      <w:r>
-        <w:br/>
-      </w:r>
-      <w:r>
-        <w:rPr>
-          <w:rStyle w:val="NormalTok"/>
-        </w:rPr>
-        <w:t xml:space="preserve">  </w:t>
-      </w:r>
-      <w:r>
-        <w:rPr>
-          <w:rStyle w:val="StringTok"/>
-        </w:rPr>
-        <w:t xml:space="preserve">`</w:t>
-      </w:r>
-      <w:r>
-        <w:rPr>
-          <w:rStyle w:val="AttributeTok"/>
-        </w:rPr>
-        <w:t xml:space="preserve">pH (H2O)</w:t>
-      </w:r>
-      <w:r>
-        <w:rPr>
-          <w:rStyle w:val="StringTok"/>
-        </w:rPr>
-        <w:t xml:space="preserve">`</w:t>
-      </w:r>
-      <w:r>
-        <w:rPr>
-          <w:rStyle w:val="NormalTok"/>
-        </w:rPr>
-        <w:t xml:space="preserve"> </w:t>
-      </w:r>
-      <w:r>
-        <w:rPr>
-          <w:rStyle w:val="OtherTok"/>
-        </w:rPr>
-        <w:t xml:space="preserve">=</w:t>
-      </w:r>
-      <w:r>
-        <w:rPr>
-          <w:rStyle w:val="NormalTok"/>
-        </w:rPr>
-        <w:t xml:space="preserve"> </w:t>
-      </w:r>
-      <w:r>
-        <w:rPr>
-          <w:rStyle w:val="FunctionTok"/>
-        </w:rPr>
-        <w:t xml:space="preserve">c</w:t>
-      </w:r>
-      <w:r>
-        <w:rPr>
-          <w:rStyle w:val="NormalTok"/>
-        </w:rPr>
-        <w:t xml:space="preserve">(</w:t>
-      </w:r>
-      <w:r>
-        <w:rPr>
-          <w:rStyle w:val="FloatTok"/>
-        </w:rPr>
-        <w:t xml:space="preserve">7.9</w:t>
-      </w:r>
-      <w:r>
-        <w:rPr>
-          <w:rStyle w:val="NormalTok"/>
-        </w:rPr>
-        <w:t xml:space="preserve">, </w:t>
-      </w:r>
-      <w:r>
-        <w:rPr>
-          <w:rStyle w:val="FloatTok"/>
-        </w:rPr>
-        <w:t xml:space="preserve">6.3</w:t>
-      </w:r>
-      <w:r>
-        <w:rPr>
-          <w:rStyle w:val="NormalTok"/>
-        </w:rPr>
-        <w:t xml:space="preserve">, </w:t>
-      </w:r>
-      <w:r>
-        <w:rPr>
-          <w:rStyle w:val="FloatTok"/>
-        </w:rPr>
-        <w:t xml:space="preserve">6.6</w:t>
-      </w:r>
-      <w:r>
-        <w:rPr>
-          <w:rStyle w:val="NormalTok"/>
-        </w:rPr>
-        <w:t xml:space="preserve">, </w:t>
-      </w:r>
-      <w:r>
-        <w:rPr>
-          <w:rStyle w:val="FloatTok"/>
-        </w:rPr>
-        <w:t xml:space="preserve">8.3</w:t>
-      </w:r>
-      <w:r>
-        <w:rPr>
-          <w:rStyle w:val="NormalTok"/>
-        </w:rPr>
-        <w:t xml:space="preserve">, </w:t>
-      </w:r>
-      <w:r>
-        <w:rPr>
-          <w:rStyle w:val="FloatTok"/>
-        </w:rPr>
-        <w:t xml:space="preserve">7.1</w:t>
-      </w:r>
-      <w:r>
-        <w:rPr>
-          <w:rStyle w:val="NormalTok"/>
-        </w:rPr>
-        <w:t xml:space="preserve">, </w:t>
-      </w:r>
-      <w:r>
-        <w:rPr>
-          <w:rStyle w:val="FloatTok"/>
-        </w:rPr>
-        <w:t xml:space="preserve">7.4</w:t>
-      </w:r>
-      <w:r>
-        <w:rPr>
-          <w:rStyle w:val="NormalTok"/>
-        </w:rPr>
-        <w:t xml:space="preserve">),</w:t>
-      </w:r>
-      <w:r>
-        <w:br/>
-      </w:r>
-      <w:r>
-        <w:rPr>
-          <w:rStyle w:val="NormalTok"/>
-        </w:rPr>
-        <w:t xml:space="preserve">  </w:t>
-      </w:r>
-      <w:r>
-        <w:rPr>
-          <w:rStyle w:val="AttributeTok"/>
-        </w:rPr>
-        <w:t xml:space="preserve">check.names =</w:t>
-      </w:r>
-      <w:r>
-        <w:rPr>
-          <w:rStyle w:val="NormalTok"/>
-        </w:rPr>
-        <w:t xml:space="preserve"> </w:t>
-      </w:r>
-      <w:r>
-        <w:rPr>
-          <w:rStyle w:val="ConstantTok"/>
-        </w:rPr>
-        <w:t xml:space="preserve">FALSE</w:t>
-      </w:r>
-      <w:r>
-        <w:br/>
-      </w:r>
-      <w:r>
-        <w:rPr>
-          <w:rStyle w:val="NormalTok"/>
-        </w:rPr>
-        <w:t xml:space="preserve">)</w:t>
-      </w:r>
-      <w:r>
-        <w:br/>
-      </w:r>
-      <w:r>
-        <w:br/>
-      </w:r>
-      <w:r>
-        <w:rPr>
-          <w:rStyle w:val="NormalTok"/>
-        </w:rPr>
-        <w:t xml:space="preserve">knitr</w:t>
-      </w:r>
-      <w:r>
-        <w:rPr>
-          <w:rStyle w:val="SpecialCharTok"/>
-        </w:rPr>
-        <w:t xml:space="preserve">::</w:t>
-      </w:r>
-      <w:r>
-        <w:rPr>
-          <w:rStyle w:val="FunctionTok"/>
-        </w:rPr>
         <w:t xml:space="preserve">kable</w:t>
       </w:r>
       <w:r>
@@ -3066,6 +3045,635 @@
           <w:rStyle w:val="NormalTok"/>
         </w:rPr>
         <w:t xml:space="preserve">(sites_df_corrected)</w:t>
+      </w:r>
+    </w:p>
+    <w:tbl>
+      <w:tblPr>
+        <w:tblStyle w:val="Table"/>
+        <w:tblW w:type="pct" w:w="5000"/>
+        <w:tblLayout w:type="fixed"/>
+        <w:tblLook w:firstRow="0" w:lastRow="0" w:firstColumn="0" w:lastColumn="0" w:noHBand="0" w:noVBand="0" w:val="0000"/>
+      </w:tblPr>
+      <w:tblGrid>
+        <w:gridCol w:w="7920"/>
+      </w:tblGrid>
+      <w:tr>
+        <w:tc>
+          <w:tcPr/>
+          <w:bookmarkStart w:id="16" w:name="tbl-sites-corrected"/>
+          <w:p>
+            <w:pPr>
+              <w:jc w:val="center"/>
+            </w:pPr>
+            <w:pPr>
+              <w:jc w:val="left"/>
+              <w:spacing w:before="200"/>
+              <w:pStyle w:val="ImageCaption"/>
+            </w:pPr>
+            <w:r>
+              <w:t xml:space="preserve">Table 1: Soil characteristics of the six long-term experimental sites. Data adapted from Hirte et al. (2021).</w:t>
+            </w:r>
+          </w:p>
+          <w:tbl>
+            <w:tblPr>
+              <w:tblStyle w:val="Table"/>
+              <w:tblW w:type="pct" w:w="5000"/>
+              <w:tblLayout w:type="fixed"/>
+              <w:tblLook w:firstRow="1" w:lastRow="0" w:firstColumn="0" w:lastColumn="0" w:noHBand="0" w:noVBand="0" w:val="0020"/>
+            </w:tblPr>
+            <w:tblGrid>
+              <w:gridCol w:w="557"/>
+              <w:gridCol w:w="2454"/>
+              <w:gridCol w:w="1003"/>
+              <w:gridCol w:w="1003"/>
+              <w:gridCol w:w="1896"/>
+              <w:gridCol w:w="1003"/>
+            </w:tblGrid>
+            <w:tr>
+              <w:trPr>
+                <w:tblHeader w:val="on"/>
+              </w:trPr>
+              <w:tc>
+                <w:tcPr/>
+                <w:p>
+                  <w:pPr>
+                    <w:pStyle w:val="Compact"/>
+                    <w:jc w:val="left"/>
+                    <w:jc w:val="center"/>
+                  </w:pPr>
+                  <w:r>
+                    <w:t xml:space="preserve">Site</w:t>
+                  </w:r>
+                </w:p>
+              </w:tc>
+              <w:tc>
+                <w:tcPr/>
+                <w:p>
+                  <w:pPr>
+                    <w:pStyle w:val="Compact"/>
+                    <w:jc w:val="left"/>
+                    <w:jc w:val="center"/>
+                  </w:pPr>
+                  <w:r>
+                    <w:t xml:space="preserve">Soil Type (WRB)</w:t>
+                  </w:r>
+                </w:p>
+              </w:tc>
+              <w:tc>
+                <w:tcPr/>
+                <w:p>
+                  <w:pPr>
+                    <w:pStyle w:val="Compact"/>
+                    <w:jc w:val="right"/>
+                    <w:jc w:val="center"/>
+                  </w:pPr>
+                  <w:r>
+                    <w:t xml:space="preserve">Clay (%)</w:t>
+                  </w:r>
+                </w:p>
+              </w:tc>
+              <w:tc>
+                <w:tcPr/>
+                <w:p>
+                  <w:pPr>
+                    <w:pStyle w:val="Compact"/>
+                    <w:jc w:val="right"/>
+                    <w:jc w:val="center"/>
+                  </w:pPr>
+                  <w:r>
+                    <w:t xml:space="preserve">Sand (%)</w:t>
+                  </w:r>
+                </w:p>
+              </w:tc>
+              <w:tc>
+                <w:tcPr/>
+                <w:p>
+                  <w:pPr>
+                    <w:pStyle w:val="Compact"/>
+                    <w:jc w:val="right"/>
+                    <w:jc w:val="center"/>
+                  </w:pPr>
+                  <w:r>
+                    <w:t xml:space="preserve">Organic C (g/kg)</w:t>
+                  </w:r>
+                </w:p>
+              </w:tc>
+              <w:tc>
+                <w:tcPr/>
+                <w:p>
+                  <w:pPr>
+                    <w:pStyle w:val="Compact"/>
+                    <w:jc w:val="right"/>
+                    <w:jc w:val="center"/>
+                  </w:pPr>
+                  <w:r>
+                    <w:t xml:space="preserve">pH (H2O)</w:t>
+                  </w:r>
+                </w:p>
+              </w:tc>
+            </w:tr>
+            <w:tr>
+              <w:tc>
+                <w:tcPr/>
+                <w:p>
+                  <w:pPr>
+                    <w:pStyle w:val="Compact"/>
+                    <w:jc w:val="left"/>
+                    <w:jc w:val="center"/>
+                  </w:pPr>
+                  <w:r>
+                    <w:t xml:space="preserve">ALT</w:t>
+                  </w:r>
+                </w:p>
+              </w:tc>
+              <w:tc>
+                <w:tcPr/>
+                <w:p>
+                  <w:pPr>
+                    <w:pStyle w:val="Compact"/>
+                    <w:jc w:val="left"/>
+                    <w:jc w:val="center"/>
+                  </w:pPr>
+                  <w:r>
+                    <w:t xml:space="preserve">Calcaric Cambisol</w:t>
+                  </w:r>
+                </w:p>
+              </w:tc>
+              <w:tc>
+                <w:tcPr/>
+                <w:p>
+                  <w:pPr>
+                    <w:pStyle w:val="Compact"/>
+                    <w:jc w:val="right"/>
+                    <w:jc w:val="center"/>
+                  </w:pPr>
+                  <w:r>
+                    <w:t xml:space="preserve">22</w:t>
+                  </w:r>
+                </w:p>
+              </w:tc>
+              <w:tc>
+                <w:tcPr/>
+                <w:p>
+                  <w:pPr>
+                    <w:pStyle w:val="Compact"/>
+                    <w:jc w:val="right"/>
+                    <w:jc w:val="center"/>
+                  </w:pPr>
+                  <w:r>
+                    <w:t xml:space="preserve">48</w:t>
+                  </w:r>
+                </w:p>
+              </w:tc>
+              <w:tc>
+                <w:tcPr/>
+                <w:p>
+                  <w:pPr>
+                    <w:pStyle w:val="Compact"/>
+                    <w:jc w:val="right"/>
+                    <w:jc w:val="center"/>
+                  </w:pPr>
+                  <w:r>
+                    <w:t xml:space="preserve">21</w:t>
+                  </w:r>
+                </w:p>
+              </w:tc>
+              <w:tc>
+                <w:tcPr/>
+                <w:p>
+                  <w:pPr>
+                    <w:pStyle w:val="Compact"/>
+                    <w:jc w:val="right"/>
+                    <w:jc w:val="center"/>
+                  </w:pPr>
+                  <w:r>
+                    <w:t xml:space="preserve">7.9</w:t>
+                  </w:r>
+                </w:p>
+              </w:tc>
+            </w:tr>
+            <w:tr>
+              <w:tc>
+                <w:tcPr/>
+                <w:p>
+                  <w:pPr>
+                    <w:pStyle w:val="Compact"/>
+                    <w:jc w:val="left"/>
+                    <w:jc w:val="center"/>
+                  </w:pPr>
+                  <w:r>
+                    <w:t xml:space="preserve">CAD</w:t>
+                  </w:r>
+                </w:p>
+              </w:tc>
+              <w:tc>
+                <w:tcPr/>
+                <w:p>
+                  <w:pPr>
+                    <w:pStyle w:val="Compact"/>
+                    <w:jc w:val="left"/>
+                    <w:jc w:val="center"/>
+                  </w:pPr>
+                  <w:r>
+                    <w:t xml:space="preserve">Eutric Fluvisol</w:t>
+                  </w:r>
+                </w:p>
+              </w:tc>
+              <w:tc>
+                <w:tcPr/>
+                <w:p>
+                  <w:pPr>
+                    <w:pStyle w:val="Compact"/>
+                    <w:jc w:val="right"/>
+                    <w:jc w:val="center"/>
+                  </w:pPr>
+                  <w:r>
+                    <w:t xml:space="preserve">8</w:t>
+                  </w:r>
+                </w:p>
+              </w:tc>
+              <w:tc>
+                <w:tcPr/>
+                <w:p>
+                  <w:pPr>
+                    <w:pStyle w:val="Compact"/>
+                    <w:jc w:val="right"/>
+                    <w:jc w:val="center"/>
+                  </w:pPr>
+                  <w:r>
+                    <w:t xml:space="preserve">40</w:t>
+                  </w:r>
+                </w:p>
+              </w:tc>
+              <w:tc>
+                <w:tcPr/>
+                <w:p>
+                  <w:pPr>
+                    <w:pStyle w:val="Compact"/>
+                    <w:jc w:val="right"/>
+                    <w:jc w:val="center"/>
+                  </w:pPr>
+                  <w:r>
+                    <w:t xml:space="preserve">14</w:t>
+                  </w:r>
+                </w:p>
+              </w:tc>
+              <w:tc>
+                <w:tcPr/>
+                <w:p>
+                  <w:pPr>
+                    <w:pStyle w:val="Compact"/>
+                    <w:jc w:val="right"/>
+                    <w:jc w:val="center"/>
+                  </w:pPr>
+                  <w:r>
+                    <w:t xml:space="preserve">6.3</w:t>
+                  </w:r>
+                </w:p>
+              </w:tc>
+            </w:tr>
+            <w:tr>
+              <w:tc>
+                <w:tcPr/>
+                <w:p>
+                  <w:pPr>
+                    <w:pStyle w:val="Compact"/>
+                    <w:jc w:val="left"/>
+                    <w:jc w:val="center"/>
+                  </w:pPr>
+                  <w:r>
+                    <w:t xml:space="preserve">ELL</w:t>
+                  </w:r>
+                </w:p>
+              </w:tc>
+              <w:tc>
+                <w:tcPr/>
+                <w:p>
+                  <w:pPr>
+                    <w:pStyle w:val="Compact"/>
+                    <w:jc w:val="left"/>
+                    <w:jc w:val="center"/>
+                  </w:pPr>
+                  <w:r>
+                    <w:t xml:space="preserve">Eutric Cambisol</w:t>
+                  </w:r>
+                </w:p>
+              </w:tc>
+              <w:tc>
+                <w:tcPr/>
+                <w:p>
+                  <w:pPr>
+                    <w:pStyle w:val="Compact"/>
+                    <w:jc w:val="right"/>
+                    <w:jc w:val="center"/>
+                  </w:pPr>
+                  <w:r>
+                    <w:t xml:space="preserve">33</w:t>
+                  </w:r>
+                </w:p>
+              </w:tc>
+              <w:tc>
+                <w:tcPr/>
+                <w:p>
+                  <w:pPr>
+                    <w:pStyle w:val="Compact"/>
+                    <w:jc w:val="right"/>
+                    <w:jc w:val="center"/>
+                  </w:pPr>
+                  <w:r>
+                    <w:t xml:space="preserve">31</w:t>
+                  </w:r>
+                </w:p>
+              </w:tc>
+              <w:tc>
+                <w:tcPr/>
+                <w:p>
+                  <w:pPr>
+                    <w:pStyle w:val="Compact"/>
+                    <w:jc w:val="right"/>
+                    <w:jc w:val="center"/>
+                  </w:pPr>
+                  <w:r>
+                    <w:t xml:space="preserve">23</w:t>
+                  </w:r>
+                </w:p>
+              </w:tc>
+              <w:tc>
+                <w:tcPr/>
+                <w:p>
+                  <w:pPr>
+                    <w:pStyle w:val="Compact"/>
+                    <w:jc w:val="right"/>
+                    <w:jc w:val="center"/>
+                  </w:pPr>
+                  <w:r>
+                    <w:t xml:space="preserve">6.6</w:t>
+                  </w:r>
+                </w:p>
+              </w:tc>
+            </w:tr>
+            <w:tr>
+              <w:tc>
+                <w:tcPr/>
+                <w:p>
+                  <w:pPr>
+                    <w:pStyle w:val="Compact"/>
+                    <w:jc w:val="left"/>
+                    <w:jc w:val="center"/>
+                  </w:pPr>
+                  <w:r>
+                    <w:t xml:space="preserve">GRA</w:t>
+                  </w:r>
+                </w:p>
+              </w:tc>
+              <w:tc>
+                <w:tcPr/>
+                <w:p>
+                  <w:pPr>
+                    <w:pStyle w:val="Compact"/>
+                    <w:jc w:val="left"/>
+                    <w:jc w:val="center"/>
+                  </w:pPr>
+                  <w:r>
+                    <w:t xml:space="preserve">Calcaric Fluvisol</w:t>
+                  </w:r>
+                </w:p>
+              </w:tc>
+              <w:tc>
+                <w:tcPr/>
+                <w:p>
+                  <w:pPr>
+                    <w:pStyle w:val="Compact"/>
+                    <w:jc w:val="right"/>
+                    <w:jc w:val="center"/>
+                  </w:pPr>
+                  <w:r>
+                    <w:t xml:space="preserve">17</w:t>
+                  </w:r>
+                </w:p>
+              </w:tc>
+              <w:tc>
+                <w:tcPr/>
+                <w:p>
+                  <w:pPr>
+                    <w:pStyle w:val="Compact"/>
+                    <w:jc w:val="right"/>
+                    <w:jc w:val="center"/>
+                  </w:pPr>
+                  <w:r>
+                    <w:t xml:space="preserve">34</w:t>
+                  </w:r>
+                </w:p>
+              </w:tc>
+              <w:tc>
+                <w:tcPr/>
+                <w:p>
+                  <w:pPr>
+                    <w:pStyle w:val="Compact"/>
+                    <w:jc w:val="right"/>
+                    <w:jc w:val="center"/>
+                  </w:pPr>
+                  <w:r>
+                    <w:t xml:space="preserve">16</w:t>
+                  </w:r>
+                </w:p>
+              </w:tc>
+              <w:tc>
+                <w:tcPr/>
+                <w:p>
+                  <w:pPr>
+                    <w:pStyle w:val="Compact"/>
+                    <w:jc w:val="right"/>
+                    <w:jc w:val="center"/>
+                  </w:pPr>
+                  <w:r>
+                    <w:t xml:space="preserve">8.3</w:t>
+                  </w:r>
+                </w:p>
+              </w:tc>
+            </w:tr>
+            <w:tr>
+              <w:tc>
+                <w:tcPr/>
+                <w:p>
+                  <w:pPr>
+                    <w:pStyle w:val="Compact"/>
+                    <w:jc w:val="left"/>
+                    <w:jc w:val="center"/>
+                  </w:pPr>
+                  <w:r>
+                    <w:t xml:space="preserve">OEN</w:t>
+                  </w:r>
+                </w:p>
+              </w:tc>
+              <w:tc>
+                <w:tcPr/>
+                <w:p>
+                  <w:pPr>
+                    <w:pStyle w:val="Compact"/>
+                    <w:jc w:val="left"/>
+                    <w:jc w:val="center"/>
+                  </w:pPr>
+                  <w:r>
+                    <w:t xml:space="preserve">Gleyic-calc. Cambisol</w:t>
+                  </w:r>
+                </w:p>
+              </w:tc>
+              <w:tc>
+                <w:tcPr/>
+                <w:p>
+                  <w:pPr>
+                    <w:pStyle w:val="Compact"/>
+                    <w:jc w:val="right"/>
+                    <w:jc w:val="center"/>
+                  </w:pPr>
+                  <w:r>
+                    <w:t xml:space="preserve">37</w:t>
+                  </w:r>
+                </w:p>
+              </w:tc>
+              <w:tc>
+                <w:tcPr/>
+                <w:p>
+                  <w:pPr>
+                    <w:pStyle w:val="Compact"/>
+                    <w:jc w:val="right"/>
+                    <w:jc w:val="center"/>
+                  </w:pPr>
+                  <w:r>
+                    <w:t xml:space="preserve">32</w:t>
+                  </w:r>
+                </w:p>
+              </w:tc>
+              <w:tc>
+                <w:tcPr/>
+                <w:p>
+                  <w:pPr>
+                    <w:pStyle w:val="Compact"/>
+                    <w:jc w:val="right"/>
+                    <w:jc w:val="center"/>
+                  </w:pPr>
+                  <w:r>
+                    <w:t xml:space="preserve">24</w:t>
+                  </w:r>
+                </w:p>
+              </w:tc>
+              <w:tc>
+                <w:tcPr/>
+                <w:p>
+                  <w:pPr>
+                    <w:pStyle w:val="Compact"/>
+                    <w:jc w:val="right"/>
+                    <w:jc w:val="center"/>
+                  </w:pPr>
+                  <w:r>
+                    <w:t xml:space="preserve">7.1</w:t>
+                  </w:r>
+                </w:p>
+              </w:tc>
+            </w:tr>
+            <w:tr>
+              <w:tc>
+                <w:tcPr/>
+                <w:p>
+                  <w:pPr>
+                    <w:pStyle w:val="Compact"/>
+                    <w:jc w:val="left"/>
+                    <w:jc w:val="center"/>
+                  </w:pPr>
+                  <w:r>
+                    <w:t xml:space="preserve">REC</w:t>
+                  </w:r>
+                </w:p>
+              </w:tc>
+              <w:tc>
+                <w:tcPr/>
+                <w:p>
+                  <w:pPr>
+                    <w:pStyle w:val="Compact"/>
+                    <w:jc w:val="left"/>
+                    <w:jc w:val="center"/>
+                  </w:pPr>
+                  <w:r>
+                    <w:t xml:space="preserve">Eutric Gleysol</w:t>
+                  </w:r>
+                </w:p>
+              </w:tc>
+              <w:tc>
+                <w:tcPr/>
+                <w:p>
+                  <w:pPr>
+                    <w:pStyle w:val="Compact"/>
+                    <w:jc w:val="right"/>
+                    <w:jc w:val="center"/>
+                  </w:pPr>
+                  <w:r>
+                    <w:t xml:space="preserve">39</w:t>
+                  </w:r>
+                </w:p>
+              </w:tc>
+              <w:tc>
+                <w:tcPr/>
+                <w:p>
+                  <w:pPr>
+                    <w:pStyle w:val="Compact"/>
+                    <w:jc w:val="right"/>
+                    <w:jc w:val="center"/>
+                  </w:pPr>
+                  <w:r>
+                    <w:t xml:space="preserve">25</w:t>
+                  </w:r>
+                </w:p>
+              </w:tc>
+              <w:tc>
+                <w:tcPr/>
+                <w:p>
+                  <w:pPr>
+                    <w:pStyle w:val="Compact"/>
+                    <w:jc w:val="right"/>
+                    <w:jc w:val="center"/>
+                  </w:pPr>
+                  <w:r>
+                    <w:t xml:space="preserve">27</w:t>
+                  </w:r>
+                </w:p>
+              </w:tc>
+              <w:tc>
+                <w:tcPr/>
+                <w:p>
+                  <w:pPr>
+                    <w:pStyle w:val="Compact"/>
+                    <w:jc w:val="right"/>
+                    <w:jc w:val="center"/>
+                  </w:pPr>
+                  <w:r>
+                    <w:t xml:space="preserve">7.4</w:t>
+                  </w:r>
+                </w:p>
+              </w:tc>
+            </w:tr>
+          </w:tbl>
+          <w:bookmarkEnd w:id="16"/>
+          <w:p/>
+        </w:tc>
+      </w:tr>
+    </w:tbl>
+    <w:p>
+      <w:pPr>
+        <w:pStyle w:val="BodyText"/>
+      </w:pPr>
+      <w:r>
+        <w:t xml:space="preserve">Soil samples for this thesis were collected in the year 2022 from the topsoil layer (0-20 cm).</w:t>
+      </w:r>
+    </w:p>
+    <w:bookmarkEnd w:id="17"/>
+    <w:bookmarkStart w:id="20" w:name="sec-phosphorus-desorption-kinetics"/>
+    <w:p>
+      <w:pPr>
+        <w:pStyle w:val="Heading2"/>
+      </w:pPr>
+      <w:r>
+        <w:t xml:space="preserve">2.3 Phosphorus Desorption Kinetics and Thermodynamics</w:t>
       </w:r>
     </w:p>
     <w:p>
@@ -3073,37 +3681,19 @@
         <w:pStyle w:val="FirstParagraph"/>
       </w:pPr>
       <w:r>
-        <w:t xml:space="preserve">Soil samples for this thesis were collected in the year 2022 from the topsoil layer (0-20 cm).</w:t>
+        <w:t xml:space="preserve">The laboratory extraction of phosphorus was based on the sequential kinetic principles established by</w:t>
+      </w:r>
+      <w:r>
+        <w:t xml:space="preserve"> </w:t>
+      </w:r>
+      <w:r>
+        <w:t xml:space="preserve">Flossmann &amp; Richter (1982)</w:t>
+      </w:r>
+      <w:r>
+        <w:t xml:space="preserve">, subsequently modified to capture high-resolution temporal kinetics and corrected to reflect true thermodynamic activity.</w:t>
       </w:r>
     </w:p>
-    <w:bookmarkEnd w:id="16"/>
-    <w:bookmarkStart w:id="19" w:name="sec-phosphorus-desorption-kinetics"/>
-    <w:p>
-      <w:pPr>
-        <w:pStyle w:val="Heading2"/>
-      </w:pPr>
-      <w:r>
-        <w:t xml:space="preserve">2.3 Phosphorus Desorption Kinetics and Thermodynamics</w:t>
-      </w:r>
-    </w:p>
-    <w:p>
-      <w:pPr>
-        <w:pStyle w:val="FirstParagraph"/>
-      </w:pPr>
-      <w:r>
-        <w:t xml:space="preserve">The laboratory extraction of phosphorus was based on the sequential kinetic principles established by</w:t>
-      </w:r>
-      <w:r>
-        <w:t xml:space="preserve"> </w:t>
-      </w:r>
-      <w:r>
-        <w:t xml:space="preserve">Flossmann &amp; Richter (1982)</w:t>
-      </w:r>
-      <w:r>
-        <w:t xml:space="preserve">, subsequently modified to capture high-resolution temporal kinetics and corrected to reflect true thermodynamic activity.</w:t>
-      </w:r>
-    </w:p>
-    <w:bookmarkStart w:id="17" w:name="Xbd6c1e5704c75ae9a98b5e8f17a138b0c980a04"/>
+    <w:bookmarkStart w:id="18" w:name="Xbd6c1e5704c75ae9a98b5e8f17a138b0c980a04"/>
     <w:p>
       <w:pPr>
         <w:pStyle w:val="Heading3"/>
@@ -3203,8 +3793,8 @@
         <w:t xml:space="preserve">.</w:t>
       </w:r>
     </w:p>
-    <w:bookmarkEnd w:id="17"/>
-    <w:bookmarkStart w:id="18" w:name="sec-thermodynamic-correction"/>
+    <w:bookmarkEnd w:id="18"/>
+    <w:bookmarkStart w:id="19" w:name="sec-thermodynamic-correction"/>
     <w:p>
       <w:pPr>
         <w:pStyle w:val="Heading3"/>
@@ -3682,9 +4272,9 @@
         <w:t xml:space="preserve">) metric.</w:t>
       </w:r>
     </w:p>
-    <w:bookmarkEnd w:id="18"/>
     <w:bookmarkEnd w:id="19"/>
-    <w:bookmarkStart w:id="25" w:name="sec-statistical-analysis"/>
+    <w:bookmarkEnd w:id="20"/>
+    <w:bookmarkStart w:id="27" w:name="sec-statistical-analysis"/>
     <w:p>
       <w:pPr>
         <w:pStyle w:val="Heading2"/>
@@ -3782,7 +4372,7 @@
         <w:t xml:space="preserve">for partial differential equation solving.</w:t>
       </w:r>
     </w:p>
-    <w:bookmarkStart w:id="20" w:name="X66c8e447a19c304ef14b8d97356eebce6eb189a"/>
+    <w:bookmarkStart w:id="21" w:name="X66c8e447a19c304ef14b8d97356eebce6eb189a"/>
     <w:p>
       <w:pPr>
         <w:pStyle w:val="Heading3"/>
@@ -4200,8 +4790,8 @@
         </m:oMath>
       </m:oMathPara>
     </w:p>
-    <w:bookmarkEnd w:id="20"/>
-    <w:bookmarkStart w:id="21" w:name="X1cf47a909557ed9ebde43d137cb1950c10fa0a6"/>
+    <w:bookmarkEnd w:id="21"/>
+    <w:bookmarkStart w:id="22" w:name="X1cf47a909557ed9ebde43d137cb1950c10fa0a6"/>
     <w:p>
       <w:pPr>
         <w:pStyle w:val="Heading3"/>
@@ -4615,8 +5205,8 @@
         </m:oMath>
       </m:oMathPara>
     </w:p>
-    <w:bookmarkEnd w:id="21"/>
-    <w:bookmarkStart w:id="22" w:name="X1fad81012fcba959795e5efc9d9880b48046764"/>
+    <w:bookmarkEnd w:id="22"/>
+    <w:bookmarkStart w:id="23" w:name="X1fad81012fcba959795e5efc9d9880b48046764"/>
     <w:p>
       <w:pPr>
         <w:pStyle w:val="Heading3"/>
@@ -4790,8 +5380,8 @@
         <w:t xml:space="preserve">, providing a highly stable metric representing the percentage of the crop’s long-term biological potential achieved.</w:t>
       </w:r>
     </w:p>
-    <w:bookmarkEnd w:id="22"/>
-    <w:bookmarkStart w:id="23" w:name="X58542cabf128eedeee182ac79d5f1c7c4f09633"/>
+    <w:bookmarkEnd w:id="23"/>
+    <w:bookmarkStart w:id="25" w:name="X58542cabf128eedeee182ac79d5f1c7c4f09633"/>
     <w:p>
       <w:pPr>
         <w:pStyle w:val="Heading3"/>
@@ -4995,36 +5585,243 @@
       </w:pPr>
       <w:r>
         <w:rPr>
-          <w:rStyle w:val="CommentTok"/>
-        </w:rPr>
-        <w:t xml:space="preserve">#| label: tbl-variables-updated</w:t>
+          <w:rStyle w:val="NormalTok"/>
+        </w:rPr>
+        <w:t xml:space="preserve">variables_df </w:t>
+      </w:r>
+      <w:r>
+        <w:rPr>
+          <w:rStyle w:val="OtherTok"/>
+        </w:rPr>
+        <w:t xml:space="preserve">&lt;-</w:t>
+      </w:r>
+      <w:r>
+        <w:rPr>
+          <w:rStyle w:val="NormalTok"/>
+        </w:rPr>
+        <w:t xml:space="preserve"> </w:t>
+      </w:r>
+      <w:r>
+        <w:rPr>
+          <w:rStyle w:val="FunctionTok"/>
+        </w:rPr>
+        <w:t xml:space="preserve">data.frame</w:t>
+      </w:r>
+      <w:r>
+        <w:rPr>
+          <w:rStyle w:val="NormalTok"/>
+        </w:rPr>
+        <w:t xml:space="preserve">(</w:t>
       </w:r>
       <w:r>
         <w:br/>
       </w:r>
       <w:r>
         <w:rPr>
-          <w:rStyle w:val="CommentTok"/>
-        </w:rPr>
-        <w:t xml:space="preserve">#| tbl-cap: "Description of key variables used in the thermodynamic and agronomic models."</w:t>
+          <w:rStyle w:val="NormalTok"/>
+        </w:rPr>
+        <w:t xml:space="preserve">  </w:t>
+      </w:r>
+      <w:r>
+        <w:rPr>
+          <w:rStyle w:val="AttributeTok"/>
+        </w:rPr>
+        <w:t xml:space="preserve">Abbreviation =</w:t>
+      </w:r>
+      <w:r>
+        <w:rPr>
+          <w:rStyle w:val="NormalTok"/>
+        </w:rPr>
+        <w:t xml:space="preserve"> </w:t>
+      </w:r>
+      <w:r>
+        <w:rPr>
+          <w:rStyle w:val="FunctionTok"/>
+        </w:rPr>
+        <w:t xml:space="preserve">c</w:t>
+      </w:r>
+      <w:r>
+        <w:rPr>
+          <w:rStyle w:val="NormalTok"/>
+        </w:rPr>
+        <w:t xml:space="preserve">(</w:t>
+      </w:r>
+      <w:r>
+        <w:rPr>
+          <w:rStyle w:val="StringTok"/>
+        </w:rPr>
+        <w:t xml:space="preserve">"$Y_{rel</w:t>
+      </w:r>
+      <w:r>
+        <w:rPr>
+          <w:rStyle w:val="SpecialCharTok"/>
+        </w:rPr>
+        <w:t xml:space="preserve">\\</w:t>
+      </w:r>
+      <w:r>
+        <w:rPr>
+          <w:rStyle w:val="StringTok"/>
+        </w:rPr>
+        <w:t xml:space="preserve">_hist}$"</w:t>
+      </w:r>
+      <w:r>
+        <w:rPr>
+          <w:rStyle w:val="NormalTok"/>
+        </w:rPr>
+        <w:t xml:space="preserve">, </w:t>
+      </w:r>
+      <w:r>
+        <w:rPr>
+          <w:rStyle w:val="StringTok"/>
+        </w:rPr>
+        <w:t xml:space="preserve">"$Uptake_{rel}$"</w:t>
+      </w:r>
+      <w:r>
+        <w:rPr>
+          <w:rStyle w:val="NormalTok"/>
+        </w:rPr>
+        <w:t xml:space="preserve">, </w:t>
+      </w:r>
+      <w:r>
+        <w:rPr>
+          <w:rStyle w:val="StringTok"/>
+        </w:rPr>
+        <w:t xml:space="preserve">"$P_{bal}$"</w:t>
+      </w:r>
+      <w:r>
+        <w:rPr>
+          <w:rStyle w:val="NormalTok"/>
+        </w:rPr>
+        <w:t xml:space="preserve">, </w:t>
       </w:r>
       <w:r>
         <w:br/>
       </w:r>
       <w:r>
+        <w:rPr>
+          <w:rStyle w:val="NormalTok"/>
+        </w:rPr>
+        <w:t xml:space="preserve">                   </w:t>
+      </w:r>
+      <w:r>
+        <w:rPr>
+          <w:rStyle w:val="StringTok"/>
+        </w:rPr>
+        <w:t xml:space="preserve">"$k$"</w:t>
+      </w:r>
+      <w:r>
+        <w:rPr>
+          <w:rStyle w:val="NormalTok"/>
+        </w:rPr>
+        <w:t xml:space="preserve">, </w:t>
+      </w:r>
+      <w:r>
+        <w:rPr>
+          <w:rStyle w:val="StringTok"/>
+        </w:rPr>
+        <w:t xml:space="preserve">"$a_{max}$"</w:t>
+      </w:r>
+      <w:r>
+        <w:rPr>
+          <w:rStyle w:val="NormalTok"/>
+        </w:rPr>
+        <w:t xml:space="preserve">, </w:t>
+      </w:r>
+      <w:r>
+        <w:rPr>
+          <w:rStyle w:val="StringTok"/>
+        </w:rPr>
+        <w:t xml:space="preserve">"$J_0$"</w:t>
+      </w:r>
+      <w:r>
+        <w:rPr>
+          <w:rStyle w:val="NormalTok"/>
+        </w:rPr>
+        <w:t xml:space="preserve">, </w:t>
+      </w:r>
+      <w:r>
         <w:br/>
       </w:r>
       <w:r>
         <w:rPr>
           <w:rStyle w:val="NormalTok"/>
         </w:rPr>
-        <w:t xml:space="preserve">variables_df </w:t>
+        <w:t xml:space="preserve">                   </w:t>
+      </w:r>
+      <w:r>
+        <w:rPr>
+          <w:rStyle w:val="StringTok"/>
+        </w:rPr>
+        <w:t xml:space="preserve">"$P_{AAE10}$"</w:t>
+      </w:r>
+      <w:r>
+        <w:rPr>
+          <w:rStyle w:val="NormalTok"/>
+        </w:rPr>
+        <w:t xml:space="preserve">, </w:t>
+      </w:r>
+      <w:r>
+        <w:rPr>
+          <w:rStyle w:val="StringTok"/>
+        </w:rPr>
+        <w:t xml:space="preserve">"$</w:t>
+      </w:r>
+      <w:r>
+        <w:rPr>
+          <w:rStyle w:val="SpecialCharTok"/>
+        </w:rPr>
+        <w:t xml:space="preserve">\\</w:t>
+      </w:r>
+      <w:r>
+        <w:rPr>
+          <w:rStyle w:val="StringTok"/>
+        </w:rPr>
+        <w:t xml:space="preserve">text{PBC}$"</w:t>
+      </w:r>
+      <w:r>
+        <w:rPr>
+          <w:rStyle w:val="NormalTok"/>
+        </w:rPr>
+        <w:t xml:space="preserve">),</w:t>
+      </w:r>
+      <w:r>
+        <w:br/>
+      </w:r>
+      <w:r>
+        <w:rPr>
+          <w:rStyle w:val="NormalTok"/>
+        </w:rPr>
+        <w:t xml:space="preserve">  </w:t>
+      </w:r>
+      <w:r>
+        <w:rPr>
+          <w:rStyle w:val="StringTok"/>
+        </w:rPr>
+        <w:t xml:space="preserve">`</w:t>
+      </w:r>
+      <w:r>
+        <w:rPr>
+          <w:rStyle w:val="AttributeTok"/>
+        </w:rPr>
+        <w:t xml:space="preserve">Variable</w:t>
+      </w:r>
+      <w:r>
+        <w:rPr>
+          <w:rStyle w:val="StringTok"/>
+        </w:rPr>
+        <w:t xml:space="preserve">`</w:t>
+      </w:r>
+      <w:r>
+        <w:rPr>
+          <w:rStyle w:val="NormalTok"/>
+        </w:rPr>
+        <w:t xml:space="preserve"> </w:t>
       </w:r>
       <w:r>
         <w:rPr>
           <w:rStyle w:val="OtherTok"/>
         </w:rPr>
-        <w:t xml:space="preserve">&lt;-</w:t>
+        <w:t xml:space="preserve">=</w:t>
       </w:r>
       <w:r>
         <w:rPr>
@@ -5036,7 +5833,7 @@
         <w:rPr>
           <w:rStyle w:val="FunctionTok"/>
         </w:rPr>
-        <w:t xml:space="preserve">data.frame</w:t>
+        <w:t xml:space="preserve">c</w:t>
       </w:r>
       <w:r>
         <w:rPr>
@@ -5045,19 +5842,133 @@
         <w:t xml:space="preserve">(</w:t>
       </w:r>
       <w:r>
+        <w:rPr>
+          <w:rStyle w:val="StringTok"/>
+        </w:rPr>
+        <w:t xml:space="preserve">"Relative Yield (Historic)"</w:t>
+      </w:r>
+      <w:r>
+        <w:rPr>
+          <w:rStyle w:val="NormalTok"/>
+        </w:rPr>
+        <w:t xml:space="preserve">, </w:t>
+      </w:r>
+      <w:r>
+        <w:rPr>
+          <w:rStyle w:val="StringTok"/>
+        </w:rPr>
+        <w:t xml:space="preserve">"Relative P Uptake"</w:t>
+      </w:r>
+      <w:r>
+        <w:rPr>
+          <w:rStyle w:val="NormalTok"/>
+        </w:rPr>
+        <w:t xml:space="preserve">, </w:t>
+      </w:r>
+      <w:r>
+        <w:rPr>
+          <w:rStyle w:val="StringTok"/>
+        </w:rPr>
+        <w:t xml:space="preserve">"Cumulative P Balance"</w:t>
+      </w:r>
+      <w:r>
+        <w:rPr>
+          <w:rStyle w:val="NormalTok"/>
+        </w:rPr>
+        <w:t xml:space="preserve">, </w:t>
+      </w:r>
+      <w:r>
         <w:br/>
       </w:r>
       <w:r>
         <w:rPr>
           <w:rStyle w:val="NormalTok"/>
         </w:rPr>
+        <w:t xml:space="preserve">                 </w:t>
+      </w:r>
+      <w:r>
+        <w:rPr>
+          <w:rStyle w:val="StringTok"/>
+        </w:rPr>
+        <w:t xml:space="preserve">"Rate Constant"</w:t>
+      </w:r>
+      <w:r>
+        <w:rPr>
+          <w:rStyle w:val="NormalTok"/>
+        </w:rPr>
+        <w:t xml:space="preserve">, </w:t>
+      </w:r>
+      <w:r>
+        <w:rPr>
+          <w:rStyle w:val="StringTok"/>
+        </w:rPr>
+        <w:t xml:space="preserve">"Maximum Activity (Intensity)"</w:t>
+      </w:r>
+      <w:r>
+        <w:rPr>
+          <w:rStyle w:val="NormalTok"/>
+        </w:rPr>
+        <w:t xml:space="preserve">, </w:t>
+      </w:r>
+      <w:r>
+        <w:rPr>
+          <w:rStyle w:val="StringTok"/>
+        </w:rPr>
+        <w:t xml:space="preserve">"Activity Flux"</w:t>
+      </w:r>
+      <w:r>
+        <w:rPr>
+          <w:rStyle w:val="NormalTok"/>
+        </w:rPr>
+        <w:t xml:space="preserve">, </w:t>
+      </w:r>
+      <w:r>
+        <w:br/>
+      </w:r>
+      <w:r>
+        <w:rPr>
+          <w:rStyle w:val="NormalTok"/>
+        </w:rPr>
+        <w:t xml:space="preserve">                 </w:t>
+      </w:r>
+      <w:r>
+        <w:rPr>
+          <w:rStyle w:val="StringTok"/>
+        </w:rPr>
+        <w:t xml:space="preserve">"Standard Mass (Quantity)"</w:t>
+      </w:r>
+      <w:r>
+        <w:rPr>
+          <w:rStyle w:val="NormalTok"/>
+        </w:rPr>
+        <w:t xml:space="preserve">, </w:t>
+      </w:r>
+      <w:r>
+        <w:rPr>
+          <w:rStyle w:val="StringTok"/>
+        </w:rPr>
+        <w:t xml:space="preserve">"Phosphorus Buffering Capacity"</w:t>
+      </w:r>
+      <w:r>
+        <w:rPr>
+          <w:rStyle w:val="NormalTok"/>
+        </w:rPr>
+        <w:t xml:space="preserve">),</w:t>
+      </w:r>
+      <w:r>
+        <w:br/>
+      </w:r>
+      <w:r>
+        <w:rPr>
+          <w:rStyle w:val="NormalTok"/>
+        </w:rPr>
         <w:t xml:space="preserve">  </w:t>
       </w:r>
       <w:r>
         <w:rPr>
           <w:rStyle w:val="AttributeTok"/>
         </w:rPr>
-        <w:t xml:space="preserve">Abbreviation =</w:t>
+        <w:t xml:space="preserve">Unit =</w:t>
       </w:r>
       <w:r>
         <w:rPr>
@@ -5081,7 +5992,268 @@
         <w:rPr>
           <w:rStyle w:val="StringTok"/>
         </w:rPr>
-        <w:t xml:space="preserve">"$Y_{rel</w:t>
+        <w:t xml:space="preserve">"unitless"</w:t>
+      </w:r>
+      <w:r>
+        <w:rPr>
+          <w:rStyle w:val="NormalTok"/>
+        </w:rPr>
+        <w:t xml:space="preserve">, </w:t>
+      </w:r>
+      <w:r>
+        <w:rPr>
+          <w:rStyle w:val="StringTok"/>
+        </w:rPr>
+        <w:t xml:space="preserve">"unitless"</w:t>
+      </w:r>
+      <w:r>
+        <w:rPr>
+          <w:rStyle w:val="NormalTok"/>
+        </w:rPr>
+        <w:t xml:space="preserve">, </w:t>
+      </w:r>
+      <w:r>
+        <w:rPr>
+          <w:rStyle w:val="StringTok"/>
+        </w:rPr>
+        <w:t xml:space="preserve">"kg P ha⁻¹"</w:t>
+      </w:r>
+      <w:r>
+        <w:rPr>
+          <w:rStyle w:val="NormalTok"/>
+        </w:rPr>
+        <w:t xml:space="preserve">, </w:t>
+      </w:r>
+      <w:r>
+        <w:br/>
+      </w:r>
+      <w:r>
+        <w:rPr>
+          <w:rStyle w:val="NormalTok"/>
+        </w:rPr>
+        <w:t xml:space="preserve">           </w:t>
+      </w:r>
+      <w:r>
+        <w:rPr>
+          <w:rStyle w:val="StringTok"/>
+        </w:rPr>
+        <w:t xml:space="preserve">"min⁻¹"</w:t>
+      </w:r>
+      <w:r>
+        <w:rPr>
+          <w:rStyle w:val="NormalTok"/>
+        </w:rPr>
+        <w:t xml:space="preserve">, </w:t>
+      </w:r>
+      <w:r>
+        <w:rPr>
+          <w:rStyle w:val="StringTok"/>
+        </w:rPr>
+        <w:t xml:space="preserve">"µM"</w:t>
+      </w:r>
+      <w:r>
+        <w:rPr>
+          <w:rStyle w:val="NormalTok"/>
+        </w:rPr>
+        <w:t xml:space="preserve">, </w:t>
+      </w:r>
+      <w:r>
+        <w:rPr>
+          <w:rStyle w:val="StringTok"/>
+        </w:rPr>
+        <w:t xml:space="preserve">"µM min⁻¹"</w:t>
+      </w:r>
+      <w:r>
+        <w:rPr>
+          <w:rStyle w:val="NormalTok"/>
+        </w:rPr>
+        <w:t xml:space="preserve">, </w:t>
+      </w:r>
+      <w:r>
+        <w:br/>
+      </w:r>
+      <w:r>
+        <w:rPr>
+          <w:rStyle w:val="NormalTok"/>
+        </w:rPr>
+        <w:t xml:space="preserve">           </w:t>
+      </w:r>
+      <w:r>
+        <w:rPr>
+          <w:rStyle w:val="StringTok"/>
+        </w:rPr>
+        <w:t xml:space="preserve">"mg P kg⁻¹"</w:t>
+      </w:r>
+      <w:r>
+        <w:rPr>
+          <w:rStyle w:val="NormalTok"/>
+        </w:rPr>
+        <w:t xml:space="preserve">, </w:t>
+      </w:r>
+      <w:r>
+        <w:rPr>
+          <w:rStyle w:val="StringTok"/>
+        </w:rPr>
+        <w:t xml:space="preserve">"mg kg⁻¹ µM⁻¹"</w:t>
+      </w:r>
+      <w:r>
+        <w:rPr>
+          <w:rStyle w:val="NormalTok"/>
+        </w:rPr>
+        <w:t xml:space="preserve">),</w:t>
+      </w:r>
+      <w:r>
+        <w:br/>
+      </w:r>
+      <w:r>
+        <w:rPr>
+          <w:rStyle w:val="NormalTok"/>
+        </w:rPr>
+        <w:t xml:space="preserve">  </w:t>
+      </w:r>
+      <w:r>
+        <w:rPr>
+          <w:rStyle w:val="AttributeTok"/>
+        </w:rPr>
+        <w:t xml:space="preserve">Description =</w:t>
+      </w:r>
+      <w:r>
+        <w:rPr>
+          <w:rStyle w:val="NormalTok"/>
+        </w:rPr>
+        <w:t xml:space="preserve"> </w:t>
+      </w:r>
+      <w:r>
+        <w:rPr>
+          <w:rStyle w:val="FunctionTok"/>
+        </w:rPr>
+        <w:t xml:space="preserve">c</w:t>
+      </w:r>
+      <w:r>
+        <w:rPr>
+          <w:rStyle w:val="NormalTok"/>
+        </w:rPr>
+        <w:t xml:space="preserve">(</w:t>
+      </w:r>
+      <w:r>
+        <w:br/>
+      </w:r>
+      <w:r>
+        <w:rPr>
+          <w:rStyle w:val="NormalTok"/>
+        </w:rPr>
+        <w:t xml:space="preserve">    </w:t>
+      </w:r>
+      <w:r>
+        <w:rPr>
+          <w:rStyle w:val="StringTok"/>
+        </w:rPr>
+        <w:t xml:space="preserve">"Plot yield normalized by the site/crop-specific 95th percentile of historical well-fertilized yields."</w:t>
+      </w:r>
+      <w:r>
+        <w:rPr>
+          <w:rStyle w:val="NormalTok"/>
+        </w:rPr>
+        <w:t xml:space="preserve">,</w:t>
+      </w:r>
+      <w:r>
+        <w:br/>
+      </w:r>
+      <w:r>
+        <w:rPr>
+          <w:rStyle w:val="NormalTok"/>
+        </w:rPr>
+        <w:t xml:space="preserve">    </w:t>
+      </w:r>
+      <w:r>
+        <w:rPr>
+          <w:rStyle w:val="StringTok"/>
+        </w:rPr>
+        <w:t xml:space="preserve">"Plot P-uptake normalized by historical maximum uptake for the specific site and crop."</w:t>
+      </w:r>
+      <w:r>
+        <w:rPr>
+          <w:rStyle w:val="NormalTok"/>
+        </w:rPr>
+        <w:t xml:space="preserve">,</w:t>
+      </w:r>
+      <w:r>
+        <w:br/>
+      </w:r>
+      <w:r>
+        <w:rPr>
+          <w:rStyle w:val="NormalTok"/>
+        </w:rPr>
+        <w:t xml:space="preserve">    </w:t>
+      </w:r>
+      <w:r>
+        <w:rPr>
+          <w:rStyle w:val="StringTok"/>
+        </w:rPr>
+        <w:t xml:space="preserve">"Long-term net P budget (inputs minus outputs)."</w:t>
+      </w:r>
+      <w:r>
+        <w:rPr>
+          <w:rStyle w:val="NormalTok"/>
+        </w:rPr>
+        <w:t xml:space="preserve">,</w:t>
+      </w:r>
+      <w:r>
+        <w:br/>
+      </w:r>
+      <w:r>
+        <w:rPr>
+          <w:rStyle w:val="NormalTok"/>
+        </w:rPr>
+        <w:t xml:space="preserve">    </w:t>
+      </w:r>
+      <w:r>
+        <w:rPr>
+          <w:rStyle w:val="StringTok"/>
+        </w:rPr>
+        <w:t xml:space="preserve">"First-order rate constant of P desorption."</w:t>
+      </w:r>
+      <w:r>
+        <w:rPr>
+          <w:rStyle w:val="NormalTok"/>
+        </w:rPr>
+        <w:t xml:space="preserve">,</w:t>
+      </w:r>
+      <w:r>
+        <w:br/>
+      </w:r>
+      <w:r>
+        <w:rPr>
+          <w:rStyle w:val="NormalTok"/>
+        </w:rPr>
+        <w:t xml:space="preserve">    </w:t>
+      </w:r>
+      <w:r>
+        <w:rPr>
+          <w:rStyle w:val="StringTok"/>
+        </w:rPr>
+        <w:t xml:space="preserve">"Davies-corrected thermodynamic activity asymptote of the water-desorbable P pool."</w:t>
+      </w:r>
+      <w:r>
+        <w:rPr>
+          <w:rStyle w:val="NormalTok"/>
+        </w:rPr>
+        <w:t xml:space="preserve">,</w:t>
+      </w:r>
+      <w:r>
+        <w:br/>
+      </w:r>
+      <w:r>
+        <w:rPr>
+          <w:rStyle w:val="NormalTok"/>
+        </w:rPr>
+        <w:t xml:space="preserve">    </w:t>
+      </w:r>
+      <w:r>
+        <w:rPr>
+          <w:rStyle w:val="StringTok"/>
+        </w:rPr>
+        <w:t xml:space="preserve">"Initial thermodynamic supply rate, calculated as $k </w:t>
       </w:r>
       <w:r>
         <w:rPr>
@@ -5093,37 +6265,49 @@
         <w:rPr>
           <w:rStyle w:val="StringTok"/>
         </w:rPr>
-        <w:t xml:space="preserve">_hist}$"</w:t>
-      </w:r>
-      <w:r>
-        <w:rPr>
-          <w:rStyle w:val="NormalTok"/>
-        </w:rPr>
-        <w:t xml:space="preserve">, </w:t>
+        <w:t xml:space="preserve">times a_{max}$."</w:t>
+      </w:r>
+      <w:r>
+        <w:rPr>
+          <w:rStyle w:val="NormalTok"/>
+        </w:rPr>
+        <w:t xml:space="preserve">,</w:t>
+      </w:r>
+      <w:r>
+        <w:br/>
+      </w:r>
+      <w:r>
+        <w:rPr>
+          <w:rStyle w:val="NormalTok"/>
+        </w:rPr>
+        <w:t xml:space="preserve">    </w:t>
       </w:r>
       <w:r>
         <w:rPr>
           <w:rStyle w:val="StringTok"/>
         </w:rPr>
-        <w:t xml:space="preserve">"$Uptake_{rel}$"</w:t>
-      </w:r>
-      <w:r>
-        <w:rPr>
-          <w:rStyle w:val="NormalTok"/>
-        </w:rPr>
-        <w:t xml:space="preserve">, </w:t>
+        <w:t xml:space="preserve">"Physical mass of extractable P (AAE10 method), acting as the Q-factor."</w:t>
+      </w:r>
+      <w:r>
+        <w:rPr>
+          <w:rStyle w:val="NormalTok"/>
+        </w:rPr>
+        <w:t xml:space="preserve">,</w:t>
+      </w:r>
+      <w:r>
+        <w:br/>
+      </w:r>
+      <w:r>
+        <w:rPr>
+          <w:rStyle w:val="NormalTok"/>
+        </w:rPr>
+        <w:t xml:space="preserve">    </w:t>
       </w:r>
       <w:r>
         <w:rPr>
           <w:rStyle w:val="StringTok"/>
         </w:rPr>
-        <w:t xml:space="preserve">"$P_{bal}$"</w:t>
-      </w:r>
-      <w:r>
-        <w:rPr>
-          <w:rStyle w:val="NormalTok"/>
-        </w:rPr>
-        <w:t xml:space="preserve">, </w:t>
+        <w:t xml:space="preserve">"The mathematical derivative ($dQ/dI$) of the site-specific Freundlich isotherm."</w:t>
       </w:r>
       <w:r>
         <w:br/>
@@ -5132,43 +6316,7 @@
         <w:rPr>
           <w:rStyle w:val="NormalTok"/>
         </w:rPr>
-        <w:t xml:space="preserve">                   </w:t>
-      </w:r>
-      <w:r>
-        <w:rPr>
-          <w:rStyle w:val="StringTok"/>
-        </w:rPr>
-        <w:t xml:space="preserve">"$k$"</w:t>
-      </w:r>
-      <w:r>
-        <w:rPr>
-          <w:rStyle w:val="NormalTok"/>
-        </w:rPr>
-        <w:t xml:space="preserve">, </w:t>
-      </w:r>
-      <w:r>
-        <w:rPr>
-          <w:rStyle w:val="StringTok"/>
-        </w:rPr>
-        <w:t xml:space="preserve">"$a_{max}$"</w:t>
-      </w:r>
-      <w:r>
-        <w:rPr>
-          <w:rStyle w:val="NormalTok"/>
-        </w:rPr>
-        <w:t xml:space="preserve">, </w:t>
-      </w:r>
-      <w:r>
-        <w:rPr>
-          <w:rStyle w:val="StringTok"/>
-        </w:rPr>
-        <w:t xml:space="preserve">"$J_0$"</w:t>
-      </w:r>
-      <w:r>
-        <w:rPr>
-          <w:rStyle w:val="NormalTok"/>
-        </w:rPr>
-        <w:t xml:space="preserve">, </w:t>
+        <w:t xml:space="preserve">  )</w:t>
       </w:r>
       <w:r>
         <w:br/>
@@ -5177,609 +6325,30 @@
         <w:rPr>
           <w:rStyle w:val="NormalTok"/>
         </w:rPr>
-        <w:t xml:space="preserve">                   </w:t>
-      </w:r>
-      <w:r>
-        <w:rPr>
-          <w:rStyle w:val="StringTok"/>
-        </w:rPr>
-        <w:t xml:space="preserve">"$P_{AAE10}$"</w:t>
-      </w:r>
-      <w:r>
-        <w:rPr>
-          <w:rStyle w:val="NormalTok"/>
-        </w:rPr>
-        <w:t xml:space="preserve">, </w:t>
-      </w:r>
-      <w:r>
-        <w:rPr>
-          <w:rStyle w:val="StringTok"/>
-        </w:rPr>
-        <w:t xml:space="preserve">"$</w:t>
+        <w:t xml:space="preserve">)</w:t>
+      </w:r>
+      <w:r>
+        <w:br/>
+      </w:r>
+      <w:r>
+        <w:br/>
+      </w:r>
+      <w:r>
+        <w:rPr>
+          <w:rStyle w:val="NormalTok"/>
+        </w:rPr>
+        <w:t xml:space="preserve">knitr</w:t>
       </w:r>
       <w:r>
         <w:rPr>
           <w:rStyle w:val="SpecialCharTok"/>
         </w:rPr>
-        <w:t xml:space="preserve">\\</w:t>
-      </w:r>
-      <w:r>
-        <w:rPr>
-          <w:rStyle w:val="StringTok"/>
-        </w:rPr>
-        <w:t xml:space="preserve">text{PBC}$"</w:t>
-      </w:r>
-      <w:r>
-        <w:rPr>
-          <w:rStyle w:val="NormalTok"/>
-        </w:rPr>
-        <w:t xml:space="preserve">),</w:t>
-      </w:r>
-      <w:r>
-        <w:br/>
-      </w:r>
-      <w:r>
-        <w:rPr>
-          <w:rStyle w:val="NormalTok"/>
-        </w:rPr>
-        <w:t xml:space="preserve">  </w:t>
-      </w:r>
-      <w:r>
-        <w:rPr>
-          <w:rStyle w:val="StringTok"/>
-        </w:rPr>
-        <w:t xml:space="preserve">`</w:t>
-      </w:r>
-      <w:r>
-        <w:rPr>
-          <w:rStyle w:val="AttributeTok"/>
-        </w:rPr>
-        <w:t xml:space="preserve">Variable</w:t>
-      </w:r>
-      <w:r>
-        <w:rPr>
-          <w:rStyle w:val="StringTok"/>
-        </w:rPr>
-        <w:t xml:space="preserve">`</w:t>
-      </w:r>
-      <w:r>
-        <w:rPr>
-          <w:rStyle w:val="NormalTok"/>
-        </w:rPr>
-        <w:t xml:space="preserve"> </w:t>
-      </w:r>
-      <w:r>
-        <w:rPr>
-          <w:rStyle w:val="OtherTok"/>
-        </w:rPr>
-        <w:t xml:space="preserve">=</w:t>
-      </w:r>
-      <w:r>
-        <w:rPr>
-          <w:rStyle w:val="NormalTok"/>
-        </w:rPr>
-        <w:t xml:space="preserve"> </w:t>
+        <w:t xml:space="preserve">::</w:t>
       </w:r>
       <w:r>
         <w:rPr>
           <w:rStyle w:val="FunctionTok"/>
         </w:rPr>
-        <w:t xml:space="preserve">c</w:t>
-      </w:r>
-      <w:r>
-        <w:rPr>
-          <w:rStyle w:val="NormalTok"/>
-        </w:rPr>
-        <w:t xml:space="preserve">(</w:t>
-      </w:r>
-      <w:r>
-        <w:rPr>
-          <w:rStyle w:val="StringTok"/>
-        </w:rPr>
-        <w:t xml:space="preserve">"Relative Yield (Historic)"</w:t>
-      </w:r>
-      <w:r>
-        <w:rPr>
-          <w:rStyle w:val="NormalTok"/>
-        </w:rPr>
-        <w:t xml:space="preserve">, </w:t>
-      </w:r>
-      <w:r>
-        <w:rPr>
-          <w:rStyle w:val="StringTok"/>
-        </w:rPr>
-        <w:t xml:space="preserve">"Relative P Uptake"</w:t>
-      </w:r>
-      <w:r>
-        <w:rPr>
-          <w:rStyle w:val="NormalTok"/>
-        </w:rPr>
-        <w:t xml:space="preserve">, </w:t>
-      </w:r>
-      <w:r>
-        <w:rPr>
-          <w:rStyle w:val="StringTok"/>
-        </w:rPr>
-        <w:t xml:space="preserve">"Cumulative P Balance"</w:t>
-      </w:r>
-      <w:r>
-        <w:rPr>
-          <w:rStyle w:val="NormalTok"/>
-        </w:rPr>
-        <w:t xml:space="preserve">, </w:t>
-      </w:r>
-      <w:r>
-        <w:br/>
-      </w:r>
-      <w:r>
-        <w:rPr>
-          <w:rStyle w:val="NormalTok"/>
-        </w:rPr>
-        <w:t xml:space="preserve">                 </w:t>
-      </w:r>
-      <w:r>
-        <w:rPr>
-          <w:rStyle w:val="StringTok"/>
-        </w:rPr>
-        <w:t xml:space="preserve">"Rate Constant"</w:t>
-      </w:r>
-      <w:r>
-        <w:rPr>
-          <w:rStyle w:val="NormalTok"/>
-        </w:rPr>
-        <w:t xml:space="preserve">, </w:t>
-      </w:r>
-      <w:r>
-        <w:rPr>
-          <w:rStyle w:val="StringTok"/>
-        </w:rPr>
-        <w:t xml:space="preserve">"Maximum Activity (Intensity)"</w:t>
-      </w:r>
-      <w:r>
-        <w:rPr>
-          <w:rStyle w:val="NormalTok"/>
-        </w:rPr>
-        <w:t xml:space="preserve">, </w:t>
-      </w:r>
-      <w:r>
-        <w:rPr>
-          <w:rStyle w:val="StringTok"/>
-        </w:rPr>
-        <w:t xml:space="preserve">"Activity Flux"</w:t>
-      </w:r>
-      <w:r>
-        <w:rPr>
-          <w:rStyle w:val="NormalTok"/>
-        </w:rPr>
-        <w:t xml:space="preserve">, </w:t>
-      </w:r>
-      <w:r>
-        <w:br/>
-      </w:r>
-      <w:r>
-        <w:rPr>
-          <w:rStyle w:val="NormalTok"/>
-        </w:rPr>
-        <w:t xml:space="preserve">                 </w:t>
-      </w:r>
-      <w:r>
-        <w:rPr>
-          <w:rStyle w:val="StringTok"/>
-        </w:rPr>
-        <w:t xml:space="preserve">"Standard Mass (Quantity)"</w:t>
-      </w:r>
-      <w:r>
-        <w:rPr>
-          <w:rStyle w:val="NormalTok"/>
-        </w:rPr>
-        <w:t xml:space="preserve">, </w:t>
-      </w:r>
-      <w:r>
-        <w:rPr>
-          <w:rStyle w:val="StringTok"/>
-        </w:rPr>
-        <w:t xml:space="preserve">"Phosphorus Buffering Capacity"</w:t>
-      </w:r>
-      <w:r>
-        <w:rPr>
-          <w:rStyle w:val="NormalTok"/>
-        </w:rPr>
-        <w:t xml:space="preserve">),</w:t>
-      </w:r>
-      <w:r>
-        <w:br/>
-      </w:r>
-      <w:r>
-        <w:rPr>
-          <w:rStyle w:val="NormalTok"/>
-        </w:rPr>
-        <w:t xml:space="preserve">  </w:t>
-      </w:r>
-      <w:r>
-        <w:rPr>
-          <w:rStyle w:val="AttributeTok"/>
-        </w:rPr>
-        <w:t xml:space="preserve">Unit =</w:t>
-      </w:r>
-      <w:r>
-        <w:rPr>
-          <w:rStyle w:val="NormalTok"/>
-        </w:rPr>
-        <w:t xml:space="preserve"> </w:t>
-      </w:r>
-      <w:r>
-        <w:rPr>
-          <w:rStyle w:val="FunctionTok"/>
-        </w:rPr>
-        <w:t xml:space="preserve">c</w:t>
-      </w:r>
-      <w:r>
-        <w:rPr>
-          <w:rStyle w:val="NormalTok"/>
-        </w:rPr>
-        <w:t xml:space="preserve">(</w:t>
-      </w:r>
-      <w:r>
-        <w:rPr>
-          <w:rStyle w:val="StringTok"/>
-        </w:rPr>
-        <w:t xml:space="preserve">"unitless"</w:t>
-      </w:r>
-      <w:r>
-        <w:rPr>
-          <w:rStyle w:val="NormalTok"/>
-        </w:rPr>
-        <w:t xml:space="preserve">, </w:t>
-      </w:r>
-      <w:r>
-        <w:rPr>
-          <w:rStyle w:val="StringTok"/>
-        </w:rPr>
-        <w:t xml:space="preserve">"unitless"</w:t>
-      </w:r>
-      <w:r>
-        <w:rPr>
-          <w:rStyle w:val="NormalTok"/>
-        </w:rPr>
-        <w:t xml:space="preserve">, </w:t>
-      </w:r>
-      <w:r>
-        <w:rPr>
-          <w:rStyle w:val="StringTok"/>
-        </w:rPr>
-        <w:t xml:space="preserve">"kg P ha⁻¹"</w:t>
-      </w:r>
-      <w:r>
-        <w:rPr>
-          <w:rStyle w:val="NormalTok"/>
-        </w:rPr>
-        <w:t xml:space="preserve">, </w:t>
-      </w:r>
-      <w:r>
-        <w:br/>
-      </w:r>
-      <w:r>
-        <w:rPr>
-          <w:rStyle w:val="NormalTok"/>
-        </w:rPr>
-        <w:t xml:space="preserve">           </w:t>
-      </w:r>
-      <w:r>
-        <w:rPr>
-          <w:rStyle w:val="StringTok"/>
-        </w:rPr>
-        <w:t xml:space="preserve">"min⁻¹"</w:t>
-      </w:r>
-      <w:r>
-        <w:rPr>
-          <w:rStyle w:val="NormalTok"/>
-        </w:rPr>
-        <w:t xml:space="preserve">, </w:t>
-      </w:r>
-      <w:r>
-        <w:rPr>
-          <w:rStyle w:val="StringTok"/>
-        </w:rPr>
-        <w:t xml:space="preserve">"µM"</w:t>
-      </w:r>
-      <w:r>
-        <w:rPr>
-          <w:rStyle w:val="NormalTok"/>
-        </w:rPr>
-        <w:t xml:space="preserve">, </w:t>
-      </w:r>
-      <w:r>
-        <w:rPr>
-          <w:rStyle w:val="StringTok"/>
-        </w:rPr>
-        <w:t xml:space="preserve">"µM min⁻¹"</w:t>
-      </w:r>
-      <w:r>
-        <w:rPr>
-          <w:rStyle w:val="NormalTok"/>
-        </w:rPr>
-        <w:t xml:space="preserve">, </w:t>
-      </w:r>
-      <w:r>
-        <w:br/>
-      </w:r>
-      <w:r>
-        <w:rPr>
-          <w:rStyle w:val="NormalTok"/>
-        </w:rPr>
-        <w:t xml:space="preserve">           </w:t>
-      </w:r>
-      <w:r>
-        <w:rPr>
-          <w:rStyle w:val="StringTok"/>
-        </w:rPr>
-        <w:t xml:space="preserve">"mg P kg⁻¹"</w:t>
-      </w:r>
-      <w:r>
-        <w:rPr>
-          <w:rStyle w:val="NormalTok"/>
-        </w:rPr>
-        <w:t xml:space="preserve">, </w:t>
-      </w:r>
-      <w:r>
-        <w:rPr>
-          <w:rStyle w:val="StringTok"/>
-        </w:rPr>
-        <w:t xml:space="preserve">"mg kg⁻¹ µM⁻¹"</w:t>
-      </w:r>
-      <w:r>
-        <w:rPr>
-          <w:rStyle w:val="NormalTok"/>
-        </w:rPr>
-        <w:t xml:space="preserve">),</w:t>
-      </w:r>
-      <w:r>
-        <w:br/>
-      </w:r>
-      <w:r>
-        <w:rPr>
-          <w:rStyle w:val="NormalTok"/>
-        </w:rPr>
-        <w:t xml:space="preserve">  </w:t>
-      </w:r>
-      <w:r>
-        <w:rPr>
-          <w:rStyle w:val="AttributeTok"/>
-        </w:rPr>
-        <w:t xml:space="preserve">Description =</w:t>
-      </w:r>
-      <w:r>
-        <w:rPr>
-          <w:rStyle w:val="NormalTok"/>
-        </w:rPr>
-        <w:t xml:space="preserve"> </w:t>
-      </w:r>
-      <w:r>
-        <w:rPr>
-          <w:rStyle w:val="FunctionTok"/>
-        </w:rPr>
-        <w:t xml:space="preserve">c</w:t>
-      </w:r>
-      <w:r>
-        <w:rPr>
-          <w:rStyle w:val="NormalTok"/>
-        </w:rPr>
-        <w:t xml:space="preserve">(</w:t>
-      </w:r>
-      <w:r>
-        <w:br/>
-      </w:r>
-      <w:r>
-        <w:rPr>
-          <w:rStyle w:val="NormalTok"/>
-        </w:rPr>
-        <w:t xml:space="preserve">    </w:t>
-      </w:r>
-      <w:r>
-        <w:rPr>
-          <w:rStyle w:val="StringTok"/>
-        </w:rPr>
-        <w:t xml:space="preserve">"Plot yield normalized by the site/crop-specific 95th percentile of historical well-fertilized yields."</w:t>
-      </w:r>
-      <w:r>
-        <w:rPr>
-          <w:rStyle w:val="NormalTok"/>
-        </w:rPr>
-        <w:t xml:space="preserve">,</w:t>
-      </w:r>
-      <w:r>
-        <w:br/>
-      </w:r>
-      <w:r>
-        <w:rPr>
-          <w:rStyle w:val="NormalTok"/>
-        </w:rPr>
-        <w:t xml:space="preserve">    </w:t>
-      </w:r>
-      <w:r>
-        <w:rPr>
-          <w:rStyle w:val="StringTok"/>
-        </w:rPr>
-        <w:t xml:space="preserve">"Plot P-uptake normalized by historical maximum uptake for the specific site and crop."</w:t>
-      </w:r>
-      <w:r>
-        <w:rPr>
-          <w:rStyle w:val="NormalTok"/>
-        </w:rPr>
-        <w:t xml:space="preserve">,</w:t>
-      </w:r>
-      <w:r>
-        <w:br/>
-      </w:r>
-      <w:r>
-        <w:rPr>
-          <w:rStyle w:val="NormalTok"/>
-        </w:rPr>
-        <w:t xml:space="preserve">    </w:t>
-      </w:r>
-      <w:r>
-        <w:rPr>
-          <w:rStyle w:val="StringTok"/>
-        </w:rPr>
-        <w:t xml:space="preserve">"Long-term net P budget (inputs minus outputs)."</w:t>
-      </w:r>
-      <w:r>
-        <w:rPr>
-          <w:rStyle w:val="NormalTok"/>
-        </w:rPr>
-        <w:t xml:space="preserve">,</w:t>
-      </w:r>
-      <w:r>
-        <w:br/>
-      </w:r>
-      <w:r>
-        <w:rPr>
-          <w:rStyle w:val="NormalTok"/>
-        </w:rPr>
-        <w:t xml:space="preserve">    </w:t>
-      </w:r>
-      <w:r>
-        <w:rPr>
-          <w:rStyle w:val="StringTok"/>
-        </w:rPr>
-        <w:t xml:space="preserve">"First-order rate constant of P desorption."</w:t>
-      </w:r>
-      <w:r>
-        <w:rPr>
-          <w:rStyle w:val="NormalTok"/>
-        </w:rPr>
-        <w:t xml:space="preserve">,</w:t>
-      </w:r>
-      <w:r>
-        <w:br/>
-      </w:r>
-      <w:r>
-        <w:rPr>
-          <w:rStyle w:val="NormalTok"/>
-        </w:rPr>
-        <w:t xml:space="preserve">    </w:t>
-      </w:r>
-      <w:r>
-        <w:rPr>
-          <w:rStyle w:val="StringTok"/>
-        </w:rPr>
-        <w:t xml:space="preserve">"Davies-corrected thermodynamic activity asymptote of the water-desorbable P pool."</w:t>
-      </w:r>
-      <w:r>
-        <w:rPr>
-          <w:rStyle w:val="NormalTok"/>
-        </w:rPr>
-        <w:t xml:space="preserve">,</w:t>
-      </w:r>
-      <w:r>
-        <w:br/>
-      </w:r>
-      <w:r>
-        <w:rPr>
-          <w:rStyle w:val="NormalTok"/>
-        </w:rPr>
-        <w:t xml:space="preserve">    </w:t>
-      </w:r>
-      <w:r>
-        <w:rPr>
-          <w:rStyle w:val="StringTok"/>
-        </w:rPr>
-        <w:t xml:space="preserve">"Initial thermodynamic supply rate, calculated as $k </w:t>
-      </w:r>
-      <w:r>
-        <w:rPr>
-          <w:rStyle w:val="SpecialCharTok"/>
-        </w:rPr>
-        <w:t xml:space="preserve">\\</w:t>
-      </w:r>
-      <w:r>
-        <w:rPr>
-          <w:rStyle w:val="StringTok"/>
-        </w:rPr>
-        <w:t xml:space="preserve">times a_{max}$."</w:t>
-      </w:r>
-      <w:r>
-        <w:rPr>
-          <w:rStyle w:val="NormalTok"/>
-        </w:rPr>
-        <w:t xml:space="preserve">,</w:t>
-      </w:r>
-      <w:r>
-        <w:br/>
-      </w:r>
-      <w:r>
-        <w:rPr>
-          <w:rStyle w:val="NormalTok"/>
-        </w:rPr>
-        <w:t xml:space="preserve">    </w:t>
-      </w:r>
-      <w:r>
-        <w:rPr>
-          <w:rStyle w:val="StringTok"/>
-        </w:rPr>
-        <w:t xml:space="preserve">"Physical mass of extractable P (AAE10 method), acting as the Q-factor."</w:t>
-      </w:r>
-      <w:r>
-        <w:rPr>
-          <w:rStyle w:val="NormalTok"/>
-        </w:rPr>
-        <w:t xml:space="preserve">,</w:t>
-      </w:r>
-      <w:r>
-        <w:br/>
-      </w:r>
-      <w:r>
-        <w:rPr>
-          <w:rStyle w:val="NormalTok"/>
-        </w:rPr>
-        <w:t xml:space="preserve">    </w:t>
-      </w:r>
-      <w:r>
-        <w:rPr>
-          <w:rStyle w:val="StringTok"/>
-        </w:rPr>
-        <w:t xml:space="preserve">"The mathematical derivative ($dQ/dI$) of the site-specific Freundlich isotherm."</w:t>
-      </w:r>
-      <w:r>
-        <w:br/>
-      </w:r>
-      <w:r>
-        <w:rPr>
-          <w:rStyle w:val="NormalTok"/>
-        </w:rPr>
-        <w:t xml:space="preserve">  )</w:t>
-      </w:r>
-      <w:r>
-        <w:br/>
-      </w:r>
-      <w:r>
-        <w:rPr>
-          <w:rStyle w:val="NormalTok"/>
-        </w:rPr>
-        <w:t xml:space="preserve">)</w:t>
-      </w:r>
-      <w:r>
-        <w:br/>
-      </w:r>
-      <w:r>
-        <w:br/>
-      </w:r>
-      <w:r>
-        <w:rPr>
-          <w:rStyle w:val="NormalTok"/>
-        </w:rPr>
-        <w:t xml:space="preserve">knitr</w:t>
-      </w:r>
-      <w:r>
-        <w:rPr>
-          <w:rStyle w:val="SpecialCharTok"/>
-        </w:rPr>
-        <w:t xml:space="preserve">::</w:t>
-      </w:r>
-      <w:r>
-        <w:rPr>
-          <w:rStyle w:val="FunctionTok"/>
-        </w:rPr>
         <w:t xml:space="preserve">kable</w:t>
       </w:r>
       <w:r>
@@ -5789,8 +6358,741 @@
         <w:t xml:space="preserve">(variables_df)</w:t>
       </w:r>
     </w:p>
-    <w:bookmarkEnd w:id="23"/>
-    <w:bookmarkStart w:id="24" w:name="X44bb14175a86972320c11f91acf6da54ae42ffd"/>
+    <w:tbl>
+      <w:tblPr>
+        <w:tblStyle w:val="Table"/>
+        <w:tblW w:type="pct" w:w="5000"/>
+        <w:tblLayout w:type="fixed"/>
+        <w:tblLook w:firstRow="0" w:lastRow="0" w:firstColumn="0" w:lastColumn="0" w:noHBand="0" w:noVBand="0" w:val="0000"/>
+      </w:tblPr>
+      <w:tblGrid>
+        <w:gridCol w:w="7920"/>
+      </w:tblGrid>
+      <w:tr>
+        <w:tc>
+          <w:tcPr/>
+          <w:bookmarkStart w:id="24" w:name="tbl-variables-updated"/>
+          <w:p>
+            <w:pPr>
+              <w:jc w:val="center"/>
+            </w:pPr>
+            <w:pPr>
+              <w:jc w:val="left"/>
+              <w:spacing w:before="200"/>
+              <w:pStyle w:val="ImageCaption"/>
+            </w:pPr>
+            <w:r>
+              <w:t xml:space="preserve">Table 2: Description of key variables used in the thermodynamic and agronomic models.</w:t>
+            </w:r>
+          </w:p>
+          <w:tbl>
+            <w:tblPr>
+              <w:tblStyle w:val="Table"/>
+              <w:tblW w:type="pct" w:w="5000"/>
+              <w:tblLayout w:type="fixed"/>
+              <w:tblLook w:firstRow="1" w:lastRow="0" w:firstColumn="0" w:lastColumn="0" w:noHBand="0" w:noVBand="0" w:val="0020"/>
+            </w:tblPr>
+            <w:tblGrid>
+              <w:gridCol w:w="787"/>
+              <w:gridCol w:w="1475"/>
+              <w:gridCol w:w="639"/>
+              <w:gridCol w:w="5017"/>
+            </w:tblGrid>
+            <w:tr>
+              <w:trPr>
+                <w:tblHeader w:val="on"/>
+              </w:trPr>
+              <w:tc>
+                <w:tcPr/>
+                <w:p>
+                  <w:pPr>
+                    <w:pStyle w:val="Compact"/>
+                    <w:jc w:val="left"/>
+                    <w:jc w:val="center"/>
+                  </w:pPr>
+                  <w:r>
+                    <w:t xml:space="preserve">Abbreviation</w:t>
+                  </w:r>
+                </w:p>
+              </w:tc>
+              <w:tc>
+                <w:tcPr/>
+                <w:p>
+                  <w:pPr>
+                    <w:pStyle w:val="Compact"/>
+                    <w:jc w:val="left"/>
+                    <w:jc w:val="center"/>
+                  </w:pPr>
+                  <w:r>
+                    <w:t xml:space="preserve">Variable</w:t>
+                  </w:r>
+                </w:p>
+              </w:tc>
+              <w:tc>
+                <w:tcPr/>
+                <w:p>
+                  <w:pPr>
+                    <w:pStyle w:val="Compact"/>
+                    <w:jc w:val="left"/>
+                    <w:jc w:val="center"/>
+                  </w:pPr>
+                  <w:r>
+                    <w:t xml:space="preserve">Unit</w:t>
+                  </w:r>
+                </w:p>
+              </w:tc>
+              <w:tc>
+                <w:tcPr/>
+                <w:p>
+                  <w:pPr>
+                    <w:pStyle w:val="Compact"/>
+                    <w:jc w:val="left"/>
+                    <w:jc w:val="center"/>
+                  </w:pPr>
+                  <w:r>
+                    <w:t xml:space="preserve">Description</w:t>
+                  </w:r>
+                </w:p>
+              </w:tc>
+            </w:tr>
+            <w:tr>
+              <w:tc>
+                <w:tcPr/>
+                <w:p>
+                  <w:pPr>
+                    <w:pStyle w:val="Compact"/>
+                    <w:jc w:val="left"/>
+                    <w:jc w:val="center"/>
+                  </w:pPr>
+                  <m:oMath>
+                    <m:sSub>
+                      <m:e>
+                        <m:r>
+                          <m:t>Y</m:t>
+                        </m:r>
+                      </m:e>
+                      <m:sub>
+                        <m:r>
+                          <m:t>r</m:t>
+                        </m:r>
+                        <m:r>
+                          <m:t>e</m:t>
+                        </m:r>
+                        <m:r>
+                          <m:t>l</m:t>
+                        </m:r>
+                        <m:r>
+                          <m:rPr>
+                            <m:sty m:val="p"/>
+                          </m:rPr>
+                          <m:t>_</m:t>
+                        </m:r>
+                        <m:r>
+                          <m:t>h</m:t>
+                        </m:r>
+                        <m:r>
+                          <m:t>i</m:t>
+                        </m:r>
+                        <m:r>
+                          <m:t>s</m:t>
+                        </m:r>
+                        <m:r>
+                          <m:t>t</m:t>
+                        </m:r>
+                      </m:sub>
+                    </m:sSub>
+                  </m:oMath>
+                </w:p>
+              </w:tc>
+              <w:tc>
+                <w:tcPr/>
+                <w:p>
+                  <w:pPr>
+                    <w:pStyle w:val="Compact"/>
+                    <w:jc w:val="left"/>
+                    <w:jc w:val="center"/>
+                  </w:pPr>
+                  <w:r>
+                    <w:t xml:space="preserve">Relative Yield (Historic)</w:t>
+                  </w:r>
+                </w:p>
+              </w:tc>
+              <w:tc>
+                <w:tcPr/>
+                <w:p>
+                  <w:pPr>
+                    <w:pStyle w:val="Compact"/>
+                    <w:jc w:val="left"/>
+                    <w:jc w:val="center"/>
+                  </w:pPr>
+                  <w:r>
+                    <w:t xml:space="preserve">unitless</w:t>
+                  </w:r>
+                </w:p>
+              </w:tc>
+              <w:tc>
+                <w:tcPr/>
+                <w:p>
+                  <w:pPr>
+                    <w:pStyle w:val="Compact"/>
+                    <w:jc w:val="left"/>
+                    <w:jc w:val="center"/>
+                  </w:pPr>
+                  <w:r>
+                    <w:t xml:space="preserve">Plot yield normalized by the site/crop-specific 95th percentile of historical well-fertilized yields.</w:t>
+                  </w:r>
+                </w:p>
+              </w:tc>
+            </w:tr>
+            <w:tr>
+              <w:tc>
+                <w:tcPr/>
+                <w:p>
+                  <w:pPr>
+                    <w:pStyle w:val="Compact"/>
+                    <w:jc w:val="left"/>
+                    <w:jc w:val="center"/>
+                  </w:pPr>
+                  <m:oMath>
+                    <m:r>
+                      <m:t>U</m:t>
+                    </m:r>
+                    <m:r>
+                      <m:t>p</m:t>
+                    </m:r>
+                    <m:r>
+                      <m:t>t</m:t>
+                    </m:r>
+                    <m:r>
+                      <m:t>a</m:t>
+                    </m:r>
+                    <m:r>
+                      <m:t>k</m:t>
+                    </m:r>
+                    <m:sSub>
+                      <m:e>
+                        <m:r>
+                          <m:t>e</m:t>
+                        </m:r>
+                      </m:e>
+                      <m:sub>
+                        <m:r>
+                          <m:t>r</m:t>
+                        </m:r>
+                        <m:r>
+                          <m:t>e</m:t>
+                        </m:r>
+                        <m:r>
+                          <m:t>l</m:t>
+                        </m:r>
+                      </m:sub>
+                    </m:sSub>
+                  </m:oMath>
+                </w:p>
+              </w:tc>
+              <w:tc>
+                <w:tcPr/>
+                <w:p>
+                  <w:pPr>
+                    <w:pStyle w:val="Compact"/>
+                    <w:jc w:val="left"/>
+                    <w:jc w:val="center"/>
+                  </w:pPr>
+                  <w:r>
+                    <w:t xml:space="preserve">Relative P Uptake</w:t>
+                  </w:r>
+                </w:p>
+              </w:tc>
+              <w:tc>
+                <w:tcPr/>
+                <w:p>
+                  <w:pPr>
+                    <w:pStyle w:val="Compact"/>
+                    <w:jc w:val="left"/>
+                    <w:jc w:val="center"/>
+                  </w:pPr>
+                  <w:r>
+                    <w:t xml:space="preserve">unitless</w:t>
+                  </w:r>
+                </w:p>
+              </w:tc>
+              <w:tc>
+                <w:tcPr/>
+                <w:p>
+                  <w:pPr>
+                    <w:pStyle w:val="Compact"/>
+                    <w:jc w:val="left"/>
+                    <w:jc w:val="center"/>
+                  </w:pPr>
+                  <w:r>
+                    <w:t xml:space="preserve">Plot P-uptake normalized by historical maximum uptake for the specific site and crop.</w:t>
+                  </w:r>
+                </w:p>
+              </w:tc>
+            </w:tr>
+            <w:tr>
+              <w:tc>
+                <w:tcPr/>
+                <w:p>
+                  <w:pPr>
+                    <w:pStyle w:val="Compact"/>
+                    <w:jc w:val="left"/>
+                    <w:jc w:val="center"/>
+                  </w:pPr>
+                  <m:oMath>
+                    <m:sSub>
+                      <m:e>
+                        <m:r>
+                          <m:t>P</m:t>
+                        </m:r>
+                      </m:e>
+                      <m:sub>
+                        <m:r>
+                          <m:t>b</m:t>
+                        </m:r>
+                        <m:r>
+                          <m:t>a</m:t>
+                        </m:r>
+                        <m:r>
+                          <m:t>l</m:t>
+                        </m:r>
+                      </m:sub>
+                    </m:sSub>
+                  </m:oMath>
+                </w:p>
+              </w:tc>
+              <w:tc>
+                <w:tcPr/>
+                <w:p>
+                  <w:pPr>
+                    <w:pStyle w:val="Compact"/>
+                    <w:jc w:val="left"/>
+                    <w:jc w:val="center"/>
+                  </w:pPr>
+                  <w:r>
+                    <w:t xml:space="preserve">Cumulative P Balance</w:t>
+                  </w:r>
+                </w:p>
+              </w:tc>
+              <w:tc>
+                <w:tcPr/>
+                <w:p>
+                  <w:pPr>
+                    <w:pStyle w:val="Compact"/>
+                    <w:jc w:val="left"/>
+                    <w:jc w:val="center"/>
+                  </w:pPr>
+                  <w:r>
+                    <w:t xml:space="preserve">kg P ha⁻¹</w:t>
+                  </w:r>
+                </w:p>
+              </w:tc>
+              <w:tc>
+                <w:tcPr/>
+                <w:p>
+                  <w:pPr>
+                    <w:pStyle w:val="Compact"/>
+                    <w:jc w:val="left"/>
+                    <w:jc w:val="center"/>
+                  </w:pPr>
+                  <w:r>
+                    <w:t xml:space="preserve">Long-term net P budget (inputs minus outputs).</w:t>
+                  </w:r>
+                </w:p>
+              </w:tc>
+            </w:tr>
+            <w:tr>
+              <w:tc>
+                <w:tcPr/>
+                <w:p>
+                  <w:pPr>
+                    <w:pStyle w:val="Compact"/>
+                    <w:jc w:val="left"/>
+                    <w:jc w:val="center"/>
+                  </w:pPr>
+                  <m:oMath>
+                    <m:r>
+                      <m:t>k</m:t>
+                    </m:r>
+                  </m:oMath>
+                </w:p>
+              </w:tc>
+              <w:tc>
+                <w:tcPr/>
+                <w:p>
+                  <w:pPr>
+                    <w:pStyle w:val="Compact"/>
+                    <w:jc w:val="left"/>
+                    <w:jc w:val="center"/>
+                  </w:pPr>
+                  <w:r>
+                    <w:t xml:space="preserve">Rate Constant</w:t>
+                  </w:r>
+                </w:p>
+              </w:tc>
+              <w:tc>
+                <w:tcPr/>
+                <w:p>
+                  <w:pPr>
+                    <w:pStyle w:val="Compact"/>
+                    <w:jc w:val="left"/>
+                    <w:jc w:val="center"/>
+                  </w:pPr>
+                  <w:r>
+                    <w:t xml:space="preserve">min⁻¹</w:t>
+                  </w:r>
+                </w:p>
+              </w:tc>
+              <w:tc>
+                <w:tcPr/>
+                <w:p>
+                  <w:pPr>
+                    <w:pStyle w:val="Compact"/>
+                    <w:jc w:val="left"/>
+                    <w:jc w:val="center"/>
+                  </w:pPr>
+                  <w:r>
+                    <w:t xml:space="preserve">First-order rate constant of P desorption.</w:t>
+                  </w:r>
+                </w:p>
+              </w:tc>
+            </w:tr>
+            <w:tr>
+              <w:tc>
+                <w:tcPr/>
+                <w:p>
+                  <w:pPr>
+                    <w:pStyle w:val="Compact"/>
+                    <w:jc w:val="left"/>
+                    <w:jc w:val="center"/>
+                  </w:pPr>
+                  <m:oMath>
+                    <m:sSub>
+                      <m:e>
+                        <m:r>
+                          <m:t>a</m:t>
+                        </m:r>
+                      </m:e>
+                      <m:sub>
+                        <m:r>
+                          <m:t>m</m:t>
+                        </m:r>
+                        <m:r>
+                          <m:t>a</m:t>
+                        </m:r>
+                        <m:r>
+                          <m:t>x</m:t>
+                        </m:r>
+                      </m:sub>
+                    </m:sSub>
+                  </m:oMath>
+                </w:p>
+              </w:tc>
+              <w:tc>
+                <w:tcPr/>
+                <w:p>
+                  <w:pPr>
+                    <w:pStyle w:val="Compact"/>
+                    <w:jc w:val="left"/>
+                    <w:jc w:val="center"/>
+                  </w:pPr>
+                  <w:r>
+                    <w:t xml:space="preserve">Maximum Activity (Intensity)</w:t>
+                  </w:r>
+                </w:p>
+              </w:tc>
+              <w:tc>
+                <w:tcPr/>
+                <w:p>
+                  <w:pPr>
+                    <w:pStyle w:val="Compact"/>
+                    <w:jc w:val="left"/>
+                    <w:jc w:val="center"/>
+                  </w:pPr>
+                  <w:r>
+                    <w:t xml:space="preserve">µM</w:t>
+                  </w:r>
+                </w:p>
+              </w:tc>
+              <w:tc>
+                <w:tcPr/>
+                <w:p>
+                  <w:pPr>
+                    <w:pStyle w:val="Compact"/>
+                    <w:jc w:val="left"/>
+                    <w:jc w:val="center"/>
+                  </w:pPr>
+                  <w:r>
+                    <w:t xml:space="preserve">Davies-corrected thermodynamic activity asymptote of the water-desorbable P pool.</w:t>
+                  </w:r>
+                </w:p>
+              </w:tc>
+            </w:tr>
+            <w:tr>
+              <w:tc>
+                <w:tcPr/>
+                <w:p>
+                  <w:pPr>
+                    <w:pStyle w:val="Compact"/>
+                    <w:jc w:val="left"/>
+                    <w:jc w:val="center"/>
+                  </w:pPr>
+                  <m:oMath>
+                    <m:sSub>
+                      <m:e>
+                        <m:r>
+                          <m:t>J</m:t>
+                        </m:r>
+                      </m:e>
+                      <m:sub>
+                        <m:r>
+                          <m:t>0</m:t>
+                        </m:r>
+                      </m:sub>
+                    </m:sSub>
+                  </m:oMath>
+                </w:p>
+              </w:tc>
+              <w:tc>
+                <w:tcPr/>
+                <w:p>
+                  <w:pPr>
+                    <w:pStyle w:val="Compact"/>
+                    <w:jc w:val="left"/>
+                    <w:jc w:val="center"/>
+                  </w:pPr>
+                  <w:r>
+                    <w:t xml:space="preserve">Activity Flux</w:t>
+                  </w:r>
+                </w:p>
+              </w:tc>
+              <w:tc>
+                <w:tcPr/>
+                <w:p>
+                  <w:pPr>
+                    <w:pStyle w:val="Compact"/>
+                    <w:jc w:val="left"/>
+                    <w:jc w:val="center"/>
+                  </w:pPr>
+                  <w:r>
+                    <w:t xml:space="preserve">µM min⁻¹</w:t>
+                  </w:r>
+                </w:p>
+              </w:tc>
+              <w:tc>
+                <w:tcPr/>
+                <w:p>
+                  <w:pPr>
+                    <w:pStyle w:val="Compact"/>
+                    <w:jc w:val="left"/>
+                    <w:jc w:val="center"/>
+                  </w:pPr>
+                  <w:r>
+                    <w:t xml:space="preserve">Initial thermodynamic supply rate, calculated as</w:t>
+                  </w:r>
+                  <w:r>
+                    <w:t xml:space="preserve"> </w:t>
+                  </w:r>
+                  <m:oMath>
+                    <m:r>
+                      <m:t>k</m:t>
+                    </m:r>
+                    <m:r>
+                      <m:rPr>
+                        <m:sty m:val="p"/>
+                      </m:rPr>
+                      <m:t>×</m:t>
+                    </m:r>
+                    <m:sSub>
+                      <m:e>
+                        <m:r>
+                          <m:t>a</m:t>
+                        </m:r>
+                      </m:e>
+                      <m:sub>
+                        <m:r>
+                          <m:t>m</m:t>
+                        </m:r>
+                        <m:r>
+                          <m:t>a</m:t>
+                        </m:r>
+                        <m:r>
+                          <m:t>x</m:t>
+                        </m:r>
+                      </m:sub>
+                    </m:sSub>
+                  </m:oMath>
+                  <w:r>
+                    <w:t xml:space="preserve">.</w:t>
+                  </w:r>
+                </w:p>
+              </w:tc>
+            </w:tr>
+            <w:tr>
+              <w:tc>
+                <w:tcPr/>
+                <w:p>
+                  <w:pPr>
+                    <w:pStyle w:val="Compact"/>
+                    <w:jc w:val="left"/>
+                    <w:jc w:val="center"/>
+                  </w:pPr>
+                  <m:oMath>
+                    <m:sSub>
+                      <m:e>
+                        <m:r>
+                          <m:t>P</m:t>
+                        </m:r>
+                      </m:e>
+                      <m:sub>
+                        <m:r>
+                          <m:t>A</m:t>
+                        </m:r>
+                        <m:r>
+                          <m:t>A</m:t>
+                        </m:r>
+                        <m:r>
+                          <m:t>E</m:t>
+                        </m:r>
+                        <m:r>
+                          <m:t>10</m:t>
+                        </m:r>
+                      </m:sub>
+                    </m:sSub>
+                  </m:oMath>
+                </w:p>
+              </w:tc>
+              <w:tc>
+                <w:tcPr/>
+                <w:p>
+                  <w:pPr>
+                    <w:pStyle w:val="Compact"/>
+                    <w:jc w:val="left"/>
+                    <w:jc w:val="center"/>
+                  </w:pPr>
+                  <w:r>
+                    <w:t xml:space="preserve">Standard Mass (Quantity)</w:t>
+                  </w:r>
+                </w:p>
+              </w:tc>
+              <w:tc>
+                <w:tcPr/>
+                <w:p>
+                  <w:pPr>
+                    <w:pStyle w:val="Compact"/>
+                    <w:jc w:val="left"/>
+                    <w:jc w:val="center"/>
+                  </w:pPr>
+                  <w:r>
+                    <w:t xml:space="preserve">mg P kg⁻¹</w:t>
+                  </w:r>
+                </w:p>
+              </w:tc>
+              <w:tc>
+                <w:tcPr/>
+                <w:p>
+                  <w:pPr>
+                    <w:pStyle w:val="Compact"/>
+                    <w:jc w:val="left"/>
+                    <w:jc w:val="center"/>
+                  </w:pPr>
+                  <w:r>
+                    <w:t xml:space="preserve">Physical mass of extractable P (AAE10 method), acting as the Q-factor.</w:t>
+                  </w:r>
+                </w:p>
+              </w:tc>
+            </w:tr>
+            <w:tr>
+              <w:tc>
+                <w:tcPr/>
+                <w:p>
+                  <w:pPr>
+                    <w:pStyle w:val="Compact"/>
+                    <w:jc w:val="left"/>
+                    <w:jc w:val="center"/>
+                  </w:pPr>
+                  <m:oMath>
+                    <m:r>
+                      <m:rPr>
+                        <m:nor/>
+                        <m:sty m:val="p"/>
+                      </m:rPr>
+                      <m:t>PBC</m:t>
+                    </m:r>
+                  </m:oMath>
+                </w:p>
+              </w:tc>
+              <w:tc>
+                <w:tcPr/>
+                <w:p>
+                  <w:pPr>
+                    <w:pStyle w:val="Compact"/>
+                    <w:jc w:val="left"/>
+                    <w:jc w:val="center"/>
+                  </w:pPr>
+                  <w:r>
+                    <w:t xml:space="preserve">Phosphorus Buffering Capacity</w:t>
+                  </w:r>
+                </w:p>
+              </w:tc>
+              <w:tc>
+                <w:tcPr/>
+                <w:p>
+                  <w:pPr>
+                    <w:pStyle w:val="Compact"/>
+                    <w:jc w:val="left"/>
+                    <w:jc w:val="center"/>
+                  </w:pPr>
+                  <w:r>
+                    <w:t xml:space="preserve">mg kg⁻¹ µM⁻¹</w:t>
+                  </w:r>
+                </w:p>
+              </w:tc>
+              <w:tc>
+                <w:tcPr/>
+                <w:p>
+                  <w:pPr>
+                    <w:pStyle w:val="Compact"/>
+                    <w:jc w:val="left"/>
+                    <w:jc w:val="center"/>
+                  </w:pPr>
+                  <w:r>
+                    <w:t xml:space="preserve">The mathematical derivative (</w:t>
+                  </w:r>
+                  <m:oMath>
+                    <m:r>
+                      <m:t>d</m:t>
+                    </m:r>
+                    <m:r>
+                      <m:t>Q</m:t>
+                    </m:r>
+                    <m:r>
+                      <m:rPr>
+                        <m:sty m:val="p"/>
+                      </m:rPr>
+                      <m:t>/</m:t>
+                    </m:r>
+                    <m:r>
+                      <m:t>d</m:t>
+                    </m:r>
+                    <m:r>
+                      <m:t>I</m:t>
+                    </m:r>
+                  </m:oMath>
+                  <w:r>
+                    <w:t xml:space="preserve">) of the site-specific Freundlich isotherm.</w:t>
+                  </w:r>
+                </w:p>
+              </w:tc>
+            </w:tr>
+          </w:tbl>
+          <w:bookmarkEnd w:id="24"/>
+          <w:p/>
+        </w:tc>
+      </w:tr>
+    </w:tbl>
+    <w:bookmarkEnd w:id="25"/>
+    <w:bookmarkStart w:id="26" w:name="X44bb14175a86972320c11f91acf6da54ae42ffd"/>
     <w:p>
       <w:pPr>
         <w:pStyle w:val="Heading3"/>
@@ -6865,10 +8167,10 @@
         <w:br w:type="page"/>
       </w:r>
     </w:p>
-    <w:bookmarkEnd w:id="24"/>
-    <w:bookmarkEnd w:id="25"/>
     <w:bookmarkEnd w:id="26"/>
-    <w:bookmarkStart w:id="80" w:name="results"/>
+    <w:bookmarkEnd w:id="27"/>
+    <w:bookmarkEnd w:id="28"/>
+    <w:bookmarkStart w:id="82" w:name="results"/>
     <w:p>
       <w:pPr>
         <w:pStyle w:val="Heading1"/>
@@ -9596,7 +10898,7 @@
         <w:t xml:space="preserve">The results of this study are presented in two main parts. First, the development and validation of the phosphorus (P) desorption kinetic model are detailed, justifying the final modeling approach. Second, the descriptive trends of both agronomic outcomes and soil P parameters in response to long-term fertilization and site differences are explored visually. Finally, the predictive power of the kinetic and standard P parameters is formally evaluated using linear mixed-effects models.</w:t>
       </w:r>
     </w:p>
-    <w:bookmarkStart w:id="37" w:name="X623e521be83114432db2f1c7d18ba665d67bdd5"/>
+    <w:bookmarkStart w:id="39" w:name="X623e521be83114432db2f1c7d18ba665d67bdd5"/>
     <w:p>
       <w:pPr>
         <w:pStyle w:val="Heading2"/>
@@ -9653,7 +10955,7 @@
         <w:t xml:space="preserve">). The analysis proceeded in two stages: an initial test of a linearized model, followed by the implementation of a more robust non-linear model.</w:t>
       </w:r>
     </w:p>
-    <w:bookmarkStart w:id="31" w:name="Xc5152bc0d8277c92f5b5561836317bc1f747dd2"/>
+    <w:bookmarkStart w:id="33" w:name="Xc5152bc0d8277c92f5b5561836317bc1f747dd2"/>
     <w:p>
       <w:pPr>
         <w:pStyle w:val="Heading3"/>
@@ -9700,7 +11002,7 @@
       <w:tr>
         <w:tc>
           <w:tcPr/>
-          <w:bookmarkStart w:id="30" w:name="fig-linearized-model"/>
+          <w:bookmarkStart w:id="32" w:name="fig-linearized-model"/>
           <w:p>
             <w:pPr>
               <w:pStyle w:val="Compact"/>
@@ -9711,18 +11013,18 @@
                 <wp:inline>
                   <wp:extent cx="4620126" cy="4620126"/>
                   <wp:effectExtent b="0" l="0" r="0" t="0"/>
-                  <wp:docPr descr="" title="" id="28" name="Picture"/>
+                  <wp:docPr descr="" title="" id="30" name="Picture"/>
                   <a:graphic>
                     <a:graphicData uri="http://schemas.openxmlformats.org/drawingml/2006/picture">
                       <pic:pic>
                         <pic:nvPicPr>
-                          <pic:cNvPr descr="index_files/figure-docx/fig-linearized-model-1.png" id="29" name="Picture"/>
+                          <pic:cNvPr descr="index_files/figure-docx/fig-linearized-model-1.png" id="31" name="Picture"/>
                           <pic:cNvPicPr>
                             <a:picLocks noChangeArrowheads="1" noChangeAspect="1"/>
                           </pic:cNvPicPr>
                         </pic:nvPicPr>
                         <pic:blipFill>
-                          <a:blip r:embed="rId27"/>
+                          <a:blip r:embed="rId29"/>
                           <a:stretch>
                             <a:fillRect/>
                           </a:stretch>
@@ -9762,12 +11064,12 @@
               <w:t xml:space="preserve">Figure 1: Test of the linearized first-order kinetic model. The plot visually supports the statistical finding that many intercepts are not zero.</w:t>
             </w:r>
           </w:p>
-          <w:bookmarkEnd w:id="30"/>
+          <w:bookmarkEnd w:id="32"/>
         </w:tc>
       </w:tr>
     </w:tbl>
-    <w:bookmarkEnd w:id="31"/>
-    <w:bookmarkStart w:id="36" w:name="Xa1f48741cc3a88a20671852547ba1fa19b477bc"/>
+    <w:bookmarkEnd w:id="33"/>
+    <w:bookmarkStart w:id="38" w:name="Xa1f48741cc3a88a20671852547ba1fa19b477bc"/>
     <w:p>
       <w:pPr>
         <w:pStyle w:val="Heading3"/>
@@ -9901,7 +11203,7 @@
       <w:tr>
         <w:tc>
           <w:tcPr/>
-          <w:bookmarkStart w:id="35" w:name="fig-nonlinear-model"/>
+          <w:bookmarkStart w:id="37" w:name="fig-nonlinear-model"/>
           <w:p>
             <w:pPr>
               <w:pStyle w:val="Compact"/>
@@ -9912,18 +11214,18 @@
                 <wp:inline>
                   <wp:extent cx="4620126" cy="5544151"/>
                   <wp:effectExtent b="0" l="0" r="0" t="0"/>
-                  <wp:docPr descr="" title="" id="33" name="Picture"/>
+                  <wp:docPr descr="" title="" id="35" name="Picture"/>
                   <a:graphic>
                     <a:graphicData uri="http://schemas.openxmlformats.org/drawingml/2006/picture">
                       <pic:pic>
                         <pic:nvPicPr>
-                          <pic:cNvPr descr="index_files/figure-docx/fig-nonlinear-model-1.png" id="34" name="Picture"/>
+                          <pic:cNvPr descr="index_files/figure-docx/fig-nonlinear-model-1.png" id="36" name="Picture"/>
                           <pic:cNvPicPr>
                             <a:picLocks noChangeArrowheads="1" noChangeAspect="1"/>
                           </pic:cNvPicPr>
                         </pic:nvPicPr>
                         <pic:blipFill>
-                          <a:blip r:embed="rId32"/>
+                          <a:blip r:embed="rId34"/>
                           <a:stretch>
                             <a:fillRect/>
                           </a:stretch>
@@ -9963,13 +11265,13 @@
               <w:t xml:space="preserve">Figure 2: Non-linear first-order kinetic model fits for P desorption over time. Points represent measured data and solid lines represent the fitted model for each replicate.</w:t>
             </w:r>
           </w:p>
-          <w:bookmarkEnd w:id="35"/>
+          <w:bookmarkEnd w:id="37"/>
         </w:tc>
       </w:tr>
     </w:tbl>
-    <w:bookmarkEnd w:id="36"/>
-    <w:bookmarkEnd w:id="37"/>
-    <w:bookmarkStart w:id="47" w:name="X57c0e16474e0112c1b66bc31d7fcfca02c450f3"/>
+    <w:bookmarkEnd w:id="38"/>
+    <w:bookmarkEnd w:id="39"/>
+    <w:bookmarkStart w:id="49" w:name="X57c0e16474e0112c1b66bc31d7fcfca02c450f3"/>
     <w:p>
       <w:pPr>
         <w:pStyle w:val="Heading2"/>
@@ -10114,7 +11416,7 @@
         <w:t xml:space="preserve">). Spearman’s rank correlation was used to robustly test for monotonic trends between the different methods.</w:t>
       </w:r>
     </w:p>
-    <w:bookmarkStart w:id="46" w:name="fig-iek-comparison"/>
+    <w:bookmarkStart w:id="48" w:name="fig-iek-comparison"/>
     <w:tbl>
       <w:tblPr>
         <w:tblStyle w:val="Table"/>
@@ -10142,7 +11444,7 @@
             <w:tr>
               <w:tc>
                 <w:tcPr/>
-                <w:bookmarkStart w:id="41" w:name="fig-iek-comparison-1"/>
+                <w:bookmarkStart w:id="43" w:name="fig-iek-comparison-1"/>
                 <w:p>
                   <w:pPr>
                     <w:pStyle w:val="Compact"/>
@@ -10154,18 +11456,18 @@
                       <wp:inline>
                         <wp:extent cx="2971800" cy="2377440"/>
                         <wp:effectExtent b="0" l="0" r="0" t="0"/>
-                        <wp:docPr descr="" title="" id="39" name="Picture"/>
+                        <wp:docPr descr="" title="" id="41" name="Picture"/>
                         <a:graphic>
                           <a:graphicData uri="http://schemas.openxmlformats.org/drawingml/2006/picture">
                             <pic:pic>
                               <pic:nvPicPr>
-                                <pic:cNvPr descr="index_files/figure-docx/fig-iek-comparison-1.png" id="40" name="Picture"/>
+                                <pic:cNvPr descr="index_files/figure-docx/fig-iek-comparison-1.png" id="42" name="Picture"/>
                                 <pic:cNvPicPr>
                                   <a:picLocks noChangeArrowheads="1" noChangeAspect="1"/>
                                 </pic:cNvPicPr>
                               </pic:nvPicPr>
                               <pic:blipFill>
-                                <a:blip r:embed="rId38"/>
+                                <a:blip r:embed="rId40"/>
                                 <a:stretch>
                                   <a:fillRect/>
                                 </a:stretch>
@@ -10254,7 +11556,7 @@
                     </m:sSub>
                   </m:oMath>
                 </w:p>
-                <w:bookmarkEnd w:id="41"/>
+                <w:bookmarkEnd w:id="43"/>
               </w:tc>
             </w:tr>
           </w:tbl>
@@ -10275,7 +11577,7 @@
             <w:tr>
               <w:tc>
                 <w:tcPr/>
-                <w:bookmarkStart w:id="45" w:name="fig-iek-comparison-2"/>
+                <w:bookmarkStart w:id="47" w:name="fig-iek-comparison-2"/>
                 <w:p>
                   <w:pPr>
                     <w:pStyle w:val="Compact"/>
@@ -10287,18 +11589,18 @@
                       <wp:inline>
                         <wp:extent cx="2971800" cy="2377440"/>
                         <wp:effectExtent b="0" l="0" r="0" t="0"/>
-                        <wp:docPr descr="" title="" id="43" name="Picture"/>
+                        <wp:docPr descr="" title="" id="45" name="Picture"/>
                         <a:graphic>
                           <a:graphicData uri="http://schemas.openxmlformats.org/drawingml/2006/picture">
                             <pic:pic>
                               <pic:nvPicPr>
-                                <pic:cNvPr descr="index_files/figure-docx/fig-iek-comparison-2.png" id="44" name="Picture"/>
+                                <pic:cNvPr descr="index_files/figure-docx/fig-iek-comparison-2.png" id="46" name="Picture"/>
                                 <pic:cNvPicPr>
                                   <a:picLocks noChangeArrowheads="1" noChangeAspect="1"/>
                                 </pic:cNvPicPr>
                               </pic:nvPicPr>
                               <pic:blipFill>
-                                <a:blip r:embed="rId42"/>
+                                <a:blip r:embed="rId44"/>
                                 <a:stretch>
                                   <a:fillRect/>
                                 </a:stretch>
@@ -10360,7 +11662,7 @@
                     </m:sSub>
                   </m:oMath>
                 </w:p>
-                <w:bookmarkEnd w:id="45"/>
+                <w:bookmarkEnd w:id="47"/>
               </w:tc>
             </w:tr>
           </w:tbl>
@@ -10451,7 +11753,7 @@
         <w:t xml:space="preserve">).</w:t>
       </w:r>
     </w:p>
-    <w:bookmarkEnd w:id="46"/>
+    <w:bookmarkEnd w:id="48"/>
     <w:p>
       <w:pPr>
         <w:pStyle w:val="BodyText"/>
@@ -10611,8 +11913,8 @@
         <w:t xml:space="preserve">.</w:t>
       </w:r>
     </w:p>
-    <w:bookmarkEnd w:id="47"/>
-    <w:bookmarkStart w:id="58" w:name="Xecaf9e4ead9471844934973fdc01e77ea889a2e"/>
+    <w:bookmarkEnd w:id="49"/>
+    <w:bookmarkStart w:id="60" w:name="Xecaf9e4ead9471844934973fdc01e77ea889a2e"/>
     <w:p>
       <w:pPr>
         <w:pStyle w:val="Heading2"/>
@@ -10629,7 +11931,7 @@
         <w:t xml:space="preserve">Having established a robust method to determine the kinetic parameters, the next step was to explore the effects of the long-term P fertilization treatments on both the agronomic outcomes and the soil P test parameters.</w:t>
       </w:r>
     </w:p>
-    <w:bookmarkStart w:id="52" w:name="X7766650a521c07025d9048e5b46ef5cbb460559"/>
+    <w:bookmarkStart w:id="54" w:name="X7766650a521c07025d9048e5b46ef5cbb460559"/>
     <w:p>
       <w:pPr>
         <w:pStyle w:val="Heading3"/>
@@ -10713,7 +12015,7 @@
       <w:tr>
         <w:tc>
           <w:tcPr/>
-          <w:bookmarkStart w:id="51" w:name="fig-agronomic-responses"/>
+          <w:bookmarkStart w:id="53" w:name="fig-agronomic-responses"/>
           <w:p>
             <w:pPr>
               <w:pStyle w:val="Compact"/>
@@ -10724,18 +12026,18 @@
                 <wp:inline>
                   <wp:extent cx="4620126" cy="6468176"/>
                   <wp:effectExtent b="0" l="0" r="0" t="0"/>
-                  <wp:docPr descr="" title="" id="49" name="Picture"/>
+                  <wp:docPr descr="" title="" id="51" name="Picture"/>
                   <a:graphic>
                     <a:graphicData uri="http://schemas.openxmlformats.org/drawingml/2006/picture">
                       <pic:pic>
                         <pic:nvPicPr>
-                          <pic:cNvPr descr="index_files/figure-docx/fig-agronomic-responses-1.png" id="50" name="Picture"/>
+                          <pic:cNvPr descr="index_files/figure-docx/fig-agronomic-responses-1.png" id="52" name="Picture"/>
                           <pic:cNvPicPr>
                             <a:picLocks noChangeArrowheads="1" noChangeAspect="1"/>
                           </pic:cNvPicPr>
                         </pic:nvPicPr>
                         <pic:blipFill>
-                          <a:blip r:embed="rId48"/>
+                          <a:blip r:embed="rId50"/>
                           <a:stretch>
                             <a:fillRect/>
                           </a:stretch>
@@ -10775,7 +12077,7 @@
               <w:t xml:space="preserve">Figure 4: Agronomic response variables across six P fertilization treatments and six experimental sites. Data from 2017-2022.</w:t>
             </w:r>
           </w:p>
-          <w:bookmarkEnd w:id="51"/>
+          <w:bookmarkEnd w:id="53"/>
         </w:tc>
       </w:tr>
     </w:tbl>
@@ -10962,8 +12264,8 @@
         <w:t xml:space="preserve">): The P balance showed a strong, linear relationship with fertilization. The Zero and Deficit treatments resulted in a negative balance (mining soil P), while the Elevated and Surplus treatments led to a significant P surplus.</w:t>
       </w:r>
     </w:p>
-    <w:bookmarkEnd w:id="52"/>
-    <w:bookmarkStart w:id="57" w:name="Xf1b1c7e5b0bdd9bd952a6bec2c8d4ca508e5273"/>
+    <w:bookmarkEnd w:id="54"/>
+    <w:bookmarkStart w:id="59" w:name="Xf1b1c7e5b0bdd9bd952a6bec2c8d4ca508e5273"/>
     <w:p>
       <w:pPr>
         <w:pStyle w:val="Heading3"/>
@@ -11004,7 +12306,7 @@
       <w:tr>
         <w:tc>
           <w:tcPr/>
-          <w:bookmarkStart w:id="56" w:name="fig-soil-parameters"/>
+          <w:bookmarkStart w:id="58" w:name="fig-soil-parameters"/>
           <w:p>
             <w:pPr>
               <w:pStyle w:val="Compact"/>
@@ -11015,18 +12317,18 @@
                 <wp:inline>
                   <wp:extent cx="4620126" cy="6468176"/>
                   <wp:effectExtent b="0" l="0" r="0" t="0"/>
-                  <wp:docPr descr="" title="" id="54" name="Picture"/>
+                  <wp:docPr descr="" title="" id="56" name="Picture"/>
                   <a:graphic>
                     <a:graphicData uri="http://schemas.openxmlformats.org/drawingml/2006/picture">
                       <pic:pic>
                         <pic:nvPicPr>
-                          <pic:cNvPr descr="index_files/figure-docx/fig-soil-parameters-1.png" id="55" name="Picture"/>
+                          <pic:cNvPr descr="index_files/figure-docx/fig-soil-parameters-1.png" id="57" name="Picture"/>
                           <pic:cNvPicPr>
                             <a:picLocks noChangeArrowheads="1" noChangeAspect="1"/>
                           </pic:cNvPicPr>
                         </pic:nvPicPr>
                         <pic:blipFill>
-                          <a:blip r:embed="rId53"/>
+                          <a:blip r:embed="rId55"/>
                           <a:stretch>
                             <a:fillRect/>
                           </a:stretch>
@@ -11066,7 +12368,7 @@
               <w:t xml:space="preserve">Figure 5: Soil P parameters across six P fertilization treatments and six experimental sites.</w:t>
             </w:r>
           </w:p>
-          <w:bookmarkEnd w:id="56"/>
+          <w:bookmarkEnd w:id="58"/>
         </w:tc>
       </w:tr>
     </w:tbl>
@@ -11449,9 +12751,9 @@
         <w:t xml:space="preserve">, may provide unique information about the soil’s P dynamics not captured by the static tests P-CO2 and P-AAE10 alone. The next section will use formal statistical models to test these relationships.</w:t>
       </w:r>
     </w:p>
-    <w:bookmarkEnd w:id="57"/>
-    <w:bookmarkEnd w:id="58"/>
-    <w:bookmarkStart w:id="60" w:name="sec-p-params-soil-props"/>
+    <w:bookmarkEnd w:id="59"/>
+    <w:bookmarkEnd w:id="60"/>
+    <w:bookmarkStart w:id="62" w:name="sec-p-params-soil-props"/>
     <w:p>
       <w:pPr>
         <w:pStyle w:val="Heading2"/>
@@ -11551,7 +12853,7 @@
           <w:rPr>
             <w:rStyle w:val="Hyperlink"/>
           </w:rPr>
-          <w:t xml:space="preserve">Table 1</w:t>
+          <w:t xml:space="preserve">Table 3</w:t>
         </w:r>
       </w:hyperlink>
       <w:r>
@@ -11571,7 +12873,7 @@
       <w:tr>
         <w:tc>
           <w:tcPr/>
-          <w:bookmarkStart w:id="59" w:name="tbl-soil-prop-models"/>
+          <w:bookmarkStart w:id="61" w:name="tbl-soil-prop-models"/>
           <w:p>
             <w:pPr>
               <w:jc w:val="center"/>
@@ -11582,7 +12884,7 @@
               <w:pStyle w:val="ImageCaption"/>
             </w:pPr>
             <w:r>
-              <w:t xml:space="preserve">Table 1: Results of linear mixed-effects models predicting P parameters from intrinsic soil properties</w:t>
+              <w:t xml:space="preserve">Table 3: Results of linear mixed-effects models predicting P parameters from intrinsic soil properties</w:t>
             </w:r>
             <w:r>
               <w:t xml:space="preserve"> </w:t>
@@ -12607,7 +13909,7 @@
               </w:tc>
             </w:tr>
           </w:tbl>
-          <w:bookmarkEnd w:id="59"/>
+          <w:bookmarkEnd w:id="61"/>
           <w:p/>
         </w:tc>
       </w:tr>
@@ -13035,8 +14337,8 @@
         <w:t xml:space="preserve">.</w:t>
       </w:r>
     </w:p>
-    <w:bookmarkEnd w:id="60"/>
-    <w:bookmarkStart w:id="79" w:name="sec-agronomic-modeling"/>
+    <w:bookmarkEnd w:id="62"/>
+    <w:bookmarkStart w:id="81" w:name="sec-agronomic-modeling"/>
     <w:p>
       <w:pPr>
         <w:pStyle w:val="Heading2"/>
@@ -13379,7 +14681,7 @@
         <w:t xml:space="preserve">The performance of these models for each agronomic outcome is presented in the following sections.</w:t>
       </w:r>
     </w:p>
-    <w:bookmarkStart w:id="69" w:name="anomaly-in-the-cadenazzo-yield-data"/>
+    <w:bookmarkStart w:id="71" w:name="anomaly-in-the-cadenazzo-yield-data"/>
     <w:p>
       <w:pPr>
         <w:pStyle w:val="Heading3"/>
@@ -13601,7 +14903,7 @@
       <w:tr>
         <w:tc>
           <w:tcPr/>
-          <w:bookmarkStart w:id="64" w:name="fig-yield-comparison"/>
+          <w:bookmarkStart w:id="66" w:name="fig-yield-comparison"/>
           <w:p>
             <w:pPr>
               <w:pStyle w:val="Compact"/>
@@ -13612,18 +14914,18 @@
                 <wp:inline>
                   <wp:extent cx="4620126" cy="3696101"/>
                   <wp:effectExtent b="0" l="0" r="0" t="0"/>
-                  <wp:docPr descr="" title="" id="62" name="Picture"/>
+                  <wp:docPr descr="" title="" id="64" name="Picture"/>
                   <a:graphic>
                     <a:graphicData uri="http://schemas.openxmlformats.org/drawingml/2006/picture">
                       <pic:pic>
                         <pic:nvPicPr>
-                          <pic:cNvPr descr="index_files/figure-docx/fig-yield-comparison-1.png" id="63" name="Picture"/>
+                          <pic:cNvPr descr="index_files/figure-docx/fig-yield-comparison-1.png" id="65" name="Picture"/>
                           <pic:cNvPicPr>
                             <a:picLocks noChangeArrowheads="1" noChangeAspect="1"/>
                           </pic:cNvPicPr>
                         </pic:nvPicPr>
                         <pic:blipFill>
-                          <a:blip r:embed="rId61"/>
+                          <a:blip r:embed="rId63"/>
                           <a:stretch>
                             <a:fillRect/>
                           </a:stretch>
@@ -13663,7 +14965,7 @@
               <w:t xml:space="preserve">Figure 6: Annual dry matter yield across P fertilization treatments, faceted by experimental site, highlighting the anomalous pattern at Cadenazzo (CAD).</w:t>
             </w:r>
           </w:p>
-          <w:bookmarkEnd w:id="64"/>
+          <w:bookmarkEnd w:id="66"/>
         </w:tc>
       </w:tr>
     </w:tbl>
@@ -13680,7 +14982,7 @@
       <w:tr>
         <w:tc>
           <w:tcPr/>
-          <w:bookmarkStart w:id="68" w:name="fig-yield-cadenazzo-fix"/>
+          <w:bookmarkStart w:id="70" w:name="fig-yield-cadenazzo-fix"/>
           <w:p>
             <w:pPr>
               <w:pStyle w:val="Compact"/>
@@ -13691,18 +14993,18 @@
                 <wp:inline>
                   <wp:extent cx="4620126" cy="3696101"/>
                   <wp:effectExtent b="0" l="0" r="0" t="0"/>
-                  <wp:docPr descr="" title="" id="66" name="Picture"/>
+                  <wp:docPr descr="" title="" id="68" name="Picture"/>
                   <a:graphic>
                     <a:graphicData uri="http://schemas.openxmlformats.org/drawingml/2006/picture">
                       <pic:pic>
                         <pic:nvPicPr>
-                          <pic:cNvPr descr="index_files/figure-docx/fig-yield-cadenazzo-fix-1.png" id="67" name="Picture"/>
+                          <pic:cNvPr descr="index_files/figure-docx/fig-yield-cadenazzo-fix-1.png" id="69" name="Picture"/>
                           <pic:cNvPicPr>
                             <a:picLocks noChangeArrowheads="1" noChangeAspect="1"/>
                           </pic:cNvPicPr>
                         </pic:nvPicPr>
                         <pic:blipFill>
-                          <a:blip r:embed="rId65"/>
+                          <a:blip r:embed="rId67"/>
                           <a:stretch>
                             <a:fillRect/>
                           </a:stretch>
@@ -13742,12 +15044,12 @@
               <w:t xml:space="preserve">Figure 7: Comparison of Cadenazzo yields with original and swapped (P0 &lt;&gt; P166) treatment labels.</w:t>
             </w:r>
           </w:p>
-          <w:bookmarkEnd w:id="68"/>
+          <w:bookmarkEnd w:id="70"/>
         </w:tc>
       </w:tr>
     </w:tbl>
-    <w:bookmarkEnd w:id="69"/>
-    <w:bookmarkStart w:id="71" w:name="predicting-site-normalized-yield-y_norm"/>
+    <w:bookmarkEnd w:id="71"/>
+    <w:bookmarkStart w:id="73" w:name="predicting-site-normalized-yield-y_norm"/>
     <w:p>
       <w:pPr>
         <w:pStyle w:val="Heading3"/>
@@ -13797,7 +15099,7 @@
           <w:rPr>
             <w:rStyle w:val="Hyperlink"/>
           </w:rPr>
-          <w:t xml:space="preserve">Table 2</w:t>
+          <w:t xml:space="preserve">Table 4</w:t>
         </w:r>
       </w:hyperlink>
       <w:r>
@@ -13817,7 +15119,7 @@
       <w:tr>
         <w:tc>
           <w:tcPr/>
-          <w:bookmarkStart w:id="70" w:name="tbl-ynorm-models"/>
+          <w:bookmarkStart w:id="72" w:name="tbl-ynorm-models"/>
           <w:p>
             <w:pPr>
               <w:jc w:val="center"/>
@@ -13828,7 +15130,7 @@
               <w:pStyle w:val="ImageCaption"/>
             </w:pPr>
             <w:r>
-              <w:t xml:space="preserve">Table 2: Results of linear mixed-effects models predicting Site-Normalized Yield (</w:t>
+              <w:t xml:space="preserve">Table 4: Results of linear mixed-effects models predicting Site-Normalized Yield (</w:t>
             </w:r>
             <m:oMath>
               <m:sSub>
@@ -14672,7 +15974,7 @@
               </w:tc>
             </w:tr>
           </w:tbl>
-          <w:bookmarkEnd w:id="70"/>
+          <w:bookmarkEnd w:id="72"/>
           <w:p/>
         </w:tc>
       </w:tr>
@@ -14715,8 +16017,8 @@
         <w:t xml:space="preserve">models had highly significant coefficients and explained 21.8% and 19.8% of the variance, respectively. The combined STP-interaction model performed best, explaining 22% of the variance. In contrast, the kinetic model had a marginal R² of only 1.4%, and none of its parameters were statistically significant.</w:t>
       </w:r>
     </w:p>
-    <w:bookmarkEnd w:id="71"/>
-    <w:bookmarkStart w:id="74" w:name="Xe0b402b7183f6a3d6df8442ac2834a5544132c5"/>
+    <w:bookmarkEnd w:id="73"/>
+    <w:bookmarkStart w:id="76" w:name="Xe0b402b7183f6a3d6df8442ac2834a5544132c5"/>
     <w:p>
       <w:pPr>
         <w:pStyle w:val="Heading3"/>
@@ -14792,7 +16094,7 @@
       <w:tr>
         <w:tc>
           <w:tcPr/>
-          <w:bookmarkStart w:id="72" w:name="tbl-yrel-models"/>
+          <w:bookmarkStart w:id="74" w:name="tbl-yrel-models"/>
           <w:p>
             <w:pPr>
               <w:jc w:val="center"/>
@@ -14803,7 +16105,7 @@
               <w:pStyle w:val="ImageCaption"/>
             </w:pPr>
             <w:r>
-              <w:t xml:space="preserve">Table 3: Results of linear mixed-effects models predicting National-Normalized Yield (</w:t>
+              <w:t xml:space="preserve">Table 5: Results of linear mixed-effects models predicting National-Normalized Yield (</w:t>
             </w:r>
             <m:oMath>
               <m:sSub>
@@ -15644,12 +16946,12 @@
               </w:tc>
             </w:tr>
           </w:tbl>
-          <w:bookmarkEnd w:id="72"/>
+          <w:bookmarkEnd w:id="74"/>
           <w:p/>
         </w:tc>
       </w:tr>
     </w:tbl>
-    <w:bookmarkStart w:id="73" w:name="performance-of-standard-stp-methods"/>
+    <w:bookmarkStart w:id="75" w:name="performance-of-standard-stp-methods"/>
     <w:p>
       <w:pPr>
         <w:pStyle w:val="Heading4"/>
@@ -15737,9 +17039,9 @@
         <w:t xml:space="preserve">). For instance, in the best-performing STP model, the marginal R² is only 0.078, but the conditional R² is 0.596.</w:t>
       </w:r>
     </w:p>
-    <w:bookmarkEnd w:id="73"/>
-    <w:bookmarkEnd w:id="74"/>
-    <w:bookmarkStart w:id="76" w:name="predicting-p-uptake-p_up"/>
+    <w:bookmarkEnd w:id="75"/>
+    <w:bookmarkEnd w:id="76"/>
+    <w:bookmarkStart w:id="78" w:name="predicting-p-uptake-p_up"/>
     <w:p>
       <w:pPr>
         <w:pStyle w:val="Heading3"/>
@@ -15789,7 +17091,7 @@
       <w:tr>
         <w:tc>
           <w:tcPr/>
-          <w:bookmarkStart w:id="75" w:name="tbl-pexport-models"/>
+          <w:bookmarkStart w:id="77" w:name="tbl-pexport-models"/>
           <w:p>
             <w:pPr>
               <w:jc w:val="center"/>
@@ -15800,7 +17102,7 @@
               <w:pStyle w:val="ImageCaption"/>
             </w:pPr>
             <w:r>
-              <w:t xml:space="preserve">Table 4: Results of linear mixed-effects models predicting P-Export (</w:t>
+              <w:t xml:space="preserve">Table 6: Results of linear mixed-effects models predicting P-Export (</w:t>
             </w:r>
             <m:oMath>
               <m:sSub>
@@ -16638,7 +17940,7 @@
               </w:tc>
             </w:tr>
           </w:tbl>
-          <w:bookmarkEnd w:id="75"/>
+          <w:bookmarkEnd w:id="77"/>
           <w:p/>
         </w:tc>
       </w:tr>
@@ -16715,8 +18017,8 @@
         <w:t xml:space="preserve">, were significant positive predictors, explaining 6.4% and 7.3% of the variance, respectively. The interaction model did not improve the explained variance. The kinetic model performed on par with the standard individual tests, explaining 6.4% of the variance, though none of its parameters were individually significant. As with yield, a large difference between the marginal and conditional R² values was observed across all models.</w:t>
       </w:r>
     </w:p>
-    <w:bookmarkEnd w:id="76"/>
-    <w:bookmarkStart w:id="78" w:name="predicting-p-balance-p_bal"/>
+    <w:bookmarkEnd w:id="78"/>
+    <w:bookmarkStart w:id="80" w:name="predicting-p-balance-p_bal"/>
     <w:p>
       <w:pPr>
         <w:pStyle w:val="Heading3"/>
@@ -16792,7 +18094,7 @@
       <w:tr>
         <w:tc>
           <w:tcPr/>
-          <w:bookmarkStart w:id="77" w:name="tbl-pbalance-models"/>
+          <w:bookmarkStart w:id="79" w:name="tbl-pbalance-models"/>
           <w:p>
             <w:pPr>
               <w:jc w:val="center"/>
@@ -16803,7 +18105,7 @@
               <w:pStyle w:val="ImageCaption"/>
             </w:pPr>
             <w:r>
-              <w:t xml:space="preserve">Table 5: Results of linear mixed-effects models predicting P-Balance (</w:t>
+              <w:t xml:space="preserve">Table 7: Results of linear mixed-effects models predicting P-Balance (</w:t>
             </w:r>
             <m:oMath>
               <m:sSub>
@@ -17644,7 +18946,7 @@
               </w:tc>
             </w:tr>
           </w:tbl>
-          <w:bookmarkEnd w:id="77"/>
+          <w:bookmarkEnd w:id="79"/>
           <w:p/>
         </w:tc>
       </w:tr>
@@ -17694,10 +18996,10 @@
         <w:br w:type="page"/>
       </w:r>
     </w:p>
-    <w:bookmarkEnd w:id="78"/>
-    <w:bookmarkEnd w:id="79"/>
     <w:bookmarkEnd w:id="80"/>
-    <w:bookmarkStart w:id="89" w:name="discussion"/>
+    <w:bookmarkEnd w:id="81"/>
+    <w:bookmarkEnd w:id="82"/>
+    <w:bookmarkStart w:id="91" w:name="discussion"/>
     <w:p>
       <w:pPr>
         <w:pStyle w:val="Heading1"/>
@@ -17868,7 +19170,7 @@
         <w:t xml:space="preserve">Therefore, a marginal R² of around 8% for a model predicting national-normalized yield based on a single soil P metric should not be considered low. In fact, it is arguably higher than expected, demonstrating that despite the overwhelming influence of climate and the general P-sufficiency of the soils, both static and kinetic P tests can still capture a statistically significant, albeit small, portion of the variance in crop productivity. With this context established, we can proceed to a detailed evaluation of the specific hypotheses.</w:t>
       </w:r>
     </w:p>
-    <w:bookmarkStart w:id="81" w:name="X2be6dfad3d423d878672cb793cc807af4a34ac3"/>
+    <w:bookmarkStart w:id="83" w:name="X2be6dfad3d423d878672cb793cc807af4a34ac3"/>
     <w:p>
       <w:pPr>
         <w:pStyle w:val="Heading2"/>
@@ -18642,8 +19944,8 @@
         <w:t xml:space="preserve">can underestimate plant-available P in calcareous soils and supports our finding of a significant pH-dependence. It underscores that the choice of an appropriate soil test must take into account the fundamental chemistry of the soil matrix itself.</w:t>
       </w:r>
     </w:p>
-    <w:bookmarkEnd w:id="81"/>
-    <w:bookmarkStart w:id="86" w:name="X1b4f439ca95cf2ff1d299d4f1dc1937990b01b8"/>
+    <w:bookmarkEnd w:id="83"/>
+    <w:bookmarkStart w:id="88" w:name="X1b4f439ca95cf2ff1d299d4f1dc1937990b01b8"/>
     <w:p>
       <w:pPr>
         <w:pStyle w:val="Heading2"/>
@@ -19162,7 +20464,7 @@
       <w:tr>
         <w:tc>
           <w:tcPr/>
-          <w:bookmarkStart w:id="85" w:name="fig-ell-outlier-check-dual-axis"/>
+          <w:bookmarkStart w:id="87" w:name="fig-ell-outlier-check-dual-axis"/>
           <w:p>
             <w:pPr>
               <w:pStyle w:val="Compact"/>
@@ -19173,18 +20475,18 @@
                 <wp:inline>
                   <wp:extent cx="4620126" cy="3696101"/>
                   <wp:effectExtent b="0" l="0" r="0" t="0"/>
-                  <wp:docPr descr="" title="" id="83" name="Picture"/>
+                  <wp:docPr descr="" title="" id="85" name="Picture"/>
                   <a:graphic>
                     <a:graphicData uri="http://schemas.openxmlformats.org/drawingml/2006/picture">
                       <pic:pic>
                         <pic:nvPicPr>
-                          <pic:cNvPr descr="index_files/figure-docx/fig-ell-outlier-check-dual-axis-1.png" id="84" name="Picture"/>
+                          <pic:cNvPr descr="index_files/figure-docx/fig-ell-outlier-check-dual-axis-1.png" id="86" name="Picture"/>
                           <pic:cNvPicPr>
                             <a:picLocks noChangeArrowheads="1" noChangeAspect="1"/>
                           </pic:cNvPicPr>
                         </pic:nvPicPr>
                         <pic:blipFill>
-                          <a:blip r:embed="rId82"/>
+                          <a:blip r:embed="rId84"/>
                           <a:stretch>
                             <a:fillRect/>
                           </a:stretch>
@@ -19278,7 +20580,7 @@
               <w:t xml:space="preserve">(right axis) for all replicates at the Ellighausen (ELL) site, faceted by P fertilization treatment.</w:t>
             </w:r>
           </w:p>
-          <w:bookmarkEnd w:id="85"/>
+          <w:bookmarkEnd w:id="87"/>
         </w:tc>
       </w:tr>
     </w:tbl>
@@ -19431,8 +20733,8 @@
         <w:t xml:space="preserve">are not redundant parameters; they represent fundamentally different aspects of P availability—the size of the pool and the rate of access to it—which are governed by different soil-chemical and physical properties.</w:t>
       </w:r>
     </w:p>
-    <w:bookmarkEnd w:id="86"/>
-    <w:bookmarkStart w:id="88" w:name="X2bcc4bfc211ba9abec9a74e664b2fca0cf81079"/>
+    <w:bookmarkEnd w:id="88"/>
+    <w:bookmarkStart w:id="90" w:name="X2bcc4bfc211ba9abec9a74e664b2fca0cf81079"/>
     <w:p>
       <w:pPr>
         <w:pStyle w:val="Heading2"/>
@@ -19765,7 +21067,7 @@
         <w:br w:type="page"/>
       </w:r>
     </w:p>
-    <w:bookmarkStart w:id="87" w:name="conclusion-and-outlook"/>
+    <w:bookmarkStart w:id="89" w:name="conclusion-and-outlook"/>
     <w:p>
       <w:pPr>
         <w:pStyle w:val="Heading3"/>
@@ -20230,10 +21532,10 @@
         <w:br w:type="page"/>
       </w:r>
     </w:p>
-    <w:bookmarkEnd w:id="87"/>
-    <w:bookmarkEnd w:id="88"/>
     <w:bookmarkEnd w:id="89"/>
-    <w:bookmarkStart w:id="90" w:name="acknowledgments"/>
+    <w:bookmarkEnd w:id="90"/>
+    <w:bookmarkEnd w:id="91"/>
+    <w:bookmarkStart w:id="92" w:name="acknowledgments"/>
     <w:p>
       <w:pPr>
         <w:pStyle w:val="Heading1"/>
@@ -20264,8 +21566,8 @@
         <w:br w:type="page"/>
       </w:r>
     </w:p>
-    <w:bookmarkEnd w:id="90"/>
-    <w:bookmarkStart w:id="130" w:name="references"/>
+    <w:bookmarkEnd w:id="92"/>
+    <w:bookmarkStart w:id="132" w:name="references"/>
     <w:p>
       <w:pPr>
         <w:pStyle w:val="Heading1"/>
@@ -20274,8 +21576,8 @@
         <w:t xml:space="preserve">6. References</w:t>
       </w:r>
     </w:p>
-    <w:bookmarkStart w:id="129" w:name="refs"/>
-    <w:bookmarkStart w:id="92" w:name="ref-R-lme4"/>
+    <w:bookmarkStart w:id="131" w:name="refs"/>
+    <w:bookmarkStart w:id="94" w:name="ref-R-lme4"/>
     <w:p>
       <w:pPr>
         <w:pStyle w:val="Bibliography"/>
@@ -20321,7 +21623,7 @@
       <w:r>
         <w:t xml:space="preserve"> </w:t>
       </w:r>
-      <w:hyperlink r:id="rId91">
+      <w:hyperlink r:id="rId93">
         <w:r>
           <w:rPr>
             <w:rStyle w:val="Hyperlink"/>
@@ -20330,8 +21632,8 @@
         </w:r>
       </w:hyperlink>
     </w:p>
-    <w:bookmarkEnd w:id="92"/>
-    <w:bookmarkStart w:id="93" w:name="ref-Brady2016Soils"/>
+    <w:bookmarkEnd w:id="94"/>
+    <w:bookmarkStart w:id="95" w:name="ref-Brady2016Soils"/>
     <w:p>
       <w:pPr>
         <w:pStyle w:val="Bibliography"/>
@@ -20356,8 +21658,8 @@
         <w:t xml:space="preserve">(15th ed.). Pearson.</w:t>
       </w:r>
     </w:p>
-    <w:bookmarkEnd w:id="93"/>
-    <w:bookmarkStart w:id="95" w:name="ref-demariaSoilPropertiesPhosphorus2013"/>
+    <w:bookmarkEnd w:id="95"/>
+    <w:bookmarkStart w:id="97" w:name="ref-demariaSoilPropertiesPhosphorus2013"/>
     <w:p>
       <w:pPr>
         <w:pStyle w:val="Bibliography"/>
@@ -20427,7 +21729,7 @@
       <w:r>
         <w:t xml:space="preserve"> </w:t>
       </w:r>
-      <w:hyperlink r:id="rId94">
+      <w:hyperlink r:id="rId96">
         <w:r>
           <w:rPr>
             <w:rStyle w:val="Hyperlink"/>
@@ -20436,8 +21738,8 @@
         </w:r>
       </w:hyperlink>
     </w:p>
-    <w:bookmarkEnd w:id="95"/>
-    <w:bookmarkStart w:id="96" w:name="ref-Fisher1925"/>
+    <w:bookmarkEnd w:id="97"/>
+    <w:bookmarkStart w:id="98" w:name="ref-Fisher1925"/>
     <w:p>
       <w:pPr>
         <w:pStyle w:val="Bibliography"/>
@@ -20459,8 +21761,8 @@
         <w:t xml:space="preserve">. Oliver; Boyd.</w:t>
       </w:r>
     </w:p>
-    <w:bookmarkEnd w:id="96"/>
-    <w:bookmarkStart w:id="98" w:name="ref-Fixen1993"/>
+    <w:bookmarkEnd w:id="98"/>
+    <w:bookmarkStart w:id="100" w:name="ref-Fixen1993"/>
     <w:p>
       <w:pPr>
         <w:pStyle w:val="Bibliography"/>
@@ -20497,7 +21799,7 @@
       <w:r>
         <w:t xml:space="preserve"> </w:t>
       </w:r>
-      <w:hyperlink r:id="rId97">
+      <w:hyperlink r:id="rId99">
         <w:r>
           <w:rPr>
             <w:rStyle w:val="Hyperlink"/>
@@ -20506,8 +21808,8 @@
         </w:r>
       </w:hyperlink>
     </w:p>
-    <w:bookmarkEnd w:id="98"/>
-    <w:bookmarkStart w:id="99" w:name="X8e448a35b024827f6325a509cd0871d88df6696"/>
+    <w:bookmarkEnd w:id="100"/>
+    <w:bookmarkStart w:id="101" w:name="X8e448a35b024827f6325a509cd0871d88df6696"/>
     <w:p>
       <w:pPr>
         <w:pStyle w:val="Bibliography"/>
@@ -20526,8 +21828,8 @@
         <w:t xml:space="preserve">Extraction method for characterizing the kinetics of phosphorus release from solid soil to soil solution.</w:t>
       </w:r>
     </w:p>
-    <w:bookmarkEnd w:id="99"/>
-    <w:bookmarkStart w:id="100" w:name="ref-FAL1996Methodenbuch"/>
+    <w:bookmarkEnd w:id="101"/>
+    <w:bookmarkStart w:id="102" w:name="ref-FAL1996Methodenbuch"/>
     <w:p>
       <w:pPr>
         <w:pStyle w:val="Bibliography"/>
@@ -20549,8 +21851,8 @@
         <w:t xml:space="preserve">. FAL.</w:t>
       </w:r>
     </w:p>
-    <w:bookmarkEnd w:id="100"/>
-    <w:bookmarkStart w:id="102" w:name="ref-Frossard2000Processes"/>
+    <w:bookmarkEnd w:id="102"/>
+    <w:bookmarkStart w:id="104" w:name="ref-Frossard2000Processes"/>
     <w:p>
       <w:pPr>
         <w:pStyle w:val="Bibliography"/>
@@ -20587,7 +21889,7 @@
       <w:r>
         <w:t xml:space="preserve"> </w:t>
       </w:r>
-      <w:hyperlink r:id="rId101">
+      <w:hyperlink r:id="rId103">
         <w:r>
           <w:rPr>
             <w:rStyle w:val="Hyperlink"/>
@@ -20596,8 +21898,8 @@
         </w:r>
       </w:hyperlink>
     </w:p>
-    <w:bookmarkEnd w:id="102"/>
-    <w:bookmarkStart w:id="104" w:name="ref-Hirte2018Relationship"/>
+    <w:bookmarkEnd w:id="104"/>
+    <w:bookmarkStart w:id="106" w:name="ref-Hirte2018Relationship"/>
     <w:p>
       <w:pPr>
         <w:pStyle w:val="Bibliography"/>
@@ -20634,7 +21936,7 @@
       <w:r>
         <w:t xml:space="preserve"> </w:t>
       </w:r>
-      <w:hyperlink r:id="rId103">
+      <w:hyperlink r:id="rId105">
         <w:r>
           <w:rPr>
             <w:rStyle w:val="Hyperlink"/>
@@ -20643,8 +21945,8 @@
         </w:r>
       </w:hyperlink>
     </w:p>
-    <w:bookmarkEnd w:id="104"/>
-    <w:bookmarkStart w:id="106" w:name="ref-hirteYieldResponseSoil2021"/>
+    <w:bookmarkEnd w:id="106"/>
+    <w:bookmarkStart w:id="108" w:name="ref-hirteYieldResponseSoil2021"/>
     <w:p>
       <w:pPr>
         <w:pStyle w:val="Bibliography"/>
@@ -20702,7 +22004,7 @@
       <w:r>
         <w:t xml:space="preserve"> </w:t>
       </w:r>
-      <w:hyperlink r:id="rId105">
+      <w:hyperlink r:id="rId107">
         <w:r>
           <w:rPr>
             <w:rStyle w:val="Hyperlink"/>
@@ -20711,8 +22013,8 @@
         </w:r>
       </w:hyperlink>
     </w:p>
-    <w:bookmarkEnd w:id="106"/>
-    <w:bookmarkStart w:id="108" w:name="ref-Hirte2021Yield"/>
+    <w:bookmarkEnd w:id="108"/>
+    <w:bookmarkStart w:id="110" w:name="ref-Hirte2021Yield"/>
     <w:p>
       <w:pPr>
         <w:pStyle w:val="Bibliography"/>
@@ -20749,7 +22051,7 @@
       <w:r>
         <w:t xml:space="preserve"> </w:t>
       </w:r>
-      <w:hyperlink r:id="rId107">
+      <w:hyperlink r:id="rId109">
         <w:r>
           <w:rPr>
             <w:rStyle w:val="Hyperlink"/>
@@ -20758,8 +22060,8 @@
         </w:r>
       </w:hyperlink>
     </w:p>
-    <w:bookmarkEnd w:id="108"/>
-    <w:bookmarkStart w:id="110" w:name="ref-Kuang2012Phosphorus"/>
+    <w:bookmarkEnd w:id="110"/>
+    <w:bookmarkStart w:id="112" w:name="ref-Kuang2012Phosphorus"/>
     <w:p>
       <w:pPr>
         <w:pStyle w:val="Bibliography"/>
@@ -20796,7 +22098,7 @@
       <w:r>
         <w:t xml:space="preserve"> </w:t>
       </w:r>
-      <w:hyperlink r:id="rId109">
+      <w:hyperlink r:id="rId111">
         <w:r>
           <w:rPr>
             <w:rStyle w:val="Hyperlink"/>
@@ -20805,8 +22107,8 @@
         </w:r>
       </w:hyperlink>
     </w:p>
-    <w:bookmarkEnd w:id="110"/>
-    <w:bookmarkStart w:id="111" w:name="ref-Nye2000Solute"/>
+    <w:bookmarkEnd w:id="112"/>
+    <w:bookmarkStart w:id="113" w:name="ref-Nye2000Solute"/>
     <w:p>
       <w:pPr>
         <w:pStyle w:val="Bibliography"/>
@@ -20828,8 +22130,8 @@
         <w:t xml:space="preserve">. Oxford University Press.</w:t>
       </w:r>
     </w:p>
-    <w:bookmarkEnd w:id="111"/>
-    <w:bookmarkStart w:id="113" w:name="ref-R-nlme"/>
+    <w:bookmarkEnd w:id="113"/>
+    <w:bookmarkStart w:id="115" w:name="ref-R-nlme"/>
     <w:p>
       <w:pPr>
         <w:pStyle w:val="Bibliography"/>
@@ -20853,7 +22155,7 @@
       <w:r>
         <w:t xml:space="preserve"> </w:t>
       </w:r>
-      <w:hyperlink r:id="rId112">
+      <w:hyperlink r:id="rId114">
         <w:r>
           <w:rPr>
             <w:rStyle w:val="Hyperlink"/>
@@ -20862,8 +22164,8 @@
         </w:r>
       </w:hyperlink>
     </w:p>
-    <w:bookmarkEnd w:id="113"/>
-    <w:bookmarkStart w:id="115" w:name="ref-R-base"/>
+    <w:bookmarkEnd w:id="115"/>
+    <w:bookmarkStart w:id="117" w:name="ref-R-base"/>
     <w:p>
       <w:pPr>
         <w:pStyle w:val="Bibliography"/>
@@ -20887,7 +22189,7 @@
       <w:r>
         <w:t xml:space="preserve"> </w:t>
       </w:r>
-      <w:hyperlink r:id="rId114">
+      <w:hyperlink r:id="rId116">
         <w:r>
           <w:rPr>
             <w:rStyle w:val="Hyperlink"/>
@@ -20896,8 +22198,8 @@
         </w:r>
       </w:hyperlink>
     </w:p>
-    <w:bookmarkEnd w:id="115"/>
-    <w:bookmarkStart w:id="117" w:name="ref-Rowe2016LegacyP"/>
+    <w:bookmarkEnd w:id="117"/>
+    <w:bookmarkStart w:id="119" w:name="ref-Rowe2016LegacyP"/>
     <w:p>
       <w:pPr>
         <w:pStyle w:val="Bibliography"/>
@@ -20934,7 +22236,7 @@
       <w:r>
         <w:t xml:space="preserve"> </w:t>
       </w:r>
-      <w:hyperlink r:id="rId116">
+      <w:hyperlink r:id="rId118">
         <w:r>
           <w:rPr>
             <w:rStyle w:val="Hyperlink"/>
@@ -20943,8 +22245,8 @@
         </w:r>
       </w:hyperlink>
     </w:p>
-    <w:bookmarkEnd w:id="117"/>
-    <w:bookmarkStart w:id="119" w:name="ref-Sadras2002"/>
+    <w:bookmarkEnd w:id="119"/>
+    <w:bookmarkStart w:id="121" w:name="ref-Sadras2002"/>
     <w:p>
       <w:pPr>
         <w:pStyle w:val="Bibliography"/>
@@ -20981,7 +22283,7 @@
       <w:r>
         <w:t xml:space="preserve"> </w:t>
       </w:r>
-      <w:hyperlink r:id="rId118">
+      <w:hyperlink r:id="rId120">
         <w:r>
           <w:rPr>
             <w:rStyle w:val="Hyperlink"/>
@@ -20990,8 +22292,8 @@
         </w:r>
       </w:hyperlink>
     </w:p>
-    <w:bookmarkEnd w:id="119"/>
-    <w:bookmarkStart w:id="120" w:name="ref-Schlesinger2009"/>
+    <w:bookmarkEnd w:id="121"/>
+    <w:bookmarkStart w:id="122" w:name="ref-Schlesinger2009"/>
     <w:p>
       <w:pPr>
         <w:pStyle w:val="Bibliography"/>
@@ -21016,8 +22318,8 @@
         <w:t xml:space="preserve">(2nd ed.). Academic Press.</w:t>
       </w:r>
     </w:p>
-    <w:bookmarkEnd w:id="120"/>
-    <w:bookmarkStart w:id="122" w:name="ref-Sinclair1998"/>
+    <w:bookmarkEnd w:id="122"/>
+    <w:bookmarkStart w:id="124" w:name="ref-Sinclair1998"/>
     <w:p>
       <w:pPr>
         <w:pStyle w:val="Bibliography"/>
@@ -21054,7 +22356,7 @@
       <w:r>
         <w:t xml:space="preserve"> </w:t>
       </w:r>
-      <w:hyperlink r:id="rId121">
+      <w:hyperlink r:id="rId123">
         <w:r>
           <w:rPr>
             <w:rStyle w:val="Hyperlink"/>
@@ -21063,8 +22365,8 @@
         </w:r>
       </w:hyperlink>
     </w:p>
-    <w:bookmarkEnd w:id="122"/>
-    <w:bookmarkStart w:id="124" w:name="ref-Sparks2003Environmental"/>
+    <w:bookmarkEnd w:id="124"/>
+    <w:bookmarkStart w:id="126" w:name="ref-Sparks2003Environmental"/>
     <w:p>
       <w:pPr>
         <w:pStyle w:val="Bibliography"/>
@@ -21091,7 +22393,7 @@
       <w:r>
         <w:t xml:space="preserve"> </w:t>
       </w:r>
-      <w:hyperlink r:id="rId123">
+      <w:hyperlink r:id="rId125">
         <w:r>
           <w:rPr>
             <w:rStyle w:val="Hyperlink"/>
@@ -21100,8 +22402,8 @@
         </w:r>
       </w:hyperlink>
     </w:p>
-    <w:bookmarkEnd w:id="124"/>
-    <w:bookmarkStart w:id="125" w:name="ref-Sposito2008Chemistry"/>
+    <w:bookmarkEnd w:id="126"/>
+    <w:bookmarkStart w:id="127" w:name="ref-Sposito2008Chemistry"/>
     <w:p>
       <w:pPr>
         <w:pStyle w:val="Bibliography"/>
@@ -21126,8 +22428,8 @@
         <w:t xml:space="preserve">(2nd ed.). Oxford University Press.</w:t>
       </w:r>
     </w:p>
-    <w:bookmarkEnd w:id="125"/>
-    <w:bookmarkStart w:id="127" w:name="ref-VanEs2002"/>
+    <w:bookmarkEnd w:id="127"/>
+    <w:bookmarkStart w:id="129" w:name="ref-VanEs2002"/>
     <w:p>
       <w:pPr>
         <w:pStyle w:val="Bibliography"/>
@@ -21164,7 +22466,7 @@
       <w:r>
         <w:t xml:space="preserve"> </w:t>
       </w:r>
-      <w:hyperlink r:id="rId126">
+      <w:hyperlink r:id="rId128">
         <w:r>
           <w:rPr>
             <w:rStyle w:val="Hyperlink"/>
@@ -21173,8 +22475,8 @@
         </w:r>
       </w:hyperlink>
     </w:p>
-    <w:bookmarkEnd w:id="127"/>
-    <w:bookmarkStart w:id="128" w:name="ref-VanVeldhoven1987Malachite"/>
+    <w:bookmarkEnd w:id="129"/>
+    <w:bookmarkStart w:id="130" w:name="ref-VanVeldhoven1987Malachite"/>
     <w:p>
       <w:pPr>
         <w:pStyle w:val="Bibliography"/>
@@ -21209,8 +22511,8 @@
         <w:t xml:space="preserve">(6), 755–765.</w:t>
       </w:r>
     </w:p>
-    <w:bookmarkEnd w:id="128"/>
-    <w:bookmarkEnd w:id="129"/>
+    <w:bookmarkEnd w:id="130"/>
+    <w:bookmarkEnd w:id="131"/>
     <w:p>
       <w:r>
         <w:br w:type="page"/>
@@ -21221,8 +22523,8 @@
         <w:br w:type="page"/>
       </w:r>
     </w:p>
-    <w:bookmarkEnd w:id="130"/>
-    <w:bookmarkStart w:id="136" w:name="Xc02b1095fe035d2f218bf14431ef63629f299b5"/>
+    <w:bookmarkEnd w:id="132"/>
+    <w:bookmarkStart w:id="138" w:name="Xc02b1095fe035d2f218bf14431ef63629f299b5"/>
     <w:p>
       <w:pPr>
         <w:pStyle w:val="Heading1"/>
@@ -21266,7 +22568,7 @@
         <w:t xml:space="preserve">Extractions</w:t>
       </w:r>
     </w:p>
-    <w:bookmarkStart w:id="131" w:name="Xdd52081602f5faa9508128f35f776531d43bf68"/>
+    <w:bookmarkStart w:id="133" w:name="Xdd52081602f5faa9508128f35f776531d43bf68"/>
     <w:p>
       <w:pPr>
         <w:pStyle w:val="Heading2"/>
@@ -22702,8 +24004,8 @@
         <w:t xml:space="preserve">extract is overwhelmingly dictated by the dissolved soluble salts of the specific soil being analyzed.</w:t>
       </w:r>
     </w:p>
-    <w:bookmarkEnd w:id="131"/>
-    <w:bookmarkStart w:id="132" w:name="X8ef57afce3e26af86625f37a3880dd9c4114bfc"/>
+    <w:bookmarkEnd w:id="133"/>
+    <w:bookmarkStart w:id="134" w:name="X8ef57afce3e26af86625f37a3880dd9c4114bfc"/>
     <w:p>
       <w:pPr>
         <w:pStyle w:val="Heading2"/>
@@ -23360,8 +24662,8 @@
         <w:t xml:space="preserve">).</w:t>
       </w:r>
     </w:p>
-    <w:bookmarkEnd w:id="132"/>
-    <w:bookmarkStart w:id="135" w:name="X7cfd2e40ece616de93c98fe743f64dd11c88404"/>
+    <w:bookmarkEnd w:id="134"/>
+    <w:bookmarkStart w:id="137" w:name="X7cfd2e40ece616de93c98fe743f64dd11c88404"/>
     <w:p>
       <w:pPr>
         <w:pStyle w:val="Heading2"/>
@@ -23830,7 +25132,7 @@
       <w:r>
         <w:t xml:space="preserve"> </w:t>
       </w:r>
-      <w:hyperlink r:id="rId133">
+      <w:hyperlink r:id="rId135">
         <w:r>
           <w:rPr>
             <w:rStyle w:val="Hyperlink"/>
@@ -23863,7 +25165,7 @@
       <w:r>
         <w:t xml:space="preserve"> </w:t>
       </w:r>
-      <w:hyperlink r:id="rId134">
+      <w:hyperlink r:id="rId136">
         <w:r>
           <w:rPr>
             <w:rStyle w:val="Hyperlink"/>
@@ -23882,8 +25184,8 @@
         <w:t xml:space="preserve">This approach ensures full transparency and allows for the complete replication of the findings presented in this thesis.</w:t>
       </w:r>
     </w:p>
-    <w:bookmarkEnd w:id="135"/>
-    <w:bookmarkEnd w:id="136"/>
+    <w:bookmarkEnd w:id="137"/>
+    <w:bookmarkEnd w:id="138"/>
     <w:sectPr>
       <w:footnotePr>
         <w:numRestart w:val="eachSect"/>

--- a/index.docx
+++ b/index.docx
@@ -39,7 +39,7 @@
         <w:pStyle w:val="Date"/>
       </w:pPr>
       <w:r>
-        <w:t xml:space="preserve">2026-04-14</w:t>
+        <w:t xml:space="preserve">2026-04-16</w:t>
       </w:r>
     </w:p>
     <w:p>

--- a/index.docx
+++ b/index.docx
@@ -39,7 +39,7 @@
         <w:pStyle w:val="Date"/>
       </w:pPr>
       <w:r>
-        <w:t xml:space="preserve">2026-04-16</w:t>
+        <w:t xml:space="preserve">2026-05-22</w:t>
       </w:r>
     </w:p>
     <w:p>
@@ -197,7 +197,7 @@
         <w:t xml:space="preserve">alone explaining 57% of the variance, whereas STP models showed no predictive power. We conclude that while traditional STPs remain adequate for short-term within-field fertility, kinetic parameters serve as a vastly superior functional proxy for assessing the long-term P status and sustainability of agricultural soils.</w:t>
       </w:r>
     </w:p>
-    <w:bookmarkStart w:id="17" w:name="introduction"/>
+    <w:bookmarkStart w:id="20" w:name="introduction"/>
     <w:p>
       <w:pPr>
         <w:pStyle w:val="Heading1"/>
@@ -1932,7 +1932,7 @@
       </w:r>
     </w:p>
     <w:bookmarkEnd w:id="15"/>
-    <w:bookmarkStart w:id="16" w:name="Xdfc87357402a84a9eb1512aa38aef947e1492a3"/>
+    <w:bookmarkStart w:id="19" w:name="Xdfc87357402a84a9eb1512aa38aef947e1492a3"/>
     <w:p>
       <w:pPr>
         <w:pStyle w:val="Heading2"/>
@@ -2085,13 +2085,70 @@
       </w:r>
     </w:p>
     <w:p>
+      <w:pPr>
+        <w:pStyle w:val="FirstParagraph"/>
+      </w:pPr>
+    </w:p>
+    <w:p>
+      <w:pPr>
+        <w:pStyle w:val="BodyText"/>
+      </w:pPr>
+      <w:r>
+        <w:drawing>
+          <wp:inline>
+            <wp:extent cx="5334000" cy="14676823"/>
+            <wp:effectExtent b="0" l="0" r="0" t="0"/>
+            <wp:docPr descr="" title="" id="17" name="Picture"/>
+            <a:graphic>
+              <a:graphicData uri="http://schemas.openxmlformats.org/drawingml/2006/picture">
+                <pic:pic>
+                  <pic:nvPicPr>
+                    <pic:cNvPr descr="index_files/figure-docx/mermaid-figure-2.png" id="18" name="Picture"/>
+                    <pic:cNvPicPr>
+                      <a:picLocks noChangeArrowheads="1" noChangeAspect="1"/>
+                    </pic:cNvPicPr>
+                  </pic:nvPicPr>
+                  <pic:blipFill>
+                    <a:blip r:embed="rId16"/>
+                    <a:stretch>
+                      <a:fillRect/>
+                    </a:stretch>
+                  </pic:blipFill>
+                  <pic:spPr bwMode="auto">
+                    <a:xfrm>
+                      <a:off x="0" y="0"/>
+                      <a:ext cx="5334000" cy="14676823"/>
+                    </a:xfrm>
+                    <a:prstGeom prst="rect">
+                      <a:avLst/>
+                    </a:prstGeom>
+                    <a:noFill/>
+                    <a:ln w="9525">
+                      <a:noFill/>
+                      <a:headEnd/>
+                      <a:tailEnd/>
+                    </a:ln>
+                  </pic:spPr>
+                </pic:pic>
+              </a:graphicData>
+            </a:graphic>
+          </wp:inline>
+        </w:drawing>
+      </w:r>
+    </w:p>
+    <w:p>
+      <w:pPr>
+        <w:pStyle w:val="BodyText"/>
+      </w:pPr>
+    </w:p>
+    <w:p>
       <w:r>
         <w:br w:type="page"/>
       </w:r>
     </w:p>
-    <w:bookmarkEnd w:id="16"/>
-    <w:bookmarkEnd w:id="17"/>
-    <w:bookmarkStart w:id="31" w:name="sec-materials-and-methods"/>
+    <w:bookmarkEnd w:id="19"/>
+    <w:bookmarkEnd w:id="20"/>
+    <w:bookmarkStart w:id="34" w:name="sec-materials-and-methods"/>
     <w:p>
       <w:pPr>
         <w:pStyle w:val="Heading1"/>
@@ -2100,7 +2157,7 @@
         <w:t xml:space="preserve">2. Materials and Methods</w:t>
       </w:r>
     </w:p>
-    <w:bookmarkStart w:id="18" w:name="X2a96c2427ceb6b998508f67b3ec6e8131f2af39"/>
+    <w:bookmarkStart w:id="21" w:name="X2a96c2427ceb6b998508f67b3ec6e8131f2af39"/>
     <w:p>
       <w:pPr>
         <w:pStyle w:val="Heading2"/>
@@ -2150,8 +2207,8 @@
         <w:t xml:space="preserve">with four field replications at each site. The core of the experiment consists of six fixed-plot treatments representing different P fertilization levels, which were applied annually as superphosphate before tillage and sowing. These levels were based on percentages of the officially recommended P inputs: 0% (Zero), 33% (Deficit), 67% (Reduced), 100% (Norm), 133% (Elevated), and 167% (Surplus).</w:t>
       </w:r>
     </w:p>
-    <w:bookmarkEnd w:id="18"/>
-    <w:bookmarkStart w:id="20" w:name="sec-experimental-sites"/>
+    <w:bookmarkEnd w:id="21"/>
+    <w:bookmarkStart w:id="23" w:name="sec-experimental-sites"/>
     <w:p>
       <w:pPr>
         <w:pStyle w:val="Heading2"/>
@@ -2259,7 +2316,7 @@
       <w:tr>
         <w:tc>
           <w:tcPr/>
-          <w:bookmarkStart w:id="19" w:name="tbl-sites-corrected"/>
+          <w:bookmarkStart w:id="22" w:name="tbl-sites-corrected"/>
           <w:p>
             <w:pPr>
               <w:jc w:val="center"/>
@@ -2852,7 +2909,7 @@
               </w:tc>
             </w:tr>
           </w:tbl>
-          <w:bookmarkEnd w:id="19"/>
+          <w:bookmarkEnd w:id="22"/>
           <w:p/>
         </w:tc>
       </w:tr>
@@ -2865,8 +2922,8 @@
         <w:t xml:space="preserve">Soil samples for this thesis were collected in the year 2022 from the topsoil layer (0-20 cm).</w:t>
       </w:r>
     </w:p>
-    <w:bookmarkEnd w:id="20"/>
-    <w:bookmarkStart w:id="23" w:name="sec-phosphorus-desorption-kinetics"/>
+    <w:bookmarkEnd w:id="23"/>
+    <w:bookmarkStart w:id="26" w:name="sec-phosphorus-desorption-kinetics"/>
     <w:p>
       <w:pPr>
         <w:pStyle w:val="Heading2"/>
@@ -2892,7 +2949,7 @@
         <w:t xml:space="preserve">, subsequently modified to capture high-resolution temporal kinetics and corrected to reflect true thermodynamic activity.</w:t>
       </w:r>
     </w:p>
-    <w:bookmarkStart w:id="21" w:name="Xbd6c1e5704c75ae9a98b5e8f17a138b0c980a04"/>
+    <w:bookmarkStart w:id="24" w:name="Xbd6c1e5704c75ae9a98b5e8f17a138b0c980a04"/>
     <w:p>
       <w:pPr>
         <w:pStyle w:val="Heading3"/>
@@ -2992,8 +3049,8 @@
         <w:t xml:space="preserve">.</w:t>
       </w:r>
     </w:p>
-    <w:bookmarkEnd w:id="21"/>
-    <w:bookmarkStart w:id="22" w:name="sec-thermodynamic-correction"/>
+    <w:bookmarkEnd w:id="24"/>
+    <w:bookmarkStart w:id="25" w:name="sec-thermodynamic-correction"/>
     <w:p>
       <w:pPr>
         <w:pStyle w:val="Heading3"/>
@@ -3471,9 +3528,9 @@
         <w:t xml:space="preserve">) metric.</w:t>
       </w:r>
     </w:p>
-    <w:bookmarkEnd w:id="22"/>
-    <w:bookmarkEnd w:id="23"/>
-    <w:bookmarkStart w:id="30" w:name="sec-statistical-analysis"/>
+    <w:bookmarkEnd w:id="25"/>
+    <w:bookmarkEnd w:id="26"/>
+    <w:bookmarkStart w:id="33" w:name="sec-statistical-analysis"/>
     <w:p>
       <w:pPr>
         <w:pStyle w:val="Heading2"/>
@@ -3571,7 +3628,7 @@
         <w:t xml:space="preserve">for partial differential equation solving.</w:t>
       </w:r>
     </w:p>
-    <w:bookmarkStart w:id="24" w:name="X66c8e447a19c304ef14b8d97356eebce6eb189a"/>
+    <w:bookmarkStart w:id="27" w:name="X66c8e447a19c304ef14b8d97356eebce6eb189a"/>
     <w:p>
       <w:pPr>
         <w:pStyle w:val="Heading3"/>
@@ -3989,8 +4046,8 @@
         </m:oMath>
       </m:oMathPara>
     </w:p>
-    <w:bookmarkEnd w:id="24"/>
-    <w:bookmarkStart w:id="25" w:name="X1cf47a909557ed9ebde43d137cb1950c10fa0a6"/>
+    <w:bookmarkEnd w:id="27"/>
+    <w:bookmarkStart w:id="28" w:name="X1cf47a909557ed9ebde43d137cb1950c10fa0a6"/>
     <w:p>
       <w:pPr>
         <w:pStyle w:val="Heading3"/>
@@ -4404,8 +4461,8 @@
         </m:oMath>
       </m:oMathPara>
     </w:p>
-    <w:bookmarkEnd w:id="25"/>
-    <w:bookmarkStart w:id="26" w:name="X1fad81012fcba959795e5efc9d9880b48046764"/>
+    <w:bookmarkEnd w:id="28"/>
+    <w:bookmarkStart w:id="29" w:name="X1fad81012fcba959795e5efc9d9880b48046764"/>
     <w:p>
       <w:pPr>
         <w:pStyle w:val="Heading3"/>
@@ -4579,8 +4636,8 @@
         <w:t xml:space="preserve">, providing a highly stable metric representing the percentage of the crop’s long-term biological potential achieved.</w:t>
       </w:r>
     </w:p>
-    <w:bookmarkEnd w:id="26"/>
-    <w:bookmarkStart w:id="28" w:name="X58542cabf128eedeee182ac79d5f1c7c4f09633"/>
+    <w:bookmarkEnd w:id="29"/>
+    <w:bookmarkStart w:id="31" w:name="X58542cabf128eedeee182ac79d5f1c7c4f09633"/>
     <w:p>
       <w:pPr>
         <w:pStyle w:val="Heading3"/>
@@ -4791,7 +4848,7 @@
       <w:tr>
         <w:tc>
           <w:tcPr/>
-          <w:bookmarkStart w:id="27" w:name="tbl-variables-updated"/>
+          <w:bookmarkStart w:id="30" w:name="tbl-variables-updated"/>
           <w:p>
             <w:pPr>
               <w:jc w:val="center"/>
@@ -5506,13 +5563,13 @@
               </w:tc>
             </w:tr>
           </w:tbl>
-          <w:bookmarkEnd w:id="27"/>
+          <w:bookmarkEnd w:id="30"/>
           <w:p/>
         </w:tc>
       </w:tr>
     </w:tbl>
-    <w:bookmarkEnd w:id="28"/>
-    <w:bookmarkStart w:id="29" w:name="X44bb14175a86972320c11f91acf6da54ae42ffd"/>
+    <w:bookmarkEnd w:id="31"/>
+    <w:bookmarkStart w:id="32" w:name="X44bb14175a86972320c11f91acf6da54ae42ffd"/>
     <w:p>
       <w:pPr>
         <w:pStyle w:val="Heading3"/>
@@ -6607,10 +6664,10 @@
         <w:br w:type="page"/>
       </w:r>
     </w:p>
-    <w:bookmarkEnd w:id="29"/>
-    <w:bookmarkEnd w:id="30"/>
-    <w:bookmarkEnd w:id="31"/>
-    <w:bookmarkStart w:id="49" w:name="references"/>
+    <w:bookmarkEnd w:id="32"/>
+    <w:bookmarkEnd w:id="33"/>
+    <w:bookmarkEnd w:id="34"/>
+    <w:bookmarkStart w:id="52" w:name="references"/>
     <w:p>
       <w:pPr>
         <w:pStyle w:val="Heading1"/>
@@ -6619,8 +6676,8 @@
         <w:t xml:space="preserve">3. References</w:t>
       </w:r>
     </w:p>
-    <w:bookmarkStart w:id="48" w:name="refs"/>
-    <w:bookmarkStart w:id="33" w:name="ref-R-lme4"/>
+    <w:bookmarkStart w:id="51" w:name="refs"/>
+    <w:bookmarkStart w:id="36" w:name="ref-R-lme4"/>
     <w:p>
       <w:pPr>
         <w:pStyle w:val="Bibliography"/>
@@ -6666,7 +6723,7 @@
       <w:r>
         <w:t xml:space="preserve"> </w:t>
       </w:r>
-      <w:hyperlink r:id="rId32">
+      <w:hyperlink r:id="rId35">
         <w:r>
           <w:rPr>
             <w:rStyle w:val="Hyperlink"/>
@@ -6675,8 +6732,8 @@
         </w:r>
       </w:hyperlink>
     </w:p>
-    <w:bookmarkEnd w:id="33"/>
-    <w:bookmarkStart w:id="34" w:name="ref-Brady2016Soils"/>
+    <w:bookmarkEnd w:id="36"/>
+    <w:bookmarkStart w:id="37" w:name="ref-Brady2016Soils"/>
     <w:p>
       <w:pPr>
         <w:pStyle w:val="Bibliography"/>
@@ -6701,8 +6758,8 @@
         <w:t xml:space="preserve">(15th ed.). Pearson.</w:t>
       </w:r>
     </w:p>
-    <w:bookmarkEnd w:id="34"/>
-    <w:bookmarkStart w:id="35" w:name="X8e448a35b024827f6325a509cd0871d88df6696"/>
+    <w:bookmarkEnd w:id="37"/>
+    <w:bookmarkStart w:id="38" w:name="X8e448a35b024827f6325a509cd0871d88df6696"/>
     <w:p>
       <w:pPr>
         <w:pStyle w:val="Bibliography"/>
@@ -6721,8 +6778,8 @@
         <w:t xml:space="preserve">Extraction method for characterizing the kinetics of phosphorus release from solid soil to soil solution.</w:t>
       </w:r>
     </w:p>
-    <w:bookmarkEnd w:id="35"/>
-    <w:bookmarkStart w:id="36" w:name="ref-FAL1996Methodenbuch"/>
+    <w:bookmarkEnd w:id="38"/>
+    <w:bookmarkStart w:id="39" w:name="ref-FAL1996Methodenbuch"/>
     <w:p>
       <w:pPr>
         <w:pStyle w:val="Bibliography"/>
@@ -6744,8 +6801,8 @@
         <w:t xml:space="preserve">. FAL.</w:t>
       </w:r>
     </w:p>
-    <w:bookmarkEnd w:id="36"/>
-    <w:bookmarkStart w:id="38" w:name="ref-Frossard2000Processes"/>
+    <w:bookmarkEnd w:id="39"/>
+    <w:bookmarkStart w:id="41" w:name="ref-Frossard2000Processes"/>
     <w:p>
       <w:pPr>
         <w:pStyle w:val="Bibliography"/>
@@ -6782,7 +6839,7 @@
       <w:r>
         <w:t xml:space="preserve"> </w:t>
       </w:r>
-      <w:hyperlink r:id="rId37">
+      <w:hyperlink r:id="rId40">
         <w:r>
           <w:rPr>
             <w:rStyle w:val="Hyperlink"/>
@@ -6791,8 +6848,8 @@
         </w:r>
       </w:hyperlink>
     </w:p>
-    <w:bookmarkEnd w:id="38"/>
-    <w:bookmarkStart w:id="40" w:name="ref-hirteYieldResponseSoil2021"/>
+    <w:bookmarkEnd w:id="41"/>
+    <w:bookmarkStart w:id="43" w:name="ref-hirteYieldResponseSoil2021"/>
     <w:p>
       <w:pPr>
         <w:pStyle w:val="Bibliography"/>
@@ -6850,7 +6907,7 @@
       <w:r>
         <w:t xml:space="preserve"> </w:t>
       </w:r>
-      <w:hyperlink r:id="rId39">
+      <w:hyperlink r:id="rId42">
         <w:r>
           <w:rPr>
             <w:rStyle w:val="Hyperlink"/>
@@ -6859,8 +6916,8 @@
         </w:r>
       </w:hyperlink>
     </w:p>
-    <w:bookmarkEnd w:id="40"/>
-    <w:bookmarkStart w:id="41" w:name="ref-Nye2000Solute"/>
+    <w:bookmarkEnd w:id="43"/>
+    <w:bookmarkStart w:id="44" w:name="ref-Nye2000Solute"/>
     <w:p>
       <w:pPr>
         <w:pStyle w:val="Bibliography"/>
@@ -6882,8 +6939,8 @@
         <w:t xml:space="preserve">. Oxford University Press.</w:t>
       </w:r>
     </w:p>
-    <w:bookmarkEnd w:id="41"/>
-    <w:bookmarkStart w:id="43" w:name="ref-R-nlme"/>
+    <w:bookmarkEnd w:id="44"/>
+    <w:bookmarkStart w:id="46" w:name="ref-R-nlme"/>
     <w:p>
       <w:pPr>
         <w:pStyle w:val="Bibliography"/>
@@ -6907,7 +6964,7 @@
       <w:r>
         <w:t xml:space="preserve"> </w:t>
       </w:r>
-      <w:hyperlink r:id="rId42">
+      <w:hyperlink r:id="rId45">
         <w:r>
           <w:rPr>
             <w:rStyle w:val="Hyperlink"/>
@@ -6916,8 +6973,8 @@
         </w:r>
       </w:hyperlink>
     </w:p>
-    <w:bookmarkEnd w:id="43"/>
-    <w:bookmarkStart w:id="45" w:name="ref-R-base"/>
+    <w:bookmarkEnd w:id="46"/>
+    <w:bookmarkStart w:id="48" w:name="ref-R-base"/>
     <w:p>
       <w:pPr>
         <w:pStyle w:val="Bibliography"/>
@@ -6941,7 +6998,7 @@
       <w:r>
         <w:t xml:space="preserve"> </w:t>
       </w:r>
-      <w:hyperlink r:id="rId44">
+      <w:hyperlink r:id="rId47">
         <w:r>
           <w:rPr>
             <w:rStyle w:val="Hyperlink"/>
@@ -6950,8 +7007,8 @@
         </w:r>
       </w:hyperlink>
     </w:p>
-    <w:bookmarkEnd w:id="45"/>
-    <w:bookmarkStart w:id="46" w:name="ref-Sposito2008Chemistry"/>
+    <w:bookmarkEnd w:id="48"/>
+    <w:bookmarkStart w:id="49" w:name="ref-Sposito2008Chemistry"/>
     <w:p>
       <w:pPr>
         <w:pStyle w:val="Bibliography"/>
@@ -6976,8 +7033,8 @@
         <w:t xml:space="preserve">(2nd ed.). Oxford University Press.</w:t>
       </w:r>
     </w:p>
-    <w:bookmarkEnd w:id="46"/>
-    <w:bookmarkStart w:id="47" w:name="ref-VanVeldhoven1987Malachite"/>
+    <w:bookmarkEnd w:id="49"/>
+    <w:bookmarkStart w:id="50" w:name="ref-VanVeldhoven1987Malachite"/>
     <w:p>
       <w:pPr>
         <w:pStyle w:val="Bibliography"/>
@@ -7012,8 +7069,8 @@
         <w:t xml:space="preserve">(6), 755–765.</w:t>
       </w:r>
     </w:p>
-    <w:bookmarkEnd w:id="47"/>
-    <w:bookmarkEnd w:id="48"/>
+    <w:bookmarkEnd w:id="50"/>
+    <w:bookmarkEnd w:id="51"/>
     <w:p>
       <w:r>
         <w:br w:type="page"/>
@@ -7024,8 +7081,8 @@
         <w:br w:type="page"/>
       </w:r>
     </w:p>
-    <w:bookmarkEnd w:id="49"/>
-    <w:bookmarkStart w:id="55" w:name="Xc02b1095fe035d2f218bf14431ef63629f299b5"/>
+    <w:bookmarkEnd w:id="52"/>
+    <w:bookmarkStart w:id="58" w:name="Xc02b1095fe035d2f218bf14431ef63629f299b5"/>
     <w:p>
       <w:pPr>
         <w:pStyle w:val="Heading1"/>
@@ -7069,7 +7126,7 @@
         <w:t xml:space="preserve">Extractions</w:t>
       </w:r>
     </w:p>
-    <w:bookmarkStart w:id="50" w:name="Xdd52081602f5faa9508128f35f776531d43bf68"/>
+    <w:bookmarkStart w:id="53" w:name="Xdd52081602f5faa9508128f35f776531d43bf68"/>
     <w:p>
       <w:pPr>
         <w:pStyle w:val="Heading2"/>
@@ -8505,8 +8562,8 @@
         <w:t xml:space="preserve">extract is overwhelmingly dictated by the dissolved soluble salts of the specific soil being analyzed.</w:t>
       </w:r>
     </w:p>
-    <w:bookmarkEnd w:id="50"/>
-    <w:bookmarkStart w:id="51" w:name="X8ef57afce3e26af86625f37a3880dd9c4114bfc"/>
+    <w:bookmarkEnd w:id="53"/>
+    <w:bookmarkStart w:id="54" w:name="X8ef57afce3e26af86625f37a3880dd9c4114bfc"/>
     <w:p>
       <w:pPr>
         <w:pStyle w:val="Heading2"/>
@@ -9163,8 +9220,8 @@
         <w:t xml:space="preserve">).</w:t>
       </w:r>
     </w:p>
-    <w:bookmarkEnd w:id="51"/>
-    <w:bookmarkStart w:id="54" w:name="X7cfd2e40ece616de93c98fe743f64dd11c88404"/>
+    <w:bookmarkEnd w:id="54"/>
+    <w:bookmarkStart w:id="57" w:name="X7cfd2e40ece616de93c98fe743f64dd11c88404"/>
     <w:p>
       <w:pPr>
         <w:pStyle w:val="Heading2"/>
@@ -9633,7 +9690,7 @@
       <w:r>
         <w:t xml:space="preserve"> </w:t>
       </w:r>
-      <w:hyperlink r:id="rId52">
+      <w:hyperlink r:id="rId55">
         <w:r>
           <w:rPr>
             <w:rStyle w:val="Hyperlink"/>
@@ -9666,7 +9723,7 @@
       <w:r>
         <w:t xml:space="preserve"> </w:t>
       </w:r>
-      <w:hyperlink r:id="rId53">
+      <w:hyperlink r:id="rId56">
         <w:r>
           <w:rPr>
             <w:rStyle w:val="Hyperlink"/>
@@ -9685,8 +9742,8 @@
         <w:t xml:space="preserve">This approach ensures full transparency and allows for the complete replication of the findings presented in this thesis.</w:t>
       </w:r>
     </w:p>
-    <w:bookmarkEnd w:id="54"/>
-    <w:bookmarkEnd w:id="55"/>
+    <w:bookmarkEnd w:id="57"/>
+    <w:bookmarkEnd w:id="58"/>
     <w:sectPr>
       <w:footnotePr>
         <w:numRestart w:val="eachSect"/>

--- a/index.docx
+++ b/index.docx
@@ -39,7 +39,7 @@
         <w:pStyle w:val="Date"/>
       </w:pPr>
       <w:r>
-        <w:t xml:space="preserve">2026-05-22</w:t>
+        <w:t xml:space="preserve">2026-05-26</w:t>
       </w:r>
     </w:p>
     <w:p>
@@ -197,7 +197,7 @@
         <w:t xml:space="preserve">alone explaining 57% of the variance, whereas STP models showed no predictive power. We conclude that while traditional STPs remain adequate for short-term within-field fertility, kinetic parameters serve as a vastly superior functional proxy for assessing the long-term P status and sustainability of agricultural soils.</w:t>
       </w:r>
     </w:p>
-    <w:bookmarkStart w:id="20" w:name="introduction"/>
+    <w:bookmarkStart w:id="21" w:name="introduction"/>
     <w:p>
       <w:pPr>
         <w:pStyle w:val="Heading1"/>
@@ -306,7 +306,30 @@
         <w:t xml:space="preserve"> </w:t>
       </w:r>
       <w:r>
-        <w:t xml:space="preserve">(Brady &amp; Weil, 2016; Sposito, 2008)</w:t>
+        <w:t xml:space="preserve">(</w:t>
+      </w:r>
+      <w:r>
+        <w:rPr>
+          <w:b/>
+          <w:bCs/>
+        </w:rPr>
+        <w:t xml:space="preserve">Brady2016Soils?</w:t>
+      </w:r>
+      <w:r>
+        <w:t xml:space="preserve">;</w:t>
+      </w:r>
+      <w:r>
+        <w:t xml:space="preserve"> </w:t>
+      </w:r>
+      <w:r>
+        <w:rPr>
+          <w:b/>
+          <w:bCs/>
+        </w:rPr>
+        <w:t xml:space="preserve">Sposito2008Chemistry?</w:t>
+      </w:r>
+      <w:r>
+        <w:t xml:space="preserve">)</w:t>
       </w:r>
       <w:r>
         <w:t xml:space="preserve">. Consequently, the total soil P stock is vast, but the infinitesimally small fraction dissolved in the soil solution—the only form directly available to plant roots—is highly transient.</w:t>
@@ -333,7 +356,17 @@
         <w:t xml:space="preserve"> </w:t>
       </w:r>
       <w:r>
-        <w:t xml:space="preserve">(Frossard et al., 2000)</w:t>
+        <w:t xml:space="preserve">(</w:t>
+      </w:r>
+      <w:r>
+        <w:rPr>
+          <w:b/>
+          <w:bCs/>
+        </w:rPr>
+        <w:t xml:space="preserve">Frossard2000Processes?</w:t>
+      </w:r>
+      <w:r>
+        <w:t xml:space="preserve">)</w:t>
       </w:r>
       <w:r>
         <w:t xml:space="preserve">: 1.</w:t>
@@ -520,7 +553,17 @@
         <w:t xml:space="preserve"> </w:t>
       </w:r>
       <w:r>
-        <w:t xml:space="preserve">(Forschungsanstalt für Agrarökologie und Landbau (FAL), 1996)</w:t>
+        <w:t xml:space="preserve">(</w:t>
+      </w:r>
+      <w:r>
+        <w:rPr>
+          <w:b/>
+          <w:bCs/>
+        </w:rPr>
+        <w:t xml:space="preserve">FAL1996Methodenbuch?</w:t>
+      </w:r>
+      <w:r>
+        <w:t xml:space="preserve">)</w:t>
       </w:r>
       <w:r>
         <w:t xml:space="preserve">. -</w:t>
@@ -1030,7 +1073,7 @@
       </w:r>
     </w:p>
     <w:bookmarkEnd w:id="11"/>
-    <w:bookmarkStart w:id="15" w:name="X0df14ae5fe92d7e25c8e3c02aaf1e482be40b94"/>
+    <w:bookmarkStart w:id="16" w:name="X0df14ae5fe92d7e25c8e3c02aaf1e482be40b94"/>
     <w:p>
       <w:pPr>
         <w:pStyle w:val="Heading2"/>
@@ -1228,7 +1271,20 @@
         <w:t xml:space="preserve"> </w:t>
       </w:r>
       <w:r>
-        <w:t xml:space="preserve">(Flossmann &amp; Richter, 1982; Nye &amp; Tinker, 2000)</w:t>
+        <w:t xml:space="preserve">(Flossmann &amp; Richter, 1982;</w:t>
+      </w:r>
+      <w:r>
+        <w:t xml:space="preserve"> </w:t>
+      </w:r>
+      <w:r>
+        <w:rPr>
+          <w:b/>
+          <w:bCs/>
+        </w:rPr>
+        <w:t xml:space="preserve">Nye2000Solute?</w:t>
+      </w:r>
+      <w:r>
+        <w:t xml:space="preserve">)</w:t>
       </w:r>
       <w:r>
         <w:t xml:space="preserve">. When a root depletes the rhizosphere, the soil cannot always resupply phosphate fast enough.</w:t>
@@ -1361,26 +1417,19 @@
       <w:pPr>
         <w:pStyle w:val="FirstParagraph"/>
       </w:pPr>
-      <w:r>
-        <w:rPr>
-          <w:b/>
-          <w:bCs/>
-        </w:rPr>
-        <w:t xml:space="preserve">?@tbl-terminology</w:t>
-      </w:r>
+      <w:hyperlink w:anchor="tbl-terminology">
+        <w:r>
+          <w:rPr>
+            <w:rStyle w:val="Hyperlink"/>
+          </w:rPr>
+          <w:t xml:space="preserve">Table 1</w:t>
+        </w:r>
+      </w:hyperlink>
       <w:r>
         <w:t xml:space="preserve"> </w:t>
       </w:r>
       <w:r>
         <w:t xml:space="preserve">maps this transition from classic, operationally defined static tests to the proposed thermodynamic and kinetic parameters.</w:t>
-      </w:r>
-    </w:p>
-    <w:p>
-      <w:pPr>
-        <w:pStyle w:val="TableCaption"/>
-      </w:pPr>
-      <w:r>
-        <w:t xml:space="preserve">Conceptual mapping of fundamental phosphorus availability factors to their analytical proxies.</w:t>
       </w:r>
     </w:p>
     <w:tbl>
@@ -1388,494 +1437,460 @@
         <w:tblStyle w:val="Table"/>
         <w:tblW w:type="pct" w:w="5000"/>
         <w:tblLayout w:type="fixed"/>
-        <w:tblLook w:firstRow="1" w:lastRow="0" w:firstColumn="0" w:lastColumn="0" w:noHBand="0" w:noVBand="0" w:val="0020"/>
-        <w:tblCaption w:val="Conceptual mapping of fundamental phosphorus availability factors to their analytical proxies."/>
+        <w:tblLook w:firstRow="0" w:lastRow="0" w:firstColumn="0" w:lastColumn="0" w:noHBand="0" w:noVBand="0" w:val="0000"/>
       </w:tblPr>
       <w:tblGrid>
-        <w:gridCol w:w="1980"/>
-        <w:gridCol w:w="1980"/>
-        <w:gridCol w:w="1980"/>
-        <w:gridCol w:w="1980"/>
+        <w:gridCol w:w="7920"/>
       </w:tblGrid>
-      <w:tr>
-        <w:trPr>
-          <w:tblHeader w:val="on"/>
-        </w:trPr>
-        <w:tc>
-          <w:tcPr/>
-          <w:p>
-            <w:pPr>
-              <w:pStyle w:val="Compact"/>
-              <w:jc w:val="left"/>
-            </w:pPr>
-            <w:r>
-              <w:t xml:space="preserve">Approach / Framework</w:t>
-            </w:r>
-          </w:p>
-        </w:tc>
-        <w:tc>
-          <w:tcPr/>
-          <w:p>
-            <w:pPr>
-              <w:pStyle w:val="Compact"/>
-              <w:jc w:val="left"/>
-            </w:pPr>
-            <w:r>
-              <w:t xml:space="preserve">Intensity Factor</w:t>
-            </w:r>
-          </w:p>
-        </w:tc>
-        <w:tc>
-          <w:tcPr/>
-          <w:p>
-            <w:pPr>
-              <w:pStyle w:val="Compact"/>
-              <w:jc w:val="left"/>
-            </w:pPr>
-            <w:r>
-              <w:t xml:space="preserve">Quantity (Capacity) Factor</w:t>
-            </w:r>
-          </w:p>
-        </w:tc>
-        <w:tc>
-          <w:tcPr/>
-          <w:p>
-            <w:pPr>
-              <w:pStyle w:val="Compact"/>
-              <w:jc w:val="left"/>
-            </w:pPr>
-            <w:r>
-              <w:t xml:space="preserve">Kinetic Factor</w:t>
-            </w:r>
-          </w:p>
-        </w:tc>
-      </w:tr>
       <w:tr>
         <w:tc>
           <w:tcPr/>
+          <w:bookmarkStart w:id="12" w:name="tbl-terminology"/>
           <w:p>
             <w:pPr>
-              <w:pStyle w:val="Compact"/>
+              <w:jc w:val="center"/>
+            </w:pPr>
+            <w:pPr>
               <w:jc w:val="left"/>
+              <w:spacing w:before="200"/>
+              <w:pStyle w:val="ImageCaption"/>
             </w:pPr>
             <w:r>
-              <w:rPr>
-                <w:b/>
-                <w:bCs/>
-              </w:rPr>
-              <w:t xml:space="preserve">Theoretical Concept (</w:t>
-            </w:r>
-            <w:r>
-              <w:rPr>
-                <w:b/>
-                <w:bCs/>
-              </w:rPr>
-              <w:t xml:space="preserve">Frossard et al. (2000)</w:t>
-            </w:r>
-            <w:r>
-              <w:rPr>
-                <w:b/>
-                <w:bCs/>
-              </w:rPr>
-              <w:t xml:space="preserve">)</w:t>
+              <w:t xml:space="preserve">Table 1: Conceptual mapping of fundamental phosphorus availability factors to their analytical proxies.</w:t>
             </w:r>
           </w:p>
-        </w:tc>
-        <w:tc>
-          <w:tcPr/>
-          <w:p>
-            <w:pPr>
-              <w:pStyle w:val="Compact"/>
-              <w:jc w:val="left"/>
-            </w:pPr>
-            <w:r>
-              <w:t xml:space="preserve">Chemical activity of P in the soil solution</w:t>
-            </w:r>
-          </w:p>
-        </w:tc>
-        <w:tc>
-          <w:tcPr/>
-          <w:p>
-            <w:pPr>
-              <w:pStyle w:val="Compact"/>
-              <w:jc w:val="left"/>
-            </w:pPr>
-            <w:r>
-              <w:t xml:space="preserve">Pool of solid-phase P that can replenish the solution</w:t>
-            </w:r>
-          </w:p>
-        </w:tc>
-        <w:tc>
-          <w:tcPr/>
-          <w:p>
-            <w:pPr>
-              <w:pStyle w:val="Compact"/>
-              <w:jc w:val="left"/>
-            </w:pPr>
-            <w:r>
-              <w:t xml:space="preserve">Rate of P transfer from the solid to the liquid phase</w:t>
-            </w:r>
-          </w:p>
-        </w:tc>
-      </w:tr>
-      <w:tr>
-        <w:tc>
-          <w:tcPr/>
-          <w:p>
-            <w:pPr>
-              <w:pStyle w:val="Compact"/>
-              <w:jc w:val="left"/>
-            </w:pPr>
-            <w:r>
-              <w:rPr>
-                <w:b/>
-                <w:bCs/>
-              </w:rPr>
-              <w:t xml:space="preserve">Traditional / Static Proxy (GRUD)</w:t>
-            </w:r>
-          </w:p>
-        </w:tc>
-        <w:tc>
-          <w:tcPr/>
-          <w:p>
-            <w:pPr>
-              <w:pStyle w:val="Compact"/>
-              <w:jc w:val="left"/>
-            </w:pPr>
-            <m:oMath>
-              <m:sSub>
-                <m:e>
-                  <m:r>
-                    <m:t>P</m:t>
-                  </m:r>
-                </m:e>
-                <m:sub>
-                  <m:r>
-                    <m:t>C</m:t>
-                  </m:r>
-                  <m:sSub>
-                    <m:e>
-                      <m:r>
-                        <m:t>O</m:t>
-                      </m:r>
-                    </m:e>
-                    <m:sub>
-                      <m:r>
-                        <m:t>2</m:t>
-                      </m:r>
-                    </m:sub>
-                  </m:sSub>
-                </m:sub>
-              </m:sSub>
-            </m:oMath>
-            <w:r>
-              <w:t xml:space="preserve"> </w:t>
-            </w:r>
-            <w:r>
-              <w:t xml:space="preserve">(Raw Water-soluble Concentration)</w:t>
-            </w:r>
-          </w:p>
-        </w:tc>
-        <w:tc>
-          <w:tcPr/>
-          <w:p>
-            <w:pPr>
-              <w:pStyle w:val="Compact"/>
-              <w:jc w:val="left"/>
-            </w:pPr>
-            <m:oMath>
-              <m:sSub>
-                <m:e>
-                  <m:r>
-                    <m:t>P</m:t>
-                  </m:r>
-                </m:e>
-                <m:sub>
-                  <m:r>
-                    <m:t>A</m:t>
-                  </m:r>
-                  <m:r>
-                    <m:t>A</m:t>
-                  </m:r>
-                  <m:r>
-                    <m:t>E</m:t>
-                  </m:r>
-                  <m:r>
-                    <m:t>10</m:t>
-                  </m:r>
-                </m:sub>
-              </m:sSub>
-            </m:oMath>
-            <w:r>
-              <w:t xml:space="preserve"> </w:t>
-            </w:r>
-            <w:r>
-              <w:t xml:space="preserve">(Chelate-extractable Mass)</w:t>
-            </w:r>
-          </w:p>
-        </w:tc>
-        <w:tc>
-          <w:tcPr/>
-          <w:p>
-            <w:pPr>
-              <w:pStyle w:val="Compact"/>
-              <w:jc w:val="left"/>
-            </w:pPr>
-            <w:r>
-              <w:rPr>
-                <w:i/>
-                <w:iCs/>
-              </w:rPr>
-              <w:t xml:space="preserve">Not Measured</w:t>
-            </w:r>
-          </w:p>
-        </w:tc>
-      </w:tr>
-      <w:tr>
-        <w:tc>
-          <w:tcPr/>
-          <w:p>
-            <w:pPr>
-              <w:pStyle w:val="Compact"/>
-              <w:jc w:val="left"/>
-            </w:pPr>
-            <w:r>
-              <w:rPr>
-                <w:b/>
-                <w:bCs/>
-              </w:rPr>
-              <w:t xml:space="preserve">Dynamic / Thermodynamic Proxy (This Study)</w:t>
-            </w:r>
-          </w:p>
-        </w:tc>
-        <w:tc>
-          <w:tcPr/>
-          <w:p>
-            <w:pPr>
-              <w:pStyle w:val="Compact"/>
-              <w:jc w:val="left"/>
-            </w:pPr>
-            <w:r>
-              <w:t xml:space="preserve">Maximum Thermodynamic Activity (</w:t>
-            </w:r>
-            <m:oMath>
-              <m:sSub>
-                <m:e>
-                  <m:r>
-                    <m:t>a</m:t>
-                  </m:r>
-                </m:e>
-                <m:sub>
-                  <m:r>
-                    <m:t>m</m:t>
-                  </m:r>
-                  <m:r>
-                    <m:t>a</m:t>
-                  </m:r>
-                  <m:r>
-                    <m:t>x</m:t>
-                  </m:r>
-                </m:sub>
-              </m:sSub>
-            </m:oMath>
-            <w:r>
-              <w:t xml:space="preserve">)</w:t>
-            </w:r>
-          </w:p>
-        </w:tc>
-        <w:tc>
-          <w:tcPr/>
-          <w:p>
-            <w:pPr>
-              <w:pStyle w:val="Compact"/>
-              <w:jc w:val="left"/>
-            </w:pPr>
-            <m:oMath>
-              <m:sSub>
-                <m:e>
-                  <m:r>
-                    <m:t>P</m:t>
-                  </m:r>
-                </m:e>
-                <m:sub>
-                  <m:r>
-                    <m:t>A</m:t>
-                  </m:r>
-                  <m:r>
-                    <m:t>A</m:t>
-                  </m:r>
-                  <m:r>
-                    <m:t>E</m:t>
-                  </m:r>
-                  <m:r>
-                    <m:t>10</m:t>
-                  </m:r>
-                </m:sub>
-              </m:sSub>
-            </m:oMath>
-          </w:p>
-        </w:tc>
-        <w:tc>
-          <w:tcPr/>
-          <w:p>
-            <w:pPr>
-              <w:pStyle w:val="Compact"/>
-              <w:jc w:val="left"/>
-            </w:pPr>
-            <w:r>
-              <w:t xml:space="preserve">Initial Activity Flux (</w:t>
-            </w:r>
-            <m:oMath>
-              <m:sSub>
-                <m:e>
-                  <m:r>
-                    <m:t>J</m:t>
-                  </m:r>
-                </m:e>
-                <m:sub>
-                  <m:r>
-                    <m:t>0</m:t>
-                  </m:r>
-                </m:sub>
-              </m:sSub>
-              <m:r>
-                <m:rPr>
-                  <m:sty m:val="p"/>
-                </m:rPr>
-                <m:t>=</m:t>
-              </m:r>
-              <m:r>
-                <m:t>k</m:t>
-              </m:r>
-              <m:r>
-                <m:rPr>
-                  <m:sty m:val="p"/>
-                </m:rPr>
-                <m:t>⋅</m:t>
-              </m:r>
-              <m:sSub>
-                <m:e>
-                  <m:r>
-                    <m:t>a</m:t>
-                  </m:r>
-                </m:e>
-                <m:sub>
-                  <m:r>
-                    <m:t>m</m:t>
-                  </m:r>
-                  <m:r>
-                    <m:t>a</m:t>
-                  </m:r>
-                  <m:r>
-                    <m:t>x</m:t>
-                  </m:r>
-                </m:sub>
-              </m:sSub>
-            </m:oMath>
-            <w:r>
-              <w:t xml:space="preserve">)</w:t>
-            </w:r>
-          </w:p>
+          <w:tbl>
+            <w:tblPr>
+              <w:tblStyle w:val="Table"/>
+              <w:tblW w:type="pct" w:w="5000"/>
+              <w:tblLayout w:type="fixed"/>
+              <w:tblLook w:firstRow="1" w:lastRow="0" w:firstColumn="0" w:lastColumn="0" w:noHBand="0" w:noVBand="0" w:val="0020"/>
+            </w:tblPr>
+            <w:tblGrid>
+              <w:gridCol w:w="1980"/>
+              <w:gridCol w:w="1980"/>
+              <w:gridCol w:w="1980"/>
+              <w:gridCol w:w="1980"/>
+            </w:tblGrid>
+            <w:tr>
+              <w:trPr>
+                <w:tblHeader w:val="on"/>
+              </w:trPr>
+              <w:tc>
+                <w:tcPr/>
+                <w:p>
+                  <w:pPr>
+                    <w:pStyle w:val="Compact"/>
+                    <w:jc w:val="left"/>
+                    <w:jc w:val="center"/>
+                  </w:pPr>
+                  <w:r>
+                    <w:t xml:space="preserve">Approach / Framework</w:t>
+                  </w:r>
+                </w:p>
+              </w:tc>
+              <w:tc>
+                <w:tcPr/>
+                <w:p>
+                  <w:pPr>
+                    <w:pStyle w:val="Compact"/>
+                    <w:jc w:val="left"/>
+                    <w:jc w:val="center"/>
+                  </w:pPr>
+                  <w:r>
+                    <w:t xml:space="preserve">Intensity Factor</w:t>
+                  </w:r>
+                </w:p>
+              </w:tc>
+              <w:tc>
+                <w:tcPr/>
+                <w:p>
+                  <w:pPr>
+                    <w:pStyle w:val="Compact"/>
+                    <w:jc w:val="left"/>
+                    <w:jc w:val="center"/>
+                  </w:pPr>
+                  <w:r>
+                    <w:t xml:space="preserve">Quantity (Capacity) Factor</w:t>
+                  </w:r>
+                </w:p>
+              </w:tc>
+              <w:tc>
+                <w:tcPr/>
+                <w:p>
+                  <w:pPr>
+                    <w:pStyle w:val="Compact"/>
+                    <w:jc w:val="left"/>
+                    <w:jc w:val="center"/>
+                  </w:pPr>
+                  <w:r>
+                    <w:t xml:space="preserve">Kinetic Factor</w:t>
+                  </w:r>
+                </w:p>
+              </w:tc>
+            </w:tr>
+            <w:tr>
+              <w:tc>
+                <w:tcPr/>
+                <w:p>
+                  <w:pPr>
+                    <w:pStyle w:val="Compact"/>
+                    <w:jc w:val="left"/>
+                    <w:jc w:val="center"/>
+                  </w:pPr>
+                  <w:r>
+                    <w:rPr>
+                      <w:b/>
+                      <w:bCs/>
+                    </w:rPr>
+                    <w:t xml:space="preserve">Theoretical Concept (</w:t>
+                  </w:r>
+                  <w:r>
+                    <w:rPr>
+                      <w:b/>
+                      <w:bCs/>
+                    </w:rPr>
+                    <w:t xml:space="preserve">(</w:t>
+                  </w:r>
+                  <w:r>
+                    <w:rPr>
+                      <w:b/>
+                      <w:b/>
+                      <w:bCs/>
+                      <w:bCs/>
+                    </w:rPr>
+                    <w:t xml:space="preserve">Frossard2000Processes?</w:t>
+                  </w:r>
+                  <w:r>
+                    <w:rPr>
+                      <w:b/>
+                      <w:bCs/>
+                    </w:rPr>
+                    <w:t xml:space="preserve">)</w:t>
+                  </w:r>
+                  <w:r>
+                    <w:rPr>
+                      <w:b/>
+                      <w:bCs/>
+                    </w:rPr>
+                    <w:t xml:space="preserve">)</w:t>
+                  </w:r>
+                </w:p>
+              </w:tc>
+              <w:tc>
+                <w:tcPr/>
+                <w:p>
+                  <w:pPr>
+                    <w:pStyle w:val="Compact"/>
+                    <w:jc w:val="left"/>
+                    <w:jc w:val="center"/>
+                  </w:pPr>
+                  <w:r>
+                    <w:t xml:space="preserve">Chemical activity of P in the soil solution</w:t>
+                  </w:r>
+                </w:p>
+              </w:tc>
+              <w:tc>
+                <w:tcPr/>
+                <w:p>
+                  <w:pPr>
+                    <w:pStyle w:val="Compact"/>
+                    <w:jc w:val="left"/>
+                    <w:jc w:val="center"/>
+                  </w:pPr>
+                  <w:r>
+                    <w:t xml:space="preserve">Pool of solid-phase P that can replenish the solution</w:t>
+                  </w:r>
+                </w:p>
+              </w:tc>
+              <w:tc>
+                <w:tcPr/>
+                <w:p>
+                  <w:pPr>
+                    <w:pStyle w:val="Compact"/>
+                    <w:jc w:val="left"/>
+                    <w:jc w:val="center"/>
+                  </w:pPr>
+                  <w:r>
+                    <w:t xml:space="preserve">Rate of P transfer from the solid to the liquid phase</w:t>
+                  </w:r>
+                </w:p>
+              </w:tc>
+            </w:tr>
+            <w:tr>
+              <w:tc>
+                <w:tcPr/>
+                <w:p>
+                  <w:pPr>
+                    <w:pStyle w:val="Compact"/>
+                    <w:jc w:val="left"/>
+                    <w:jc w:val="center"/>
+                  </w:pPr>
+                  <w:r>
+                    <w:rPr>
+                      <w:b/>
+                      <w:bCs/>
+                    </w:rPr>
+                    <w:t xml:space="preserve">Traditional / Static Proxy (GRUD)</w:t>
+                  </w:r>
+                </w:p>
+              </w:tc>
+              <w:tc>
+                <w:tcPr/>
+                <w:p>
+                  <w:pPr>
+                    <w:pStyle w:val="Compact"/>
+                    <w:jc w:val="left"/>
+                    <w:jc w:val="center"/>
+                  </w:pPr>
+                  <m:oMath>
+                    <m:sSub>
+                      <m:e>
+                        <m:r>
+                          <m:t>P</m:t>
+                        </m:r>
+                      </m:e>
+                      <m:sub>
+                        <m:r>
+                          <m:t>C</m:t>
+                        </m:r>
+                        <m:sSub>
+                          <m:e>
+                            <m:r>
+                              <m:t>O</m:t>
+                            </m:r>
+                          </m:e>
+                          <m:sub>
+                            <m:r>
+                              <m:t>2</m:t>
+                            </m:r>
+                          </m:sub>
+                        </m:sSub>
+                      </m:sub>
+                    </m:sSub>
+                  </m:oMath>
+                  <w:r>
+                    <w:t xml:space="preserve"> </w:t>
+                  </w:r>
+                  <w:r>
+                    <w:t xml:space="preserve">(Raw Water-soluble Concentration)</w:t>
+                  </w:r>
+                </w:p>
+              </w:tc>
+              <w:tc>
+                <w:tcPr/>
+                <w:p>
+                  <w:pPr>
+                    <w:pStyle w:val="Compact"/>
+                    <w:jc w:val="left"/>
+                    <w:jc w:val="center"/>
+                  </w:pPr>
+                  <m:oMath>
+                    <m:sSub>
+                      <m:e>
+                        <m:r>
+                          <m:t>P</m:t>
+                        </m:r>
+                      </m:e>
+                      <m:sub>
+                        <m:r>
+                          <m:t>A</m:t>
+                        </m:r>
+                        <m:r>
+                          <m:t>A</m:t>
+                        </m:r>
+                        <m:r>
+                          <m:t>E</m:t>
+                        </m:r>
+                        <m:r>
+                          <m:t>10</m:t>
+                        </m:r>
+                      </m:sub>
+                    </m:sSub>
+                  </m:oMath>
+                  <w:r>
+                    <w:t xml:space="preserve"> </w:t>
+                  </w:r>
+                  <w:r>
+                    <w:t xml:space="preserve">(Chelate-extractable Mass)</w:t>
+                  </w:r>
+                </w:p>
+              </w:tc>
+              <w:tc>
+                <w:tcPr/>
+                <w:p>
+                  <w:pPr>
+                    <w:pStyle w:val="Compact"/>
+                    <w:jc w:val="left"/>
+                    <w:jc w:val="center"/>
+                  </w:pPr>
+                  <w:r>
+                    <w:rPr>
+                      <w:i/>
+                      <w:iCs/>
+                    </w:rPr>
+                    <w:t xml:space="preserve">Not Measured</w:t>
+                  </w:r>
+                </w:p>
+              </w:tc>
+            </w:tr>
+            <w:tr>
+              <w:tc>
+                <w:tcPr/>
+                <w:p>
+                  <w:pPr>
+                    <w:pStyle w:val="Compact"/>
+                    <w:jc w:val="left"/>
+                    <w:jc w:val="center"/>
+                  </w:pPr>
+                  <w:r>
+                    <w:rPr>
+                      <w:b/>
+                      <w:bCs/>
+                    </w:rPr>
+                    <w:t xml:space="preserve">Dynamic / Thermodynamic Proxy (This Study)</w:t>
+                  </w:r>
+                </w:p>
+              </w:tc>
+              <w:tc>
+                <w:tcPr/>
+                <w:p>
+                  <w:pPr>
+                    <w:pStyle w:val="Compact"/>
+                    <w:jc w:val="left"/>
+                    <w:jc w:val="center"/>
+                  </w:pPr>
+                  <w:r>
+                    <w:t xml:space="preserve">Maximum Thermodynamic Activity (</w:t>
+                  </w:r>
+                  <m:oMath>
+                    <m:sSub>
+                      <m:e>
+                        <m:r>
+                          <m:t>a</m:t>
+                        </m:r>
+                      </m:e>
+                      <m:sub>
+                        <m:r>
+                          <m:t>m</m:t>
+                        </m:r>
+                        <m:r>
+                          <m:t>a</m:t>
+                        </m:r>
+                        <m:r>
+                          <m:t>x</m:t>
+                        </m:r>
+                      </m:sub>
+                    </m:sSub>
+                  </m:oMath>
+                  <w:r>
+                    <w:t xml:space="preserve">)</w:t>
+                  </w:r>
+                </w:p>
+              </w:tc>
+              <w:tc>
+                <w:tcPr/>
+                <w:p>
+                  <w:pPr>
+                    <w:pStyle w:val="Compact"/>
+                    <w:jc w:val="left"/>
+                    <w:jc w:val="center"/>
+                  </w:pPr>
+                  <m:oMath>
+                    <m:sSub>
+                      <m:e>
+                        <m:r>
+                          <m:t>P</m:t>
+                        </m:r>
+                      </m:e>
+                      <m:sub>
+                        <m:r>
+                          <m:t>A</m:t>
+                        </m:r>
+                        <m:r>
+                          <m:t>A</m:t>
+                        </m:r>
+                        <m:r>
+                          <m:t>E</m:t>
+                        </m:r>
+                        <m:r>
+                          <m:t>10</m:t>
+                        </m:r>
+                      </m:sub>
+                    </m:sSub>
+                  </m:oMath>
+                </w:p>
+              </w:tc>
+              <w:tc>
+                <w:tcPr/>
+                <w:p>
+                  <w:pPr>
+                    <w:pStyle w:val="Compact"/>
+                    <w:jc w:val="left"/>
+                    <w:jc w:val="center"/>
+                  </w:pPr>
+                  <w:r>
+                    <w:t xml:space="preserve">Initial Activity Flux (</w:t>
+                  </w:r>
+                  <m:oMath>
+                    <m:sSub>
+                      <m:e>
+                        <m:r>
+                          <m:t>J</m:t>
+                        </m:r>
+                      </m:e>
+                      <m:sub>
+                        <m:r>
+                          <m:t>0</m:t>
+                        </m:r>
+                      </m:sub>
+                    </m:sSub>
+                    <m:r>
+                      <m:rPr>
+                        <m:sty m:val="p"/>
+                      </m:rPr>
+                      <m:t>=</m:t>
+                    </m:r>
+                    <m:r>
+                      <m:t>k</m:t>
+                    </m:r>
+                    <m:r>
+                      <m:rPr>
+                        <m:sty m:val="p"/>
+                      </m:rPr>
+                      <m:t>⋅</m:t>
+                    </m:r>
+                    <m:sSub>
+                      <m:e>
+                        <m:r>
+                          <m:t>a</m:t>
+                        </m:r>
+                      </m:e>
+                      <m:sub>
+                        <m:r>
+                          <m:t>m</m:t>
+                        </m:r>
+                        <m:r>
+                          <m:t>a</m:t>
+                        </m:r>
+                        <m:r>
+                          <m:t>x</m:t>
+                        </m:r>
+                      </m:sub>
+                    </m:sSub>
+                  </m:oMath>
+                  <w:r>
+                    <w:t xml:space="preserve">)</w:t>
+                  </w:r>
+                </w:p>
+              </w:tc>
+            </w:tr>
+          </w:tbl>
+          <w:bookmarkEnd w:id="12"/>
+          <w:p/>
         </w:tc>
       </w:tr>
     </w:tbl>
-    <w:p>
-      <w:pPr>
-        <w:pStyle w:val="SourceCode"/>
-      </w:pPr>
-      <w:r>
-        <w:rPr>
-          <w:rStyle w:val="CommentTok"/>
-        </w:rPr>
-        <w:t xml:space="preserve">#|echo: false</w:t>
-      </w:r>
-      <w:r>
-        <w:br/>
-      </w:r>
-      <w:r>
-        <w:br/>
-      </w:r>
-      <w:r>
-        <w:rPr>
-          <w:rStyle w:val="FunctionTok"/>
-        </w:rPr>
-        <w:t xml:space="preserve">library</w:t>
-      </w:r>
-      <w:r>
-        <w:rPr>
-          <w:rStyle w:val="NormalTok"/>
-        </w:rPr>
-        <w:t xml:space="preserve">(magick)</w:t>
-      </w:r>
-    </w:p>
-    <w:p>
-      <w:pPr>
-        <w:pStyle w:val="SourceCode"/>
-      </w:pPr>
-      <w:r>
-        <w:rPr>
-          <w:rStyle w:val="VerbatimChar"/>
-        </w:rPr>
-        <w:t xml:space="preserve">Linking to ImageMagick 6.9.12.98</w:t>
-      </w:r>
-      <w:r>
-        <w:br/>
-      </w:r>
-      <w:r>
-        <w:rPr>
-          <w:rStyle w:val="VerbatimChar"/>
-        </w:rPr>
-        <w:t xml:space="preserve">Enabled features: fontconfig, freetype, fftw, heic, lcms, pango, raw, webp, x11</w:t>
-      </w:r>
-      <w:r>
-        <w:br/>
-      </w:r>
-      <w:r>
-        <w:rPr>
-          <w:rStyle w:val="VerbatimChar"/>
-        </w:rPr>
-        <w:t xml:space="preserve">Disabled features: cairo, ghostscript, rsvg</w:t>
-      </w:r>
-    </w:p>
-    <w:p>
-      <w:pPr>
-        <w:pStyle w:val="SourceCode"/>
-      </w:pPr>
-      <w:r>
-        <w:rPr>
-          <w:rStyle w:val="VerbatimChar"/>
-        </w:rPr>
-        <w:t xml:space="preserve">Using 4 threads</w:t>
-      </w:r>
-    </w:p>
-    <w:p>
-      <w:pPr>
-        <w:pStyle w:val="SourceCode"/>
-      </w:pPr>
-      <w:r>
-        <w:rPr>
-          <w:rStyle w:val="FunctionTok"/>
-        </w:rPr>
-        <w:t xml:space="preserve">library</w:t>
-      </w:r>
-      <w:r>
-        <w:rPr>
-          <w:rStyle w:val="NormalTok"/>
-        </w:rPr>
-        <w:t xml:space="preserve">(pdftools)</w:t>
-      </w:r>
-    </w:p>
-    <w:p>
-      <w:pPr>
-        <w:pStyle w:val="SourceCode"/>
-      </w:pPr>
-      <w:r>
-        <w:rPr>
-          <w:rStyle w:val="VerbatimChar"/>
-        </w:rPr>
-        <w:t xml:space="preserve">Using poppler version 24.02.0</w:t>
-      </w:r>
-    </w:p>
     <w:p>
       <w:pPr>
         <w:pStyle w:val="CaptionedFigure"/>
@@ -1885,18 +1900,18 @@
           <wp:inline>
             <wp:extent cx="5334000" cy="3315034"/>
             <wp:effectExtent b="0" l="0" r="0" t="0"/>
-            <wp:docPr descr="Conceptual model of the rhizosphere phosphorus cycle." title="" id="13" name="Picture"/>
+            <wp:docPr descr="Conceptual model of the rhizosphere phosphorus cycle." title="" id="14" name="Picture"/>
             <a:graphic>
               <a:graphicData uri="http://schemas.openxmlformats.org/drawingml/2006/picture">
                 <pic:pic>
                   <pic:nvPicPr>
-                    <pic:cNvPr descr="index_files/figure-docx/unnamed-chunk-2-1.png" id="14" name="Picture"/>
+                    <pic:cNvPr descr="index_files/figure-docx/unnamed-chunk-1-1.png" id="15" name="Picture"/>
                     <pic:cNvPicPr>
                       <a:picLocks noChangeArrowheads="1" noChangeAspect="1"/>
                     </pic:cNvPicPr>
                   </pic:nvPicPr>
                   <pic:blipFill>
-                    <a:blip r:embed="rId12"/>
+                    <a:blip r:embed="rId13"/>
                     <a:stretch>
                       <a:fillRect/>
                     </a:stretch>
@@ -1931,8 +1946,8 @@
         <w:t xml:space="preserve">Conceptual model of the rhizosphere phosphorus cycle.</w:t>
       </w:r>
     </w:p>
-    <w:bookmarkEnd w:id="15"/>
-    <w:bookmarkStart w:id="19" w:name="Xdfc87357402a84a9eb1512aa38aef947e1492a3"/>
+    <w:bookmarkEnd w:id="16"/>
+    <w:bookmarkStart w:id="20" w:name="Xdfc87357402a84a9eb1512aa38aef947e1492a3"/>
     <w:p>
       <w:pPr>
         <w:pStyle w:val="Heading2"/>
@@ -2098,18 +2113,18 @@
           <wp:inline>
             <wp:extent cx="5334000" cy="14676823"/>
             <wp:effectExtent b="0" l="0" r="0" t="0"/>
-            <wp:docPr descr="" title="" id="17" name="Picture"/>
+            <wp:docPr descr="" title="" id="18" name="Picture"/>
             <a:graphic>
               <a:graphicData uri="http://schemas.openxmlformats.org/drawingml/2006/picture">
                 <pic:pic>
                   <pic:nvPicPr>
-                    <pic:cNvPr descr="index_files/figure-docx/mermaid-figure-2.png" id="18" name="Picture"/>
+                    <pic:cNvPr descr="index_files/figure-docx/mermaid-figure-2.png" id="19" name="Picture"/>
                     <pic:cNvPicPr>
                       <a:picLocks noChangeArrowheads="1" noChangeAspect="1"/>
                     </pic:cNvPicPr>
                   </pic:nvPicPr>
                   <pic:blipFill>
-                    <a:blip r:embed="rId16"/>
+                    <a:blip r:embed="rId17"/>
                     <a:stretch>
                       <a:fillRect/>
                     </a:stretch>
@@ -2146,9 +2161,9 @@
         <w:br w:type="page"/>
       </w:r>
     </w:p>
-    <w:bookmarkEnd w:id="19"/>
     <w:bookmarkEnd w:id="20"/>
-    <w:bookmarkStart w:id="34" w:name="sec-materials-and-methods"/>
+    <w:bookmarkEnd w:id="21"/>
+    <w:bookmarkStart w:id="35" w:name="sec-materials-and-methods"/>
     <w:p>
       <w:pPr>
         <w:pStyle w:val="Heading1"/>
@@ -2157,7 +2172,7 @@
         <w:t xml:space="preserve">2. Materials and Methods</w:t>
       </w:r>
     </w:p>
-    <w:bookmarkStart w:id="21" w:name="X2a96c2427ceb6b998508f67b3ec6e8131f2af39"/>
+    <w:bookmarkStart w:id="22" w:name="X2a96c2427ceb6b998508f67b3ec6e8131f2af39"/>
     <w:p>
       <w:pPr>
         <w:pStyle w:val="Heading2"/>
@@ -2207,8 +2222,8 @@
         <w:t xml:space="preserve">with four field replications at each site. The core of the experiment consists of six fixed-plot treatments representing different P fertilization levels, which were applied annually as superphosphate before tillage and sowing. These levels were based on percentages of the officially recommended P inputs: 0% (Zero), 33% (Deficit), 67% (Reduced), 100% (Norm), 133% (Elevated), and 167% (Surplus).</w:t>
       </w:r>
     </w:p>
-    <w:bookmarkEnd w:id="21"/>
-    <w:bookmarkStart w:id="23" w:name="sec-experimental-sites"/>
+    <w:bookmarkEnd w:id="22"/>
+    <w:bookmarkStart w:id="24" w:name="sec-experimental-sites"/>
     <w:p>
       <w:pPr>
         <w:pStyle w:val="Heading2"/>
@@ -2316,7 +2331,7 @@
       <w:tr>
         <w:tc>
           <w:tcPr/>
-          <w:bookmarkStart w:id="22" w:name="tbl-sites-corrected"/>
+          <w:bookmarkStart w:id="23" w:name="tbl-sites-corrected"/>
           <w:p>
             <w:pPr>
               <w:jc w:val="center"/>
@@ -2327,7 +2342,7 @@
               <w:pStyle w:val="ImageCaption"/>
             </w:pPr>
             <w:r>
-              <w:t xml:space="preserve">Table 1: Soil characteristics of the six long-term experimental sites. Data adapted from Hirte et al. (2021).</w:t>
+              <w:t xml:space="preserve">Table 2: Soil characteristics of the six long-term experimental sites. Data adapted from Hirte et al. (2021).</w:t>
             </w:r>
           </w:p>
           <w:tbl>
@@ -2909,7 +2924,7 @@
               </w:tc>
             </w:tr>
           </w:tbl>
-          <w:bookmarkEnd w:id="22"/>
+          <w:bookmarkEnd w:id="23"/>
           <w:p/>
         </w:tc>
       </w:tr>
@@ -2922,8 +2937,8 @@
         <w:t xml:space="preserve">Soil samples for this thesis were collected in the year 2022 from the topsoil layer (0-20 cm).</w:t>
       </w:r>
     </w:p>
-    <w:bookmarkEnd w:id="23"/>
-    <w:bookmarkStart w:id="26" w:name="sec-phosphorus-desorption-kinetics"/>
+    <w:bookmarkEnd w:id="24"/>
+    <w:bookmarkStart w:id="27" w:name="sec-phosphorus-desorption-kinetics"/>
     <w:p>
       <w:pPr>
         <w:pStyle w:val="Heading2"/>
@@ -2949,7 +2964,7 @@
         <w:t xml:space="preserve">, subsequently modified to capture high-resolution temporal kinetics and corrected to reflect true thermodynamic activity.</w:t>
       </w:r>
     </w:p>
-    <w:bookmarkStart w:id="24" w:name="Xbd6c1e5704c75ae9a98b5e8f17a138b0c980a04"/>
+    <w:bookmarkStart w:id="25" w:name="Xbd6c1e5704c75ae9a98b5e8f17a138b0c980a04"/>
     <w:p>
       <w:pPr>
         <w:pStyle w:val="Heading3"/>
@@ -3043,14 +3058,24 @@
         <w:t xml:space="preserve"> </w:t>
       </w:r>
       <w:r>
-        <w:t xml:space="preserve">(Van Veldhoven &amp; Mannaerts, 1987)</w:t>
+        <w:t xml:space="preserve">(</w:t>
+      </w:r>
+      <w:r>
+        <w:rPr>
+          <w:b/>
+          <w:bCs/>
+        </w:rPr>
+        <w:t xml:space="preserve">VanVeldhoven1987Malachite?</w:t>
+      </w:r>
+      <w:r>
+        <w:t xml:space="preserve">)</w:t>
       </w:r>
       <w:r>
         <w:t xml:space="preserve">.</w:t>
       </w:r>
     </w:p>
-    <w:bookmarkEnd w:id="24"/>
-    <w:bookmarkStart w:id="25" w:name="sec-thermodynamic-correction"/>
+    <w:bookmarkEnd w:id="25"/>
+    <w:bookmarkStart w:id="26" w:name="sec-thermodynamic-correction"/>
     <w:p>
       <w:pPr>
         <w:pStyle w:val="Heading3"/>
@@ -3528,9 +3553,9 @@
         <w:t xml:space="preserve">) metric.</w:t>
       </w:r>
     </w:p>
-    <w:bookmarkEnd w:id="25"/>
     <w:bookmarkEnd w:id="26"/>
-    <w:bookmarkStart w:id="33" w:name="sec-statistical-analysis"/>
+    <w:bookmarkEnd w:id="27"/>
+    <w:bookmarkStart w:id="34" w:name="sec-statistical-analysis"/>
     <w:p>
       <w:pPr>
         <w:pStyle w:val="Heading2"/>
@@ -3550,7 +3575,7 @@
         <w:t xml:space="preserve"> </w:t>
       </w:r>
       <w:r>
-        <w:t xml:space="preserve">(R Core Team, 2022)</w:t>
+        <w:t xml:space="preserve">(R Core Team, 2026)</w:t>
       </w:r>
       <w:r>
         <w:t xml:space="preserve">. Primary packages included</w:t>
@@ -3568,7 +3593,7 @@
         <w:t xml:space="preserve"> </w:t>
       </w:r>
       <w:r>
-        <w:t xml:space="preserve">(Pinheiro et al., 2022)</w:t>
+        <w:t xml:space="preserve">(Pinheiro et al., 2026)</w:t>
       </w:r>
       <w:r>
         <w:t xml:space="preserve"> </w:t>
@@ -3589,7 +3614,7 @@
         <w:t xml:space="preserve"> </w:t>
       </w:r>
       <w:r>
-        <w:t xml:space="preserve">(Bates et al., 2015)</w:t>
+        <w:t xml:space="preserve">(Bates et al., 2026)</w:t>
       </w:r>
       <w:r>
         <w:t xml:space="preserve"> </w:t>
@@ -3628,7 +3653,7 @@
         <w:t xml:space="preserve">for partial differential equation solving.</w:t>
       </w:r>
     </w:p>
-    <w:bookmarkStart w:id="27" w:name="X66c8e447a19c304ef14b8d97356eebce6eb189a"/>
+    <w:bookmarkStart w:id="28" w:name="X66c8e447a19c304ef14b8d97356eebce6eb189a"/>
     <w:p>
       <w:pPr>
         <w:pStyle w:val="Heading3"/>
@@ -4046,8 +4071,8 @@
         </m:oMath>
       </m:oMathPara>
     </w:p>
-    <w:bookmarkEnd w:id="27"/>
-    <w:bookmarkStart w:id="28" w:name="X1cf47a909557ed9ebde43d137cb1950c10fa0a6"/>
+    <w:bookmarkEnd w:id="28"/>
+    <w:bookmarkStart w:id="29" w:name="X1cf47a909557ed9ebde43d137cb1950c10fa0a6"/>
     <w:p>
       <w:pPr>
         <w:pStyle w:val="Heading3"/>
@@ -4461,8 +4486,8 @@
         </m:oMath>
       </m:oMathPara>
     </w:p>
-    <w:bookmarkEnd w:id="28"/>
-    <w:bookmarkStart w:id="29" w:name="X1fad81012fcba959795e5efc9d9880b48046764"/>
+    <w:bookmarkEnd w:id="29"/>
+    <w:bookmarkStart w:id="30" w:name="X1fad81012fcba959795e5efc9d9880b48046764"/>
     <w:p>
       <w:pPr>
         <w:pStyle w:val="Heading3"/>
@@ -4636,8 +4661,8 @@
         <w:t xml:space="preserve">, providing a highly stable metric representing the percentage of the crop’s long-term biological potential achieved.</w:t>
       </w:r>
     </w:p>
-    <w:bookmarkEnd w:id="29"/>
-    <w:bookmarkStart w:id="31" w:name="X58542cabf128eedeee182ac79d5f1c7c4f09633"/>
+    <w:bookmarkEnd w:id="30"/>
+    <w:bookmarkStart w:id="32" w:name="X58542cabf128eedeee182ac79d5f1c7c4f09633"/>
     <w:p>
       <w:pPr>
         <w:pStyle w:val="Heading3"/>
@@ -4848,7 +4873,7 @@
       <w:tr>
         <w:tc>
           <w:tcPr/>
-          <w:bookmarkStart w:id="30" w:name="tbl-variables-updated"/>
+          <w:bookmarkStart w:id="31" w:name="tbl-variables-updated"/>
           <w:p>
             <w:pPr>
               <w:jc w:val="center"/>
@@ -4859,7 +4884,7 @@
               <w:pStyle w:val="ImageCaption"/>
             </w:pPr>
             <w:r>
-              <w:t xml:space="preserve">Table 2: Description of key variables used in the thermodynamic and agronomic models.</w:t>
+              <w:t xml:space="preserve">Table 3: Description of key variables used in the thermodynamic and agronomic models.</w:t>
             </w:r>
           </w:p>
           <w:tbl>
@@ -5563,13 +5588,13 @@
               </w:tc>
             </w:tr>
           </w:tbl>
-          <w:bookmarkEnd w:id="30"/>
+          <w:bookmarkEnd w:id="31"/>
           <w:p/>
         </w:tc>
       </w:tr>
     </w:tbl>
-    <w:bookmarkEnd w:id="31"/>
-    <w:bookmarkStart w:id="32" w:name="X44bb14175a86972320c11f91acf6da54ae42ffd"/>
+    <w:bookmarkEnd w:id="32"/>
+    <w:bookmarkStart w:id="33" w:name="X44bb14175a86972320c11f91acf6da54ae42ffd"/>
     <w:p>
       <w:pPr>
         <w:pStyle w:val="Heading3"/>
@@ -6664,10 +6689,10 @@
         <w:br w:type="page"/>
       </w:r>
     </w:p>
-    <w:bookmarkEnd w:id="32"/>
     <w:bookmarkEnd w:id="33"/>
     <w:bookmarkEnd w:id="34"/>
-    <w:bookmarkStart w:id="52" w:name="references"/>
+    <w:bookmarkEnd w:id="35"/>
+    <w:bookmarkStart w:id="46" w:name="references"/>
     <w:p>
       <w:pPr>
         <w:pStyle w:val="Heading1"/>
@@ -6676,23 +6701,14 @@
         <w:t xml:space="preserve">3. References</w:t>
       </w:r>
     </w:p>
-    <w:bookmarkStart w:id="51" w:name="refs"/>
-    <w:bookmarkStart w:id="36" w:name="ref-R-lme4"/>
+    <w:bookmarkStart w:id="45" w:name="refs"/>
+    <w:bookmarkStart w:id="37" w:name="ref-R-lme4"/>
     <w:p>
       <w:pPr>
         <w:pStyle w:val="Bibliography"/>
       </w:pPr>
       <w:r>
-        <w:t xml:space="preserve">Bates, D., Mächler, M., Bolker, B., &amp; Walker, S. (2015). Fitting linear mixed-effects models using</w:t>
-      </w:r>
-      <w:r>
-        <w:t xml:space="preserve"> </w:t>
-      </w:r>
-      <w:r>
-        <w:t xml:space="preserve">lme4</w:t>
-      </w:r>
-      <w:r>
-        <w:t xml:space="preserve">.</w:t>
+        <w:t xml:space="preserve">Bates, D., Maechler, M., Bolker, B., Walker, S., Jagan, M., &amp; Ly, A. (2026).</w:t>
       </w:r>
       <w:r>
         <w:t xml:space="preserve"> </w:t>
@@ -6702,61 +6718,22 @@
           <w:i/>
           <w:iCs/>
         </w:rPr>
-        <w:t xml:space="preserve">Journal of Statistical Software</w:t>
-      </w:r>
-      <w:r>
-        <w:t xml:space="preserve">,</w:t>
-      </w:r>
-      <w:r>
-        <w:t xml:space="preserve"> </w:t>
-      </w:r>
-      <w:r>
-        <w:rPr>
-          <w:i/>
-          <w:iCs/>
-        </w:rPr>
-        <w:t xml:space="preserve">67</w:t>
-      </w:r>
-      <w:r>
-        <w:t xml:space="preserve">(1), 1–48.</w:t>
-      </w:r>
-      <w:r>
-        <w:t xml:space="preserve"> </w:t>
-      </w:r>
-      <w:hyperlink r:id="rId35">
+        <w:t xml:space="preserve">lme4: Linear mixed-effects models using eigen and S4</w:t>
+      </w:r>
+      <w:r>
+        <w:t xml:space="preserve">.</w:t>
+      </w:r>
+      <w:r>
+        <w:t xml:space="preserve"> </w:t>
+      </w:r>
+      <w:hyperlink r:id="rId36">
         <w:r>
           <w:rPr>
             <w:rStyle w:val="Hyperlink"/>
           </w:rPr>
-          <w:t xml:space="preserve">https://doi.org/10.18637/jss.v067.i01</w:t>
+          <w:t xml:space="preserve">https://github.com/lme4/lme4/</w:t>
         </w:r>
       </w:hyperlink>
-    </w:p>
-    <w:bookmarkEnd w:id="36"/>
-    <w:bookmarkStart w:id="37" w:name="ref-Brady2016Soils"/>
-    <w:p>
-      <w:pPr>
-        <w:pStyle w:val="Bibliography"/>
-      </w:pPr>
-      <w:r>
-        <w:t xml:space="preserve">Brady, N. C., &amp; Weil, R. R. (2016).</w:t>
-      </w:r>
-      <w:r>
-        <w:t xml:space="preserve"> </w:t>
-      </w:r>
-      <w:r>
-        <w:rPr>
-          <w:i/>
-          <w:iCs/>
-        </w:rPr>
-        <w:t xml:space="preserve">The nature and properties of soils</w:t>
-      </w:r>
-      <w:r>
-        <w:t xml:space="preserve"> </w:t>
-      </w:r>
-      <w:r>
-        <w:t xml:space="preserve">(15th ed.). Pearson.</w:t>
-      </w:r>
     </w:p>
     <w:bookmarkEnd w:id="37"/>
     <w:bookmarkStart w:id="38" w:name="X8e448a35b024827f6325a509cd0871d88df6696"/>
@@ -6779,77 +6756,7 @@
       </w:r>
     </w:p>
     <w:bookmarkEnd w:id="38"/>
-    <w:bookmarkStart w:id="39" w:name="ref-FAL1996Methodenbuch"/>
-    <w:p>
-      <w:pPr>
-        <w:pStyle w:val="Bibliography"/>
-      </w:pPr>
-      <w:r>
-        <w:t xml:space="preserve">Forschungsanstalt für Agrarökologie und Landbau (FAL). (1996).</w:t>
-      </w:r>
-      <w:r>
-        <w:t xml:space="preserve"> </w:t>
-      </w:r>
-      <w:r>
-        <w:rPr>
-          <w:i/>
-          <w:iCs/>
-        </w:rPr>
-        <w:t xml:space="preserve">Methodenbuch für boden-, pflanzen- und nährstoffanalysen</w:t>
-      </w:r>
-      <w:r>
-        <w:t xml:space="preserve">. FAL.</w:t>
-      </w:r>
-    </w:p>
-    <w:bookmarkEnd w:id="39"/>
-    <w:bookmarkStart w:id="41" w:name="ref-Frossard2000Processes"/>
-    <w:p>
-      <w:pPr>
-        <w:pStyle w:val="Bibliography"/>
-      </w:pPr>
-      <w:r>
-        <w:t xml:space="preserve">Frossard, E., Condron, L. M., Oberson, A., Sinaj, S., &amp; Fardeau, J. C. (2000). Processes governing phosphorus availability in temperate soils.</w:t>
-      </w:r>
-      <w:r>
-        <w:t xml:space="preserve"> </w:t>
-      </w:r>
-      <w:r>
-        <w:rPr>
-          <w:i/>
-          <w:iCs/>
-        </w:rPr>
-        <w:t xml:space="preserve">Journal of Environmental Quality</w:t>
-      </w:r>
-      <w:r>
-        <w:t xml:space="preserve">,</w:t>
-      </w:r>
-      <w:r>
-        <w:t xml:space="preserve"> </w:t>
-      </w:r>
-      <w:r>
-        <w:rPr>
-          <w:i/>
-          <w:iCs/>
-        </w:rPr>
-        <w:t xml:space="preserve">29</w:t>
-      </w:r>
-      <w:r>
-        <w:t xml:space="preserve">(1), 15–23.</w:t>
-      </w:r>
-      <w:r>
-        <w:t xml:space="preserve"> </w:t>
-      </w:r>
-      <w:hyperlink r:id="rId40">
-        <w:r>
-          <w:rPr>
-            <w:rStyle w:val="Hyperlink"/>
-          </w:rPr>
-          <w:t xml:space="preserve">https://doi.org/10.2134/jeq2000.00472425002900010003x</w:t>
-        </w:r>
-      </w:hyperlink>
-    </w:p>
-    <w:bookmarkEnd w:id="41"/>
-    <w:bookmarkStart w:id="43" w:name="ref-hirteYieldResponseSoil2021"/>
+    <w:bookmarkStart w:id="40" w:name="ref-hirteYieldResponseSoil2021"/>
     <w:p>
       <w:pPr>
         <w:pStyle w:val="Bibliography"/>
@@ -6907,7 +6814,7 @@
       <w:r>
         <w:t xml:space="preserve"> </w:t>
       </w:r>
-      <w:hyperlink r:id="rId42">
+      <w:hyperlink r:id="rId39">
         <w:r>
           <w:rPr>
             <w:rStyle w:val="Hyperlink"/>
@@ -6916,37 +6823,14 @@
         </w:r>
       </w:hyperlink>
     </w:p>
-    <w:bookmarkEnd w:id="43"/>
-    <w:bookmarkStart w:id="44" w:name="ref-Nye2000Solute"/>
+    <w:bookmarkEnd w:id="40"/>
+    <w:bookmarkStart w:id="42" w:name="ref-R-nlme"/>
     <w:p>
       <w:pPr>
         <w:pStyle w:val="Bibliography"/>
       </w:pPr>
       <w:r>
-        <w:t xml:space="preserve">Nye, P. H., &amp; Tinker, P. B. (2000).</w:t>
-      </w:r>
-      <w:r>
-        <w:t xml:space="preserve"> </w:t>
-      </w:r>
-      <w:r>
-        <w:rPr>
-          <w:i/>
-          <w:iCs/>
-        </w:rPr>
-        <w:t xml:space="preserve">Solute movement in the rhizosphere</w:t>
-      </w:r>
-      <w:r>
-        <w:t xml:space="preserve">. Oxford University Press.</w:t>
-      </w:r>
-    </w:p>
-    <w:bookmarkEnd w:id="44"/>
-    <w:bookmarkStart w:id="46" w:name="ref-R-nlme"/>
-    <w:p>
-      <w:pPr>
-        <w:pStyle w:val="Bibliography"/>
-      </w:pPr>
-      <w:r>
-        <w:t xml:space="preserve">Pinheiro, J., Bates, D., DebRoy, S., Sarkar, D., &amp; R Core Team. (2022).</w:t>
+        <w:t xml:space="preserve">Pinheiro, J., Bates, D., &amp; R Core Team. (2026).</w:t>
       </w:r>
       <w:r>
         <w:t xml:space="preserve"> </w:t>
@@ -6964,23 +6848,23 @@
       <w:r>
         <w:t xml:space="preserve"> </w:t>
       </w:r>
-      <w:hyperlink r:id="rId45">
+      <w:hyperlink r:id="rId41">
         <w:r>
           <w:rPr>
             <w:rStyle w:val="Hyperlink"/>
           </w:rPr>
-          <w:t xml:space="preserve">https://CRAN.R-project.org/package=nlme</w:t>
+          <w:t xml:space="preserve">https://svn.r-project.org/R-packages/trunk/nlme/</w:t>
         </w:r>
       </w:hyperlink>
     </w:p>
-    <w:bookmarkEnd w:id="46"/>
-    <w:bookmarkStart w:id="48" w:name="ref-R-base"/>
+    <w:bookmarkEnd w:id="42"/>
+    <w:bookmarkStart w:id="44" w:name="ref-R-base"/>
     <w:p>
       <w:pPr>
         <w:pStyle w:val="Bibliography"/>
       </w:pPr>
       <w:r>
-        <w:t xml:space="preserve">R Core Team. (2022).</w:t>
+        <w:t xml:space="preserve">R Core Team. (2026).</w:t>
       </w:r>
       <w:r>
         <w:t xml:space="preserve"> </w:t>
@@ -6998,79 +6882,17 @@
       <w:r>
         <w:t xml:space="preserve"> </w:t>
       </w:r>
-      <w:hyperlink r:id="rId47">
+      <w:hyperlink r:id="rId43">
         <w:r>
           <w:rPr>
             <w:rStyle w:val="Hyperlink"/>
           </w:rPr>
-          <w:t xml:space="preserve">https://www.R-project.org/</w:t>
+          <w:t xml:space="preserve">https://doi.org/10.32614/R.manuals</w:t>
         </w:r>
       </w:hyperlink>
     </w:p>
-    <w:bookmarkEnd w:id="48"/>
-    <w:bookmarkStart w:id="49" w:name="ref-Sposito2008Chemistry"/>
-    <w:p>
-      <w:pPr>
-        <w:pStyle w:val="Bibliography"/>
-      </w:pPr>
-      <w:r>
-        <w:t xml:space="preserve">Sposito, G. (2008).</w:t>
-      </w:r>
-      <w:r>
-        <w:t xml:space="preserve"> </w:t>
-      </w:r>
-      <w:r>
-        <w:rPr>
-          <w:i/>
-          <w:iCs/>
-        </w:rPr>
-        <w:t xml:space="preserve">The chemistry of soils</w:t>
-      </w:r>
-      <w:r>
-        <w:t xml:space="preserve"> </w:t>
-      </w:r>
-      <w:r>
-        <w:t xml:space="preserve">(2nd ed.). Oxford University Press.</w:t>
-      </w:r>
-    </w:p>
-    <w:bookmarkEnd w:id="49"/>
-    <w:bookmarkStart w:id="50" w:name="ref-VanVeldhoven1987Malachite"/>
-    <w:p>
-      <w:pPr>
-        <w:pStyle w:val="Bibliography"/>
-      </w:pPr>
-      <w:r>
-        <w:t xml:space="preserve">Van Veldhoven, P. P., &amp; Mannaerts, G. P. (1987). Inorganic and organic phosphorus in the scheldt estuary.</w:t>
-      </w:r>
-      <w:r>
-        <w:t xml:space="preserve"> </w:t>
-      </w:r>
-      <w:r>
-        <w:rPr>
-          <w:i/>
-          <w:iCs/>
-        </w:rPr>
-        <w:t xml:space="preserve">Estuarine, Coastal and Shelf Science</w:t>
-      </w:r>
-      <w:r>
-        <w:t xml:space="preserve">,</w:t>
-      </w:r>
-      <w:r>
-        <w:t xml:space="preserve"> </w:t>
-      </w:r>
-      <w:r>
-        <w:rPr>
-          <w:i/>
-          <w:iCs/>
-        </w:rPr>
-        <w:t xml:space="preserve">25</w:t>
-      </w:r>
-      <w:r>
-        <w:t xml:space="preserve">(6), 755–765.</w:t>
-      </w:r>
-    </w:p>
-    <w:bookmarkEnd w:id="50"/>
-    <w:bookmarkEnd w:id="51"/>
+    <w:bookmarkEnd w:id="44"/>
+    <w:bookmarkEnd w:id="45"/>
     <w:p>
       <w:r>
         <w:br w:type="page"/>
@@ -7081,8 +6903,8 @@
         <w:br w:type="page"/>
       </w:r>
     </w:p>
-    <w:bookmarkEnd w:id="52"/>
-    <w:bookmarkStart w:id="58" w:name="Xc02b1095fe035d2f218bf14431ef63629f299b5"/>
+    <w:bookmarkEnd w:id="46"/>
+    <w:bookmarkStart w:id="52" w:name="Xc02b1095fe035d2f218bf14431ef63629f299b5"/>
     <w:p>
       <w:pPr>
         <w:pStyle w:val="Heading1"/>
@@ -7126,7 +6948,7 @@
         <w:t xml:space="preserve">Extractions</w:t>
       </w:r>
     </w:p>
-    <w:bookmarkStart w:id="53" w:name="Xdd52081602f5faa9508128f35f776531d43bf68"/>
+    <w:bookmarkStart w:id="47" w:name="Xdd52081602f5faa9508128f35f776531d43bf68"/>
     <w:p>
       <w:pPr>
         <w:pStyle w:val="Heading2"/>
@@ -8562,8 +8384,8 @@
         <w:t xml:space="preserve">extract is overwhelmingly dictated by the dissolved soluble salts of the specific soil being analyzed.</w:t>
       </w:r>
     </w:p>
-    <w:bookmarkEnd w:id="53"/>
-    <w:bookmarkStart w:id="54" w:name="X8ef57afce3e26af86625f37a3880dd9c4114bfc"/>
+    <w:bookmarkEnd w:id="47"/>
+    <w:bookmarkStart w:id="48" w:name="X8ef57afce3e26af86625f37a3880dd9c4114bfc"/>
     <w:p>
       <w:pPr>
         <w:pStyle w:val="Heading2"/>
@@ -9220,8 +9042,8 @@
         <w:t xml:space="preserve">).</w:t>
       </w:r>
     </w:p>
-    <w:bookmarkEnd w:id="54"/>
-    <w:bookmarkStart w:id="57" w:name="X7cfd2e40ece616de93c98fe743f64dd11c88404"/>
+    <w:bookmarkEnd w:id="48"/>
+    <w:bookmarkStart w:id="51" w:name="X7cfd2e40ece616de93c98fe743f64dd11c88404"/>
     <w:p>
       <w:pPr>
         <w:pStyle w:val="Heading2"/>
@@ -9690,7 +9512,7 @@
       <w:r>
         <w:t xml:space="preserve"> </w:t>
       </w:r>
-      <w:hyperlink r:id="rId55">
+      <w:hyperlink r:id="rId49">
         <w:r>
           <w:rPr>
             <w:rStyle w:val="Hyperlink"/>
@@ -9723,7 +9545,7 @@
       <w:r>
         <w:t xml:space="preserve"> </w:t>
       </w:r>
-      <w:hyperlink r:id="rId56">
+      <w:hyperlink r:id="rId50">
         <w:r>
           <w:rPr>
             <w:rStyle w:val="Hyperlink"/>
@@ -9742,8 +9564,8 @@
         <w:t xml:space="preserve">This approach ensures full transparency and allows for the complete replication of the findings presented in this thesis.</w:t>
       </w:r>
     </w:p>
-    <w:bookmarkEnd w:id="57"/>
-    <w:bookmarkEnd w:id="58"/>
+    <w:bookmarkEnd w:id="51"/>
+    <w:bookmarkEnd w:id="52"/>
     <w:sectPr>
       <w:footnotePr>
         <w:numRestart w:val="eachSect"/>

--- a/index.docx
+++ b/index.docx
@@ -39,7 +39,7 @@
         <w:pStyle w:val="Date"/>
       </w:pPr>
       <w:r>
-        <w:t xml:space="preserve">2026-05-26</w:t>
+        <w:t xml:space="preserve">2026-06-02</w:t>
       </w:r>
     </w:p>
     <w:p>
@@ -156,7 +156,7 @@
         </m:sSub>
       </m:oMath>
       <w:r>
-        <w:t xml:space="preserve">) using linear mixed-effects models. For predicting site-normalized yield, STPs were superior, while for national-normalized yield and P-uptake, both methods performed poorly due to dominant pedoclimatic factors. However, the kinetic model demonstrated exceptional success in predicting the long-term P-Balance, with</w:t>
+        <w:t xml:space="preserve">) using linear mixed-effects models. For predicting site-normalized yield, STPs were superior, while for national-normalized yield and P-uptake, both methods performed poorly due to dominant pedoclimatic factors. However, the kinetic model demonstrated higher accuracy in predicting the long-term P-Balance, with</w:t>
       </w:r>
       <w:r>
         <w:t xml:space="preserve"> </w:t>
@@ -194,7 +194,7 @@
         <w:t xml:space="preserve"> </w:t>
       </w:r>
       <w:r>
-        <w:t xml:space="preserve">alone explaining 57% of the variance, whereas STP models showed no predictive power. We conclude that while traditional STPs remain adequate for short-term within-field fertility, kinetic parameters serve as a vastly superior functional proxy for assessing the long-term P status and sustainability of agricultural soils.</w:t>
+        <w:t xml:space="preserve">alone explaining 57% of the variance, whereas STP models showed no predictive power. We conclude that while traditional STPs remain adequate for short-term within-field fertility, kinetic parameters serve as a more robust functional proxy for assessing the long-term P status and sustainability of agricultural soils.</w:t>
       </w:r>
     </w:p>
     <w:bookmarkStart w:id="21" w:name="introduction"/>
@@ -220,7 +220,7 @@
         <w:pStyle w:val="FirstParagraph"/>
       </w:pPr>
       <w:r>
-        <w:t xml:space="preserve">Phosphorus (P) is an essential macronutrient for all life, yet its management in agricultural systems presents a profound dilemma. In the soil solution, P exists almost exclusively as highly reactive orthophosphate anions (</w:t>
+        <w:t xml:space="preserve">Phosphorus (P) is an essential macronutrient for all life, yet its management in agricultural systems presents a significant challenge. In the soil solution, P exists predominantly as highly reactive orthophosphate anions (</w:t>
       </w:r>
       <m:oMath>
         <m:r>
@@ -332,7 +332,7 @@
         <w:t xml:space="preserve">)</w:t>
       </w:r>
       <w:r>
-        <w:t xml:space="preserve">. Consequently, the total soil P stock is vast, but the infinitesimally small fraction dissolved in the soil solution—the only form directly available to plant roots—is highly transient.</w:t>
+        <w:t xml:space="preserve">. Consequently, the total soil P stock is vast, but the minute fraction dissolved in the soil solution—the only form directly available to plant roots—is highly transient.</w:t>
       </w:r>
     </w:p>
     <w:bookmarkEnd w:id="9"/>
@@ -452,7 +452,7 @@
         <w:pStyle w:val="BodyText"/>
       </w:pPr>
       <w:r>
-        <w:t xml:space="preserve">While these concepts are theoretically elegant, measuring them in natural soils is notoriously difficult. In practice, standard agronomic soil tests do not measure absolute thermodynamic states; rather, they rely on</w:t>
+        <w:t xml:space="preserve">While these concepts are theoretically robust, measuring them in natural soils is methodologically challenging. In practice, standard agronomic soil tests do not measure absolute thermodynamic states; rather, they rely on</w:t>
       </w:r>
       <w:r>
         <w:t xml:space="preserve"> </w:t>
@@ -681,7 +681,7 @@
         <w:pStyle w:val="FirstParagraph"/>
       </w:pPr>
       <w:r>
-        <w:t xml:space="preserve">The reliance on operational definitions introduces a critical analytical flaw when interpreting soil tests, fundamentally tied to the principles of physical chemistry and plant physiology. Plant roots acquire P primarily via high-affinity transporter proteins (e.g., the PHT1 family). The binding kinetics of these transporters are governed by the true thermodynamic driving force of the substrate: its</w:t>
+        <w:t xml:space="preserve">The reliance on operational definitions introduces an analytical limitation when interpreting soil tests, fundamentally tied to the principles of physical chemistry and plant physiology. Plant roots acquire P primarily via high-affinity transporter proteins (e.g., the PHT1 family). The binding kinetics of these transporters are governed by the true thermodynamic driving force of the substrate: its</w:t>
       </w:r>
       <w:r>
         <w:t xml:space="preserve"> </w:t>
@@ -933,7 +933,7 @@
         <w:t xml:space="preserve"> </w:t>
       </w:r>
       <w:r>
-        <w:t xml:space="preserve">for Olsen). This artificial salt load obliterates the native ionic strength of the soil. Consequently, while these methods successfully quantify the physical mass of phosphorus (</w:t>
+        <w:t xml:space="preserve">for Olsen). This artificial salt load overwhelms the native ionic strength of the soil. Consequently, while these methods successfully quantify the physical mass of phosphorus (</w:t>
       </w:r>
       <m:oMath>
         <m:r>
@@ -941,7 +941,7 @@
         </m:r>
       </m:oMath>
       <w:r>
-        <w:t xml:space="preserve">), they destroy the natural chemical environment, providing no information regarding the true thermodynamic Intensity (</w:t>
+        <w:t xml:space="preserve">), they alter the natural chemical environment, providing no information regarding the true thermodynamic Intensity (</w:t>
       </w:r>
       <m:oMath>
         <m:r>
@@ -1057,19 +1057,7 @@
         </m:r>
       </m:oMath>
       <w:r>
-        <w:t xml:space="preserve">. Therefore, over 40% of the chemically extracted mass is thermodynamically</w:t>
-      </w:r>
-      <w:r>
-        <w:t xml:space="preserve"> </w:t>
-      </w:r>
-      <w:r>
-        <w:t xml:space="preserve">“masked”</w:t>
-      </w:r>
-      <w:r>
-        <w:t xml:space="preserve"> </w:t>
-      </w:r>
-      <w:r>
-        <w:t xml:space="preserve">from the root. To resolve this, raw stoichiometric concentrations derived from water extractions must be mathematically corrected via the Davies equation to yield true thermodynamic activity.</w:t>
+        <w:t xml:space="preserve">. Therefore, over 40% of the chemically extracted mass is thermodynamically inactive to the root. To resolve this, raw stoichiometric concentrations derived from water extractions must be mathematically corrected via the Davies equation to yield true thermodynamic activity.</w:t>
       </w:r>
     </w:p>
     <w:bookmarkEnd w:id="11"/>
@@ -1295,7 +1283,7 @@
         <w:pStyle w:val="BodyText"/>
       </w:pPr>
       <w:r>
-        <w:t xml:space="preserve">To address this, we define a novel dynamic predictor: the</w:t>
+        <w:t xml:space="preserve">To address this, we define a dynamic predictor: the</w:t>
       </w:r>
       <w:r>
         <w:t xml:space="preserve"> </w:t>
@@ -1961,7 +1949,7 @@
         <w:pStyle w:val="FirstParagraph"/>
       </w:pPr>
       <w:r>
-        <w:t xml:space="preserve">This thesis hypothesizes that integrating thermodynamic activity and desorption kinetics provides a superior mechanistic framework for P-management compared to standard empirical testing. Using soils from the long-term Swiss agricultural experiment STYCS, this study aims to validate this framework through the following objectives:</w:t>
+        <w:t xml:space="preserve">This thesis hypothesizes that integrating thermodynamic activity and desorption kinetics provides a more comprehensive mechanistic framework for P-management compared to standard empirical testing. Using soils from the long-term Swiss agricultural experiment STYCS, this study aims to validate this framework through the following objectives:</w:t>
       </w:r>
     </w:p>
     <w:p>
@@ -2051,7 +2039,7 @@
         </m:sSub>
       </m:oMath>
       <w:r>
-        <w:t xml:space="preserve">) against relative crop yield and P-uptake. To rigorously isolate the chemical P-limitation from overarching climatic noise, agronomic outcomes will be normalized against a historical biological baseline (the historical maximum yield of non-limiting P treatments for specific site-crop combinations). It is hypothesized that the thermodynamically corrected</w:t>
+        <w:t xml:space="preserve">) against relative crop yield and P-uptake. To isolate the chemical P-limitation from overarching climatic noise, agronomic outcomes will be normalized against a historical biological baseline (the historical maximum yield of non-limiting P treatments for specific site-crop combinations). It is hypothesized that the thermodynamically corrected</w:t>
       </w:r>
       <w:r>
         <w:t xml:space="preserve"> </w:t>
@@ -2074,7 +2062,7 @@
         <w:t xml:space="preserve"> </w:t>
       </w:r>
       <w:r>
-        <w:t xml:space="preserve">will significantly outperform standard static extractions.</w:t>
+        <w:t xml:space="preserve">will outperform standard static extractions.</w:t>
       </w:r>
     </w:p>
     <w:p>
@@ -3294,7 +3282,7 @@
         <w:t xml:space="preserve">Davies Equation</w:t>
       </w:r>
       <w:r>
-        <w:t xml:space="preserve">, which is highly robust for agricultural soil solutions up to</w:t>
+        <w:t xml:space="preserve">, which is robust for agricultural soil solutions up to</w:t>
       </w:r>
       <w:r>
         <w:t xml:space="preserve"> </w:t>
@@ -3542,7 +3530,7 @@
         <w:pStyle w:val="FirstParagraph"/>
       </w:pPr>
       <w:r>
-        <w:t xml:space="preserve">This correction neutralizes pedochemical variances caused by differing native background salinities and pH levels across the STYCS sites, converting the raw data into a universal thermodynamic Intensity (</w:t>
+        <w:t xml:space="preserve">This correction accounts for pedochemical variances caused by differing native background salinities and pH levels across the STYCS sites, converting the raw data into a universal thermodynamic Intensity (</w:t>
       </w:r>
       <m:oMath>
         <m:r>
@@ -4501,7 +4489,7 @@
         <w:pStyle w:val="FirstParagraph"/>
       </w:pPr>
       <w:r>
-        <w:t xml:space="preserve">To statistically evaluate the predictive power of the chemical parameters across six highly diverse pedoclimatic sites, raw crop yield and P-uptake data required robust normalization to isolate chemical P-limitation from overarching climatic noise.</w:t>
+        <w:t xml:space="preserve">To statistically evaluate the predictive power of the chemical parameters across six diverse pedoclimatic sites, raw crop yield and P-uptake data required robust normalization to isolate chemical P-limitation from overarching climatic noise.</w:t>
       </w:r>
     </w:p>
     <w:p>
@@ -4509,7 +4497,7 @@
         <w:pStyle w:val="BodyText"/>
       </w:pPr>
       <w:r>
-        <w:t xml:space="preserve">Standard normalization (dividing by the maximum yield of a given site within the specific experimental year) was rejected, as it artificially masks broad climatic limitations (e.g., drought) and forces the best plot of a poor year to equal 100%, mathematically erasing the biological penalty. Instead, a</w:t>
+        <w:t xml:space="preserve">Standard normalization (dividing by the maximum yield of a given site within the specific experimental year) was rejected, as it artificially masks broad climatic limitations (e.g., drought) and forces the best plot of a poor year to equal 100%, removing the biological penalty. Instead, a</w:t>
       </w:r>
       <w:r>
         <w:t xml:space="preserve"> </w:t>
@@ -4658,7 +4646,7 @@
         <w:t xml:space="preserve">)</w:t>
       </w:r>
       <w:r>
-        <w:t xml:space="preserve">, providing a highly stable metric representing the percentage of the crop’s long-term biological potential achieved.</w:t>
+        <w:t xml:space="preserve">, providing a stable metric representing the percentage of the crop’s long-term biological potential achieved.</w:t>
       </w:r>
     </w:p>
     <w:bookmarkEnd w:id="30"/>
@@ -6997,7 +6985,7 @@
         <w:pStyle w:val="FirstParagraph"/>
       </w:pPr>
       <w:r>
-        <w:t xml:space="preserve">Standard static soil test methods rely on the operational extraction of phosphorus. Strong extractants (e.g., Olsen P, P-AAE10) possess inherently high ionic strengths that dominate the soil matrix, rendering absolute thermodynamic comparisons invalid without complex modeling. In contrast, the</w:t>
+        <w:t xml:space="preserve">Standard static soil test methods rely on the operational extraction of phosphorus. Strong extractants (e.g., Olsen P, P-AAE10) possess inherently high ionic strengths that dominate the soil matrix, complicating absolute thermodynamic comparisons without complex modeling. In contrast, the</w:t>
       </w:r>
       <w:r>
         <w:t xml:space="preserve"> </w:t>
@@ -8314,7 +8302,7 @@
         </m:r>
       </m:oMath>
       <w:r>
-        <w:t xml:space="preserve">) is infinitesimally small compared to native agricultural soil solutions (which typically range from</w:t>
+        <w:t xml:space="preserve">) is negligible compared to native agricultural soil solutions (which typically range from</w:t>
       </w:r>
       <w:r>
         <w:t xml:space="preserve"> </w:t>
@@ -8381,7 +8369,7 @@
         <w:t xml:space="preserve"> </w:t>
       </w:r>
       <w:r>
-        <w:t xml:space="preserve">extract is overwhelmingly dictated by the dissolved soluble salts of the specific soil being analyzed.</w:t>
+        <w:t xml:space="preserve">extract is primarily dictated by the dissolved soluble salts of the specific soil being analyzed.</w:t>
       </w:r>
     </w:p>
     <w:bookmarkEnd w:id="47"/>
@@ -8486,7 +8474,7 @@
         </m:r>
       </m:oMath>
       <w:r>
-        <w:t xml:space="preserve">) must be applied. While the Pitzer equations are the gold standard for high-ionic-strength solutions (</w:t>
+        <w:t xml:space="preserve">) must be applied. While the Pitzer equations are the standard method for high-ionic-strength solutions (</w:t>
       </w:r>
       <m:oMath>
         <m:r>

--- a/index.docx
+++ b/index.docx
@@ -39,7 +39,7 @@
         <w:pStyle w:val="Date"/>
       </w:pPr>
       <w:r>
-        <w:t xml:space="preserve">2026-06-02</w:t>
+        <w:t xml:space="preserve">2026-06-05</w:t>
       </w:r>
     </w:p>
     <w:p>

--- a/index.docx
+++ b/index.docx
@@ -39,7 +39,7 @@
         <w:pStyle w:val="Date"/>
       </w:pPr>
       <w:r>
-        <w:t xml:space="preserve">2026-06-05</w:t>
+        <w:t xml:space="preserve">2026-06-09</w:t>
       </w:r>
     </w:p>
     <w:p>

--- a/index.docx
+++ b/index.docx
@@ -39,7 +39,7 @@
         <w:pStyle w:val="Date"/>
       </w:pPr>
       <w:r>
-        <w:t xml:space="preserve">2026-06-09</w:t>
+        <w:t xml:space="preserve">2026-06-12</w:t>
       </w:r>
     </w:p>
     <w:p>

--- a/index.docx
+++ b/index.docx
@@ -39,7 +39,7 @@
         <w:pStyle w:val="Date"/>
       </w:pPr>
       <w:r>
-        <w:t xml:space="preserve">2026-06-12</w:t>
+        <w:t xml:space="preserve">2026-06-16</w:t>
       </w:r>
     </w:p>
     <w:p>

--- a/index.docx
+++ b/index.docx
@@ -39,7 +39,7 @@
         <w:pStyle w:val="Date"/>
       </w:pPr>
       <w:r>
-        <w:t xml:space="preserve">2026-06-16</w:t>
+        <w:t xml:space="preserve">2026-07-03</w:t>
       </w:r>
     </w:p>
     <w:p>

--- a/index.docx
+++ b/index.docx
@@ -39,7 +39,7 @@
         <w:pStyle w:val="Date"/>
       </w:pPr>
       <w:r>
-        <w:t xml:space="preserve">2026-07-03</w:t>
+        <w:t xml:space="preserve">2026-07-10</w:t>
       </w:r>
     </w:p>
     <w:p>

--- a/index.docx
+++ b/index.docx
@@ -39,7 +39,7 @@
         <w:pStyle w:val="Date"/>
       </w:pPr>
       <w:r>
-        <w:t xml:space="preserve">2026-07-10</w:t>
+        <w:t xml:space="preserve">2026-07-14</w:t>
       </w:r>
     </w:p>
     <w:p>
@@ -306,30 +306,7 @@
         <w:t xml:space="preserve"> </w:t>
       </w:r>
       <w:r>
-        <w:t xml:space="preserve">(</w:t>
-      </w:r>
-      <w:r>
-        <w:rPr>
-          <w:b/>
-          <w:bCs/>
-        </w:rPr>
-        <w:t xml:space="preserve">Brady2016Soils?</w:t>
-      </w:r>
-      <w:r>
-        <w:t xml:space="preserve">;</w:t>
-      </w:r>
-      <w:r>
-        <w:t xml:space="preserve"> </w:t>
-      </w:r>
-      <w:r>
-        <w:rPr>
-          <w:b/>
-          <w:bCs/>
-        </w:rPr>
-        <w:t xml:space="preserve">Sposito2008Chemistry?</w:t>
-      </w:r>
-      <w:r>
-        <w:t xml:space="preserve">)</w:t>
+        <w:t xml:space="preserve">(Brady &amp; Weil, 2016; Sposito, 2008)</w:t>
       </w:r>
       <w:r>
         <w:t xml:space="preserve">. Consequently, the total soil P stock is vast, but the minute fraction dissolved in the soil solution—the only form directly available to plant roots—is highly transient.</w:t>
@@ -356,17 +333,7 @@
         <w:t xml:space="preserve"> </w:t>
       </w:r>
       <w:r>
-        <w:t xml:space="preserve">(</w:t>
-      </w:r>
-      <w:r>
-        <w:rPr>
-          <w:b/>
-          <w:bCs/>
-        </w:rPr>
-        <w:t xml:space="preserve">Frossard2000Processes?</w:t>
-      </w:r>
-      <w:r>
-        <w:t xml:space="preserve">)</w:t>
+        <w:t xml:space="preserve">(Frossard et al., 2000)</w:t>
       </w:r>
       <w:r>
         <w:t xml:space="preserve">: 1.</w:t>
@@ -518,17 +485,7 @@
         <w:t xml:space="preserve"> </w:t>
       </w:r>
       <w:r>
-        <w:t xml:space="preserve">(</w:t>
-      </w:r>
-      <w:r>
-        <w:rPr>
-          <w:b/>
-          <w:bCs/>
-        </w:rPr>
-        <w:t xml:space="preserve">Olsen1954?</w:t>
-      </w:r>
-      <w:r>
-        <w:t xml:space="preserve">)</w:t>
+        <w:t xml:space="preserve">(Olsen et al., 1954)</w:t>
       </w:r>
       <w:r>
         <w:t xml:space="preserve">. -</w:t>
@@ -553,17 +510,7 @@
         <w:t xml:space="preserve"> </w:t>
       </w:r>
       <w:r>
-        <w:t xml:space="preserve">(</w:t>
-      </w:r>
-      <w:r>
-        <w:rPr>
-          <w:b/>
-          <w:bCs/>
-        </w:rPr>
-        <w:t xml:space="preserve">FAL1996Methodenbuch?</w:t>
-      </w:r>
-      <w:r>
-        <w:t xml:space="preserve">)</w:t>
+        <w:t xml:space="preserve">(FAL &amp; FAW, 1996)</w:t>
       </w:r>
       <w:r>
         <w:t xml:space="preserve">. -</w:t>
@@ -1259,20 +1206,7 @@
         <w:t xml:space="preserve"> </w:t>
       </w:r>
       <w:r>
-        <w:t xml:space="preserve">(Flossmann &amp; Richter, 1982;</w:t>
-      </w:r>
-      <w:r>
-        <w:t xml:space="preserve"> </w:t>
-      </w:r>
-      <w:r>
-        <w:rPr>
-          <w:b/>
-          <w:bCs/>
-        </w:rPr>
-        <w:t xml:space="preserve">Nye2000Solute?</w:t>
-      </w:r>
-      <w:r>
-        <w:t xml:space="preserve">)</w:t>
+        <w:t xml:space="preserve">(Flossmann &amp; Richter, 1982; Nye &amp; Tinker, 2000)</w:t>
       </w:r>
       <w:r>
         <w:t xml:space="preserve">. When a root depletes the rhizosphere, the soil cannot always resupply phosphate fast enough.</w:t>
@@ -1538,23 +1472,7 @@
                       <w:b/>
                       <w:bCs/>
                     </w:rPr>
-                    <w:t xml:space="preserve">(</w:t>
-                  </w:r>
-                  <w:r>
-                    <w:rPr>
-                      <w:b/>
-                      <w:b/>
-                      <w:bCs/>
-                      <w:bCs/>
-                    </w:rPr>
-                    <w:t xml:space="preserve">Frossard2000Processes?</w:t>
-                  </w:r>
-                  <w:r>
-                    <w:rPr>
-                      <w:b/>
-                      <w:bCs/>
-                    </w:rPr>
-                    <w:t xml:space="preserve">)</w:t>
+                    <w:t xml:space="preserve">Frossard et al. (2000)</w:t>
                   </w:r>
                   <w:r>
                     <w:rPr>
@@ -3046,17 +2964,7 @@
         <w:t xml:space="preserve"> </w:t>
       </w:r>
       <w:r>
-        <w:t xml:space="preserve">(</w:t>
-      </w:r>
-      <w:r>
-        <w:rPr>
-          <w:b/>
-          <w:bCs/>
-        </w:rPr>
-        <w:t xml:space="preserve">VanVeldhoven1987Malachite?</w:t>
-      </w:r>
-      <w:r>
-        <w:t xml:space="preserve">)</w:t>
+        <w:t xml:space="preserve">(Van Veldhoven &amp; Mannaerts, 1987)</w:t>
       </w:r>
       <w:r>
         <w:t xml:space="preserve">.</w:t>
@@ -6680,7 +6588,7 @@
     <w:bookmarkEnd w:id="33"/>
     <w:bookmarkEnd w:id="34"/>
     <w:bookmarkEnd w:id="35"/>
-    <w:bookmarkStart w:id="46" w:name="references"/>
+    <w:bookmarkStart w:id="53" w:name="references"/>
     <w:p>
       <w:pPr>
         <w:pStyle w:val="Heading1"/>
@@ -6689,7 +6597,7 @@
         <w:t xml:space="preserve">3. References</w:t>
       </w:r>
     </w:p>
-    <w:bookmarkStart w:id="45" w:name="refs"/>
+    <w:bookmarkStart w:id="52" w:name="refs"/>
     <w:bookmarkStart w:id="37" w:name="ref-R-lme4"/>
     <w:p>
       <w:pPr>
@@ -6724,7 +6632,53 @@
       </w:hyperlink>
     </w:p>
     <w:bookmarkEnd w:id="37"/>
-    <w:bookmarkStart w:id="38" w:name="X8e448a35b024827f6325a509cd0871d88df6696"/>
+    <w:bookmarkStart w:id="38" w:name="ref-Brady2016Soils"/>
+    <w:p>
+      <w:pPr>
+        <w:pStyle w:val="Bibliography"/>
+      </w:pPr>
+      <w:r>
+        <w:t xml:space="preserve">Brady, N. C., &amp; Weil, R. R. (2016).</w:t>
+      </w:r>
+      <w:r>
+        <w:t xml:space="preserve"> </w:t>
+      </w:r>
+      <w:r>
+        <w:rPr>
+          <w:i/>
+          <w:iCs/>
+        </w:rPr>
+        <w:t xml:space="preserve">The nature and properties of soils</w:t>
+      </w:r>
+      <w:r>
+        <w:t xml:space="preserve">. Pearson.</w:t>
+      </w:r>
+    </w:p>
+    <w:bookmarkEnd w:id="38"/>
+    <w:bookmarkStart w:id="39" w:name="ref-FAL1996Methodenbuch"/>
+    <w:p>
+      <w:pPr>
+        <w:pStyle w:val="Bibliography"/>
+      </w:pPr>
+      <w:r>
+        <w:t xml:space="preserve">FAL, R., &amp; FAW, R. (1996).</w:t>
+      </w:r>
+      <w:r>
+        <w:t xml:space="preserve"> </w:t>
+      </w:r>
+      <w:r>
+        <w:rPr>
+          <w:i/>
+          <w:iCs/>
+        </w:rPr>
+        <w:t xml:space="preserve">Schweizerisches landwirtschaftliches methodenbuch</w:t>
+      </w:r>
+      <w:r>
+        <w:t xml:space="preserve">. Forschungsanstalten Agroscope.</w:t>
+      </w:r>
+    </w:p>
+    <w:bookmarkEnd w:id="39"/>
+    <w:bookmarkStart w:id="40" w:name="X8e448a35b024827f6325a509cd0871d88df6696"/>
     <w:p>
       <w:pPr>
         <w:pStyle w:val="Bibliography"/>
@@ -6743,8 +6697,44 @@
         <w:t xml:space="preserve">Extraction method for characterizing the kinetics of phosphorus release from solid soil to soil solution.</w:t>
       </w:r>
     </w:p>
-    <w:bookmarkEnd w:id="38"/>
-    <w:bookmarkStart w:id="40" w:name="ref-hirteYieldResponseSoil2021"/>
+    <w:bookmarkEnd w:id="40"/>
+    <w:bookmarkStart w:id="41" w:name="ref-Frossard2000Processes"/>
+    <w:p>
+      <w:pPr>
+        <w:pStyle w:val="Bibliography"/>
+      </w:pPr>
+      <w:r>
+        <w:t xml:space="preserve">Frossard, E., Condron, L. M., Oberson, A., Sinaj, S., &amp; Fardeau, J.-C. (2000). Processes governing phosphorus availability in temperate soils.</w:t>
+      </w:r>
+      <w:r>
+        <w:t xml:space="preserve"> </w:t>
+      </w:r>
+      <w:r>
+        <w:rPr>
+          <w:i/>
+          <w:iCs/>
+        </w:rPr>
+        <w:t xml:space="preserve">Journal of Environmental Quality</w:t>
+      </w:r>
+      <w:r>
+        <w:t xml:space="preserve">,</w:t>
+      </w:r>
+      <w:r>
+        <w:t xml:space="preserve"> </w:t>
+      </w:r>
+      <w:r>
+        <w:rPr>
+          <w:i/>
+          <w:iCs/>
+        </w:rPr>
+        <w:t xml:space="preserve">29</w:t>
+      </w:r>
+      <w:r>
+        <w:t xml:space="preserve">(1), 15–23.</w:t>
+      </w:r>
+    </w:p>
+    <w:bookmarkEnd w:id="41"/>
+    <w:bookmarkStart w:id="43" w:name="ref-hirteYieldResponseSoil2021"/>
     <w:p>
       <w:pPr>
         <w:pStyle w:val="Bibliography"/>
@@ -6802,7 +6792,7 @@
       <w:r>
         <w:t xml:space="preserve"> </w:t>
       </w:r>
-      <w:hyperlink r:id="rId39">
+      <w:hyperlink r:id="rId42">
         <w:r>
           <w:rPr>
             <w:rStyle w:val="Hyperlink"/>
@@ -6811,8 +6801,54 @@
         </w:r>
       </w:hyperlink>
     </w:p>
-    <w:bookmarkEnd w:id="40"/>
-    <w:bookmarkStart w:id="42" w:name="ref-R-nlme"/>
+    <w:bookmarkEnd w:id="43"/>
+    <w:bookmarkStart w:id="44" w:name="ref-Nye2000Solute"/>
+    <w:p>
+      <w:pPr>
+        <w:pStyle w:val="Bibliography"/>
+      </w:pPr>
+      <w:r>
+        <w:t xml:space="preserve">Nye, P. H., &amp; Tinker, P. B. (2000).</w:t>
+      </w:r>
+      <w:r>
+        <w:t xml:space="preserve"> </w:t>
+      </w:r>
+      <w:r>
+        <w:rPr>
+          <w:i/>
+          <w:iCs/>
+        </w:rPr>
+        <w:t xml:space="preserve">Solute movement in the soil-root system</w:t>
+      </w:r>
+      <w:r>
+        <w:t xml:space="preserve">. Univ of California Press.</w:t>
+      </w:r>
+    </w:p>
+    <w:bookmarkEnd w:id="44"/>
+    <w:bookmarkStart w:id="45" w:name="ref-Olsen1954"/>
+    <w:p>
+      <w:pPr>
+        <w:pStyle w:val="Bibliography"/>
+      </w:pPr>
+      <w:r>
+        <w:t xml:space="preserve">Olsen, S. R., Cole, C., Watanabe, F. S., &amp; Dean, L. (1954).</w:t>
+      </w:r>
+      <w:r>
+        <w:t xml:space="preserve"> </w:t>
+      </w:r>
+      <w:r>
+        <w:rPr>
+          <w:i/>
+          <w:iCs/>
+        </w:rPr>
+        <w:t xml:space="preserve">Estimation of available phosphorus in soils by extraction with sodium bicarbonate</w:t>
+      </w:r>
+      <w:r>
+        <w:t xml:space="preserve">.</w:t>
+      </w:r>
+    </w:p>
+    <w:bookmarkEnd w:id="45"/>
+    <w:bookmarkStart w:id="47" w:name="ref-R-nlme"/>
     <w:p>
       <w:pPr>
         <w:pStyle w:val="Bibliography"/>
@@ -6836,7 +6872,7 @@
       <w:r>
         <w:t xml:space="preserve"> </w:t>
       </w:r>
-      <w:hyperlink r:id="rId41">
+      <w:hyperlink r:id="rId46">
         <w:r>
           <w:rPr>
             <w:rStyle w:val="Hyperlink"/>
@@ -6845,8 +6881,8 @@
         </w:r>
       </w:hyperlink>
     </w:p>
-    <w:bookmarkEnd w:id="42"/>
-    <w:bookmarkStart w:id="44" w:name="ref-R-base"/>
+    <w:bookmarkEnd w:id="47"/>
+    <w:bookmarkStart w:id="49" w:name="ref-R-base"/>
     <w:p>
       <w:pPr>
         <w:pStyle w:val="Bibliography"/>
@@ -6870,7 +6906,7 @@
       <w:r>
         <w:t xml:space="preserve"> </w:t>
       </w:r>
-      <w:hyperlink r:id="rId43">
+      <w:hyperlink r:id="rId48">
         <w:r>
           <w:rPr>
             <w:rStyle w:val="Hyperlink"/>
@@ -6879,8 +6915,67 @@
         </w:r>
       </w:hyperlink>
     </w:p>
-    <w:bookmarkEnd w:id="44"/>
-    <w:bookmarkEnd w:id="45"/>
+    <w:bookmarkEnd w:id="49"/>
+    <w:bookmarkStart w:id="50" w:name="ref-Sposito2008Chemistry"/>
+    <w:p>
+      <w:pPr>
+        <w:pStyle w:val="Bibliography"/>
+      </w:pPr>
+      <w:r>
+        <w:t xml:space="preserve">Sposito, G. (2008).</w:t>
+      </w:r>
+      <w:r>
+        <w:t xml:space="preserve"> </w:t>
+      </w:r>
+      <w:r>
+        <w:rPr>
+          <w:i/>
+          <w:iCs/>
+        </w:rPr>
+        <w:t xml:space="preserve">The chemistry of soils</w:t>
+      </w:r>
+      <w:r>
+        <w:t xml:space="preserve">. Oxford university press.</w:t>
+      </w:r>
+    </w:p>
+    <w:bookmarkEnd w:id="50"/>
+    <w:bookmarkStart w:id="51" w:name="ref-VanVeldhoven1987Malachite"/>
+    <w:p>
+      <w:pPr>
+        <w:pStyle w:val="Bibliography"/>
+      </w:pPr>
+      <w:r>
+        <w:t xml:space="preserve">Van Veldhoven, P. P., &amp; Mannaerts, G. P. (1987). Inorganic and organic phosphate measurements in the nanomolar range.</w:t>
+      </w:r>
+      <w:r>
+        <w:t xml:space="preserve"> </w:t>
+      </w:r>
+      <w:r>
+        <w:rPr>
+          <w:i/>
+          <w:iCs/>
+        </w:rPr>
+        <w:t xml:space="preserve">Analytical Biochemistry</w:t>
+      </w:r>
+      <w:r>
+        <w:t xml:space="preserve">,</w:t>
+      </w:r>
+      <w:r>
+        <w:t xml:space="preserve"> </w:t>
+      </w:r>
+      <w:r>
+        <w:rPr>
+          <w:i/>
+          <w:iCs/>
+        </w:rPr>
+        <w:t xml:space="preserve">161</w:t>
+      </w:r>
+      <w:r>
+        <w:t xml:space="preserve">(1), 45–48.</w:t>
+      </w:r>
+    </w:p>
+    <w:bookmarkEnd w:id="51"/>
+    <w:bookmarkEnd w:id="52"/>
     <w:p>
       <w:r>
         <w:br w:type="page"/>
@@ -6891,8 +6986,8 @@
         <w:br w:type="page"/>
       </w:r>
     </w:p>
-    <w:bookmarkEnd w:id="46"/>
-    <w:bookmarkStart w:id="52" w:name="Xc02b1095fe035d2f218bf14431ef63629f299b5"/>
+    <w:bookmarkEnd w:id="53"/>
+    <w:bookmarkStart w:id="59" w:name="Xc02b1095fe035d2f218bf14431ef63629f299b5"/>
     <w:p>
       <w:pPr>
         <w:pStyle w:val="Heading1"/>
@@ -6936,7 +7031,7 @@
         <w:t xml:space="preserve">Extractions</w:t>
       </w:r>
     </w:p>
-    <w:bookmarkStart w:id="47" w:name="Xdd52081602f5faa9508128f35f776531d43bf68"/>
+    <w:bookmarkStart w:id="54" w:name="Xdd52081602f5faa9508128f35f776531d43bf68"/>
     <w:p>
       <w:pPr>
         <w:pStyle w:val="Heading2"/>
@@ -8372,8 +8467,8 @@
         <w:t xml:space="preserve">extract is primarily dictated by the dissolved soluble salts of the specific soil being analyzed.</w:t>
       </w:r>
     </w:p>
-    <w:bookmarkEnd w:id="47"/>
-    <w:bookmarkStart w:id="48" w:name="X8ef57afce3e26af86625f37a3880dd9c4114bfc"/>
+    <w:bookmarkEnd w:id="54"/>
+    <w:bookmarkStart w:id="55" w:name="X8ef57afce3e26af86625f37a3880dd9c4114bfc"/>
     <w:p>
       <w:pPr>
         <w:pStyle w:val="Heading2"/>
@@ -9030,8 +9125,8 @@
         <w:t xml:space="preserve">).</w:t>
       </w:r>
     </w:p>
-    <w:bookmarkEnd w:id="48"/>
-    <w:bookmarkStart w:id="51" w:name="X7cfd2e40ece616de93c98fe743f64dd11c88404"/>
+    <w:bookmarkEnd w:id="55"/>
+    <w:bookmarkStart w:id="58" w:name="X7cfd2e40ece616de93c98fe743f64dd11c88404"/>
     <w:p>
       <w:pPr>
         <w:pStyle w:val="Heading2"/>
@@ -9500,7 +9595,7 @@
       <w:r>
         <w:t xml:space="preserve"> </w:t>
       </w:r>
-      <w:hyperlink r:id="rId49">
+      <w:hyperlink r:id="rId56">
         <w:r>
           <w:rPr>
             <w:rStyle w:val="Hyperlink"/>
@@ -9533,7 +9628,7 @@
       <w:r>
         <w:t xml:space="preserve"> </w:t>
       </w:r>
-      <w:hyperlink r:id="rId50">
+      <w:hyperlink r:id="rId57">
         <w:r>
           <w:rPr>
             <w:rStyle w:val="Hyperlink"/>
@@ -9552,8 +9647,8 @@
         <w:t xml:space="preserve">This approach ensures full transparency and allows for the complete replication of the findings presented in this thesis.</w:t>
       </w:r>
     </w:p>
-    <w:bookmarkEnd w:id="51"/>
-    <w:bookmarkEnd w:id="52"/>
+    <w:bookmarkEnd w:id="58"/>
+    <w:bookmarkEnd w:id="59"/>
     <w:sectPr>
       <w:footnotePr>
         <w:numRestart w:val="eachSect"/>

--- a/index.docx
+++ b/index.docx
@@ -39,7 +39,7 @@
         <w:pStyle w:val="Date"/>
       </w:pPr>
       <w:r>
-        <w:t xml:space="preserve">2026-07-14</w:t>
+        <w:t xml:space="preserve">2026-07-16</w:t>
       </w:r>
     </w:p>
     <w:p>

--- a/index.docx
+++ b/index.docx
@@ -39,7 +39,7 @@
         <w:pStyle w:val="Date"/>
       </w:pPr>
       <w:r>
-        <w:t xml:space="preserve">2026-07-16</w:t>
+        <w:t xml:space="preserve">2026-07-17</w:t>
       </w:r>
     </w:p>
     <w:p>

--- a/index.docx
+++ b/index.docx
@@ -39,7 +39,7 @@
         <w:pStyle w:val="Date"/>
       </w:pPr>
       <w:r>
-        <w:t xml:space="preserve">2026-07-17</w:t>
+        <w:t xml:space="preserve">2026-07-21</w:t>
       </w:r>
     </w:p>
     <w:p>

--- a/index.docx
+++ b/index.docx
@@ -31,7 +31,7 @@
         <w:pStyle w:val="Date"/>
       </w:pPr>
       <w:r>
-        <w:t xml:space="preserve">2026-08-11</w:t>
+        <w:t xml:space="preserve">2026-08-14</w:t>
       </w:r>
     </w:p>
     <w:p>

--- a/index.docx
+++ b/index.docx
@@ -7670,14 +7670,15 @@
           <w:tbl>
             <w:tblPr>
               <w:tblStyle w:val="Table"/>
-              <w:tblW w:type="auto" w:w="0"/>
+              <w:tblW w:type="pct" w:w="5000"/>
+              <w:tblLayout w:type="fixed"/>
               <w:tblLook w:firstRow="1" w:lastRow="0" w:firstColumn="0" w:lastColumn="0" w:noHBand="0" w:noVBand="0" w:val="0020"/>
             </w:tblPr>
             <w:tblGrid>
-              <w:gridCol w:w="1980"/>
-              <w:gridCol w:w="1980"/>
-              <w:gridCol w:w="1980"/>
-              <w:gridCol w:w="1980"/>
+              <w:gridCol w:w="921"/>
+              <w:gridCol w:w="819"/>
+              <w:gridCol w:w="1843"/>
+              <w:gridCol w:w="4335"/>
             </w:tblGrid>
             <w:tr>
               <w:trPr>
@@ -7745,8 +7746,28 @@
                     <w:jc w:val="left"/>
                     <w:jc w:val="center"/>
                   </w:pPr>
+                  <m:oMath>
+                    <m:sSub>
+                      <m:e>
+                        <m:r>
+                          <m:t>Y</m:t>
+                        </m:r>
+                      </m:e>
+                      <m:sub>
+                        <m:r>
+                          <m:t>r</m:t>
+                        </m:r>
+                        <m:r>
+                          <m:t>e</m:t>
+                        </m:r>
+                        <m:r>
+                          <m:t>l</m:t>
+                        </m:r>
+                      </m:sub>
+                    </m:sSub>
+                  </m:oMath>
                   <w:r>
-                    <w:t xml:space="preserve">$Y_{rel}$</w:t>
+                    <w:t xml:space="preserve">​</w:t>
                   </w:r>
                 </w:p>
               </w:tc>
@@ -7772,7 +7793,7 @@
                     <w:jc w:val="center"/>
                   </w:pPr>
                   <w:r>
-                    <w:t xml:space="preserve">Plot yield normalized by the local year's maximum.</w:t>
+                    <w:t xml:space="preserve">Plot yield normalized by the local year’s maximum.</w:t>
                   </w:r>
                 </w:p>
               </w:tc>
@@ -7785,7 +7806,41 @@
                     <w:jc w:val="center"/>
                   </w:pPr>
                   <w:r>
-                    <w:t xml:space="preserve">Normalized by the mean of the P166 treatment within the specific site $\times$ crop $\times$ year. Filtered for finite values.</w:t>
+                    <w:t xml:space="preserve">Normalized by the mean of the P166 treatment within the specific site</w:t>
+                  </w:r>
+                  <w:r>
+                    <w:t xml:space="preserve"> </w:t>
+                  </w:r>
+                  <m:oMath>
+                    <m:r>
+                      <m:rPr>
+                        <m:sty m:val="p"/>
+                      </m:rPr>
+                      <m:t>×</m:t>
+                    </m:r>
+                  </m:oMath>
+                  <w:r>
+                    <w:t xml:space="preserve"> </w:t>
+                  </w:r>
+                  <w:r>
+                    <w:t xml:space="preserve">crop</w:t>
+                  </w:r>
+                  <w:r>
+                    <w:t xml:space="preserve"> </w:t>
+                  </w:r>
+                  <m:oMath>
+                    <m:r>
+                      <m:rPr>
+                        <m:sty m:val="p"/>
+                      </m:rPr>
+                      <m:t>×</m:t>
+                    </m:r>
+                  </m:oMath>
+                  <w:r>
+                    <w:t xml:space="preserve"> </w:t>
+                  </w:r>
+                  <w:r>
+                    <w:t xml:space="preserve">year. Filtered for finite values.</w:t>
                   </w:r>
                 </w:p>
               </w:tc>
@@ -7799,8 +7854,43 @@
                     <w:jc w:val="left"/>
                     <w:jc w:val="center"/>
                   </w:pPr>
+                  <m:oMath>
+                    <m:r>
+                      <m:t>U</m:t>
+                    </m:r>
+                    <m:r>
+                      <m:t>p</m:t>
+                    </m:r>
+                    <m:r>
+                      <m:t>t</m:t>
+                    </m:r>
+                    <m:r>
+                      <m:t>a</m:t>
+                    </m:r>
+                    <m:r>
+                      <m:t>k</m:t>
+                    </m:r>
+                    <m:sSub>
+                      <m:e>
+                        <m:r>
+                          <m:t>e</m:t>
+                        </m:r>
+                      </m:e>
+                      <m:sub>
+                        <m:r>
+                          <m:t>r</m:t>
+                        </m:r>
+                        <m:r>
+                          <m:t>e</m:t>
+                        </m:r>
+                        <m:r>
+                          <m:t>l</m:t>
+                        </m:r>
+                      </m:sub>
+                    </m:sSub>
+                  </m:oMath>
                   <w:r>
-                    <w:t xml:space="preserve">$Uptake_{rel}$</w:t>
+                    <w:t xml:space="preserve">​</w:t>
                   </w:r>
                 </w:p>
               </w:tc>
@@ -7826,7 +7916,7 @@
                     <w:jc w:val="center"/>
                   </w:pPr>
                   <w:r>
-                    <w:t xml:space="preserve">Plot P-uptake normalized by the local year's maximum.</w:t>
+                    <w:t xml:space="preserve">Plot P-uptake normalized by the local year’s maximum.</w:t>
                   </w:r>
                 </w:p>
               </w:tc>
@@ -7853,8 +7943,49 @@
                     <w:jc w:val="left"/>
                     <w:jc w:val="center"/>
                   </w:pPr>
+                  <m:oMath>
+                    <m:r>
+                      <m:rPr>
+                        <m:sty m:val="p"/>
+                      </m:rPr>
+                      <m:t>ln</m:t>
+                    </m:r>
+                    <m:r>
+                      <m:rPr>
+                        <m:sty m:val="p"/>
+                      </m:rPr>
+                      <m:t>(</m:t>
+                    </m:r>
+                    <m:sSub>
+                      <m:e>
+                        <m:r>
+                          <m:t>P</m:t>
+                        </m:r>
+                      </m:e>
+                      <m:sub>
+                        <m:r>
+                          <m:t>A</m:t>
+                        </m:r>
+                        <m:r>
+                          <m:t>A</m:t>
+                        </m:r>
+                        <m:r>
+                          <m:t>E</m:t>
+                        </m:r>
+                        <m:r>
+                          <m:t>10</m:t>
+                        </m:r>
+                      </m:sub>
+                    </m:sSub>
+                    <m:r>
+                      <m:rPr>
+                        <m:sty m:val="p"/>
+                      </m:rPr>
+                      <m:t>)</m:t>
+                    </m:r>
+                  </m:oMath>
                   <w:r>
-                    <w:t xml:space="preserve">$\ln(P_{AAE10})$</w:t>
+                    <w:t xml:space="preserve">​</w:t>
                   </w:r>
                 </w:p>
               </w:tc>
@@ -7907,8 +8038,28 @@
                     <w:jc w:val="left"/>
                     <w:jc w:val="center"/>
                   </w:pPr>
+                  <m:oMath>
+                    <m:sSub>
+                      <m:e>
+                        <m:r>
+                          <m:t>P</m:t>
+                        </m:r>
+                      </m:e>
+                      <m:sub>
+                        <m:r>
+                          <m:t>C</m:t>
+                        </m:r>
+                        <m:r>
+                          <m:t>O</m:t>
+                        </m:r>
+                        <m:r>
+                          <m:t>2</m:t>
+                        </m:r>
+                      </m:sub>
+                    </m:sSub>
+                  </m:oMath>
                   <w:r>
-                    <w:t xml:space="preserve">$P_{CO2}$</w:t>
+                    <w:t xml:space="preserve">​</w:t>
                   </w:r>
                 </w:p>
               </w:tc>
@@ -7934,7 +8085,30 @@
                     <w:jc w:val="center"/>
                   </w:pPr>
                   <w:r>
-                    <w:t xml:space="preserve">Water-extractable P ($CO_2$ saturated).</w:t>
+                    <w:t xml:space="preserve">Water-extractable P (</w:t>
+                  </w:r>
+                  <m:oMath>
+                    <m:r>
+                      <m:t>C</m:t>
+                    </m:r>
+                    <m:sSub>
+                      <m:e>
+                        <m:r>
+                          <m:t>O</m:t>
+                        </m:r>
+                      </m:e>
+                      <m:sub>
+                        <m:r>
+                          <m:t>2</m:t>
+                        </m:r>
+                      </m:sub>
+                    </m:sSub>
+                  </m:oMath>
+                  <w:r>
+                    <w:t xml:space="preserve"> </w:t>
+                  </w:r>
+                  <w:r>
+                    <w:t xml:space="preserve">saturated).</w:t>
                   </w:r>
                 </w:p>
               </w:tc>
@@ -7961,8 +8135,28 @@
                     <w:jc w:val="left"/>
                     <w:jc w:val="center"/>
                   </w:pPr>
+                  <m:oMath>
+                    <m:sSub>
+                      <m:e>
+                        <m:r>
+                          <m:t>a</m:t>
+                        </m:r>
+                      </m:e>
+                      <m:sub>
+                        <m:r>
+                          <m:t>C</m:t>
+                        </m:r>
+                        <m:r>
+                          <m:t>O</m:t>
+                        </m:r>
+                        <m:r>
+                          <m:t>2</m:t>
+                        </m:r>
+                      </m:sub>
+                    </m:sSub>
+                  </m:oMath>
                   <w:r>
-                    <w:t xml:space="preserve">$a_{CO2}$</w:t>
+                    <w:t xml:space="preserve">​</w:t>
                   </w:r>
                 </w:p>
               </w:tc>
@@ -8015,8 +8209,13 @@
                     <w:jc w:val="left"/>
                     <w:jc w:val="center"/>
                   </w:pPr>
+                  <m:oMath>
+                    <m:r>
+                      <m:t>k</m:t>
+                    </m:r>
+                  </m:oMath>
                   <w:r>
-                    <w:t xml:space="preserve">$k$</w:t>
+                    <w:t xml:space="preserve">​</w:t>
                   </w:r>
                 </w:p>
               </w:tc>
@@ -8069,8 +8268,22 @@
                     <w:jc w:val="left"/>
                     <w:jc w:val="center"/>
                   </w:pPr>
+                  <m:oMath>
+                    <m:sSub>
+                      <m:e>
+                        <m:r>
+                          <m:t>v</m:t>
+                        </m:r>
+                      </m:e>
+                      <m:sub>
+                        <m:r>
+                          <m:t>0</m:t>
+                        </m:r>
+                      </m:sub>
+                    </m:sSub>
+                  </m:oMath>
                   <w:r>
-                    <w:t xml:space="preserve">$v_0$</w:t>
+                    <w:t xml:space="preserve">​</w:t>
                   </w:r>
                 </w:p>
               </w:tc>
@@ -8109,7 +8322,47 @@
                     <w:jc w:val="center"/>
                   </w:pPr>
                   <w:r>
-                    <w:t xml:space="preserve">Calculated as product of predicted $k$ and empirical $P_{CO2}$. Standardized (z-score).</w:t>
+                    <w:t xml:space="preserve">Calculated as product of predicted</w:t>
+                  </w:r>
+                  <w:r>
+                    <w:t xml:space="preserve"> </w:t>
+                  </w:r>
+                  <m:oMath>
+                    <m:r>
+                      <m:t>k</m:t>
+                    </m:r>
+                  </m:oMath>
+                  <w:r>
+                    <w:t xml:space="preserve"> </w:t>
+                  </w:r>
+                  <w:r>
+                    <w:t xml:space="preserve">and empirical</w:t>
+                  </w:r>
+                  <w:r>
+                    <w:t xml:space="preserve"> </w:t>
+                  </w:r>
+                  <m:oMath>
+                    <m:sSub>
+                      <m:e>
+                        <m:r>
+                          <m:t>P</m:t>
+                        </m:r>
+                      </m:e>
+                      <m:sub>
+                        <m:r>
+                          <m:t>C</m:t>
+                        </m:r>
+                        <m:r>
+                          <m:t>O</m:t>
+                        </m:r>
+                        <m:r>
+                          <m:t>2</m:t>
+                        </m:r>
+                      </m:sub>
+                    </m:sSub>
+                  </m:oMath>
+                  <w:r>
+                    <w:t xml:space="preserve">. Standardized (z-score).</w:t>
                   </w:r>
                 </w:p>
               </w:tc>
@@ -8123,8 +8376,52 @@
                     <w:jc w:val="left"/>
                     <w:jc w:val="center"/>
                   </w:pPr>
+                  <m:oMath>
+                    <m:sSup>
+                      <m:e>
+                        <m:r>
+                          <m:rPr>
+                            <m:nor/>
+                            <m:sty m:val="p"/>
+                          </m:rPr>
+                          <m:t>PBC</m:t>
+                        </m:r>
+                      </m:e>
+                      <m:sup>
+                        <m:r>
+                          <m:rPr>
+                            <m:sty m:val="p"/>
+                          </m:rPr>
+                          <m:t>−</m:t>
+                        </m:r>
+                        <m:r>
+                          <m:t>1</m:t>
+                        </m:r>
+                      </m:sup>
+                    </m:sSup>
+                  </m:oMath>
                   <w:r>
-                    <w:t xml:space="preserve">$\text{PBC}^{-1}$ ($1/b$)</w:t>
+                    <w:t xml:space="preserve"> </w:t>
+                  </w:r>
+                  <w:r>
+                    <w:t xml:space="preserve">(</w:t>
+                  </w:r>
+                  <m:oMath>
+                    <m:r>
+                      <m:t>1</m:t>
+                    </m:r>
+                    <m:r>
+                      <m:rPr>
+                        <m:sty m:val="p"/>
+                      </m:rPr>
+                      <m:t>/</m:t>
+                    </m:r>
+                    <m:r>
+                      <m:t>b</m:t>
+                    </m:r>
+                  </m:oMath>
+                  <w:r>
+                    <w:t xml:space="preserve">)</w:t>
                   </w:r>
                 </w:p>
               </w:tc>
@@ -8150,7 +8447,53 @@
                     <w:jc w:val="center"/>
                   </w:pPr>
                   <w:r>
-                    <w:t xml:space="preserve">Inverse of the dynamic $Q/I$ slope ($dI/dQ$).</w:t>
+                    <w:t xml:space="preserve">Inverse of the dynamic</w:t>
+                  </w:r>
+                  <w:r>
+                    <w:t xml:space="preserve"> </w:t>
+                  </w:r>
+                  <m:oMath>
+                    <m:r>
+                      <m:t>Q</m:t>
+                    </m:r>
+                    <m:r>
+                      <m:rPr>
+                        <m:sty m:val="p"/>
+                      </m:rPr>
+                      <m:t>/</m:t>
+                    </m:r>
+                    <m:r>
+                      <m:t>I</m:t>
+                    </m:r>
+                  </m:oMath>
+                  <w:r>
+                    <w:t xml:space="preserve"> </w:t>
+                  </w:r>
+                  <w:r>
+                    <w:t xml:space="preserve">slope (</w:t>
+                  </w:r>
+                  <m:oMath>
+                    <m:r>
+                      <m:t>d</m:t>
+                    </m:r>
+                    <m:r>
+                      <m:t>I</m:t>
+                    </m:r>
+                    <m:r>
+                      <m:rPr>
+                        <m:sty m:val="p"/>
+                      </m:rPr>
+                      <m:t>/</m:t>
+                    </m:r>
+                    <m:r>
+                      <m:t>d</m:t>
+                    </m:r>
+                    <m:r>
+                      <m:t>Q</m:t>
+                    </m:r>
+                  </m:oMath>
+                  <w:r>
+                    <w:t xml:space="preserve">).</w:t>
                   </w:r>
                 </w:p>
               </w:tc>
@@ -8177,8 +8520,52 @@
                     <w:jc w:val="left"/>
                     <w:jc w:val="center"/>
                   </w:pPr>
+                  <m:oMath>
+                    <m:r>
+                      <m:t>F</m:t>
+                    </m:r>
+                    <m:sSub>
+                      <m:e>
+                        <m:r>
+                          <m:t>e</m:t>
+                        </m:r>
+                      </m:e>
+                      <m:sub>
+                        <m:r>
+                          <m:t>o</m:t>
+                        </m:r>
+                        <m:r>
+                          <m:t>x</m:t>
+                        </m:r>
+                      </m:sub>
+                    </m:sSub>
+                    <m:r>
+                      <m:rPr>
+                        <m:sty m:val="p"/>
+                      </m:rPr>
+                      <m:t>,</m:t>
+                    </m:r>
+                    <m:r>
+                      <m:t>A</m:t>
+                    </m:r>
+                    <m:sSub>
+                      <m:e>
+                        <m:r>
+                          <m:t>l</m:t>
+                        </m:r>
+                      </m:e>
+                      <m:sub>
+                        <m:r>
+                          <m:t>o</m:t>
+                        </m:r>
+                        <m:r>
+                          <m:t>x</m:t>
+                        </m:r>
+                      </m:sub>
+                    </m:sSub>
+                  </m:oMath>
                   <w:r>
-                    <w:t xml:space="preserve">$Fe_{ox}, Al_{ox}$</w:t>
+                    <w:t xml:space="preserve">​</w:t>
                   </w:r>
                 </w:p>
               </w:tc>
@@ -8299,7 +8686,27 @@
                     <w:jc w:val="center"/>
                   </w:pPr>
                   <w:r>
-                    <w:t xml:space="preserve">Soil pH ($H_2O$)</w:t>
+                    <w:t xml:space="preserve">Soil pH (</w:t>
+                  </w:r>
+                  <m:oMath>
+                    <m:sSub>
+                      <m:e>
+                        <m:r>
+                          <m:t>H</m:t>
+                        </m:r>
+                      </m:e>
+                      <m:sub>
+                        <m:r>
+                          <m:t>2</m:t>
+                        </m:r>
+                      </m:sub>
+                    </m:sSub>
+                    <m:r>
+                      <m:t>O</m:t>
+                    </m:r>
+                  </m:oMath>
+                  <w:r>
+                    <w:t xml:space="preserve">)</w:t>
                   </w:r>
                 </w:p>
               </w:tc>
@@ -8339,8 +8746,28 @@
                     <w:jc w:val="left"/>
                     <w:jc w:val="center"/>
                   </w:pPr>
+                  <m:oMath>
+                    <m:sSub>
+                      <m:e>
+                        <m:r>
+                          <m:t>C</m:t>
+                        </m:r>
+                      </m:e>
+                      <m:sub>
+                        <m:r>
+                          <m:t>o</m:t>
+                        </m:r>
+                        <m:r>
+                          <m:t>r</m:t>
+                        </m:r>
+                        <m:r>
+                          <m:t>g</m:t>
+                        </m:r>
+                      </m:sub>
+                    </m:sSub>
+                  </m:oMath>
                   <w:r>
-                    <w:t xml:space="preserve">$C_{org}$</w:t>
+                    <w:t xml:space="preserve">​</w:t>
                   </w:r>
                 </w:p>
               </w:tc>
@@ -8447,8 +8874,76 @@
                     <w:jc w:val="left"/>
                     <w:jc w:val="center"/>
                   </w:pPr>
+                  <m:oMath>
+                    <m:r>
+                      <m:t>T</m:t>
+                    </m:r>
+                    <m:r>
+                      <m:t>e</m:t>
+                    </m:r>
+                    <m:r>
+                      <m:t>m</m:t>
+                    </m:r>
+                    <m:sSub>
+                      <m:e>
+                        <m:r>
+                          <m:t>p</m:t>
+                        </m:r>
+                      </m:e>
+                      <m:sub>
+                        <m:r>
+                          <m:t>A</m:t>
+                        </m:r>
+                        <m:r>
+                          <m:t>n</m:t>
+                        </m:r>
+                        <m:r>
+                          <m:t>o</m:t>
+                        </m:r>
+                        <m:r>
+                          <m:t>m</m:t>
+                        </m:r>
+                      </m:sub>
+                    </m:sSub>
+                    <m:r>
+                      <m:rPr>
+                        <m:sty m:val="p"/>
+                      </m:rPr>
+                      <m:t>,</m:t>
+                    </m:r>
+                    <m:r>
+                      <m:t>P</m:t>
+                    </m:r>
+                    <m:r>
+                      <m:t>r</m:t>
+                    </m:r>
+                    <m:r>
+                      <m:t>e</m:t>
+                    </m:r>
+                    <m:sSub>
+                      <m:e>
+                        <m:r>
+                          <m:t>c</m:t>
+                        </m:r>
+                      </m:e>
+                      <m:sub>
+                        <m:r>
+                          <m:t>A</m:t>
+                        </m:r>
+                        <m:r>
+                          <m:t>n</m:t>
+                        </m:r>
+                        <m:r>
+                          <m:t>o</m:t>
+                        </m:r>
+                        <m:r>
+                          <m:t>m</m:t>
+                        </m:r>
+                      </m:sub>
+                    </m:sSub>
+                  </m:oMath>
                   <w:r>
-                    <w:t xml:space="preserve">$Temp_{Anom}, Prec_{Anom}$</w:t>
+                    <w:t xml:space="preserve">​</w:t>
                   </w:r>
                 </w:p>
               </w:tc>
@@ -8487,7 +8982,7 @@
                     <w:jc w:val="center"/>
                   </w:pPr>
                   <w:r>
-                    <w:t xml:space="preserve">Calculated as absolute deviation from the site's long-term historical mean. Standardized.</w:t>
+                    <w:t xml:space="preserve">Calculated as absolute deviation from the site’s long-term historical mean. Standardized.</w:t>
                   </w:r>
                 </w:p>
               </w:tc>

--- a/index.docx
+++ b/index.docx
@@ -31,7 +31,7 @@
         <w:pStyle w:val="Date"/>
       </w:pPr>
       <w:r>
-        <w:t xml:space="preserve">2026-08-14</w:t>
+        <w:t xml:space="preserve">2026-08-19</w:t>
       </w:r>
     </w:p>
     <w:p>

--- a/index.docx
+++ b/index.docx
@@ -31,7 +31,7 @@
         <w:pStyle w:val="Date"/>
       </w:pPr>
       <w:r>
-        <w:t xml:space="preserve">2026-08-19</w:t>
+        <w:t xml:space="preserve">2026-08-27</w:t>
       </w:r>
     </w:p>
     <w:p>
